--- a/docs/assets/bestanden/Productspecificatie Areaaldata 5.0 concept ter review.docx
+++ b/docs/assets/bestanden/Productspecificatie Areaaldata 5.0 concept ter review.docx
@@ -1,28 +1,28 @@
 
 <file path=word/document.xml><?xml version="1.0" encoding="utf-8"?>
-<w:document xmlns:wpc="http://schemas.microsoft.com/office/word/2010/wordprocessingCanvas" xmlns:cx="http://schemas.microsoft.com/office/drawing/2014/chartex" xmlns:cx1="http://schemas.microsoft.com/office/drawing/2015/9/8/chartex" xmlns:cx2="http://schemas.microsoft.com/office/drawing/2015/10/21/chartex" xmlns:cx3="http://schemas.microsoft.com/office/drawing/2016/5/9/chartex" xmlns:cx4="http://schemas.microsoft.com/office/drawing/2016/5/10/chartex" xmlns:cx5="http://schemas.microsoft.com/office/drawing/2016/5/11/chartex" xmlns:cx6="http://schemas.microsoft.com/office/drawing/2016/5/12/chartex" xmlns:cx7="http://schemas.microsoft.com/office/drawing/2016/5/13/chartex" xmlns:cx8="http://schemas.microsoft.com/office/drawing/2016/5/14/chartex" xmlns:mc="http://schemas.openxmlformats.org/markup-compatibility/2006" xmlns:aink="http://schemas.microsoft.com/office/drawing/2016/ink" xmlns:am3d="http://schemas.microsoft.com/office/drawing/2017/model3d" xmlns:o="urn:schemas-microsoft-com:office:office" xmlns:oel="http://schemas.microsoft.com/office/2019/extlst" xmlns:r="http://schemas.openxmlformats.org/officeDocument/2006/relationships" xmlns:m="http://schemas.openxmlformats.org/officeDocument/2006/math" xmlns:v="urn:schemas-microsoft-com:vml" xmlns:wp14="http://schemas.microsoft.com/office/word/2010/wordprocessingDrawing" xmlns:wp="http://schemas.openxmlformats.org/drawingml/2006/wordprocessingDrawing" xmlns:w10="urn:schemas-microsoft-com:office:word" xmlns:w="http://schemas.openxmlformats.org/wordprocessingml/2006/main" xmlns:w14="http://schemas.microsoft.com/office/word/2010/wordml" xmlns:w15="http://schemas.microsoft.com/office/word/2012/wordml" xmlns:w16cex="http://schemas.microsoft.com/office/word/2018/wordml/cex" xmlns:w16cid="http://schemas.microsoft.com/office/word/2016/wordml/cid" xmlns:w16="http://schemas.microsoft.com/office/word/2018/wordml" xmlns:w16du="http://schemas.microsoft.com/office/word/2023/wordml/word16du" xmlns:w16sdtdh="http://schemas.microsoft.com/office/word/2020/wordml/sdtdatahash" xmlns:w16sdtfl="http://schemas.microsoft.com/office/word/2024/wordml/sdtformatlock" xmlns:w16se="http://schemas.microsoft.com/office/word/2015/wordml/symex" xmlns:wpg="http://schemas.microsoft.com/office/word/2010/wordprocessingGroup" xmlns:wpi="http://schemas.microsoft.com/office/word/2010/wordprocessingInk" xmlns:wne="http://schemas.microsoft.com/office/word/2006/wordml" xmlns:wps="http://schemas.microsoft.com/office/word/2010/wordprocessingShape" mc:Ignorable="w14 w15 w16se w16cid w16 w16cex w16sdtdh w16sdtfl w16du wp14">
+<w:document xmlns:wpc="http://schemas.microsoft.com/office/word/2010/wordprocessingCanvas" xmlns:cx="http://schemas.microsoft.com/office/drawing/2014/chartex" xmlns:cx1="http://schemas.microsoft.com/office/drawing/2015/9/8/chartex" xmlns:cx2="http://schemas.microsoft.com/office/drawing/2015/10/21/chartex" xmlns:cx3="http://schemas.microsoft.com/office/drawing/2016/5/9/chartex" xmlns:cx4="http://schemas.microsoft.com/office/drawing/2016/5/10/chartex" xmlns:cx5="http://schemas.microsoft.com/office/drawing/2016/5/11/chartex" xmlns:cx6="http://schemas.microsoft.com/office/drawing/2016/5/12/chartex" xmlns:cx7="http://schemas.microsoft.com/office/drawing/2016/5/13/chartex" xmlns:cx8="http://schemas.microsoft.com/office/drawing/2016/5/14/chartex" xmlns:mc="http://schemas.openxmlformats.org/markup-compatibility/2006" xmlns:aink="http://schemas.microsoft.com/office/drawing/2016/ink" xmlns:am3d="http://schemas.microsoft.com/office/drawing/2017/model3d" xmlns:o="urn:schemas-microsoft-com:office:office" xmlns:oel="http://schemas.microsoft.com/office/2019/extlst" xmlns:r="http://schemas.openxmlformats.org/officeDocument/2006/relationships" xmlns:m="http://schemas.openxmlformats.org/officeDocument/2006/math" xmlns:v="urn:schemas-microsoft-com:vml" xmlns:wp14="http://schemas.microsoft.com/office/word/2010/wordprocessingDrawing" xmlns:wp="http://schemas.openxmlformats.org/drawingml/2006/wordprocessingDrawing" xmlns:w10="urn:schemas-microsoft-com:office:word" xmlns:w="http://schemas.openxmlformats.org/wordprocessingml/2006/main" xmlns:w14="http://schemas.microsoft.com/office/word/2010/wordml" xmlns:w15="http://schemas.microsoft.com/office/word/2012/wordml" xmlns:w16cex="http://schemas.microsoft.com/office/word/2018/wordml/cex" xmlns:w16cid="http://schemas.microsoft.com/office/word/2016/wordml/cid" xmlns:w16="http://schemas.microsoft.com/office/word/2018/wordml" xmlns:w16du="http://schemas.microsoft.com/office/word/2023/wordml/word16du" xmlns:w16sdtdh="http://schemas.microsoft.com/office/word/2020/wordml/sdtdatahash" xmlns:w16sdtfl="http://schemas.microsoft.com/office/word/2024/wordml/sdtformatlock" xmlns:w16se="http://schemas.microsoft.com/office/word/2015/wordml/symex" xmlns:wpg="http://schemas.microsoft.com/office/word/2010/wordprocessingGroup" xmlns:wpi="http://schemas.microsoft.com/office/word/2010/wordprocessingInk" xmlns:wne="http://schemas.microsoft.com/office/word/2006/wordml" xmlns:wps="http://schemas.microsoft.com/office/word/2010/wordprocessingShape" xmlns:a="http://schemas.openxmlformats.org/drawingml/2006/main" xmlns:a16="http://schemas.microsoft.com/office/drawing/2014/main" xmlns:pic="http://schemas.openxmlformats.org/drawingml/2006/picture" xmlns:a14="http://schemas.microsoft.com/office/drawing/2010/main" mc:Ignorable="w14 w15 w16se w16cid w16 w16cex w16sdtdh w16sdtfl w16du wp14">
   <w:body>
     <w:p>
-      <w:r>
-        <w:rPr>
-          <w:noProof/>
-        </w:rPr>
+      <w:pPr>
+        <w:jc w:val="left"/>
+      </w:pPr>
+      <w:r>
         <w:drawing>
-          <wp:inline distT="0" distB="0" distL="0" distR="0" wp14:anchorId="00F89271" wp14:editId="5B16AB8D">
+          <wp:inline wp14:editId="2BAB222B" wp14:anchorId="00F89271">
             <wp:extent cx="5753100" cy="1123950"/>
             <wp:effectExtent l="0" t="0" r="0" b="0"/>
             <wp:docPr id="10" name="Afbeelding 10" descr="PNH_RGB_pos">
-              <a:extLst xmlns:a="http://schemas.openxmlformats.org/drawingml/2006/main">
+              <a:extLst>
                 <a:ext uri="{FF2B5EF4-FFF2-40B4-BE49-F238E27FC236}">
                   <a16:creationId xmlns:a16="http://schemas.microsoft.com/office/drawing/2014/main" id="{DF4BCF03-6614-4AE6-83F0-FDB901966C58}"/>
                 </a:ext>
               </a:extLst>
             </wp:docPr>
             <wp:cNvGraphicFramePr>
-              <a:graphicFrameLocks xmlns:a="http://schemas.openxmlformats.org/drawingml/2006/main" noChangeAspect="1"/>
+              <a:graphicFrameLocks noChangeAspect="1"/>
             </wp:cNvGraphicFramePr>
-            <a:graphic xmlns:a="http://schemas.openxmlformats.org/drawingml/2006/main">
-              <a:graphicData uri="http://schemas.openxmlformats.org/drawingml/2006/picture">
+            <a:graphic>
+              <a:graphicData xmlns:a="http://schemas.openxmlformats.org/drawingml/2006/main" uri="http://schemas.openxmlformats.org/drawingml/2006/picture">
                 <pic:pic xmlns:pic="http://schemas.openxmlformats.org/drawingml/2006/picture">
                   <pic:nvPicPr>
                     <pic:cNvPr id="10" name="Picture 1" descr="PNH_RGB_pos"/>
@@ -31,7 +31,7 @@
                     </pic:cNvPicPr>
                   </pic:nvPicPr>
                   <pic:blipFill>
-                    <a:blip r:embed="rId12">
+                    <a:blip xmlns:r="http://schemas.openxmlformats.org/officeDocument/2006/relationships" r:embed="rId12">
                       <a:extLst>
                         <a:ext uri="{28A0092B-C50C-407E-A947-70E740481C1C}">
                           <a14:useLocalDpi xmlns:a14="http://schemas.microsoft.com/office/drawing/2010/main" val="0"/>
@@ -68,10 +68,10 @@
       <w:pPr>
         <w:pStyle w:val="Titel"/>
       </w:pPr>
-      <w:bookmarkStart w:id="0" w:name="_Toc269969883"/>
-      <w:bookmarkStart w:id="1" w:name="_Toc270324324"/>
-      <w:bookmarkStart w:id="2" w:name="_Toc361297029"/>
-      <w:bookmarkStart w:id="3" w:name="_Toc213939948"/>
+      <w:bookmarkStart w:name="_Toc269969883" w:id="0"/>
+      <w:bookmarkStart w:name="_Toc270324324" w:id="1"/>
+      <w:bookmarkStart w:name="_Toc361297029" w:id="2"/>
+      <w:bookmarkStart w:name="_Toc213939948" w:id="3"/>
       <w:r>
         <w:t>Productspecificatie</w:t>
       </w:r>
@@ -93,20 +93,20 @@
       <w:pPr>
         <w:pStyle w:val="Ondertitel"/>
       </w:pPr>
-      <w:bookmarkStart w:id="4" w:name="_Toc366510066"/>
-      <w:bookmarkStart w:id="5" w:name="_Toc383160207"/>
-      <w:bookmarkStart w:id="6" w:name="_Toc361297030"/>
-      <w:bookmarkStart w:id="7" w:name="_Toc365988232"/>
-      <w:bookmarkStart w:id="8" w:name="_Toc269969884"/>
-      <w:bookmarkStart w:id="9" w:name="_Toc270324325"/>
-      <w:bookmarkStart w:id="10" w:name="_Toc213939949"/>
+      <w:bookmarkStart w:name="_Toc366510066" w:id="4"/>
+      <w:bookmarkStart w:name="_Toc383160207" w:id="5"/>
+      <w:bookmarkStart w:name="_Toc361297030" w:id="6"/>
+      <w:bookmarkStart w:name="_Toc365988232" w:id="7"/>
+      <w:bookmarkStart w:name="_Toc269969884" w:id="8"/>
+      <w:bookmarkStart w:name="_Toc270324325" w:id="9"/>
+      <w:bookmarkStart w:name="_Toc213939949" w:id="10"/>
       <w:r>
         <w:t>grootschalige topografie en areaalinformatie</w:t>
       </w:r>
-      <w:bookmarkStart w:id="11" w:name="_Toc361297031"/>
-      <w:bookmarkStart w:id="12" w:name="_Toc365988233"/>
-      <w:bookmarkStart w:id="13" w:name="_Toc366510067"/>
-      <w:bookmarkStart w:id="14" w:name="_Toc383160208"/>
+      <w:bookmarkStart w:name="_Toc361297031" w:id="11"/>
+      <w:bookmarkStart w:name="_Toc365988233" w:id="12"/>
+      <w:bookmarkStart w:name="_Toc366510067" w:id="13"/>
+      <w:bookmarkStart w:name="_Toc383160208" w:id="14"/>
       <w:bookmarkEnd w:id="4"/>
       <w:bookmarkEnd w:id="5"/>
       <w:bookmarkEnd w:id="6"/>
@@ -170,9 +170,9 @@
           <w:tcPr>
             <w:tcW w:w="1418" w:type="dxa"/>
             <w:tcBorders>
-              <w:top w:val="single" w:sz="6" w:space="0" w:color="auto"/>
-              <w:left w:val="single" w:sz="6" w:space="0" w:color="auto"/>
-              <w:bottom w:val="single" w:sz="6" w:space="0" w:color="auto"/>
+              <w:top w:val="single" w:color="auto" w:sz="6" w:space="0"/>
+              <w:left w:val="single" w:color="auto" w:sz="6" w:space="0"/>
+              <w:bottom w:val="single" w:color="auto" w:sz="6" w:space="0"/>
             </w:tcBorders>
           </w:tcPr>
           <w:p>
@@ -194,9 +194,9 @@
           <w:tcPr>
             <w:tcW w:w="1438" w:type="dxa"/>
             <w:tcBorders>
-              <w:top w:val="single" w:sz="6" w:space="0" w:color="auto"/>
-              <w:left w:val="single" w:sz="6" w:space="0" w:color="auto"/>
-              <w:bottom w:val="single" w:sz="6" w:space="0" w:color="auto"/>
+              <w:top w:val="single" w:color="auto" w:sz="6" w:space="0"/>
+              <w:left w:val="single" w:color="auto" w:sz="6" w:space="0"/>
+              <w:bottom w:val="single" w:color="auto" w:sz="6" w:space="0"/>
             </w:tcBorders>
           </w:tcPr>
           <w:p>
@@ -218,10 +218,10 @@
           <w:tcPr>
             <w:tcW w:w="6180" w:type="dxa"/>
             <w:tcBorders>
-              <w:top w:val="single" w:sz="6" w:space="0" w:color="auto"/>
-              <w:left w:val="single" w:sz="6" w:space="0" w:color="auto"/>
-              <w:bottom w:val="single" w:sz="6" w:space="0" w:color="auto"/>
-              <w:right w:val="single" w:sz="6" w:space="0" w:color="auto"/>
+              <w:top w:val="single" w:color="auto" w:sz="6" w:space="0"/>
+              <w:left w:val="single" w:color="auto" w:sz="6" w:space="0"/>
+              <w:bottom w:val="single" w:color="auto" w:sz="6" w:space="0"/>
+              <w:right w:val="single" w:color="auto" w:sz="6" w:space="0"/>
             </w:tcBorders>
           </w:tcPr>
           <w:p>
@@ -242,9 +242,9 @@
           <w:tcPr>
             <w:tcW w:w="1418" w:type="dxa"/>
             <w:tcBorders>
-              <w:top w:val="single" w:sz="6" w:space="0" w:color="auto"/>
-              <w:left w:val="single" w:sz="6" w:space="0" w:color="auto"/>
-              <w:bottom w:val="single" w:sz="6" w:space="0" w:color="auto"/>
+              <w:top w:val="single" w:color="auto" w:sz="6" w:space="0"/>
+              <w:left w:val="single" w:color="auto" w:sz="6" w:space="0"/>
+              <w:bottom w:val="single" w:color="auto" w:sz="6" w:space="0"/>
             </w:tcBorders>
           </w:tcPr>
           <w:p>
@@ -266,9 +266,9 @@
           <w:tcPr>
             <w:tcW w:w="1438" w:type="dxa"/>
             <w:tcBorders>
-              <w:top w:val="single" w:sz="6" w:space="0" w:color="auto"/>
-              <w:left w:val="single" w:sz="6" w:space="0" w:color="auto"/>
-              <w:bottom w:val="single" w:sz="6" w:space="0" w:color="auto"/>
+              <w:top w:val="single" w:color="auto" w:sz="6" w:space="0"/>
+              <w:left w:val="single" w:color="auto" w:sz="6" w:space="0"/>
+              <w:bottom w:val="single" w:color="auto" w:sz="6" w:space="0"/>
             </w:tcBorders>
           </w:tcPr>
           <w:p>
@@ -290,10 +290,10 @@
           <w:tcPr>
             <w:tcW w:w="6180" w:type="dxa"/>
             <w:tcBorders>
-              <w:top w:val="single" w:sz="6" w:space="0" w:color="auto"/>
-              <w:left w:val="single" w:sz="6" w:space="0" w:color="auto"/>
-              <w:bottom w:val="single" w:sz="6" w:space="0" w:color="auto"/>
-              <w:right w:val="single" w:sz="6" w:space="0" w:color="auto"/>
+              <w:top w:val="single" w:color="auto" w:sz="6" w:space="0"/>
+              <w:left w:val="single" w:color="auto" w:sz="6" w:space="0"/>
+              <w:bottom w:val="single" w:color="auto" w:sz="6" w:space="0"/>
+              <w:right w:val="single" w:color="auto" w:sz="6" w:space="0"/>
             </w:tcBorders>
           </w:tcPr>
           <w:p>
@@ -314,9 +314,9 @@
           <w:tcPr>
             <w:tcW w:w="1418" w:type="dxa"/>
             <w:tcBorders>
-              <w:top w:val="single" w:sz="6" w:space="0" w:color="auto"/>
-              <w:left w:val="single" w:sz="6" w:space="0" w:color="auto"/>
-              <w:bottom w:val="single" w:sz="6" w:space="0" w:color="auto"/>
+              <w:top w:val="single" w:color="auto" w:sz="6" w:space="0"/>
+              <w:left w:val="single" w:color="auto" w:sz="6" w:space="0"/>
+              <w:bottom w:val="single" w:color="auto" w:sz="6" w:space="0"/>
             </w:tcBorders>
           </w:tcPr>
           <w:p>
@@ -356,9 +356,9 @@
           <w:tcPr>
             <w:tcW w:w="1438" w:type="dxa"/>
             <w:tcBorders>
-              <w:top w:val="single" w:sz="6" w:space="0" w:color="auto"/>
-              <w:left w:val="single" w:sz="6" w:space="0" w:color="auto"/>
-              <w:bottom w:val="single" w:sz="6" w:space="0" w:color="auto"/>
+              <w:top w:val="single" w:color="auto" w:sz="6" w:space="0"/>
+              <w:left w:val="single" w:color="auto" w:sz="6" w:space="0"/>
+              <w:bottom w:val="single" w:color="auto" w:sz="6" w:space="0"/>
             </w:tcBorders>
           </w:tcPr>
           <w:p>
@@ -380,10 +380,10 @@
           <w:tcPr>
             <w:tcW w:w="6180" w:type="dxa"/>
             <w:tcBorders>
-              <w:top w:val="single" w:sz="6" w:space="0" w:color="auto"/>
-              <w:left w:val="single" w:sz="6" w:space="0" w:color="auto"/>
-              <w:bottom w:val="single" w:sz="6" w:space="0" w:color="auto"/>
-              <w:right w:val="single" w:sz="6" w:space="0" w:color="auto"/>
+              <w:top w:val="single" w:color="auto" w:sz="6" w:space="0"/>
+              <w:left w:val="single" w:color="auto" w:sz="6" w:space="0"/>
+              <w:bottom w:val="single" w:color="auto" w:sz="6" w:space="0"/>
+              <w:right w:val="single" w:color="auto" w:sz="6" w:space="0"/>
             </w:tcBorders>
           </w:tcPr>
           <w:p>
@@ -424,7 +424,6 @@
           <w:szCs w:val="28"/>
           <w:lang w:val="en-US"/>
         </w:rPr>
-        <w:lastRenderedPageBreak/>
         <w:t>Inhoudsopgave</w:t>
       </w:r>
       <w:proofErr w:type="spellEnd"/>
@@ -433,7 +432,7 @@
       <w:pPr>
         <w:pStyle w:val="Inhopg1"/>
         <w:rPr>
-          <w:rFonts w:asciiTheme="minorHAnsi" w:eastAsiaTheme="minorEastAsia" w:hAnsiTheme="minorHAnsi"/>
+          <w:rFonts w:asciiTheme="minorHAnsi" w:hAnsiTheme="minorHAnsi" w:eastAsiaTheme="minorEastAsia"/>
           <w:noProof/>
           <w:sz w:val="24"/>
           <w:szCs w:val="24"/>
@@ -449,7 +448,7 @@
       <w:r>
         <w:fldChar w:fldCharType="separate"/>
       </w:r>
-      <w:hyperlink w:anchor="_Toc222348349" w:history="1">
+      <w:hyperlink w:history="1" w:anchor="_Toc222348349">
         <w:r>
           <w:rPr>
             <w:rStyle w:val="Hyperlink"/>
@@ -459,7 +458,7 @@
         </w:r>
         <w:r>
           <w:rPr>
-            <w:rFonts w:asciiTheme="minorHAnsi" w:eastAsiaTheme="minorEastAsia" w:hAnsiTheme="minorHAnsi"/>
+            <w:rFonts w:asciiTheme="minorHAnsi" w:hAnsiTheme="minorHAnsi" w:eastAsiaTheme="minorEastAsia"/>
             <w:noProof/>
             <w:sz w:val="24"/>
             <w:szCs w:val="24"/>
@@ -532,14 +531,14 @@
           <w:tab w:val="right" w:leader="dot" w:pos="9062"/>
         </w:tabs>
         <w:rPr>
-          <w:rFonts w:asciiTheme="minorHAnsi" w:eastAsiaTheme="minorEastAsia" w:hAnsiTheme="minorHAnsi"/>
+          <w:rFonts w:asciiTheme="minorHAnsi" w:hAnsiTheme="minorHAnsi" w:eastAsiaTheme="minorEastAsia"/>
           <w:noProof/>
           <w:sz w:val="24"/>
           <w:szCs w:val="24"/>
           <w:lang w:eastAsia="nl-NL"/>
         </w:rPr>
       </w:pPr>
-      <w:hyperlink w:anchor="_Toc222348350" w:history="1">
+      <w:hyperlink w:history="1" w:anchor="_Toc222348350">
         <w:r>
           <w:rPr>
             <w:rStyle w:val="Hyperlink"/>
@@ -549,7 +548,7 @@
         </w:r>
         <w:r>
           <w:rPr>
-            <w:rFonts w:asciiTheme="minorHAnsi" w:eastAsiaTheme="minorEastAsia" w:hAnsiTheme="minorHAnsi"/>
+            <w:rFonts w:asciiTheme="minorHAnsi" w:hAnsiTheme="minorHAnsi" w:eastAsiaTheme="minorEastAsia"/>
             <w:noProof/>
             <w:sz w:val="24"/>
             <w:szCs w:val="24"/>
@@ -622,14 +621,14 @@
           <w:tab w:val="right" w:leader="dot" w:pos="9062"/>
         </w:tabs>
         <w:rPr>
-          <w:rFonts w:asciiTheme="minorHAnsi" w:eastAsiaTheme="minorEastAsia" w:hAnsiTheme="minorHAnsi"/>
+          <w:rFonts w:asciiTheme="minorHAnsi" w:hAnsiTheme="minorHAnsi" w:eastAsiaTheme="minorEastAsia"/>
           <w:noProof/>
           <w:sz w:val="24"/>
           <w:szCs w:val="24"/>
           <w:lang w:eastAsia="nl-NL"/>
         </w:rPr>
       </w:pPr>
-      <w:hyperlink w:anchor="_Toc222348351" w:history="1">
+      <w:hyperlink w:history="1" w:anchor="_Toc222348351">
         <w:r>
           <w:rPr>
             <w:rStyle w:val="Hyperlink"/>
@@ -639,7 +638,7 @@
         </w:r>
         <w:r>
           <w:rPr>
-            <w:rFonts w:asciiTheme="minorHAnsi" w:eastAsiaTheme="minorEastAsia" w:hAnsiTheme="minorHAnsi"/>
+            <w:rFonts w:asciiTheme="minorHAnsi" w:hAnsiTheme="minorHAnsi" w:eastAsiaTheme="minorEastAsia"/>
             <w:noProof/>
             <w:sz w:val="24"/>
             <w:szCs w:val="24"/>
@@ -712,14 +711,14 @@
           <w:tab w:val="right" w:leader="dot" w:pos="9062"/>
         </w:tabs>
         <w:rPr>
-          <w:rFonts w:asciiTheme="minorHAnsi" w:eastAsiaTheme="minorEastAsia" w:hAnsiTheme="minorHAnsi"/>
+          <w:rFonts w:asciiTheme="minorHAnsi" w:hAnsiTheme="minorHAnsi" w:eastAsiaTheme="minorEastAsia"/>
           <w:noProof/>
           <w:sz w:val="24"/>
           <w:szCs w:val="24"/>
           <w:lang w:eastAsia="nl-NL"/>
         </w:rPr>
       </w:pPr>
-      <w:hyperlink w:anchor="_Toc222348352" w:history="1">
+      <w:hyperlink w:history="1" w:anchor="_Toc222348352">
         <w:r>
           <w:rPr>
             <w:rStyle w:val="Hyperlink"/>
@@ -729,7 +728,7 @@
         </w:r>
         <w:r>
           <w:rPr>
-            <w:rFonts w:asciiTheme="minorHAnsi" w:eastAsiaTheme="minorEastAsia" w:hAnsiTheme="minorHAnsi"/>
+            <w:rFonts w:asciiTheme="minorHAnsi" w:hAnsiTheme="minorHAnsi" w:eastAsiaTheme="minorEastAsia"/>
             <w:noProof/>
             <w:sz w:val="24"/>
             <w:szCs w:val="24"/>
@@ -802,14 +801,14 @@
           <w:tab w:val="right" w:leader="dot" w:pos="9062"/>
         </w:tabs>
         <w:rPr>
-          <w:rFonts w:asciiTheme="minorHAnsi" w:eastAsiaTheme="minorEastAsia" w:hAnsiTheme="minorHAnsi"/>
+          <w:rFonts w:asciiTheme="minorHAnsi" w:hAnsiTheme="minorHAnsi" w:eastAsiaTheme="minorEastAsia"/>
           <w:noProof/>
           <w:sz w:val="24"/>
           <w:szCs w:val="24"/>
           <w:lang w:eastAsia="nl-NL"/>
         </w:rPr>
       </w:pPr>
-      <w:hyperlink w:anchor="_Toc222348354" w:history="1">
+      <w:hyperlink w:history="1" w:anchor="_Toc222348354">
         <w:r>
           <w:rPr>
             <w:rStyle w:val="Hyperlink"/>
@@ -819,7 +818,7 @@
         </w:r>
         <w:r>
           <w:rPr>
-            <w:rFonts w:asciiTheme="minorHAnsi" w:eastAsiaTheme="minorEastAsia" w:hAnsiTheme="minorHAnsi"/>
+            <w:rFonts w:asciiTheme="minorHAnsi" w:hAnsiTheme="minorHAnsi" w:eastAsiaTheme="minorEastAsia"/>
             <w:noProof/>
             <w:sz w:val="24"/>
             <w:szCs w:val="24"/>
@@ -888,14 +887,14 @@
       <w:pPr>
         <w:pStyle w:val="Inhopg1"/>
         <w:rPr>
-          <w:rFonts w:asciiTheme="minorHAnsi" w:eastAsiaTheme="minorEastAsia" w:hAnsiTheme="minorHAnsi"/>
+          <w:rFonts w:asciiTheme="minorHAnsi" w:hAnsiTheme="minorHAnsi" w:eastAsiaTheme="minorEastAsia"/>
           <w:noProof/>
           <w:sz w:val="24"/>
           <w:szCs w:val="24"/>
           <w:lang w:eastAsia="nl-NL"/>
         </w:rPr>
       </w:pPr>
-      <w:hyperlink w:anchor="_Toc222348355" w:history="1">
+      <w:hyperlink w:history="1" w:anchor="_Toc222348355">
         <w:r>
           <w:rPr>
             <w:rStyle w:val="Hyperlink"/>
@@ -905,7 +904,7 @@
         </w:r>
         <w:r>
           <w:rPr>
-            <w:rFonts w:asciiTheme="minorHAnsi" w:eastAsiaTheme="minorEastAsia" w:hAnsiTheme="minorHAnsi"/>
+            <w:rFonts w:asciiTheme="minorHAnsi" w:hAnsiTheme="minorHAnsi" w:eastAsiaTheme="minorEastAsia"/>
             <w:noProof/>
             <w:sz w:val="24"/>
             <w:szCs w:val="24"/>
@@ -978,14 +977,14 @@
           <w:tab w:val="right" w:leader="dot" w:pos="9062"/>
         </w:tabs>
         <w:rPr>
-          <w:rFonts w:asciiTheme="minorHAnsi" w:eastAsiaTheme="minorEastAsia" w:hAnsiTheme="minorHAnsi"/>
+          <w:rFonts w:asciiTheme="minorHAnsi" w:hAnsiTheme="minorHAnsi" w:eastAsiaTheme="minorEastAsia"/>
           <w:noProof/>
           <w:sz w:val="24"/>
           <w:szCs w:val="24"/>
           <w:lang w:eastAsia="nl-NL"/>
         </w:rPr>
       </w:pPr>
-      <w:hyperlink w:anchor="_Toc222348356" w:history="1">
+      <w:hyperlink w:history="1" w:anchor="_Toc222348356">
         <w:r>
           <w:rPr>
             <w:rStyle w:val="Hyperlink"/>
@@ -995,7 +994,7 @@
         </w:r>
         <w:r>
           <w:rPr>
-            <w:rFonts w:asciiTheme="minorHAnsi" w:eastAsiaTheme="minorEastAsia" w:hAnsiTheme="minorHAnsi"/>
+            <w:rFonts w:asciiTheme="minorHAnsi" w:hAnsiTheme="minorHAnsi" w:eastAsiaTheme="minorEastAsia"/>
             <w:noProof/>
             <w:sz w:val="24"/>
             <w:szCs w:val="24"/>
@@ -1068,14 +1067,14 @@
           <w:tab w:val="right" w:leader="dot" w:pos="9062"/>
         </w:tabs>
         <w:rPr>
-          <w:rFonts w:asciiTheme="minorHAnsi" w:eastAsiaTheme="minorEastAsia" w:hAnsiTheme="minorHAnsi"/>
+          <w:rFonts w:asciiTheme="minorHAnsi" w:hAnsiTheme="minorHAnsi" w:eastAsiaTheme="minorEastAsia"/>
           <w:noProof/>
           <w:sz w:val="24"/>
           <w:szCs w:val="24"/>
           <w:lang w:eastAsia="nl-NL"/>
         </w:rPr>
       </w:pPr>
-      <w:hyperlink w:anchor="_Toc222348358" w:history="1">
+      <w:hyperlink w:history="1" w:anchor="_Toc222348358">
         <w:r>
           <w:rPr>
             <w:rStyle w:val="Hyperlink"/>
@@ -1085,7 +1084,7 @@
         </w:r>
         <w:r>
           <w:rPr>
-            <w:rFonts w:asciiTheme="minorHAnsi" w:eastAsiaTheme="minorEastAsia" w:hAnsiTheme="minorHAnsi"/>
+            <w:rFonts w:asciiTheme="minorHAnsi" w:hAnsiTheme="minorHAnsi" w:eastAsiaTheme="minorEastAsia"/>
             <w:noProof/>
             <w:sz w:val="24"/>
             <w:szCs w:val="24"/>
@@ -1158,14 +1157,14 @@
           <w:tab w:val="right" w:leader="dot" w:pos="9062"/>
         </w:tabs>
         <w:rPr>
-          <w:rFonts w:asciiTheme="minorHAnsi" w:eastAsiaTheme="minorEastAsia" w:hAnsiTheme="minorHAnsi"/>
+          <w:rFonts w:asciiTheme="minorHAnsi" w:hAnsiTheme="minorHAnsi" w:eastAsiaTheme="minorEastAsia"/>
           <w:noProof/>
           <w:sz w:val="24"/>
           <w:szCs w:val="24"/>
           <w:lang w:eastAsia="nl-NL"/>
         </w:rPr>
       </w:pPr>
-      <w:hyperlink w:anchor="_Toc222348359" w:history="1">
+      <w:hyperlink w:history="1" w:anchor="_Toc222348359">
         <w:r>
           <w:rPr>
             <w:rStyle w:val="Hyperlink"/>
@@ -1175,7 +1174,7 @@
         </w:r>
         <w:r>
           <w:rPr>
-            <w:rFonts w:asciiTheme="minorHAnsi" w:eastAsiaTheme="minorEastAsia" w:hAnsiTheme="minorHAnsi"/>
+            <w:rFonts w:asciiTheme="minorHAnsi" w:hAnsiTheme="minorHAnsi" w:eastAsiaTheme="minorEastAsia"/>
             <w:noProof/>
             <w:sz w:val="24"/>
             <w:szCs w:val="24"/>
@@ -1248,14 +1247,14 @@
           <w:tab w:val="right" w:leader="dot" w:pos="9062"/>
         </w:tabs>
         <w:rPr>
-          <w:rFonts w:asciiTheme="minorHAnsi" w:eastAsiaTheme="minorEastAsia" w:hAnsiTheme="minorHAnsi"/>
+          <w:rFonts w:asciiTheme="minorHAnsi" w:hAnsiTheme="minorHAnsi" w:eastAsiaTheme="minorEastAsia"/>
           <w:noProof/>
           <w:sz w:val="24"/>
           <w:szCs w:val="24"/>
           <w:lang w:eastAsia="nl-NL"/>
         </w:rPr>
       </w:pPr>
-      <w:hyperlink w:anchor="_Toc222348360" w:history="1">
+      <w:hyperlink w:history="1" w:anchor="_Toc222348360">
         <w:r>
           <w:rPr>
             <w:rStyle w:val="Hyperlink"/>
@@ -1265,7 +1264,7 @@
         </w:r>
         <w:r>
           <w:rPr>
-            <w:rFonts w:asciiTheme="minorHAnsi" w:eastAsiaTheme="minorEastAsia" w:hAnsiTheme="minorHAnsi"/>
+            <w:rFonts w:asciiTheme="minorHAnsi" w:hAnsiTheme="minorHAnsi" w:eastAsiaTheme="minorEastAsia"/>
             <w:noProof/>
             <w:sz w:val="24"/>
             <w:szCs w:val="24"/>
@@ -1338,14 +1337,14 @@
           <w:tab w:val="right" w:leader="dot" w:pos="9062"/>
         </w:tabs>
         <w:rPr>
-          <w:rFonts w:asciiTheme="minorHAnsi" w:eastAsiaTheme="minorEastAsia" w:hAnsiTheme="minorHAnsi"/>
+          <w:rFonts w:asciiTheme="minorHAnsi" w:hAnsiTheme="minorHAnsi" w:eastAsiaTheme="minorEastAsia"/>
           <w:noProof/>
           <w:sz w:val="24"/>
           <w:szCs w:val="24"/>
           <w:lang w:eastAsia="nl-NL"/>
         </w:rPr>
       </w:pPr>
-      <w:hyperlink w:anchor="_Toc222348361" w:history="1">
+      <w:hyperlink w:history="1" w:anchor="_Toc222348361">
         <w:r>
           <w:rPr>
             <w:rStyle w:val="Hyperlink"/>
@@ -1355,7 +1354,7 @@
         </w:r>
         <w:r>
           <w:rPr>
-            <w:rFonts w:asciiTheme="minorHAnsi" w:eastAsiaTheme="minorEastAsia" w:hAnsiTheme="minorHAnsi"/>
+            <w:rFonts w:asciiTheme="minorHAnsi" w:hAnsiTheme="minorHAnsi" w:eastAsiaTheme="minorEastAsia"/>
             <w:noProof/>
             <w:sz w:val="24"/>
             <w:szCs w:val="24"/>
@@ -1428,14 +1427,14 @@
           <w:tab w:val="right" w:leader="dot" w:pos="9062"/>
         </w:tabs>
         <w:rPr>
-          <w:rFonts w:asciiTheme="minorHAnsi" w:eastAsiaTheme="minorEastAsia" w:hAnsiTheme="minorHAnsi"/>
+          <w:rFonts w:asciiTheme="minorHAnsi" w:hAnsiTheme="minorHAnsi" w:eastAsiaTheme="minorEastAsia"/>
           <w:noProof/>
           <w:sz w:val="24"/>
           <w:szCs w:val="24"/>
           <w:lang w:eastAsia="nl-NL"/>
         </w:rPr>
       </w:pPr>
-      <w:hyperlink w:anchor="_Toc222348362" w:history="1">
+      <w:hyperlink w:history="1" w:anchor="_Toc222348362">
         <w:r>
           <w:rPr>
             <w:rStyle w:val="Hyperlink"/>
@@ -1445,7 +1444,7 @@
         </w:r>
         <w:r>
           <w:rPr>
-            <w:rFonts w:asciiTheme="minorHAnsi" w:eastAsiaTheme="minorEastAsia" w:hAnsiTheme="minorHAnsi"/>
+            <w:rFonts w:asciiTheme="minorHAnsi" w:hAnsiTheme="minorHAnsi" w:eastAsiaTheme="minorEastAsia"/>
             <w:noProof/>
             <w:sz w:val="24"/>
             <w:szCs w:val="24"/>
@@ -1518,14 +1517,14 @@
           <w:tab w:val="right" w:leader="dot" w:pos="9062"/>
         </w:tabs>
         <w:rPr>
-          <w:rFonts w:asciiTheme="minorHAnsi" w:eastAsiaTheme="minorEastAsia" w:hAnsiTheme="minorHAnsi"/>
+          <w:rFonts w:asciiTheme="minorHAnsi" w:hAnsiTheme="minorHAnsi" w:eastAsiaTheme="minorEastAsia"/>
           <w:noProof/>
           <w:sz w:val="24"/>
           <w:szCs w:val="24"/>
           <w:lang w:eastAsia="nl-NL"/>
         </w:rPr>
       </w:pPr>
-      <w:hyperlink w:anchor="_Toc222348363" w:history="1">
+      <w:hyperlink w:history="1" w:anchor="_Toc222348363">
         <w:r>
           <w:rPr>
             <w:rStyle w:val="Hyperlink"/>
@@ -1535,7 +1534,7 @@
         </w:r>
         <w:r>
           <w:rPr>
-            <w:rFonts w:asciiTheme="minorHAnsi" w:eastAsiaTheme="minorEastAsia" w:hAnsiTheme="minorHAnsi"/>
+            <w:rFonts w:asciiTheme="minorHAnsi" w:hAnsiTheme="minorHAnsi" w:eastAsiaTheme="minorEastAsia"/>
             <w:noProof/>
             <w:sz w:val="24"/>
             <w:szCs w:val="24"/>
@@ -1608,14 +1607,14 @@
           <w:tab w:val="right" w:leader="dot" w:pos="9062"/>
         </w:tabs>
         <w:rPr>
-          <w:rFonts w:asciiTheme="minorHAnsi" w:eastAsiaTheme="minorEastAsia" w:hAnsiTheme="minorHAnsi"/>
+          <w:rFonts w:asciiTheme="minorHAnsi" w:hAnsiTheme="minorHAnsi" w:eastAsiaTheme="minorEastAsia"/>
           <w:noProof/>
           <w:sz w:val="24"/>
           <w:szCs w:val="24"/>
           <w:lang w:eastAsia="nl-NL"/>
         </w:rPr>
       </w:pPr>
-      <w:hyperlink w:anchor="_Toc222348364" w:history="1">
+      <w:hyperlink w:history="1" w:anchor="_Toc222348364">
         <w:r>
           <w:rPr>
             <w:rStyle w:val="Hyperlink"/>
@@ -1625,7 +1624,7 @@
         </w:r>
         <w:r>
           <w:rPr>
-            <w:rFonts w:asciiTheme="minorHAnsi" w:eastAsiaTheme="minorEastAsia" w:hAnsiTheme="minorHAnsi"/>
+            <w:rFonts w:asciiTheme="minorHAnsi" w:hAnsiTheme="minorHAnsi" w:eastAsiaTheme="minorEastAsia"/>
             <w:noProof/>
             <w:sz w:val="24"/>
             <w:szCs w:val="24"/>
@@ -1698,14 +1697,14 @@
           <w:tab w:val="right" w:leader="dot" w:pos="9062"/>
         </w:tabs>
         <w:rPr>
-          <w:rFonts w:asciiTheme="minorHAnsi" w:eastAsiaTheme="minorEastAsia" w:hAnsiTheme="minorHAnsi"/>
+          <w:rFonts w:asciiTheme="minorHAnsi" w:hAnsiTheme="minorHAnsi" w:eastAsiaTheme="minorEastAsia"/>
           <w:noProof/>
           <w:sz w:val="24"/>
           <w:szCs w:val="24"/>
           <w:lang w:eastAsia="nl-NL"/>
         </w:rPr>
       </w:pPr>
-      <w:hyperlink w:anchor="_Toc222348365" w:history="1">
+      <w:hyperlink w:history="1" w:anchor="_Toc222348365">
         <w:r>
           <w:rPr>
             <w:rStyle w:val="Hyperlink"/>
@@ -1715,7 +1714,7 @@
         </w:r>
         <w:r>
           <w:rPr>
-            <w:rFonts w:asciiTheme="minorHAnsi" w:eastAsiaTheme="minorEastAsia" w:hAnsiTheme="minorHAnsi"/>
+            <w:rFonts w:asciiTheme="minorHAnsi" w:hAnsiTheme="minorHAnsi" w:eastAsiaTheme="minorEastAsia"/>
             <w:noProof/>
             <w:sz w:val="24"/>
             <w:szCs w:val="24"/>
@@ -1788,14 +1787,14 @@
           <w:tab w:val="right" w:leader="dot" w:pos="9062"/>
         </w:tabs>
         <w:rPr>
-          <w:rFonts w:asciiTheme="minorHAnsi" w:eastAsiaTheme="minorEastAsia" w:hAnsiTheme="minorHAnsi"/>
+          <w:rFonts w:asciiTheme="minorHAnsi" w:hAnsiTheme="minorHAnsi" w:eastAsiaTheme="minorEastAsia"/>
           <w:noProof/>
           <w:sz w:val="24"/>
           <w:szCs w:val="24"/>
           <w:lang w:eastAsia="nl-NL"/>
         </w:rPr>
       </w:pPr>
-      <w:hyperlink w:anchor="_Toc222348366" w:history="1">
+      <w:hyperlink w:history="1" w:anchor="_Toc222348366">
         <w:r>
           <w:rPr>
             <w:rStyle w:val="Hyperlink"/>
@@ -1805,7 +1804,7 @@
         </w:r>
         <w:r>
           <w:rPr>
-            <w:rFonts w:asciiTheme="minorHAnsi" w:eastAsiaTheme="minorEastAsia" w:hAnsiTheme="minorHAnsi"/>
+            <w:rFonts w:asciiTheme="minorHAnsi" w:hAnsiTheme="minorHAnsi" w:eastAsiaTheme="minorEastAsia"/>
             <w:noProof/>
             <w:sz w:val="24"/>
             <w:szCs w:val="24"/>
@@ -1878,14 +1877,14 @@
           <w:tab w:val="right" w:leader="dot" w:pos="9062"/>
         </w:tabs>
         <w:rPr>
-          <w:rFonts w:asciiTheme="minorHAnsi" w:eastAsiaTheme="minorEastAsia" w:hAnsiTheme="minorHAnsi"/>
+          <w:rFonts w:asciiTheme="minorHAnsi" w:hAnsiTheme="minorHAnsi" w:eastAsiaTheme="minorEastAsia"/>
           <w:noProof/>
           <w:sz w:val="24"/>
           <w:szCs w:val="24"/>
           <w:lang w:eastAsia="nl-NL"/>
         </w:rPr>
       </w:pPr>
-      <w:hyperlink w:anchor="_Toc222348367" w:history="1">
+      <w:hyperlink w:history="1" w:anchor="_Toc222348367">
         <w:r>
           <w:rPr>
             <w:rStyle w:val="Hyperlink"/>
@@ -1895,7 +1894,7 @@
         </w:r>
         <w:r>
           <w:rPr>
-            <w:rFonts w:asciiTheme="minorHAnsi" w:eastAsiaTheme="minorEastAsia" w:hAnsiTheme="minorHAnsi"/>
+            <w:rFonts w:asciiTheme="minorHAnsi" w:hAnsiTheme="minorHAnsi" w:eastAsiaTheme="minorEastAsia"/>
             <w:noProof/>
             <w:sz w:val="24"/>
             <w:szCs w:val="24"/>
@@ -1968,14 +1967,14 @@
           <w:tab w:val="right" w:leader="dot" w:pos="9062"/>
         </w:tabs>
         <w:rPr>
-          <w:rFonts w:asciiTheme="minorHAnsi" w:eastAsiaTheme="minorEastAsia" w:hAnsiTheme="minorHAnsi"/>
+          <w:rFonts w:asciiTheme="minorHAnsi" w:hAnsiTheme="minorHAnsi" w:eastAsiaTheme="minorEastAsia"/>
           <w:noProof/>
           <w:sz w:val="24"/>
           <w:szCs w:val="24"/>
           <w:lang w:eastAsia="nl-NL"/>
         </w:rPr>
       </w:pPr>
-      <w:hyperlink w:anchor="_Toc222348368" w:history="1">
+      <w:hyperlink w:history="1" w:anchor="_Toc222348368">
         <w:r>
           <w:rPr>
             <w:rStyle w:val="Hyperlink"/>
@@ -1985,7 +1984,7 @@
         </w:r>
         <w:r>
           <w:rPr>
-            <w:rFonts w:asciiTheme="minorHAnsi" w:eastAsiaTheme="minorEastAsia" w:hAnsiTheme="minorHAnsi"/>
+            <w:rFonts w:asciiTheme="minorHAnsi" w:hAnsiTheme="minorHAnsi" w:eastAsiaTheme="minorEastAsia"/>
             <w:noProof/>
             <w:sz w:val="24"/>
             <w:szCs w:val="24"/>
@@ -2058,14 +2057,14 @@
           <w:tab w:val="right" w:leader="dot" w:pos="9062"/>
         </w:tabs>
         <w:rPr>
-          <w:rFonts w:asciiTheme="minorHAnsi" w:eastAsiaTheme="minorEastAsia" w:hAnsiTheme="minorHAnsi"/>
+          <w:rFonts w:asciiTheme="minorHAnsi" w:hAnsiTheme="minorHAnsi" w:eastAsiaTheme="minorEastAsia"/>
           <w:noProof/>
           <w:sz w:val="24"/>
           <w:szCs w:val="24"/>
           <w:lang w:eastAsia="nl-NL"/>
         </w:rPr>
       </w:pPr>
-      <w:hyperlink w:anchor="_Toc222348369" w:history="1">
+      <w:hyperlink w:history="1" w:anchor="_Toc222348369">
         <w:r>
           <w:rPr>
             <w:rStyle w:val="Hyperlink"/>
@@ -2075,7 +2074,7 @@
         </w:r>
         <w:r>
           <w:rPr>
-            <w:rFonts w:asciiTheme="minorHAnsi" w:eastAsiaTheme="minorEastAsia" w:hAnsiTheme="minorHAnsi"/>
+            <w:rFonts w:asciiTheme="minorHAnsi" w:hAnsiTheme="minorHAnsi" w:eastAsiaTheme="minorEastAsia"/>
             <w:noProof/>
             <w:sz w:val="24"/>
             <w:szCs w:val="24"/>
@@ -2148,14 +2147,14 @@
           <w:tab w:val="right" w:leader="dot" w:pos="9062"/>
         </w:tabs>
         <w:rPr>
-          <w:rFonts w:asciiTheme="minorHAnsi" w:eastAsiaTheme="minorEastAsia" w:hAnsiTheme="minorHAnsi"/>
+          <w:rFonts w:asciiTheme="minorHAnsi" w:hAnsiTheme="minorHAnsi" w:eastAsiaTheme="minorEastAsia"/>
           <w:noProof/>
           <w:sz w:val="24"/>
           <w:szCs w:val="24"/>
           <w:lang w:eastAsia="nl-NL"/>
         </w:rPr>
       </w:pPr>
-      <w:hyperlink w:anchor="_Toc222348370" w:history="1">
+      <w:hyperlink w:history="1" w:anchor="_Toc222348370">
         <w:r>
           <w:rPr>
             <w:rStyle w:val="Hyperlink"/>
@@ -2165,7 +2164,7 @@
         </w:r>
         <w:r>
           <w:rPr>
-            <w:rFonts w:asciiTheme="minorHAnsi" w:eastAsiaTheme="minorEastAsia" w:hAnsiTheme="minorHAnsi"/>
+            <w:rFonts w:asciiTheme="minorHAnsi" w:hAnsiTheme="minorHAnsi" w:eastAsiaTheme="minorEastAsia"/>
             <w:noProof/>
             <w:sz w:val="24"/>
             <w:szCs w:val="24"/>
@@ -2234,14 +2233,14 @@
       <w:pPr>
         <w:pStyle w:val="Inhopg1"/>
         <w:rPr>
-          <w:rFonts w:asciiTheme="minorHAnsi" w:eastAsiaTheme="minorEastAsia" w:hAnsiTheme="minorHAnsi"/>
+          <w:rFonts w:asciiTheme="minorHAnsi" w:hAnsiTheme="minorHAnsi" w:eastAsiaTheme="minorEastAsia"/>
           <w:noProof/>
           <w:sz w:val="24"/>
           <w:szCs w:val="24"/>
           <w:lang w:eastAsia="nl-NL"/>
         </w:rPr>
       </w:pPr>
-      <w:hyperlink w:anchor="_Toc222348371" w:history="1">
+      <w:hyperlink w:history="1" w:anchor="_Toc222348371">
         <w:r>
           <w:rPr>
             <w:rStyle w:val="Hyperlink"/>
@@ -2251,7 +2250,7 @@
         </w:r>
         <w:r>
           <w:rPr>
-            <w:rFonts w:asciiTheme="minorHAnsi" w:eastAsiaTheme="minorEastAsia" w:hAnsiTheme="minorHAnsi"/>
+            <w:rFonts w:asciiTheme="minorHAnsi" w:hAnsiTheme="minorHAnsi" w:eastAsiaTheme="minorEastAsia"/>
             <w:noProof/>
             <w:sz w:val="24"/>
             <w:szCs w:val="24"/>
@@ -2324,14 +2323,14 @@
           <w:tab w:val="right" w:leader="dot" w:pos="9062"/>
         </w:tabs>
         <w:rPr>
-          <w:rFonts w:asciiTheme="minorHAnsi" w:eastAsiaTheme="minorEastAsia" w:hAnsiTheme="minorHAnsi"/>
+          <w:rFonts w:asciiTheme="minorHAnsi" w:hAnsiTheme="minorHAnsi" w:eastAsiaTheme="minorEastAsia"/>
           <w:noProof/>
           <w:sz w:val="24"/>
           <w:szCs w:val="24"/>
           <w:lang w:eastAsia="nl-NL"/>
         </w:rPr>
       </w:pPr>
-      <w:hyperlink w:anchor="_Toc222348372" w:history="1">
+      <w:hyperlink w:history="1" w:anchor="_Toc222348372">
         <w:r>
           <w:rPr>
             <w:rStyle w:val="Hyperlink"/>
@@ -2341,7 +2340,7 @@
         </w:r>
         <w:r>
           <w:rPr>
-            <w:rFonts w:asciiTheme="minorHAnsi" w:eastAsiaTheme="minorEastAsia" w:hAnsiTheme="minorHAnsi"/>
+            <w:rFonts w:asciiTheme="minorHAnsi" w:hAnsiTheme="minorHAnsi" w:eastAsiaTheme="minorEastAsia"/>
             <w:noProof/>
             <w:sz w:val="24"/>
             <w:szCs w:val="24"/>
@@ -2414,14 +2413,14 @@
           <w:tab w:val="right" w:leader="dot" w:pos="9062"/>
         </w:tabs>
         <w:rPr>
-          <w:rFonts w:asciiTheme="minorHAnsi" w:eastAsiaTheme="minorEastAsia" w:hAnsiTheme="minorHAnsi"/>
+          <w:rFonts w:asciiTheme="minorHAnsi" w:hAnsiTheme="minorHAnsi" w:eastAsiaTheme="minorEastAsia"/>
           <w:noProof/>
           <w:sz w:val="24"/>
           <w:szCs w:val="24"/>
           <w:lang w:eastAsia="nl-NL"/>
         </w:rPr>
       </w:pPr>
-      <w:hyperlink w:anchor="_Toc222348373" w:history="1">
+      <w:hyperlink w:history="1" w:anchor="_Toc222348373">
         <w:r>
           <w:rPr>
             <w:rStyle w:val="Hyperlink"/>
@@ -2431,7 +2430,7 @@
         </w:r>
         <w:r>
           <w:rPr>
-            <w:rFonts w:asciiTheme="minorHAnsi" w:eastAsiaTheme="minorEastAsia" w:hAnsiTheme="minorHAnsi"/>
+            <w:rFonts w:asciiTheme="minorHAnsi" w:hAnsiTheme="minorHAnsi" w:eastAsiaTheme="minorEastAsia"/>
             <w:noProof/>
             <w:sz w:val="24"/>
             <w:szCs w:val="24"/>
@@ -2504,14 +2503,14 @@
           <w:tab w:val="right" w:leader="dot" w:pos="9062"/>
         </w:tabs>
         <w:rPr>
-          <w:rFonts w:asciiTheme="minorHAnsi" w:eastAsiaTheme="minorEastAsia" w:hAnsiTheme="minorHAnsi"/>
+          <w:rFonts w:asciiTheme="minorHAnsi" w:hAnsiTheme="minorHAnsi" w:eastAsiaTheme="minorEastAsia"/>
           <w:noProof/>
           <w:sz w:val="24"/>
           <w:szCs w:val="24"/>
           <w:lang w:eastAsia="nl-NL"/>
         </w:rPr>
       </w:pPr>
-      <w:hyperlink w:anchor="_Toc222348374" w:history="1">
+      <w:hyperlink w:history="1" w:anchor="_Toc222348374">
         <w:r>
           <w:rPr>
             <w:rStyle w:val="Hyperlink"/>
@@ -2521,7 +2520,7 @@
         </w:r>
         <w:r>
           <w:rPr>
-            <w:rFonts w:asciiTheme="minorHAnsi" w:eastAsiaTheme="minorEastAsia" w:hAnsiTheme="minorHAnsi"/>
+            <w:rFonts w:asciiTheme="minorHAnsi" w:hAnsiTheme="minorHAnsi" w:eastAsiaTheme="minorEastAsia"/>
             <w:noProof/>
             <w:sz w:val="24"/>
             <w:szCs w:val="24"/>
@@ -2594,14 +2593,14 @@
           <w:tab w:val="right" w:leader="dot" w:pos="9062"/>
         </w:tabs>
         <w:rPr>
-          <w:rFonts w:asciiTheme="minorHAnsi" w:eastAsiaTheme="minorEastAsia" w:hAnsiTheme="minorHAnsi"/>
+          <w:rFonts w:asciiTheme="minorHAnsi" w:hAnsiTheme="minorHAnsi" w:eastAsiaTheme="minorEastAsia"/>
           <w:noProof/>
           <w:sz w:val="24"/>
           <w:szCs w:val="24"/>
           <w:lang w:eastAsia="nl-NL"/>
         </w:rPr>
       </w:pPr>
-      <w:hyperlink w:anchor="_Toc222348375" w:history="1">
+      <w:hyperlink w:history="1" w:anchor="_Toc222348375">
         <w:r>
           <w:rPr>
             <w:rStyle w:val="Hyperlink"/>
@@ -2611,7 +2610,7 @@
         </w:r>
         <w:r>
           <w:rPr>
-            <w:rFonts w:asciiTheme="minorHAnsi" w:eastAsiaTheme="minorEastAsia" w:hAnsiTheme="minorHAnsi"/>
+            <w:rFonts w:asciiTheme="minorHAnsi" w:hAnsiTheme="minorHAnsi" w:eastAsiaTheme="minorEastAsia"/>
             <w:noProof/>
             <w:sz w:val="24"/>
             <w:szCs w:val="24"/>
@@ -2684,14 +2683,14 @@
           <w:tab w:val="right" w:leader="dot" w:pos="9062"/>
         </w:tabs>
         <w:rPr>
-          <w:rFonts w:asciiTheme="minorHAnsi" w:eastAsiaTheme="minorEastAsia" w:hAnsiTheme="minorHAnsi"/>
+          <w:rFonts w:asciiTheme="minorHAnsi" w:hAnsiTheme="minorHAnsi" w:eastAsiaTheme="minorEastAsia"/>
           <w:noProof/>
           <w:sz w:val="24"/>
           <w:szCs w:val="24"/>
           <w:lang w:eastAsia="nl-NL"/>
         </w:rPr>
       </w:pPr>
-      <w:hyperlink w:anchor="_Toc222348376" w:history="1">
+      <w:hyperlink w:history="1" w:anchor="_Toc222348376">
         <w:r>
           <w:rPr>
             <w:rStyle w:val="Hyperlink"/>
@@ -2701,7 +2700,7 @@
         </w:r>
         <w:r>
           <w:rPr>
-            <w:rFonts w:asciiTheme="minorHAnsi" w:eastAsiaTheme="minorEastAsia" w:hAnsiTheme="minorHAnsi"/>
+            <w:rFonts w:asciiTheme="minorHAnsi" w:hAnsiTheme="minorHAnsi" w:eastAsiaTheme="minorEastAsia"/>
             <w:noProof/>
             <w:sz w:val="24"/>
             <w:szCs w:val="24"/>
@@ -2774,14 +2773,14 @@
           <w:tab w:val="right" w:leader="dot" w:pos="9062"/>
         </w:tabs>
         <w:rPr>
-          <w:rFonts w:asciiTheme="minorHAnsi" w:eastAsiaTheme="minorEastAsia" w:hAnsiTheme="minorHAnsi"/>
+          <w:rFonts w:asciiTheme="minorHAnsi" w:hAnsiTheme="minorHAnsi" w:eastAsiaTheme="minorEastAsia"/>
           <w:noProof/>
           <w:sz w:val="24"/>
           <w:szCs w:val="24"/>
           <w:lang w:eastAsia="nl-NL"/>
         </w:rPr>
       </w:pPr>
-      <w:hyperlink w:anchor="_Toc222348377" w:history="1">
+      <w:hyperlink w:history="1" w:anchor="_Toc222348377">
         <w:r>
           <w:rPr>
             <w:rStyle w:val="Hyperlink"/>
@@ -2791,7 +2790,7 @@
         </w:r>
         <w:r>
           <w:rPr>
-            <w:rFonts w:asciiTheme="minorHAnsi" w:eastAsiaTheme="minorEastAsia" w:hAnsiTheme="minorHAnsi"/>
+            <w:rFonts w:asciiTheme="minorHAnsi" w:hAnsiTheme="minorHAnsi" w:eastAsiaTheme="minorEastAsia"/>
             <w:noProof/>
             <w:sz w:val="24"/>
             <w:szCs w:val="24"/>
@@ -2864,14 +2863,14 @@
           <w:tab w:val="right" w:leader="dot" w:pos="9062"/>
         </w:tabs>
         <w:rPr>
-          <w:rFonts w:asciiTheme="minorHAnsi" w:eastAsiaTheme="minorEastAsia" w:hAnsiTheme="minorHAnsi"/>
+          <w:rFonts w:asciiTheme="minorHAnsi" w:hAnsiTheme="minorHAnsi" w:eastAsiaTheme="minorEastAsia"/>
           <w:noProof/>
           <w:sz w:val="24"/>
           <w:szCs w:val="24"/>
           <w:lang w:eastAsia="nl-NL"/>
         </w:rPr>
       </w:pPr>
-      <w:hyperlink w:anchor="_Toc222348378" w:history="1">
+      <w:hyperlink w:history="1" w:anchor="_Toc222348378">
         <w:r>
           <w:rPr>
             <w:rStyle w:val="Hyperlink"/>
@@ -2881,7 +2880,7 @@
         </w:r>
         <w:r>
           <w:rPr>
-            <w:rFonts w:asciiTheme="minorHAnsi" w:eastAsiaTheme="minorEastAsia" w:hAnsiTheme="minorHAnsi"/>
+            <w:rFonts w:asciiTheme="minorHAnsi" w:hAnsiTheme="minorHAnsi" w:eastAsiaTheme="minorEastAsia"/>
             <w:noProof/>
             <w:sz w:val="24"/>
             <w:szCs w:val="24"/>
@@ -2954,14 +2953,14 @@
           <w:tab w:val="right" w:leader="dot" w:pos="9062"/>
         </w:tabs>
         <w:rPr>
-          <w:rFonts w:asciiTheme="minorHAnsi" w:eastAsiaTheme="minorEastAsia" w:hAnsiTheme="minorHAnsi"/>
+          <w:rFonts w:asciiTheme="minorHAnsi" w:hAnsiTheme="minorHAnsi" w:eastAsiaTheme="minorEastAsia"/>
           <w:noProof/>
           <w:sz w:val="24"/>
           <w:szCs w:val="24"/>
           <w:lang w:eastAsia="nl-NL"/>
         </w:rPr>
       </w:pPr>
-      <w:hyperlink w:anchor="_Toc222348379" w:history="1">
+      <w:hyperlink w:history="1" w:anchor="_Toc222348379">
         <w:r>
           <w:rPr>
             <w:rStyle w:val="Hyperlink"/>
@@ -2971,7 +2970,7 @@
         </w:r>
         <w:r>
           <w:rPr>
-            <w:rFonts w:asciiTheme="minorHAnsi" w:eastAsiaTheme="minorEastAsia" w:hAnsiTheme="minorHAnsi"/>
+            <w:rFonts w:asciiTheme="minorHAnsi" w:hAnsiTheme="minorHAnsi" w:eastAsiaTheme="minorEastAsia"/>
             <w:noProof/>
             <w:sz w:val="24"/>
             <w:szCs w:val="24"/>
@@ -3044,14 +3043,14 @@
           <w:tab w:val="right" w:leader="dot" w:pos="9062"/>
         </w:tabs>
         <w:rPr>
-          <w:rFonts w:asciiTheme="minorHAnsi" w:eastAsiaTheme="minorEastAsia" w:hAnsiTheme="minorHAnsi"/>
+          <w:rFonts w:asciiTheme="minorHAnsi" w:hAnsiTheme="minorHAnsi" w:eastAsiaTheme="minorEastAsia"/>
           <w:noProof/>
           <w:sz w:val="24"/>
           <w:szCs w:val="24"/>
           <w:lang w:eastAsia="nl-NL"/>
         </w:rPr>
       </w:pPr>
-      <w:hyperlink w:anchor="_Toc222348380" w:history="1">
+      <w:hyperlink w:history="1" w:anchor="_Toc222348380">
         <w:r>
           <w:rPr>
             <w:rStyle w:val="Hyperlink"/>
@@ -3061,7 +3060,7 @@
         </w:r>
         <w:r>
           <w:rPr>
-            <w:rFonts w:asciiTheme="minorHAnsi" w:eastAsiaTheme="minorEastAsia" w:hAnsiTheme="minorHAnsi"/>
+            <w:rFonts w:asciiTheme="minorHAnsi" w:hAnsiTheme="minorHAnsi" w:eastAsiaTheme="minorEastAsia"/>
             <w:noProof/>
             <w:sz w:val="24"/>
             <w:szCs w:val="24"/>
@@ -3134,14 +3133,14 @@
           <w:tab w:val="right" w:leader="dot" w:pos="9062"/>
         </w:tabs>
         <w:rPr>
-          <w:rFonts w:asciiTheme="minorHAnsi" w:eastAsiaTheme="minorEastAsia" w:hAnsiTheme="minorHAnsi"/>
+          <w:rFonts w:asciiTheme="minorHAnsi" w:hAnsiTheme="minorHAnsi" w:eastAsiaTheme="minorEastAsia"/>
           <w:noProof/>
           <w:sz w:val="24"/>
           <w:szCs w:val="24"/>
           <w:lang w:eastAsia="nl-NL"/>
         </w:rPr>
       </w:pPr>
-      <w:hyperlink w:anchor="_Toc222348381" w:history="1">
+      <w:hyperlink w:history="1" w:anchor="_Toc222348381">
         <w:r>
           <w:rPr>
             <w:rStyle w:val="Hyperlink"/>
@@ -3151,7 +3150,7 @@
         </w:r>
         <w:r>
           <w:rPr>
-            <w:rFonts w:asciiTheme="minorHAnsi" w:eastAsiaTheme="minorEastAsia" w:hAnsiTheme="minorHAnsi"/>
+            <w:rFonts w:asciiTheme="minorHAnsi" w:hAnsiTheme="minorHAnsi" w:eastAsiaTheme="minorEastAsia"/>
             <w:noProof/>
             <w:sz w:val="24"/>
             <w:szCs w:val="24"/>
@@ -3224,14 +3223,14 @@
           <w:tab w:val="right" w:leader="dot" w:pos="9062"/>
         </w:tabs>
         <w:rPr>
-          <w:rFonts w:asciiTheme="minorHAnsi" w:eastAsiaTheme="minorEastAsia" w:hAnsiTheme="minorHAnsi"/>
+          <w:rFonts w:asciiTheme="minorHAnsi" w:hAnsiTheme="minorHAnsi" w:eastAsiaTheme="minorEastAsia"/>
           <w:noProof/>
           <w:sz w:val="24"/>
           <w:szCs w:val="24"/>
           <w:lang w:eastAsia="nl-NL"/>
         </w:rPr>
       </w:pPr>
-      <w:hyperlink w:anchor="_Toc222348382" w:history="1">
+      <w:hyperlink w:history="1" w:anchor="_Toc222348382">
         <w:r>
           <w:rPr>
             <w:rStyle w:val="Hyperlink"/>
@@ -3241,7 +3240,7 @@
         </w:r>
         <w:r>
           <w:rPr>
-            <w:rFonts w:asciiTheme="minorHAnsi" w:eastAsiaTheme="minorEastAsia" w:hAnsiTheme="minorHAnsi"/>
+            <w:rFonts w:asciiTheme="minorHAnsi" w:hAnsiTheme="minorHAnsi" w:eastAsiaTheme="minorEastAsia"/>
             <w:noProof/>
             <w:sz w:val="24"/>
             <w:szCs w:val="24"/>
@@ -3310,14 +3309,14 @@
       <w:pPr>
         <w:pStyle w:val="Inhopg1"/>
         <w:rPr>
-          <w:rFonts w:asciiTheme="minorHAnsi" w:eastAsiaTheme="minorEastAsia" w:hAnsiTheme="minorHAnsi"/>
+          <w:rFonts w:asciiTheme="minorHAnsi" w:hAnsiTheme="minorHAnsi" w:eastAsiaTheme="minorEastAsia"/>
           <w:noProof/>
           <w:sz w:val="24"/>
           <w:szCs w:val="24"/>
           <w:lang w:eastAsia="nl-NL"/>
         </w:rPr>
       </w:pPr>
-      <w:hyperlink w:anchor="_Toc222348383" w:history="1">
+      <w:hyperlink w:history="1" w:anchor="_Toc222348383">
         <w:r>
           <w:rPr>
             <w:rStyle w:val="Hyperlink"/>
@@ -3327,7 +3326,7 @@
         </w:r>
         <w:r>
           <w:rPr>
-            <w:rFonts w:asciiTheme="minorHAnsi" w:eastAsiaTheme="minorEastAsia" w:hAnsiTheme="minorHAnsi"/>
+            <w:rFonts w:asciiTheme="minorHAnsi" w:hAnsiTheme="minorHAnsi" w:eastAsiaTheme="minorEastAsia"/>
             <w:noProof/>
             <w:sz w:val="24"/>
             <w:szCs w:val="24"/>
@@ -3400,14 +3399,14 @@
           <w:tab w:val="right" w:leader="dot" w:pos="9062"/>
         </w:tabs>
         <w:rPr>
-          <w:rFonts w:asciiTheme="minorHAnsi" w:eastAsiaTheme="minorEastAsia" w:hAnsiTheme="minorHAnsi"/>
+          <w:rFonts w:asciiTheme="minorHAnsi" w:hAnsiTheme="minorHAnsi" w:eastAsiaTheme="minorEastAsia"/>
           <w:noProof/>
           <w:sz w:val="24"/>
           <w:szCs w:val="24"/>
           <w:lang w:eastAsia="nl-NL"/>
         </w:rPr>
       </w:pPr>
-      <w:hyperlink w:anchor="_Toc222348384" w:history="1">
+      <w:hyperlink w:history="1" w:anchor="_Toc222348384">
         <w:r>
           <w:rPr>
             <w:rStyle w:val="Hyperlink"/>
@@ -3417,7 +3416,7 @@
         </w:r>
         <w:r>
           <w:rPr>
-            <w:rFonts w:asciiTheme="minorHAnsi" w:eastAsiaTheme="minorEastAsia" w:hAnsiTheme="minorHAnsi"/>
+            <w:rFonts w:asciiTheme="minorHAnsi" w:hAnsiTheme="minorHAnsi" w:eastAsiaTheme="minorEastAsia"/>
             <w:noProof/>
             <w:sz w:val="24"/>
             <w:szCs w:val="24"/>
@@ -3490,14 +3489,14 @@
           <w:tab w:val="right" w:leader="dot" w:pos="9062"/>
         </w:tabs>
         <w:rPr>
-          <w:rFonts w:asciiTheme="minorHAnsi" w:eastAsiaTheme="minorEastAsia" w:hAnsiTheme="minorHAnsi"/>
+          <w:rFonts w:asciiTheme="minorHAnsi" w:hAnsiTheme="minorHAnsi" w:eastAsiaTheme="minorEastAsia"/>
           <w:noProof/>
           <w:sz w:val="24"/>
           <w:szCs w:val="24"/>
           <w:lang w:eastAsia="nl-NL"/>
         </w:rPr>
       </w:pPr>
-      <w:hyperlink w:anchor="_Toc222348385" w:history="1">
+      <w:hyperlink w:history="1" w:anchor="_Toc222348385">
         <w:r>
           <w:rPr>
             <w:rStyle w:val="Hyperlink"/>
@@ -3507,7 +3506,7 @@
         </w:r>
         <w:r>
           <w:rPr>
-            <w:rFonts w:asciiTheme="minorHAnsi" w:eastAsiaTheme="minorEastAsia" w:hAnsiTheme="minorHAnsi"/>
+            <w:rFonts w:asciiTheme="minorHAnsi" w:hAnsiTheme="minorHAnsi" w:eastAsiaTheme="minorEastAsia"/>
             <w:noProof/>
             <w:sz w:val="24"/>
             <w:szCs w:val="24"/>
@@ -3580,14 +3579,14 @@
           <w:tab w:val="right" w:leader="dot" w:pos="9062"/>
         </w:tabs>
         <w:rPr>
-          <w:rFonts w:asciiTheme="minorHAnsi" w:eastAsiaTheme="minorEastAsia" w:hAnsiTheme="minorHAnsi"/>
+          <w:rFonts w:asciiTheme="minorHAnsi" w:hAnsiTheme="minorHAnsi" w:eastAsiaTheme="minorEastAsia"/>
           <w:noProof/>
           <w:sz w:val="24"/>
           <w:szCs w:val="24"/>
           <w:lang w:eastAsia="nl-NL"/>
         </w:rPr>
       </w:pPr>
-      <w:hyperlink w:anchor="_Toc222348386" w:history="1">
+      <w:hyperlink w:history="1" w:anchor="_Toc222348386">
         <w:r>
           <w:rPr>
             <w:rStyle w:val="Hyperlink"/>
@@ -3597,7 +3596,7 @@
         </w:r>
         <w:r>
           <w:rPr>
-            <w:rFonts w:asciiTheme="minorHAnsi" w:eastAsiaTheme="minorEastAsia" w:hAnsiTheme="minorHAnsi"/>
+            <w:rFonts w:asciiTheme="minorHAnsi" w:hAnsiTheme="minorHAnsi" w:eastAsiaTheme="minorEastAsia"/>
             <w:noProof/>
             <w:sz w:val="24"/>
             <w:szCs w:val="24"/>
@@ -3670,14 +3669,14 @@
           <w:tab w:val="right" w:leader="dot" w:pos="9062"/>
         </w:tabs>
         <w:rPr>
-          <w:rFonts w:asciiTheme="minorHAnsi" w:eastAsiaTheme="minorEastAsia" w:hAnsiTheme="minorHAnsi"/>
+          <w:rFonts w:asciiTheme="minorHAnsi" w:hAnsiTheme="minorHAnsi" w:eastAsiaTheme="minorEastAsia"/>
           <w:noProof/>
           <w:sz w:val="24"/>
           <w:szCs w:val="24"/>
           <w:lang w:eastAsia="nl-NL"/>
         </w:rPr>
       </w:pPr>
-      <w:hyperlink w:anchor="_Toc222348387" w:history="1">
+      <w:hyperlink w:history="1" w:anchor="_Toc222348387">
         <w:r>
           <w:rPr>
             <w:rStyle w:val="Hyperlink"/>
@@ -3687,7 +3686,7 @@
         </w:r>
         <w:r>
           <w:rPr>
-            <w:rFonts w:asciiTheme="minorHAnsi" w:eastAsiaTheme="minorEastAsia" w:hAnsiTheme="minorHAnsi"/>
+            <w:rFonts w:asciiTheme="minorHAnsi" w:hAnsiTheme="minorHAnsi" w:eastAsiaTheme="minorEastAsia"/>
             <w:noProof/>
             <w:sz w:val="24"/>
             <w:szCs w:val="24"/>
@@ -3760,14 +3759,14 @@
           <w:tab w:val="right" w:leader="dot" w:pos="9062"/>
         </w:tabs>
         <w:rPr>
-          <w:rFonts w:asciiTheme="minorHAnsi" w:eastAsiaTheme="minorEastAsia" w:hAnsiTheme="minorHAnsi"/>
+          <w:rFonts w:asciiTheme="minorHAnsi" w:hAnsiTheme="minorHAnsi" w:eastAsiaTheme="minorEastAsia"/>
           <w:noProof/>
           <w:sz w:val="24"/>
           <w:szCs w:val="24"/>
           <w:lang w:eastAsia="nl-NL"/>
         </w:rPr>
       </w:pPr>
-      <w:hyperlink w:anchor="_Toc222348388" w:history="1">
+      <w:hyperlink w:history="1" w:anchor="_Toc222348388">
         <w:r>
           <w:rPr>
             <w:rStyle w:val="Hyperlink"/>
@@ -3777,7 +3776,7 @@
         </w:r>
         <w:r>
           <w:rPr>
-            <w:rFonts w:asciiTheme="minorHAnsi" w:eastAsiaTheme="minorEastAsia" w:hAnsiTheme="minorHAnsi"/>
+            <w:rFonts w:asciiTheme="minorHAnsi" w:hAnsiTheme="minorHAnsi" w:eastAsiaTheme="minorEastAsia"/>
             <w:noProof/>
             <w:sz w:val="24"/>
             <w:szCs w:val="24"/>
@@ -3850,14 +3849,14 @@
           <w:tab w:val="right" w:leader="dot" w:pos="9062"/>
         </w:tabs>
         <w:rPr>
-          <w:rFonts w:asciiTheme="minorHAnsi" w:eastAsiaTheme="minorEastAsia" w:hAnsiTheme="minorHAnsi"/>
+          <w:rFonts w:asciiTheme="minorHAnsi" w:hAnsiTheme="minorHAnsi" w:eastAsiaTheme="minorEastAsia"/>
           <w:noProof/>
           <w:sz w:val="24"/>
           <w:szCs w:val="24"/>
           <w:lang w:eastAsia="nl-NL"/>
         </w:rPr>
       </w:pPr>
-      <w:hyperlink w:anchor="_Toc222348389" w:history="1">
+      <w:hyperlink w:history="1" w:anchor="_Toc222348389">
         <w:r>
           <w:rPr>
             <w:rStyle w:val="Hyperlink"/>
@@ -3867,7 +3866,7 @@
         </w:r>
         <w:r>
           <w:rPr>
-            <w:rFonts w:asciiTheme="minorHAnsi" w:eastAsiaTheme="minorEastAsia" w:hAnsiTheme="minorHAnsi"/>
+            <w:rFonts w:asciiTheme="minorHAnsi" w:hAnsiTheme="minorHAnsi" w:eastAsiaTheme="minorEastAsia"/>
             <w:noProof/>
             <w:sz w:val="24"/>
             <w:szCs w:val="24"/>
@@ -3968,10 +3967,10 @@
           <w:bCs/>
         </w:rPr>
       </w:pPr>
-      <w:bookmarkStart w:id="15" w:name="_Toc213939952"/>
-      <w:bookmarkStart w:id="16" w:name="_Toc117166823"/>
-      <w:bookmarkStart w:id="17" w:name="_Toc117168038"/>
-      <w:bookmarkStart w:id="18" w:name="_Toc120080806"/>
+      <w:bookmarkStart w:name="_Toc213939952" w:id="15"/>
+      <w:bookmarkStart w:name="_Toc117166823" w:id="16"/>
+      <w:bookmarkStart w:name="_Toc117168038" w:id="17"/>
+      <w:bookmarkStart w:name="_Toc120080806" w:id="18"/>
       <w:r>
         <w:rPr>
           <w:b/>
@@ -3984,9 +3983,8 @@
       <w:pPr>
         <w:pStyle w:val="Kop1"/>
       </w:pPr>
-      <w:bookmarkStart w:id="19" w:name="_Toc222348349"/>
-      <w:r>
-        <w:lastRenderedPageBreak/>
+      <w:bookmarkStart w:name="_Toc222348349" w:id="19"/>
+      <w:r>
         <w:t>Inleiding</w:t>
       </w:r>
       <w:bookmarkEnd w:id="15"/>
@@ -4104,7 +4102,7 @@
       </w:r>
       <w:r>
         <w:rPr>
-          <w:rFonts w:ascii="Arial" w:eastAsia="Times New Roman" w:hAnsi="Arial" w:cs="Arial"/>
+          <w:rFonts w:ascii="Arial" w:hAnsi="Arial" w:eastAsia="Times New Roman" w:cs="Arial"/>
           <w:sz w:val="21"/>
           <w:szCs w:val="21"/>
           <w:lang w:eastAsia="nl-NL"/>
@@ -4175,7 +4173,7 @@
       <w:pPr>
         <w:pStyle w:val="Kop2"/>
       </w:pPr>
-      <w:bookmarkStart w:id="20" w:name="_Toc222348350"/>
+      <w:bookmarkStart w:name="_Toc222348350" w:id="20"/>
       <w:r>
         <w:t>R</w:t>
       </w:r>
@@ -4222,7 +4220,6 @@
     </w:p>
     <w:p>
       <w:r>
-        <w:lastRenderedPageBreak/>
         <w:t>De opdrachtgever</w:t>
       </w:r>
       <w:r>
@@ -4299,8 +4296,8 @@
       <w:pPr>
         <w:pStyle w:val="Kop2"/>
       </w:pPr>
-      <w:bookmarkStart w:id="21" w:name="_Toc213939954"/>
-      <w:bookmarkStart w:id="22" w:name="_Toc222348352"/>
+      <w:bookmarkStart w:name="_Toc213939954" w:id="21"/>
+      <w:bookmarkStart w:name="_Toc222348352" w:id="22"/>
       <w:r>
         <w:t>Doorontwikkeling en wijzigingsbeheer</w:t>
       </w:r>
@@ -4528,7 +4525,6 @@
         <w:t xml:space="preserve">Areaaldata die leidt tot onduidelijkheid, onjuistheid of een technisch onwerkbare </w:t>
       </w:r>
       <w:r>
-        <w:lastRenderedPageBreak/>
         <w:t>situatie. Bugs</w:t>
       </w:r>
       <w:r>
@@ -4926,7 +4922,7 @@
             <w:pPr>
               <w:cnfStyle w:val="000000100000" w:firstRow="0" w:lastRow="0" w:firstColumn="0" w:lastColumn="0" w:oddVBand="0" w:evenVBand="0" w:oddHBand="1" w:evenHBand="0" w:firstRowFirstColumn="0" w:firstRowLastColumn="0" w:lastRowFirstColumn="0" w:lastRowLastColumn="0"/>
             </w:pPr>
-            <w:hyperlink r:id="rId14" w:history="1">
+            <w:hyperlink w:history="1" r:id="rId14">
               <w:proofErr w:type="spellStart"/>
               <w:r>
                 <w:rPr>
@@ -4993,7 +4989,7 @@
             <w:pPr>
               <w:cnfStyle w:val="000000000000" w:firstRow="0" w:lastRow="0" w:firstColumn="0" w:lastColumn="0" w:oddVBand="0" w:evenVBand="0" w:oddHBand="0" w:evenHBand="0" w:firstRowFirstColumn="0" w:firstRowLastColumn="0" w:lastRowFirstColumn="0" w:lastRowLastColumn="0"/>
             </w:pPr>
-            <w:hyperlink r:id="rId15" w:history="1">
+            <w:hyperlink w:history="1" r:id="rId15">
               <w:proofErr w:type="spellStart"/>
               <w:r>
                 <w:rPr>
@@ -5107,7 +5103,7 @@
             <w:pPr>
               <w:cnfStyle w:val="000000000000" w:firstRow="0" w:lastRow="0" w:firstColumn="0" w:lastColumn="0" w:oddVBand="0" w:evenVBand="0" w:oddHBand="0" w:evenHBand="0" w:firstRowFirstColumn="0" w:firstRowLastColumn="0" w:lastRowFirstColumn="0" w:lastRowLastColumn="0"/>
             </w:pPr>
-            <w:hyperlink r:id="rId16" w:history="1">
+            <w:hyperlink w:history="1" r:id="rId16">
               <w:proofErr w:type="spellStart"/>
               <w:r>
                 <w:rPr>
@@ -5194,12 +5190,12 @@
           <w:szCs w:val="28"/>
         </w:rPr>
       </w:pPr>
-      <w:bookmarkStart w:id="23" w:name="_Toc213939955"/>
-    </w:p>
-    <w:p>
-      <w:pPr>
-        <w:rPr>
-          <w:rFonts w:ascii="Lucida Sans" w:eastAsiaTheme="majorEastAsia" w:hAnsi="Lucida Sans" w:cstheme="majorBidi"/>
+      <w:bookmarkStart w:name="_Toc213939955" w:id="23"/>
+    </w:p>
+    <w:p>
+      <w:pPr>
+        <w:rPr>
+          <w:rFonts w:ascii="Lucida Sans" w:hAnsi="Lucida Sans" w:eastAsiaTheme="majorEastAsia" w:cstheme="majorBidi"/>
           <w:b/>
           <w:bCs/>
           <w:color w:val="2891E1"/>
@@ -5209,7 +5205,7 @@
           <w14:ligatures w14:val="standardContextual"/>
         </w:rPr>
       </w:pPr>
-      <w:bookmarkStart w:id="24" w:name="_Toc222348355"/>
+      <w:bookmarkStart w:name="_Toc222348355" w:id="24"/>
       <w:r>
         <w:br w:type="page"/>
       </w:r>
@@ -5219,7 +5215,6 @@
         <w:pStyle w:val="Kop1"/>
       </w:pPr>
       <w:r>
-        <w:lastRenderedPageBreak/>
         <w:t>Productomschrijving</w:t>
       </w:r>
       <w:bookmarkEnd w:id="16"/>
@@ -5235,8 +5230,8 @@
       <w:pPr>
         <w:pStyle w:val="Kop2"/>
       </w:pPr>
-      <w:bookmarkStart w:id="25" w:name="_Toc213939956"/>
-      <w:bookmarkStart w:id="26" w:name="_Toc222348356"/>
+      <w:bookmarkStart w:name="_Toc213939956" w:id="25"/>
+      <w:bookmarkStart w:name="_Toc222348356" w:id="26"/>
       <w:r>
         <w:t>Areaaldata</w:t>
       </w:r>
@@ -5645,8 +5640,8 @@
       <w:pPr>
         <w:pStyle w:val="Kop2"/>
       </w:pPr>
-      <w:bookmarkStart w:id="27" w:name="_Toc270324329"/>
-      <w:bookmarkStart w:id="28" w:name="_Toc273971127"/>
+      <w:bookmarkStart w:name="_Toc270324329" w:id="27"/>
+      <w:bookmarkStart w:name="_Toc273971127" w:id="28"/>
       <w:bookmarkEnd w:id="27"/>
       <w:bookmarkEnd w:id="28"/>
       <w:proofErr w:type="spellStart"/>
@@ -5724,7 +5719,6 @@
           <w:b/>
           <w:bCs/>
         </w:rPr>
-        <w:lastRenderedPageBreak/>
         <w:t>Puntobjecten</w:t>
       </w:r>
       <w:r>
@@ -5916,7 +5910,7 @@
       <w:pPr>
         <w:pStyle w:val="Kop2"/>
       </w:pPr>
-      <w:bookmarkStart w:id="29" w:name="_Toc222348359"/>
+      <w:bookmarkStart w:name="_Toc222348359" w:id="29"/>
       <w:r>
         <w:t>Topologie en relatieve hoogteligging</w:t>
       </w:r>
@@ -5944,7 +5938,7 @@
       <w:r>
         <w:t xml:space="preserve">voldoen aan de </w:t>
       </w:r>
-      <w:hyperlink r:id="rId17" w:history="1">
+      <w:hyperlink w:history="1" r:id="rId17">
         <w:r>
           <w:rPr>
             <w:rStyle w:val="Hyperlink"/>
@@ -6301,7 +6295,6 @@
     </w:p>
     <w:p>
       <w:r>
-        <w:lastRenderedPageBreak/>
         <w:t>Het niveau van een object</w:t>
       </w:r>
       <w:r>
@@ -6770,7 +6763,7 @@
       </w:r>
       <w:r>
         <w:rPr>
-          <w:rFonts w:asciiTheme="minorHAnsi" w:hAnsiTheme="minorHAnsi" w:hint="eastAsia"/>
+          <w:rFonts w:hint="eastAsia" w:asciiTheme="minorHAnsi" w:hAnsiTheme="minorHAnsi"/>
           <w:sz w:val="24"/>
           <w:szCs w:val="24"/>
         </w:rPr>
@@ -6791,7 +6784,7 @@
       </w:r>
     </w:p>
     <w:p>
-      <w:hyperlink r:id="rId18" w:history="1">
+      <w:hyperlink w:history="1" r:id="rId18">
         <w:r>
           <w:rPr>
             <w:rStyle w:val="Hyperlink"/>
@@ -6825,7 +6818,6 @@
         <w:rPr>
           <w:noProof/>
         </w:rPr>
-        <w:lastRenderedPageBreak/>
         <w:drawing>
           <wp:inline distT="0" distB="0" distL="0" distR="0" wp14:anchorId="0FC02A67" wp14:editId="5A2758C1">
             <wp:extent cx="4482027" cy="2083240"/>
@@ -6971,9 +6963,9 @@
           <w:szCs w:val="26"/>
         </w:rPr>
       </w:pPr>
-      <w:bookmarkStart w:id="30" w:name="_Toc273971133"/>
-      <w:bookmarkStart w:id="31" w:name="_Toc273971134"/>
-      <w:bookmarkStart w:id="32" w:name="_Toc213939958"/>
+      <w:bookmarkStart w:name="_Toc273971133" w:id="30"/>
+      <w:bookmarkStart w:name="_Toc273971134" w:id="31"/>
+      <w:bookmarkStart w:name="_Toc213939958" w:id="32"/>
       <w:bookmarkEnd w:id="30"/>
       <w:bookmarkEnd w:id="31"/>
       <w:r>
@@ -6984,9 +6976,8 @@
       <w:pPr>
         <w:pStyle w:val="Kop2"/>
       </w:pPr>
-      <w:bookmarkStart w:id="33" w:name="_Toc222348360"/>
-      <w:r>
-        <w:lastRenderedPageBreak/>
+      <w:bookmarkStart w:name="_Toc222348360" w:id="33"/>
+      <w:r>
         <w:t>Unieke identificatiecode</w:t>
       </w:r>
       <w:bookmarkEnd w:id="33"/>
@@ -7053,7 +7044,7 @@
       <w:pPr>
         <w:pStyle w:val="Kop2"/>
       </w:pPr>
-      <w:bookmarkStart w:id="34" w:name="_Toc222348361"/>
+      <w:bookmarkStart w:name="_Toc222348361" w:id="34"/>
       <w:r>
         <w:t>Objecttypen en metadata</w:t>
       </w:r>
@@ -7423,7 +7414,6 @@
           <w:sz w:val="24"/>
           <w:szCs w:val="24"/>
         </w:rPr>
-        <w:lastRenderedPageBreak/>
         <w:t>Geometrie</w:t>
       </w:r>
       <w:r>
@@ -8007,7 +7997,7 @@
       <w:pPr>
         <w:pStyle w:val="Kop2"/>
       </w:pPr>
-      <w:bookmarkStart w:id="35" w:name="_Toc222348362"/>
+      <w:bookmarkStart w:name="_Toc222348362" w:id="35"/>
       <w:r>
         <w:t>Attribuut informatie</w:t>
       </w:r>
@@ -8210,7 +8200,7 @@
       </w:r>
       <w:r>
         <w:rPr>
-          <w:rFonts w:asciiTheme="minorHAnsi" w:eastAsia="Times New Roman" w:hAnsiTheme="minorHAnsi" w:cs="Arial"/>
+          <w:rFonts w:eastAsia="Times New Roman" w:cs="Arial" w:asciiTheme="minorHAnsi" w:hAnsiTheme="minorHAnsi"/>
           <w:sz w:val="24"/>
           <w:szCs w:val="24"/>
           <w:lang w:eastAsia="nl-NL"/>
@@ -8324,7 +8314,6 @@
           <w:sz w:val="24"/>
           <w:szCs w:val="24"/>
         </w:rPr>
-        <w:lastRenderedPageBreak/>
         <w:t>Attribuuttype</w:t>
       </w:r>
       <w:r>
@@ -9447,24 +9436,24 @@
       <w:pPr>
         <w:pStyle w:val="Kop2"/>
       </w:pPr>
-      <w:bookmarkStart w:id="36" w:name="_Toc222348363"/>
+      <w:bookmarkStart w:name="_Toc222348363" w:id="36"/>
       <w:r>
         <w:t>Decompositie en andere relaties</w:t>
       </w:r>
       <w:bookmarkEnd w:id="36"/>
     </w:p>
     <w:p>
-      <w:bookmarkStart w:id="37" w:name="_Toc269969889"/>
-      <w:bookmarkStart w:id="38" w:name="_Toc270324332"/>
-      <w:bookmarkStart w:id="39" w:name="_Toc273971136"/>
-      <w:bookmarkStart w:id="40" w:name="_Toc269969890"/>
-      <w:bookmarkStart w:id="41" w:name="_Toc270324333"/>
-      <w:bookmarkStart w:id="42" w:name="_Toc273971137"/>
-      <w:bookmarkStart w:id="43" w:name="_Toc273971140"/>
-      <w:bookmarkStart w:id="44" w:name="_Toc273971141"/>
-      <w:bookmarkStart w:id="45" w:name="_Toc273971142"/>
-      <w:bookmarkStart w:id="46" w:name="_Toc273971143"/>
-      <w:bookmarkStart w:id="47" w:name="_Toc273971144"/>
+      <w:bookmarkStart w:name="_Toc269969889" w:id="37"/>
+      <w:bookmarkStart w:name="_Toc270324332" w:id="38"/>
+      <w:bookmarkStart w:name="_Toc273971136" w:id="39"/>
+      <w:bookmarkStart w:name="_Toc269969890" w:id="40"/>
+      <w:bookmarkStart w:name="_Toc270324333" w:id="41"/>
+      <w:bookmarkStart w:name="_Toc273971137" w:id="42"/>
+      <w:bookmarkStart w:name="_Toc273971140" w:id="43"/>
+      <w:bookmarkStart w:name="_Toc273971141" w:id="44"/>
+      <w:bookmarkStart w:name="_Toc273971142" w:id="45"/>
+      <w:bookmarkStart w:name="_Toc273971143" w:id="46"/>
+      <w:bookmarkStart w:name="_Toc273971144" w:id="47"/>
       <w:bookmarkEnd w:id="37"/>
       <w:bookmarkEnd w:id="38"/>
       <w:bookmarkEnd w:id="39"/>
@@ -9486,7 +9475,6 @@
         <w:t xml:space="preserve">Binnen Areaaldata wordt decompositie toegepast om objecten overzichtelijk te ordenen en </w:t>
       </w:r>
       <w:r>
-        <w:lastRenderedPageBreak/>
         <w:t>efficiënt te registreren in functionele objectstructuren. De relaties tussen objecten worden vastgelegd met behulp van verwijzende sleutels (</w:t>
       </w:r>
       <w:proofErr w:type="spellStart"/>
@@ -9585,7 +9573,7 @@
       <w:pPr>
         <w:pStyle w:val="Kop3"/>
       </w:pPr>
-      <w:bookmarkStart w:id="48" w:name="_Toc222348364"/>
+      <w:bookmarkStart w:name="_Toc222348364" w:id="48"/>
       <w:r>
         <w:t>Algemeen</w:t>
       </w:r>
@@ -9705,7 +9693,7 @@
       <w:pPr>
         <w:pStyle w:val="Kop3"/>
       </w:pPr>
-      <w:bookmarkStart w:id="49" w:name="_Toc222348365"/>
+      <w:bookmarkStart w:name="_Toc222348365" w:id="49"/>
       <w:r>
         <w:t>Wegen</w:t>
       </w:r>
@@ -9818,7 +9806,7 @@
       <w:pPr>
         <w:pStyle w:val="Kop3"/>
       </w:pPr>
-      <w:bookmarkStart w:id="51" w:name="_Toc222348366"/>
+      <w:bookmarkStart w:name="_Toc222348366" w:id="51"/>
       <w:r>
         <w:t>Kunstwerken</w:t>
       </w:r>
@@ -9827,7 +9815,7 @@
     <w:p>
       <w:pPr>
         <w:rPr>
-          <w:rFonts w:ascii="Times New Roman" w:eastAsia="Times New Roman" w:hAnsi="Times New Roman" w:cs="Times New Roman"/>
+          <w:rFonts w:ascii="Times New Roman" w:hAnsi="Times New Roman" w:eastAsia="Times New Roman" w:cs="Times New Roman"/>
           <w:lang w:eastAsia="nl-NL"/>
         </w:rPr>
       </w:pPr>
@@ -9838,7 +9826,6 @@
         <w:rPr>
           <w:noProof/>
         </w:rPr>
-        <w:lastRenderedPageBreak/>
         <mc:AlternateContent>
           <mc:Choice Requires="wps">
             <w:drawing>
@@ -9924,12 +9911,12 @@
             </w:drawing>
           </mc:Choice>
           <mc:Fallback>
-            <w:pict>
-              <v:shapetype w14:anchorId="3FAA91A6" id="_x0000_t202" coordsize="21600,21600" o:spt="202" path="m,l,21600r21600,l21600,xe">
+            <w:pict w14:anchorId="33E01594">
+              <v:shapetype id="_x0000_t202" coordsize="21600,21600" o:spt="202" path="m,l,21600r21600,l21600,xe" w14:anchorId="3FAA91A6">
                 <v:stroke joinstyle="miter"/>
                 <v:path gradientshapeok="t" o:connecttype="rect"/>
               </v:shapetype>
-              <v:shape id="Tekstvak 1" o:spid="_x0000_s1026" type="#_x0000_t202" style="position:absolute;margin-left:355.75pt;margin-top:201.4pt;width:83.45pt;height:.05pt;z-index:251658240;visibility:visible;mso-wrap-style:square;mso-wrap-distance-left:9pt;mso-wrap-distance-top:0;mso-wrap-distance-right:9pt;mso-wrap-distance-bottom:0;mso-position-horizontal:absolute;mso-position-horizontal-relative:text;mso-position-vertical:absolute;mso-position-vertical-relative:text;v-text-anchor:top" o:gfxdata="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" stroked="f">
+              <v:shape id="Tekstvak 1" style="position:absolute;margin-left:355.75pt;margin-top:201.4pt;width:83.45pt;height:.05pt;z-index:251658240;visibility:visible;mso-wrap-style:square;mso-wrap-distance-left:9pt;mso-wrap-distance-top:0;mso-wrap-distance-right:9pt;mso-wrap-distance-bottom:0;mso-position-horizontal:absolute;mso-position-horizontal-relative:text;mso-position-vertical:absolute;mso-position-vertical-relative:text;v-text-anchor:top" o:spid="_x0000_s1026" stroked="f" type="#_x0000_t202" o:gfxdata="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">
                 <v:textbox style="mso-fit-shape-to-text:t" inset="0,0,0,0">
                   <w:txbxContent>
                     <w:p>
@@ -9975,7 +9962,7 @@
       </w:r>
       <w:r>
         <w:rPr>
-          <w:rFonts w:ascii="Times New Roman" w:eastAsia="Times New Roman" w:hAnsi="Times New Roman" w:cs="Times New Roman"/>
+          <w:rFonts w:ascii="Times New Roman" w:hAnsi="Times New Roman" w:eastAsia="Times New Roman" w:cs="Times New Roman"/>
           <w:lang w:eastAsia="nl-NL"/>
         </w:rPr>
         <w:drawing>
@@ -10080,7 +10067,7 @@
       </w:r>
       <w:r>
         <w:rPr>
-          <w:rFonts w:ascii="Times New Roman" w:eastAsia="Times New Roman" w:hAnsi="Times New Roman" w:cs="Times New Roman"/>
+          <w:rFonts w:ascii="Times New Roman" w:hAnsi="Times New Roman" w:eastAsia="Times New Roman" w:cs="Times New Roman"/>
           <w:lang w:eastAsia="nl-NL"/>
         </w:rPr>
         <w:t xml:space="preserve"> </w:t>
@@ -10371,7 +10358,7 @@
       <w:pPr>
         <w:pStyle w:val="Kop3"/>
       </w:pPr>
-      <w:bookmarkStart w:id="52" w:name="_Toc222348367"/>
+      <w:bookmarkStart w:name="_Toc222348367" w:id="52"/>
       <w:r>
         <w:t>Oevers</w:t>
       </w:r>
@@ -10401,7 +10388,7 @@
     <w:p>
       <w:pPr>
         <w:rPr>
-          <w:rFonts w:ascii="Arial" w:eastAsia="Times New Roman" w:hAnsi="Arial" w:cs="Arial"/>
+          <w:rFonts w:ascii="Arial" w:hAnsi="Arial" w:eastAsia="Times New Roman" w:cs="Arial"/>
           <w:sz w:val="21"/>
           <w:szCs w:val="21"/>
           <w:lang w:eastAsia="nl-NL"/>
@@ -10412,7 +10399,7 @@
       </w:r>
       <w:r>
         <w:rPr>
-          <w:rFonts w:ascii="Arial" w:eastAsia="Times New Roman" w:hAnsi="Arial" w:cs="Arial"/>
+          <w:rFonts w:ascii="Arial" w:hAnsi="Arial" w:eastAsia="Times New Roman" w:cs="Arial"/>
           <w:sz w:val="21"/>
           <w:szCs w:val="21"/>
           <w:lang w:eastAsia="nl-NL"/>
@@ -10422,7 +10409,6 @@
     </w:p>
     <w:p>
       <w:r>
-        <w:lastRenderedPageBreak/>
         <w:t>De oeverzone wordt geregistreerd als een vlakobject dat een indicatie geeft van de ligging van de oeverzone. Bij oeverzones die bestaan uit damwand</w:t>
       </w:r>
       <w:r>
@@ -10667,7 +10653,7 @@
       </w:pPr>
       <w:r>
         <w:rPr>
-          <w:rFonts w:asciiTheme="minorHAnsi" w:eastAsiaTheme="minorEastAsia" w:hAnsiTheme="minorHAnsi"/>
+          <w:rFonts w:asciiTheme="minorHAnsi" w:hAnsiTheme="minorHAnsi" w:eastAsiaTheme="minorEastAsia"/>
           <w:sz w:val="24"/>
           <w:szCs w:val="24"/>
         </w:rPr>
@@ -10675,7 +10661,7 @@
       </w:r>
       <w:r>
         <w:rPr>
-          <w:rFonts w:asciiTheme="minorHAnsi" w:eastAsiaTheme="minorEastAsia" w:hAnsiTheme="minorHAnsi"/>
+          <w:rFonts w:asciiTheme="minorHAnsi" w:hAnsiTheme="minorHAnsi" w:eastAsiaTheme="minorEastAsia"/>
           <w:sz w:val="24"/>
           <w:szCs w:val="24"/>
         </w:rPr>
@@ -10690,12 +10676,12 @@
           <w:numId w:val="65"/>
         </w:numPr>
         <w:rPr>
-          <w:rFonts w:asciiTheme="minorHAnsi" w:eastAsiaTheme="minorEastAsia" w:hAnsiTheme="minorHAnsi"/>
-        </w:rPr>
-      </w:pPr>
-      <w:r>
-        <w:rPr>
-          <w:rFonts w:asciiTheme="minorHAnsi" w:eastAsiaTheme="minorEastAsia" w:hAnsiTheme="minorHAnsi"/>
+          <w:rFonts w:asciiTheme="minorHAnsi" w:hAnsiTheme="minorHAnsi" w:eastAsiaTheme="minorEastAsia"/>
+        </w:rPr>
+      </w:pPr>
+      <w:r>
+        <w:rPr>
+          <w:rFonts w:asciiTheme="minorHAnsi" w:hAnsiTheme="minorHAnsi" w:eastAsiaTheme="minorEastAsia"/>
           <w:sz w:val="24"/>
           <w:szCs w:val="24"/>
         </w:rPr>
@@ -10715,7 +10701,7 @@
       </w:pPr>
       <w:r>
         <w:rPr>
-          <w:rFonts w:asciiTheme="minorHAnsi" w:eastAsiaTheme="minorEastAsia" w:hAnsiTheme="minorHAnsi"/>
+          <w:rFonts w:asciiTheme="minorHAnsi" w:hAnsiTheme="minorHAnsi" w:eastAsiaTheme="minorEastAsia"/>
           <w:sz w:val="24"/>
           <w:szCs w:val="24"/>
         </w:rPr>
@@ -10736,7 +10722,7 @@
       <w:proofErr w:type="spellStart"/>
       <w:r>
         <w:rPr>
-          <w:rFonts w:asciiTheme="minorHAnsi" w:eastAsiaTheme="minorEastAsia" w:hAnsiTheme="minorHAnsi"/>
+          <w:rFonts w:asciiTheme="minorHAnsi" w:hAnsiTheme="minorHAnsi" w:eastAsiaTheme="minorEastAsia"/>
           <w:sz w:val="24"/>
           <w:szCs w:val="24"/>
         </w:rPr>
@@ -10746,7 +10732,6 @@
     </w:p>
     <w:p>
       <w:r>
-        <w:lastRenderedPageBreak/>
         <w:t xml:space="preserve">Deze objecten </w:t>
       </w:r>
       <w:r>
@@ -10786,7 +10771,7 @@
       <w:pPr>
         <w:pStyle w:val="Kop3"/>
       </w:pPr>
-      <w:bookmarkStart w:id="53" w:name="_Toc222348368"/>
+      <w:bookmarkStart w:name="_Toc222348368" w:id="53"/>
       <w:r>
         <w:t>VRI, Openbare Verlichting en Hemelwaterafvoer</w:t>
       </w:r>
@@ -10831,7 +10816,7 @@
       </w:pPr>
       <w:r>
         <w:rPr>
-          <w:rFonts w:asciiTheme="minorHAnsi" w:eastAsiaTheme="minorEastAsia" w:hAnsiTheme="minorHAnsi"/>
+          <w:rFonts w:asciiTheme="minorHAnsi" w:hAnsiTheme="minorHAnsi" w:eastAsiaTheme="minorEastAsia"/>
           <w:sz w:val="24"/>
           <w:szCs w:val="24"/>
         </w:rPr>
@@ -10848,7 +10833,7 @@
       </w:pPr>
       <w:r>
         <w:rPr>
-          <w:rFonts w:asciiTheme="minorHAnsi" w:eastAsiaTheme="minorEastAsia" w:hAnsiTheme="minorHAnsi"/>
+          <w:rFonts w:asciiTheme="minorHAnsi" w:hAnsiTheme="minorHAnsi" w:eastAsiaTheme="minorEastAsia"/>
           <w:sz w:val="24"/>
           <w:szCs w:val="24"/>
         </w:rPr>
@@ -10865,7 +10850,7 @@
       </w:pPr>
       <w:r>
         <w:rPr>
-          <w:rFonts w:asciiTheme="minorHAnsi" w:eastAsiaTheme="minorEastAsia" w:hAnsiTheme="minorHAnsi"/>
+          <w:rFonts w:asciiTheme="minorHAnsi" w:hAnsiTheme="minorHAnsi" w:eastAsiaTheme="minorEastAsia"/>
           <w:sz w:val="24"/>
           <w:szCs w:val="24"/>
         </w:rPr>
@@ -10924,24 +10909,24 @@
     <w:p>
       <w:pPr>
         <w:rPr>
-          <w:rFonts w:ascii="Aptos" w:eastAsia="Aptos" w:hAnsi="Aptos" w:cs="Arial"/>
-        </w:rPr>
-      </w:pPr>
-      <w:r>
-        <w:rPr>
-          <w:rFonts w:ascii="Aptos" w:eastAsia="Aptos" w:hAnsi="Aptos" w:cs="Arial"/>
+          <w:rFonts w:ascii="Aptos" w:hAnsi="Aptos" w:eastAsia="Aptos" w:cs="Arial"/>
+        </w:rPr>
+      </w:pPr>
+      <w:r>
+        <w:rPr>
+          <w:rFonts w:ascii="Aptos" w:hAnsi="Aptos" w:eastAsia="Aptos" w:cs="Arial"/>
         </w:rPr>
         <w:t xml:space="preserve">Kabels kennen in het algemeen </w:t>
       </w:r>
       <w:r>
         <w:rPr>
-          <w:rFonts w:ascii="Aptos" w:eastAsia="Aptos" w:hAnsi="Aptos" w:cs="Arial"/>
+          <w:rFonts w:ascii="Aptos" w:hAnsi="Aptos" w:eastAsia="Aptos" w:cs="Arial"/>
         </w:rPr>
         <w:t>meerdere relaties</w:t>
       </w:r>
       <w:r>
         <w:rPr>
-          <w:rFonts w:ascii="Aptos" w:eastAsia="Aptos" w:hAnsi="Aptos" w:cs="Arial"/>
+          <w:rFonts w:ascii="Aptos" w:hAnsi="Aptos" w:eastAsia="Aptos" w:cs="Arial"/>
         </w:rPr>
         <w:t xml:space="preserve">. Kabelobjecten </w:t>
       </w:r>
@@ -10950,7 +10935,7 @@
       </w:r>
       <w:r>
         <w:rPr>
-          <w:rFonts w:ascii="Aptos" w:eastAsia="Aptos" w:hAnsi="Aptos" w:cs="Arial"/>
+          <w:rFonts w:ascii="Aptos" w:hAnsi="Aptos" w:eastAsia="Aptos" w:cs="Arial"/>
         </w:rPr>
         <w:t xml:space="preserve"> minimaal als volgt worden geregistreerd:</w:t>
       </w:r>
@@ -10962,30 +10947,30 @@
           <w:numId w:val="62"/>
         </w:numPr>
         <w:rPr>
-          <w:rFonts w:ascii="Aptos" w:eastAsia="Aptos" w:hAnsi="Aptos" w:cs="Arial"/>
-        </w:rPr>
-      </w:pPr>
-      <w:r>
-        <w:rPr>
-          <w:rFonts w:ascii="Aptos" w:eastAsia="Aptos" w:hAnsi="Aptos" w:cs="Arial"/>
+          <w:rFonts w:ascii="Aptos" w:hAnsi="Aptos" w:eastAsia="Aptos" w:cs="Arial"/>
+        </w:rPr>
+      </w:pPr>
+      <w:r>
+        <w:rPr>
+          <w:rFonts w:ascii="Aptos" w:hAnsi="Aptos" w:eastAsia="Aptos" w:cs="Arial"/>
         </w:rPr>
         <w:t xml:space="preserve">De kabel </w:t>
       </w:r>
       <w:r>
         <w:rPr>
-          <w:rFonts w:ascii="Aptos" w:eastAsia="Aptos" w:hAnsi="Aptos" w:cs="Arial"/>
+          <w:rFonts w:ascii="Aptos" w:hAnsi="Aptos" w:eastAsia="Aptos" w:cs="Arial"/>
         </w:rPr>
         <w:t>is</w:t>
       </w:r>
       <w:r>
         <w:rPr>
-          <w:rFonts w:ascii="Aptos" w:eastAsia="Aptos" w:hAnsi="Aptos" w:cs="Arial"/>
+          <w:rFonts w:ascii="Aptos" w:hAnsi="Aptos" w:eastAsia="Aptos" w:cs="Arial"/>
         </w:rPr>
         <w:t xml:space="preserve"> gekoppeld aan de</w:t>
       </w:r>
       <w:r>
         <w:rPr>
-          <w:rFonts w:ascii="Aptos" w:eastAsia="Aptos" w:hAnsi="Aptos" w:cs="Arial"/>
+          <w:rFonts w:ascii="Aptos" w:hAnsi="Aptos" w:eastAsia="Aptos" w:cs="Arial"/>
           <w:b/>
           <w:bCs/>
         </w:rPr>
@@ -10993,13 +10978,13 @@
       </w:r>
       <w:r>
         <w:rPr>
-          <w:rFonts w:ascii="Aptos" w:eastAsia="Aptos" w:hAnsi="Aptos" w:cs="Arial"/>
+          <w:rFonts w:ascii="Aptos" w:hAnsi="Aptos" w:eastAsia="Aptos" w:cs="Arial"/>
         </w:rPr>
         <w:t>kast v</w:t>
       </w:r>
       <w:r>
         <w:rPr>
-          <w:rFonts w:ascii="Aptos" w:eastAsia="Aptos" w:hAnsi="Aptos" w:cs="Arial"/>
+          <w:rFonts w:ascii="Aptos" w:hAnsi="Aptos" w:eastAsia="Aptos" w:cs="Arial"/>
         </w:rPr>
         <w:t>an waaruit deze wordt gevoed.</w:t>
       </w:r>
@@ -11011,18 +10996,18 @@
           <w:numId w:val="62"/>
         </w:numPr>
         <w:rPr>
-          <w:rFonts w:ascii="Aptos" w:eastAsia="Aptos" w:hAnsi="Aptos" w:cs="Arial"/>
-        </w:rPr>
-      </w:pPr>
-      <w:r>
-        <w:rPr>
-          <w:rFonts w:ascii="Aptos" w:eastAsia="Aptos" w:hAnsi="Aptos" w:cs="Arial"/>
+          <w:rFonts w:ascii="Aptos" w:hAnsi="Aptos" w:eastAsia="Aptos" w:cs="Arial"/>
+        </w:rPr>
+      </w:pPr>
+      <w:r>
+        <w:rPr>
+          <w:rFonts w:ascii="Aptos" w:hAnsi="Aptos" w:eastAsia="Aptos" w:cs="Arial"/>
         </w:rPr>
         <w:t>Het</w:t>
       </w:r>
       <w:r>
         <w:rPr>
-          <w:rFonts w:ascii="Aptos" w:eastAsia="Aptos" w:hAnsi="Aptos" w:cs="Arial"/>
+          <w:rFonts w:ascii="Aptos" w:hAnsi="Aptos" w:eastAsia="Aptos" w:cs="Arial"/>
           <w:b/>
           <w:bCs/>
         </w:rPr>
@@ -11030,205 +11015,205 @@
       </w:r>
       <w:r>
         <w:rPr>
-          <w:rFonts w:ascii="Aptos" w:eastAsia="Aptos" w:hAnsi="Aptos" w:cs="Arial"/>
+          <w:rFonts w:ascii="Aptos" w:hAnsi="Aptos" w:eastAsia="Aptos" w:cs="Arial"/>
         </w:rPr>
         <w:t>be</w:t>
       </w:r>
       <w:r>
         <w:rPr>
-          <w:rFonts w:ascii="Aptos" w:eastAsia="Aptos" w:hAnsi="Aptos" w:cs="Arial"/>
+          <w:rFonts w:ascii="Aptos" w:hAnsi="Aptos" w:eastAsia="Aptos" w:cs="Arial"/>
         </w:rPr>
         <w:t xml:space="preserve">ginpunt en het </w:t>
       </w:r>
       <w:r>
         <w:rPr>
-          <w:rFonts w:ascii="Aptos" w:eastAsia="Aptos" w:hAnsi="Aptos" w:cs="Arial"/>
+          <w:rFonts w:ascii="Aptos" w:hAnsi="Aptos" w:eastAsia="Aptos" w:cs="Arial"/>
         </w:rPr>
         <w:t>eindpunt</w:t>
       </w:r>
       <w:r>
         <w:rPr>
-          <w:rFonts w:ascii="Aptos" w:eastAsia="Aptos" w:hAnsi="Aptos" w:cs="Arial"/>
+          <w:rFonts w:ascii="Aptos" w:hAnsi="Aptos" w:eastAsia="Aptos" w:cs="Arial"/>
         </w:rPr>
         <w:t xml:space="preserve"> van de kabel </w:t>
       </w:r>
       <w:r>
         <w:rPr>
-          <w:rFonts w:ascii="Aptos" w:eastAsia="Aptos" w:hAnsi="Aptos" w:cs="Arial"/>
+          <w:rFonts w:ascii="Aptos" w:hAnsi="Aptos" w:eastAsia="Aptos" w:cs="Arial"/>
         </w:rPr>
         <w:t>moet</w:t>
       </w:r>
       <w:r>
         <w:rPr>
-          <w:rFonts w:ascii="Aptos" w:eastAsia="Aptos" w:hAnsi="Aptos" w:cs="Arial"/>
+          <w:rFonts w:ascii="Aptos" w:hAnsi="Aptos" w:eastAsia="Aptos" w:cs="Arial"/>
         </w:rPr>
         <w:t xml:space="preserve"> afzonderlijk worden vastgelegd.</w:t>
       </w:r>
       <w:r>
         <w:rPr>
-          <w:rFonts w:ascii="Aptos" w:eastAsia="Aptos" w:hAnsi="Aptos" w:cs="Arial"/>
+          <w:rFonts w:ascii="Aptos" w:hAnsi="Aptos" w:eastAsia="Aptos" w:cs="Arial"/>
         </w:rPr>
         <w:t xml:space="preserve"> </w:t>
       </w:r>
       <w:r>
         <w:rPr>
-          <w:rFonts w:ascii="Aptos" w:eastAsia="Aptos" w:hAnsi="Aptos" w:cs="Arial"/>
+          <w:rFonts w:ascii="Aptos" w:hAnsi="Aptos" w:eastAsia="Aptos" w:cs="Arial"/>
         </w:rPr>
         <w:t>H</w:t>
       </w:r>
       <w:r>
         <w:rPr>
-          <w:rFonts w:ascii="Aptos" w:eastAsia="Aptos" w:hAnsi="Aptos" w:cs="Arial"/>
+          <w:rFonts w:ascii="Aptos" w:hAnsi="Aptos" w:eastAsia="Aptos" w:cs="Arial"/>
         </w:rPr>
         <w:t>et begin‑ en eindpunt van kabels</w:t>
       </w:r>
       <w:r>
         <w:rPr>
-          <w:rFonts w:ascii="Aptos" w:eastAsia="Aptos" w:hAnsi="Aptos" w:cs="Arial"/>
+          <w:rFonts w:ascii="Aptos" w:hAnsi="Aptos" w:eastAsia="Aptos" w:cs="Arial"/>
         </w:rPr>
         <w:t xml:space="preserve"> worden</w:t>
       </w:r>
       <w:r>
         <w:rPr>
-          <w:rFonts w:ascii="Aptos" w:eastAsia="Aptos" w:hAnsi="Aptos" w:cs="Arial"/>
+          <w:rFonts w:ascii="Aptos" w:hAnsi="Aptos" w:eastAsia="Aptos" w:cs="Arial"/>
         </w:rPr>
         <w:t xml:space="preserve"> </w:t>
       </w:r>
       <w:r>
         <w:rPr>
-          <w:rFonts w:ascii="Aptos" w:eastAsia="Aptos" w:hAnsi="Aptos" w:cs="Arial"/>
+          <w:rFonts w:ascii="Aptos" w:hAnsi="Aptos" w:eastAsia="Aptos" w:cs="Arial"/>
         </w:rPr>
         <w:t>geregistreerd conform de aansluittekeningen</w:t>
       </w:r>
       <w:r>
         <w:rPr>
-          <w:rFonts w:ascii="Aptos" w:eastAsia="Aptos" w:hAnsi="Aptos" w:cs="Arial"/>
+          <w:rFonts w:ascii="Aptos" w:hAnsi="Aptos" w:eastAsia="Aptos" w:cs="Arial"/>
         </w:rPr>
         <w:t>.</w:t>
       </w:r>
       <w:r>
         <w:rPr>
-          <w:rFonts w:ascii="Aptos" w:eastAsia="Aptos" w:hAnsi="Aptos" w:cs="Arial"/>
+          <w:rFonts w:ascii="Aptos" w:hAnsi="Aptos" w:eastAsia="Aptos" w:cs="Arial"/>
         </w:rPr>
         <w:t xml:space="preserve"> </w:t>
       </w:r>
       <w:r>
         <w:rPr>
-          <w:rFonts w:ascii="Aptos" w:eastAsia="Aptos" w:hAnsi="Aptos" w:cs="Arial"/>
+          <w:rFonts w:ascii="Aptos" w:hAnsi="Aptos" w:eastAsia="Aptos" w:cs="Arial"/>
         </w:rPr>
         <w:t xml:space="preserve">Dit betekent dat de relatie wordt vastgelegd van een bronobject (bijvoorbeeld </w:t>
       </w:r>
       <w:r>
         <w:rPr>
-          <w:rFonts w:ascii="Aptos" w:eastAsia="Aptos" w:hAnsi="Aptos" w:cs="Arial"/>
+          <w:rFonts w:ascii="Aptos" w:hAnsi="Aptos" w:eastAsia="Aptos" w:cs="Arial"/>
         </w:rPr>
         <w:t>kast met kastnummer xx</w:t>
       </w:r>
       <w:r>
         <w:rPr>
-          <w:rFonts w:ascii="Aptos" w:eastAsia="Aptos" w:hAnsi="Aptos" w:cs="Arial"/>
+          <w:rFonts w:ascii="Aptos" w:hAnsi="Aptos" w:eastAsia="Aptos" w:cs="Arial"/>
         </w:rPr>
         <w:t>) naar een doelobject, zoals:</w:t>
       </w:r>
       <w:r>
         <w:rPr>
-          <w:rFonts w:ascii="Aptos" w:eastAsia="Aptos" w:hAnsi="Aptos" w:cs="Arial"/>
+          <w:rFonts w:ascii="Aptos" w:hAnsi="Aptos" w:eastAsia="Aptos" w:cs="Arial"/>
         </w:rPr>
         <w:t xml:space="preserve"> </w:t>
       </w:r>
       <w:r>
         <w:rPr>
-          <w:rFonts w:ascii="Aptos" w:eastAsia="Aptos" w:hAnsi="Aptos" w:cs="Arial"/>
+          <w:rFonts w:ascii="Aptos" w:hAnsi="Aptos" w:eastAsia="Aptos" w:cs="Arial"/>
         </w:rPr>
         <w:t xml:space="preserve">een </w:t>
       </w:r>
       <w:r>
         <w:rPr>
-          <w:rFonts w:ascii="Aptos" w:eastAsia="Aptos" w:hAnsi="Aptos" w:cs="Arial"/>
+          <w:rFonts w:ascii="Aptos" w:hAnsi="Aptos" w:eastAsia="Aptos" w:cs="Arial"/>
         </w:rPr>
         <w:t>lichtmast</w:t>
       </w:r>
       <w:r>
         <w:rPr>
-          <w:rFonts w:ascii="Aptos" w:eastAsia="Aptos" w:hAnsi="Aptos" w:cs="Arial"/>
+          <w:rFonts w:ascii="Aptos" w:hAnsi="Aptos" w:eastAsia="Aptos" w:cs="Arial"/>
         </w:rPr>
         <w:t>,</w:t>
       </w:r>
       <w:r>
         <w:rPr>
-          <w:rFonts w:ascii="Aptos" w:eastAsia="Aptos" w:hAnsi="Aptos" w:cs="Arial"/>
+          <w:rFonts w:ascii="Aptos" w:hAnsi="Aptos" w:eastAsia="Aptos" w:cs="Arial"/>
         </w:rPr>
         <w:t xml:space="preserve"> </w:t>
       </w:r>
       <w:r>
         <w:rPr>
-          <w:rFonts w:ascii="Aptos" w:eastAsia="Aptos" w:hAnsi="Aptos" w:cs="Arial"/>
+          <w:rFonts w:ascii="Aptos" w:hAnsi="Aptos" w:eastAsia="Aptos" w:cs="Arial"/>
         </w:rPr>
         <w:t>een</w:t>
       </w:r>
       <w:r>
         <w:rPr>
-          <w:rFonts w:ascii="Aptos" w:eastAsia="Aptos" w:hAnsi="Aptos" w:cs="Arial"/>
+          <w:rFonts w:ascii="Aptos" w:hAnsi="Aptos" w:eastAsia="Aptos" w:cs="Arial"/>
         </w:rPr>
         <w:t xml:space="preserve"> </w:t>
       </w:r>
       <w:r>
         <w:rPr>
-          <w:rFonts w:ascii="Aptos" w:eastAsia="Aptos" w:hAnsi="Aptos" w:cs="Arial"/>
+          <w:rFonts w:ascii="Aptos" w:hAnsi="Aptos" w:eastAsia="Aptos" w:cs="Arial"/>
         </w:rPr>
         <w:t>lantaarn</w:t>
       </w:r>
       <w:r>
         <w:rPr>
-          <w:rFonts w:ascii="Aptos" w:eastAsia="Aptos" w:hAnsi="Aptos" w:cs="Arial"/>
+          <w:rFonts w:ascii="Aptos" w:hAnsi="Aptos" w:eastAsia="Aptos" w:cs="Arial"/>
         </w:rPr>
         <w:t>,</w:t>
       </w:r>
       <w:r>
         <w:rPr>
-          <w:rFonts w:ascii="Aptos" w:eastAsia="Aptos" w:hAnsi="Aptos" w:cs="Arial"/>
+          <w:rFonts w:ascii="Aptos" w:hAnsi="Aptos" w:eastAsia="Aptos" w:cs="Arial"/>
         </w:rPr>
         <w:t xml:space="preserve"> </w:t>
       </w:r>
       <w:r>
         <w:rPr>
-          <w:rFonts w:ascii="Aptos" w:eastAsia="Aptos" w:hAnsi="Aptos" w:cs="Arial"/>
+          <w:rFonts w:ascii="Aptos" w:hAnsi="Aptos" w:eastAsia="Aptos" w:cs="Arial"/>
         </w:rPr>
         <w:t>een drukknop of</w:t>
       </w:r>
       <w:r>
         <w:rPr>
-          <w:rFonts w:ascii="Aptos" w:eastAsia="Aptos" w:hAnsi="Aptos" w:cs="Arial"/>
+          <w:rFonts w:ascii="Aptos" w:hAnsi="Aptos" w:eastAsia="Aptos" w:cs="Arial"/>
         </w:rPr>
         <w:t xml:space="preserve"> </w:t>
       </w:r>
       <w:r>
         <w:rPr>
-          <w:rFonts w:ascii="Aptos" w:eastAsia="Aptos" w:hAnsi="Aptos" w:cs="Arial"/>
+          <w:rFonts w:ascii="Aptos" w:hAnsi="Aptos" w:eastAsia="Aptos" w:cs="Arial"/>
         </w:rPr>
         <w:t xml:space="preserve">een </w:t>
       </w:r>
       <w:r>
         <w:rPr>
-          <w:rFonts w:ascii="Aptos" w:eastAsia="Aptos" w:hAnsi="Aptos" w:cs="Arial"/>
+          <w:rFonts w:ascii="Aptos" w:hAnsi="Aptos" w:eastAsia="Aptos" w:cs="Arial"/>
         </w:rPr>
         <w:t>mof</w:t>
       </w:r>
       <w:r>
         <w:rPr>
-          <w:rFonts w:ascii="Aptos" w:eastAsia="Aptos" w:hAnsi="Aptos" w:cs="Arial"/>
+          <w:rFonts w:ascii="Aptos" w:hAnsi="Aptos" w:eastAsia="Aptos" w:cs="Arial"/>
         </w:rPr>
         <w:t xml:space="preserve">. Het begin‑ en eindpunt van een kabel loopt altijd van de </w:t>
       </w:r>
       <w:r>
         <w:rPr>
-          <w:rFonts w:ascii="Aptos" w:eastAsia="Aptos" w:hAnsi="Aptos" w:cs="Arial"/>
+          <w:rFonts w:ascii="Aptos" w:hAnsi="Aptos" w:eastAsia="Aptos" w:cs="Arial"/>
         </w:rPr>
         <w:t>bron</w:t>
       </w:r>
       <w:r>
         <w:rPr>
-          <w:rFonts w:ascii="Aptos" w:eastAsia="Aptos" w:hAnsi="Aptos" w:cs="Arial"/>
+          <w:rFonts w:ascii="Aptos" w:hAnsi="Aptos" w:eastAsia="Aptos" w:cs="Arial"/>
         </w:rPr>
         <w:t xml:space="preserve"> (meestal een kast) naar het aangesloten object en bestaat uit één lijnstuk.</w:t>
       </w:r>
@@ -11309,7 +11294,6 @@
         <w:pStyle w:val="Kop4"/>
       </w:pPr>
       <w:r>
-        <w:lastRenderedPageBreak/>
         <w:t>Openbare verlichting (OVL)</w:t>
       </w:r>
     </w:p>
@@ -11535,6 +11519,8 @@
       </w:r>
       <w:r>
         <w:br/>
+      </w:r>
+      <w:r>
         <w:t xml:space="preserve">Elk beheerobject </w:t>
       </w:r>
       <w:r>
@@ -11576,14 +11562,14 @@
           <w:numId w:val="60"/>
         </w:numPr>
         <w:rPr>
-          <w:rFonts w:asciiTheme="minorHAnsi" w:eastAsiaTheme="minorEastAsia" w:hAnsiTheme="minorHAnsi"/>
-          <w:sz w:val="24"/>
-          <w:szCs w:val="24"/>
-        </w:rPr>
-      </w:pPr>
-      <w:r>
-        <w:rPr>
-          <w:rFonts w:asciiTheme="minorHAnsi" w:eastAsiaTheme="minorEastAsia" w:hAnsiTheme="minorHAnsi"/>
+          <w:rFonts w:asciiTheme="minorHAnsi" w:hAnsiTheme="minorHAnsi" w:eastAsiaTheme="minorEastAsia"/>
+          <w:sz w:val="24"/>
+          <w:szCs w:val="24"/>
+        </w:rPr>
+      </w:pPr>
+      <w:r>
+        <w:rPr>
+          <w:rFonts w:asciiTheme="minorHAnsi" w:hAnsiTheme="minorHAnsi" w:eastAsiaTheme="minorEastAsia"/>
           <w:sz w:val="24"/>
           <w:szCs w:val="24"/>
         </w:rPr>
@@ -11592,7 +11578,7 @@
       <w:proofErr w:type="spellStart"/>
       <w:r>
         <w:rPr>
-          <w:rFonts w:asciiTheme="minorHAnsi" w:eastAsiaTheme="minorEastAsia" w:hAnsiTheme="minorHAnsi"/>
+          <w:rFonts w:asciiTheme="minorHAnsi" w:hAnsiTheme="minorHAnsi" w:eastAsiaTheme="minorEastAsia"/>
           <w:i/>
           <w:iCs/>
           <w:sz w:val="24"/>
@@ -11602,7 +11588,7 @@
       </w:r>
       <w:r>
         <w:rPr>
-          <w:rFonts w:asciiTheme="minorHAnsi" w:eastAsiaTheme="minorEastAsia" w:hAnsiTheme="minorHAnsi"/>
+          <w:rFonts w:asciiTheme="minorHAnsi" w:hAnsiTheme="minorHAnsi" w:eastAsiaTheme="minorEastAsia"/>
           <w:i/>
           <w:iCs/>
           <w:sz w:val="24"/>
@@ -11613,7 +11599,7 @@
       <w:proofErr w:type="spellEnd"/>
       <w:r>
         <w:rPr>
-          <w:rFonts w:asciiTheme="minorHAnsi" w:eastAsiaTheme="minorEastAsia" w:hAnsiTheme="minorHAnsi"/>
+          <w:rFonts w:asciiTheme="minorHAnsi" w:hAnsiTheme="minorHAnsi" w:eastAsiaTheme="minorEastAsia"/>
           <w:sz w:val="24"/>
           <w:szCs w:val="24"/>
         </w:rPr>
@@ -11621,7 +11607,7 @@
       </w:r>
       <w:r>
         <w:rPr>
-          <w:rFonts w:asciiTheme="minorHAnsi" w:eastAsiaTheme="minorEastAsia" w:hAnsiTheme="minorHAnsi"/>
+          <w:rFonts w:asciiTheme="minorHAnsi" w:hAnsiTheme="minorHAnsi" w:eastAsiaTheme="minorEastAsia"/>
           <w:sz w:val="24"/>
           <w:szCs w:val="24"/>
         </w:rPr>
@@ -11636,7 +11622,7 @@
           <w:numId w:val="60"/>
         </w:numPr>
         <w:rPr>
-          <w:rFonts w:asciiTheme="minorHAnsi" w:eastAsiaTheme="minorEastAsia" w:hAnsiTheme="minorHAnsi"/>
+          <w:rFonts w:asciiTheme="minorHAnsi" w:hAnsiTheme="minorHAnsi" w:eastAsiaTheme="minorEastAsia"/>
           <w:i/>
           <w:sz w:val="24"/>
           <w:szCs w:val="24"/>
@@ -11644,7 +11630,7 @@
       </w:pPr>
       <w:r>
         <w:rPr>
-          <w:rFonts w:asciiTheme="minorHAnsi" w:eastAsiaTheme="minorEastAsia" w:hAnsiTheme="minorHAnsi"/>
+          <w:rFonts w:asciiTheme="minorHAnsi" w:hAnsiTheme="minorHAnsi" w:eastAsiaTheme="minorEastAsia"/>
           <w:sz w:val="24"/>
           <w:szCs w:val="24"/>
         </w:rPr>
@@ -11653,7 +11639,7 @@
       <w:proofErr w:type="spellStart"/>
       <w:r>
         <w:rPr>
-          <w:rFonts w:asciiTheme="minorHAnsi" w:eastAsiaTheme="minorEastAsia" w:hAnsiTheme="minorHAnsi"/>
+          <w:rFonts w:asciiTheme="minorHAnsi" w:hAnsiTheme="minorHAnsi" w:eastAsiaTheme="minorEastAsia"/>
           <w:i/>
           <w:iCs/>
           <w:sz w:val="24"/>
@@ -11663,7 +11649,7 @@
       </w:r>
       <w:r>
         <w:rPr>
-          <w:rFonts w:asciiTheme="minorHAnsi" w:eastAsiaTheme="minorEastAsia" w:hAnsiTheme="minorHAnsi"/>
+          <w:rFonts w:asciiTheme="minorHAnsi" w:hAnsiTheme="minorHAnsi" w:eastAsiaTheme="minorEastAsia"/>
           <w:i/>
           <w:iCs/>
           <w:sz w:val="24"/>
@@ -11674,7 +11660,7 @@
       <w:proofErr w:type="spellEnd"/>
       <w:r>
         <w:rPr>
-          <w:rFonts w:asciiTheme="minorHAnsi" w:eastAsiaTheme="minorEastAsia" w:hAnsiTheme="minorHAnsi"/>
+          <w:rFonts w:asciiTheme="minorHAnsi" w:hAnsiTheme="minorHAnsi" w:eastAsiaTheme="minorEastAsia"/>
           <w:i/>
           <w:iCs/>
           <w:sz w:val="24"/>
@@ -11684,7 +11670,7 @@
       </w:r>
       <w:r>
         <w:rPr>
-          <w:rFonts w:asciiTheme="minorHAnsi" w:eastAsiaTheme="minorEastAsia" w:hAnsiTheme="minorHAnsi"/>
+          <w:rFonts w:asciiTheme="minorHAnsi" w:hAnsiTheme="minorHAnsi" w:eastAsiaTheme="minorEastAsia"/>
           <w:i/>
           <w:iCs/>
           <w:sz w:val="24"/>
@@ -11703,7 +11689,7 @@
       </w:pPr>
       <w:r>
         <w:rPr>
-          <w:rFonts w:asciiTheme="minorHAnsi" w:eastAsiaTheme="minorEastAsia" w:hAnsiTheme="minorHAnsi"/>
+          <w:rFonts w:asciiTheme="minorHAnsi" w:hAnsiTheme="minorHAnsi" w:eastAsiaTheme="minorEastAsia"/>
           <w:sz w:val="24"/>
           <w:szCs w:val="24"/>
         </w:rPr>
@@ -11712,7 +11698,7 @@
       <w:proofErr w:type="spellStart"/>
       <w:r>
         <w:rPr>
-          <w:rFonts w:asciiTheme="minorHAnsi" w:eastAsiaTheme="minorEastAsia" w:hAnsiTheme="minorHAnsi"/>
+          <w:rFonts w:asciiTheme="minorHAnsi" w:hAnsiTheme="minorHAnsi" w:eastAsiaTheme="minorEastAsia"/>
           <w:i/>
           <w:iCs/>
           <w:sz w:val="24"/>
@@ -11722,7 +11708,7 @@
       </w:r>
       <w:r>
         <w:rPr>
-          <w:rFonts w:asciiTheme="minorHAnsi" w:eastAsiaTheme="minorEastAsia" w:hAnsiTheme="minorHAnsi"/>
+          <w:rFonts w:asciiTheme="minorHAnsi" w:hAnsiTheme="minorHAnsi" w:eastAsiaTheme="minorEastAsia"/>
           <w:i/>
           <w:iCs/>
           <w:sz w:val="24"/>
@@ -11733,7 +11719,7 @@
       <w:proofErr w:type="spellEnd"/>
       <w:r>
         <w:rPr>
-          <w:rFonts w:asciiTheme="minorHAnsi" w:eastAsiaTheme="minorEastAsia" w:hAnsiTheme="minorHAnsi"/>
+          <w:rFonts w:asciiTheme="minorHAnsi" w:hAnsiTheme="minorHAnsi" w:eastAsiaTheme="minorEastAsia"/>
           <w:sz w:val="24"/>
           <w:szCs w:val="24"/>
         </w:rPr>
@@ -11755,7 +11741,7 @@
       </w:r>
       <w:r>
         <w:rPr>
-          <w:rFonts w:eastAsiaTheme="minorEastAsia" w:hint="eastAsia"/>
+          <w:rFonts w:hint="eastAsia" w:eastAsiaTheme="minorEastAsia"/>
         </w:rPr>
         <w:t>ö</w:t>
       </w:r>
@@ -11841,7 +11827,7 @@
       </w:r>
       <w:r>
         <w:rPr>
-          <w:rFonts w:ascii="Cambria Math" w:eastAsiaTheme="minorEastAsia" w:hAnsi="Cambria Math" w:cs="Cambria Math"/>
+          <w:rFonts w:ascii="Cambria Math" w:hAnsi="Cambria Math" w:cs="Cambria Math" w:eastAsiaTheme="minorEastAsia"/>
         </w:rPr>
         <w:t>‑</w:t>
       </w:r>
@@ -11963,7 +11949,6 @@
         <w:pStyle w:val="Kop4"/>
       </w:pPr>
       <w:r>
-        <w:lastRenderedPageBreak/>
         <w:t>Overige systemen</w:t>
       </w:r>
     </w:p>
@@ -12082,7 +12067,7 @@
       <w:pPr>
         <w:pStyle w:val="Kop3"/>
       </w:pPr>
-      <w:bookmarkStart w:id="54" w:name="_Toc222348370"/>
+      <w:bookmarkStart w:name="_Toc222348370" w:id="54"/>
       <w:r>
         <w:t>Faunavoorzieningen</w:t>
       </w:r>
@@ -12115,14 +12100,14 @@
           <w:numId w:val="1"/>
         </w:numPr>
         <w:rPr>
-          <w:rFonts w:asciiTheme="minorHAnsi" w:eastAsiaTheme="minorEastAsia" w:hAnsiTheme="minorHAnsi"/>
-          <w:sz w:val="24"/>
-          <w:szCs w:val="24"/>
-        </w:rPr>
-      </w:pPr>
-      <w:r>
-        <w:rPr>
-          <w:rFonts w:asciiTheme="minorHAnsi" w:eastAsiaTheme="minorEastAsia" w:hAnsiTheme="minorHAnsi"/>
+          <w:rFonts w:asciiTheme="minorHAnsi" w:hAnsiTheme="minorHAnsi" w:eastAsiaTheme="minorEastAsia"/>
+          <w:sz w:val="24"/>
+          <w:szCs w:val="24"/>
+        </w:rPr>
+      </w:pPr>
+      <w:r>
+        <w:rPr>
+          <w:rFonts w:asciiTheme="minorHAnsi" w:hAnsiTheme="minorHAnsi" w:eastAsiaTheme="minorEastAsia"/>
           <w:sz w:val="24"/>
           <w:szCs w:val="24"/>
         </w:rPr>
@@ -12130,7 +12115,7 @@
       </w:r>
       <w:r>
         <w:rPr>
-          <w:rFonts w:asciiTheme="minorHAnsi" w:eastAsiaTheme="minorEastAsia" w:hAnsiTheme="minorHAnsi"/>
+          <w:rFonts w:asciiTheme="minorHAnsi" w:hAnsiTheme="minorHAnsi" w:eastAsiaTheme="minorEastAsia"/>
           <w:sz w:val="24"/>
           <w:szCs w:val="24"/>
         </w:rPr>
@@ -12138,7 +12123,7 @@
       </w:r>
       <w:r>
         <w:rPr>
-          <w:rFonts w:asciiTheme="minorHAnsi" w:eastAsiaTheme="minorEastAsia" w:hAnsiTheme="minorHAnsi"/>
+          <w:rFonts w:asciiTheme="minorHAnsi" w:hAnsiTheme="minorHAnsi" w:eastAsiaTheme="minorEastAsia"/>
           <w:sz w:val="24"/>
           <w:szCs w:val="24"/>
         </w:rPr>
@@ -12146,7 +12131,7 @@
       </w:r>
       <w:r>
         <w:rPr>
-          <w:rFonts w:asciiTheme="minorHAnsi" w:eastAsiaTheme="minorEastAsia" w:hAnsiTheme="minorHAnsi"/>
+          <w:rFonts w:asciiTheme="minorHAnsi" w:hAnsiTheme="minorHAnsi" w:eastAsiaTheme="minorEastAsia"/>
           <w:sz w:val="24"/>
           <w:szCs w:val="24"/>
         </w:rPr>
@@ -12154,7 +12139,7 @@
       </w:r>
       <w:r>
         <w:rPr>
-          <w:rFonts w:asciiTheme="minorHAnsi" w:eastAsiaTheme="minorEastAsia" w:hAnsiTheme="minorHAnsi"/>
+          <w:rFonts w:asciiTheme="minorHAnsi" w:hAnsiTheme="minorHAnsi" w:eastAsiaTheme="minorEastAsia"/>
           <w:sz w:val="24"/>
           <w:szCs w:val="24"/>
         </w:rPr>
@@ -12162,7 +12147,7 @@
       </w:r>
       <w:r>
         <w:rPr>
-          <w:rFonts w:asciiTheme="minorHAnsi" w:eastAsiaTheme="minorEastAsia" w:hAnsiTheme="minorHAnsi"/>
+          <w:rFonts w:asciiTheme="minorHAnsi" w:hAnsiTheme="minorHAnsi" w:eastAsiaTheme="minorEastAsia"/>
           <w:sz w:val="24"/>
           <w:szCs w:val="24"/>
         </w:rPr>
@@ -12170,7 +12155,7 @@
       </w:r>
       <w:r>
         <w:rPr>
-          <w:rFonts w:asciiTheme="minorHAnsi" w:eastAsiaTheme="minorEastAsia" w:hAnsiTheme="minorHAnsi"/>
+          <w:rFonts w:asciiTheme="minorHAnsi" w:hAnsiTheme="minorHAnsi" w:eastAsiaTheme="minorEastAsia"/>
           <w:sz w:val="24"/>
           <w:szCs w:val="24"/>
         </w:rPr>
@@ -12178,7 +12163,7 @@
       </w:r>
       <w:r>
         <w:rPr>
-          <w:rFonts w:asciiTheme="minorHAnsi" w:eastAsiaTheme="minorEastAsia" w:hAnsiTheme="minorHAnsi"/>
+          <w:rFonts w:asciiTheme="minorHAnsi" w:hAnsiTheme="minorHAnsi" w:eastAsiaTheme="minorEastAsia"/>
           <w:sz w:val="24"/>
           <w:szCs w:val="24"/>
         </w:rPr>
@@ -12186,7 +12171,7 @@
       </w:r>
       <w:r>
         <w:rPr>
-          <w:rFonts w:asciiTheme="minorHAnsi" w:eastAsiaTheme="minorEastAsia" w:hAnsiTheme="minorHAnsi"/>
+          <w:rFonts w:asciiTheme="minorHAnsi" w:hAnsiTheme="minorHAnsi" w:eastAsiaTheme="minorEastAsia"/>
           <w:sz w:val="24"/>
           <w:szCs w:val="24"/>
         </w:rPr>
@@ -12194,7 +12179,7 @@
       </w:r>
       <w:r>
         <w:rPr>
-          <w:rFonts w:asciiTheme="minorHAnsi" w:eastAsiaTheme="minorEastAsia" w:hAnsiTheme="minorHAnsi"/>
+          <w:rFonts w:asciiTheme="minorHAnsi" w:hAnsiTheme="minorHAnsi" w:eastAsiaTheme="minorEastAsia"/>
           <w:sz w:val="24"/>
           <w:szCs w:val="24"/>
         </w:rPr>
@@ -12203,7 +12188,7 @@
       <w:proofErr w:type="spellStart"/>
       <w:r>
         <w:rPr>
-          <w:rFonts w:asciiTheme="minorHAnsi" w:eastAsiaTheme="minorEastAsia" w:hAnsiTheme="minorHAnsi"/>
+          <w:rFonts w:asciiTheme="minorHAnsi" w:hAnsiTheme="minorHAnsi" w:eastAsiaTheme="minorEastAsia"/>
           <w:i/>
           <w:sz w:val="24"/>
           <w:szCs w:val="24"/>
@@ -12213,7 +12198,7 @@
       <w:proofErr w:type="spellEnd"/>
       <w:r>
         <w:rPr>
-          <w:rFonts w:asciiTheme="minorHAnsi" w:eastAsiaTheme="minorEastAsia" w:hAnsiTheme="minorHAnsi"/>
+          <w:rFonts w:asciiTheme="minorHAnsi" w:hAnsiTheme="minorHAnsi" w:eastAsiaTheme="minorEastAsia"/>
           <w:sz w:val="24"/>
           <w:szCs w:val="24"/>
         </w:rPr>
@@ -12221,7 +12206,7 @@
       </w:r>
       <w:r>
         <w:rPr>
-          <w:rFonts w:asciiTheme="minorHAnsi" w:eastAsiaTheme="minorEastAsia" w:hAnsiTheme="minorHAnsi"/>
+          <w:rFonts w:asciiTheme="minorHAnsi" w:hAnsiTheme="minorHAnsi" w:eastAsiaTheme="minorEastAsia"/>
           <w:sz w:val="24"/>
           <w:szCs w:val="24"/>
         </w:rPr>
@@ -12229,7 +12214,7 @@
       </w:r>
       <w:r>
         <w:rPr>
-          <w:rFonts w:asciiTheme="minorHAnsi" w:eastAsiaTheme="minorEastAsia" w:hAnsiTheme="minorHAnsi"/>
+          <w:rFonts w:asciiTheme="minorHAnsi" w:hAnsiTheme="minorHAnsi" w:eastAsiaTheme="minorEastAsia"/>
           <w:sz w:val="24"/>
           <w:szCs w:val="24"/>
         </w:rPr>
@@ -12237,7 +12222,7 @@
       </w:r>
       <w:r>
         <w:rPr>
-          <w:rFonts w:asciiTheme="minorHAnsi" w:eastAsiaTheme="minorEastAsia" w:hAnsiTheme="minorHAnsi"/>
+          <w:rFonts w:asciiTheme="minorHAnsi" w:hAnsiTheme="minorHAnsi" w:eastAsiaTheme="minorEastAsia"/>
           <w:sz w:val="24"/>
           <w:szCs w:val="24"/>
         </w:rPr>
@@ -12245,7 +12230,7 @@
       </w:r>
       <w:r>
         <w:rPr>
-          <w:rFonts w:asciiTheme="minorHAnsi" w:eastAsiaTheme="minorEastAsia" w:hAnsiTheme="minorHAnsi"/>
+          <w:rFonts w:asciiTheme="minorHAnsi" w:hAnsiTheme="minorHAnsi" w:eastAsiaTheme="minorEastAsia"/>
           <w:sz w:val="24"/>
           <w:szCs w:val="24"/>
         </w:rPr>
@@ -12260,14 +12245,14 @@
           <w:numId w:val="1"/>
         </w:numPr>
         <w:rPr>
-          <w:rFonts w:asciiTheme="minorHAnsi" w:eastAsiaTheme="minorEastAsia" w:hAnsiTheme="minorHAnsi"/>
-          <w:sz w:val="24"/>
-          <w:szCs w:val="24"/>
-        </w:rPr>
-      </w:pPr>
-      <w:r>
-        <w:rPr>
-          <w:rFonts w:asciiTheme="minorHAnsi" w:eastAsiaTheme="minorEastAsia" w:hAnsiTheme="minorHAnsi"/>
+          <w:rFonts w:asciiTheme="minorHAnsi" w:hAnsiTheme="minorHAnsi" w:eastAsiaTheme="minorEastAsia"/>
+          <w:sz w:val="24"/>
+          <w:szCs w:val="24"/>
+        </w:rPr>
+      </w:pPr>
+      <w:r>
+        <w:rPr>
+          <w:rFonts w:asciiTheme="minorHAnsi" w:hAnsiTheme="minorHAnsi" w:eastAsiaTheme="minorEastAsia"/>
           <w:sz w:val="24"/>
           <w:szCs w:val="24"/>
         </w:rPr>
@@ -12275,7 +12260,7 @@
       </w:r>
       <w:r>
         <w:rPr>
-          <w:rFonts w:asciiTheme="minorHAnsi" w:eastAsiaTheme="minorEastAsia" w:hAnsiTheme="minorHAnsi"/>
+          <w:rFonts w:asciiTheme="minorHAnsi" w:hAnsiTheme="minorHAnsi" w:eastAsiaTheme="minorEastAsia"/>
           <w:sz w:val="24"/>
           <w:szCs w:val="24"/>
         </w:rPr>
@@ -12283,7 +12268,7 @@
       </w:r>
       <w:r>
         <w:rPr>
-          <w:rFonts w:asciiTheme="minorHAnsi" w:eastAsiaTheme="minorEastAsia" w:hAnsiTheme="minorHAnsi"/>
+          <w:rFonts w:asciiTheme="minorHAnsi" w:hAnsiTheme="minorHAnsi" w:eastAsiaTheme="minorEastAsia"/>
           <w:sz w:val="24"/>
           <w:szCs w:val="24"/>
         </w:rPr>
@@ -12291,7 +12276,7 @@
       </w:r>
       <w:r>
         <w:rPr>
-          <w:rFonts w:asciiTheme="minorHAnsi" w:eastAsiaTheme="minorEastAsia" w:hAnsiTheme="minorHAnsi"/>
+          <w:rFonts w:asciiTheme="minorHAnsi" w:hAnsiTheme="minorHAnsi" w:eastAsiaTheme="minorEastAsia"/>
           <w:sz w:val="24"/>
           <w:szCs w:val="24"/>
         </w:rPr>
@@ -12299,7 +12284,7 @@
       </w:r>
       <w:r>
         <w:rPr>
-          <w:rFonts w:asciiTheme="minorHAnsi" w:eastAsiaTheme="minorEastAsia" w:hAnsiTheme="minorHAnsi"/>
+          <w:rFonts w:asciiTheme="minorHAnsi" w:hAnsiTheme="minorHAnsi" w:eastAsiaTheme="minorEastAsia"/>
           <w:sz w:val="24"/>
           <w:szCs w:val="24"/>
         </w:rPr>
@@ -12308,7 +12293,7 @@
       <w:proofErr w:type="spellStart"/>
       <w:r>
         <w:rPr>
-          <w:rFonts w:asciiTheme="minorHAnsi" w:eastAsiaTheme="minorEastAsia" w:hAnsiTheme="minorHAnsi"/>
+          <w:rFonts w:asciiTheme="minorHAnsi" w:hAnsiTheme="minorHAnsi" w:eastAsiaTheme="minorEastAsia"/>
           <w:i/>
           <w:sz w:val="24"/>
           <w:szCs w:val="24"/>
@@ -12318,7 +12303,7 @@
       <w:proofErr w:type="spellEnd"/>
       <w:r>
         <w:rPr>
-          <w:rFonts w:asciiTheme="minorHAnsi" w:eastAsiaTheme="minorEastAsia" w:hAnsiTheme="minorHAnsi"/>
+          <w:rFonts w:asciiTheme="minorHAnsi" w:hAnsiTheme="minorHAnsi" w:eastAsiaTheme="minorEastAsia"/>
           <w:sz w:val="24"/>
           <w:szCs w:val="24"/>
         </w:rPr>
@@ -12333,7 +12318,7 @@
           <w:numId w:val="1"/>
         </w:numPr>
         <w:rPr>
-          <w:rFonts w:asciiTheme="minorHAnsi" w:eastAsiaTheme="minorEastAsia" w:hAnsiTheme="minorHAnsi"/>
+          <w:rFonts w:asciiTheme="minorHAnsi" w:hAnsiTheme="minorHAnsi" w:eastAsiaTheme="minorEastAsia"/>
           <w:sz w:val="24"/>
           <w:szCs w:val="24"/>
         </w:rPr>
@@ -12341,7 +12326,7 @@
       <w:proofErr w:type="spellStart"/>
       <w:r>
         <w:rPr>
-          <w:rFonts w:asciiTheme="minorHAnsi" w:eastAsiaTheme="minorEastAsia" w:hAnsiTheme="minorHAnsi"/>
+          <w:rFonts w:asciiTheme="minorHAnsi" w:hAnsiTheme="minorHAnsi" w:eastAsiaTheme="minorEastAsia"/>
           <w:sz w:val="24"/>
           <w:szCs w:val="24"/>
         </w:rPr>
@@ -12350,7 +12335,7 @@
       <w:proofErr w:type="spellEnd"/>
       <w:r>
         <w:rPr>
-          <w:rFonts w:asciiTheme="minorHAnsi" w:eastAsiaTheme="minorEastAsia" w:hAnsiTheme="minorHAnsi"/>
+          <w:rFonts w:asciiTheme="minorHAnsi" w:hAnsiTheme="minorHAnsi" w:eastAsiaTheme="minorEastAsia"/>
           <w:sz w:val="24"/>
           <w:szCs w:val="24"/>
         </w:rPr>
@@ -12359,7 +12344,7 @@
       <w:proofErr w:type="spellStart"/>
       <w:r>
         <w:rPr>
-          <w:rFonts w:asciiTheme="minorHAnsi" w:eastAsiaTheme="minorEastAsia" w:hAnsiTheme="minorHAnsi"/>
+          <w:rFonts w:asciiTheme="minorHAnsi" w:hAnsiTheme="minorHAnsi" w:eastAsiaTheme="minorEastAsia"/>
           <w:i/>
           <w:iCs/>
           <w:sz w:val="24"/>
@@ -12369,7 +12354,7 @@
       </w:r>
       <w:r>
         <w:rPr>
-          <w:rFonts w:asciiTheme="minorHAnsi" w:eastAsiaTheme="minorEastAsia" w:hAnsiTheme="minorHAnsi"/>
+          <w:rFonts w:asciiTheme="minorHAnsi" w:hAnsiTheme="minorHAnsi" w:eastAsiaTheme="minorEastAsia"/>
           <w:i/>
           <w:iCs/>
           <w:sz w:val="24"/>
@@ -12379,7 +12364,7 @@
       </w:r>
       <w:r>
         <w:rPr>
-          <w:rFonts w:asciiTheme="minorHAnsi" w:eastAsiaTheme="minorEastAsia" w:hAnsiTheme="minorHAnsi"/>
+          <w:rFonts w:asciiTheme="minorHAnsi" w:hAnsiTheme="minorHAnsi" w:eastAsiaTheme="minorEastAsia"/>
           <w:i/>
           <w:iCs/>
           <w:sz w:val="24"/>
@@ -12390,7 +12375,7 @@
       <w:proofErr w:type="spellEnd"/>
       <w:r>
         <w:rPr>
-          <w:rFonts w:asciiTheme="minorHAnsi" w:eastAsiaTheme="minorEastAsia" w:hAnsiTheme="minorHAnsi"/>
+          <w:rFonts w:asciiTheme="minorHAnsi" w:hAnsiTheme="minorHAnsi" w:eastAsiaTheme="minorEastAsia"/>
           <w:sz w:val="24"/>
           <w:szCs w:val="24"/>
         </w:rPr>
@@ -12398,7 +12383,7 @@
       </w:r>
       <w:r>
         <w:rPr>
-          <w:rFonts w:asciiTheme="minorHAnsi" w:eastAsiaTheme="minorEastAsia" w:hAnsiTheme="minorHAnsi"/>
+          <w:rFonts w:asciiTheme="minorHAnsi" w:hAnsiTheme="minorHAnsi" w:eastAsiaTheme="minorEastAsia"/>
           <w:sz w:val="24"/>
           <w:szCs w:val="24"/>
         </w:rPr>
@@ -12413,14 +12398,14 @@
           <w:numId w:val="1"/>
         </w:numPr>
         <w:rPr>
-          <w:rFonts w:asciiTheme="minorHAnsi" w:eastAsiaTheme="minorEastAsia" w:hAnsiTheme="minorHAnsi"/>
-          <w:sz w:val="24"/>
-          <w:szCs w:val="24"/>
-        </w:rPr>
-      </w:pPr>
-      <w:r>
-        <w:rPr>
-          <w:rFonts w:asciiTheme="minorHAnsi" w:eastAsiaTheme="minorEastAsia" w:hAnsiTheme="minorHAnsi"/>
+          <w:rFonts w:asciiTheme="minorHAnsi" w:hAnsiTheme="minorHAnsi" w:eastAsiaTheme="minorEastAsia"/>
+          <w:sz w:val="24"/>
+          <w:szCs w:val="24"/>
+        </w:rPr>
+      </w:pPr>
+      <w:r>
+        <w:rPr>
+          <w:rFonts w:asciiTheme="minorHAnsi" w:hAnsiTheme="minorHAnsi" w:eastAsiaTheme="minorEastAsia"/>
           <w:sz w:val="24"/>
           <w:szCs w:val="24"/>
         </w:rPr>
@@ -12428,7 +12413,7 @@
       </w:r>
       <w:r>
         <w:rPr>
-          <w:rFonts w:asciiTheme="minorHAnsi" w:eastAsiaTheme="minorEastAsia" w:hAnsiTheme="minorHAnsi"/>
+          <w:rFonts w:asciiTheme="minorHAnsi" w:hAnsiTheme="minorHAnsi" w:eastAsiaTheme="minorEastAsia"/>
           <w:sz w:val="24"/>
           <w:szCs w:val="24"/>
         </w:rPr>
@@ -12436,7 +12421,7 @@
       </w:r>
       <w:r>
         <w:rPr>
-          <w:rFonts w:asciiTheme="minorHAnsi" w:eastAsiaTheme="minorEastAsia" w:hAnsiTheme="minorHAnsi"/>
+          <w:rFonts w:asciiTheme="minorHAnsi" w:hAnsiTheme="minorHAnsi" w:eastAsiaTheme="minorEastAsia"/>
           <w:sz w:val="24"/>
           <w:szCs w:val="24"/>
         </w:rPr>
@@ -12445,7 +12430,7 @@
       <w:proofErr w:type="spellStart"/>
       <w:r>
         <w:rPr>
-          <w:rFonts w:asciiTheme="minorHAnsi" w:eastAsiaTheme="minorEastAsia" w:hAnsiTheme="minorHAnsi"/>
+          <w:rFonts w:asciiTheme="minorHAnsi" w:hAnsiTheme="minorHAnsi" w:eastAsiaTheme="minorEastAsia"/>
           <w:i/>
           <w:sz w:val="24"/>
           <w:szCs w:val="24"/>
@@ -12455,7 +12440,7 @@
       <w:proofErr w:type="spellEnd"/>
       <w:r>
         <w:rPr>
-          <w:rFonts w:asciiTheme="minorHAnsi" w:eastAsiaTheme="minorEastAsia" w:hAnsiTheme="minorHAnsi"/>
+          <w:rFonts w:asciiTheme="minorHAnsi" w:hAnsiTheme="minorHAnsi" w:eastAsiaTheme="minorEastAsia"/>
           <w:i/>
           <w:sz w:val="24"/>
           <w:szCs w:val="24"/>
@@ -12464,7 +12449,7 @@
       </w:r>
       <w:r>
         <w:rPr>
-          <w:rFonts w:asciiTheme="minorHAnsi" w:eastAsiaTheme="minorEastAsia" w:hAnsiTheme="minorHAnsi"/>
+          <w:rFonts w:asciiTheme="minorHAnsi" w:hAnsiTheme="minorHAnsi" w:eastAsiaTheme="minorEastAsia"/>
           <w:sz w:val="24"/>
           <w:szCs w:val="24"/>
         </w:rPr>
@@ -12487,10 +12472,9 @@
       <w:pPr>
         <w:pStyle w:val="Kop1"/>
       </w:pPr>
-      <w:bookmarkStart w:id="55" w:name="_Toc213939959"/>
-      <w:bookmarkStart w:id="56" w:name="_Toc222348371"/>
-      <w:r>
-        <w:lastRenderedPageBreak/>
+      <w:bookmarkStart w:name="_Toc213939959" w:id="55"/>
+      <w:bookmarkStart w:name="_Toc222348371" w:id="56"/>
+      <w:r>
         <w:t>Producteisen Areaaldata</w:t>
       </w:r>
       <w:bookmarkEnd w:id="55"/>
@@ -12532,7 +12516,7 @@
           <w:szCs w:val="24"/>
         </w:rPr>
       </w:pPr>
-      <w:bookmarkStart w:id="57" w:name="_Hlk221223406"/>
+      <w:bookmarkStart w:name="_Hlk221223406" w:id="57"/>
       <w:r>
         <w:rPr>
           <w:rFonts w:asciiTheme="minorHAnsi" w:hAnsiTheme="minorHAnsi"/>
@@ -12716,12 +12700,12 @@
       <w:pPr>
         <w:pStyle w:val="Kop2"/>
       </w:pPr>
-      <w:bookmarkStart w:id="58" w:name="_Ref24610891"/>
-      <w:bookmarkStart w:id="59" w:name="_Toc213939964"/>
-      <w:bookmarkStart w:id="60" w:name="_Toc222348372"/>
-      <w:bookmarkStart w:id="61" w:name="_Toc136940297"/>
-      <w:bookmarkStart w:id="62" w:name="_Toc189645536"/>
-      <w:bookmarkStart w:id="63" w:name="_Ref383159194"/>
+      <w:bookmarkStart w:name="_Ref24610891" w:id="58"/>
+      <w:bookmarkStart w:name="_Toc213939964" w:id="59"/>
+      <w:bookmarkStart w:name="_Toc222348372" w:id="60"/>
+      <w:bookmarkStart w:name="_Toc136940297" w:id="61"/>
+      <w:bookmarkStart w:name="_Toc189645536" w:id="62"/>
+      <w:bookmarkStart w:name="_Ref383159194" w:id="63"/>
       <w:r>
         <w:t>Bestandsformaat</w:t>
       </w:r>
@@ -12730,9 +12714,9 @@
       <w:bookmarkEnd w:id="60"/>
     </w:p>
     <w:p>
-      <w:bookmarkStart w:id="64" w:name="_Toc95539439"/>
-      <w:bookmarkStart w:id="65" w:name="_Toc136940299"/>
-      <w:bookmarkStart w:id="66" w:name="_Toc189645538"/>
+      <w:bookmarkStart w:name="_Toc95539439" w:id="64"/>
+      <w:bookmarkStart w:name="_Toc136940299" w:id="65"/>
+      <w:bookmarkStart w:name="_Toc189645538" w:id="66"/>
       <w:bookmarkEnd w:id="61"/>
       <w:bookmarkEnd w:id="62"/>
       <w:bookmarkEnd w:id="63"/>
@@ -12910,7 +12894,7 @@
       <w:pPr>
         <w:pStyle w:val="Kop2"/>
       </w:pPr>
-      <w:bookmarkStart w:id="67" w:name="_Toc222348373"/>
+      <w:bookmarkStart w:name="_Toc222348373" w:id="67"/>
       <w:bookmarkEnd w:id="64"/>
       <w:bookmarkEnd w:id="65"/>
       <w:bookmarkEnd w:id="66"/>
@@ -12996,7 +12980,6 @@
         </w:numPr>
       </w:pPr>
       <w:r>
-        <w:lastRenderedPageBreak/>
         <w:t>het object volledig is vervangen, bijvoorbeeld een bord</w:t>
       </w:r>
       <w:r>
@@ -13509,7 +13492,6 @@
           <w:sz w:val="24"/>
           <w:szCs w:val="24"/>
         </w:rPr>
-        <w:lastRenderedPageBreak/>
         <w:t>Het is niet toegestaan om bestaande objecten als </w:t>
       </w:r>
       <w:r>
@@ -13797,7 +13779,7 @@
       <w:pPr>
         <w:pStyle w:val="Kop2"/>
       </w:pPr>
-      <w:bookmarkStart w:id="68" w:name="_Toc222348374"/>
+      <w:bookmarkStart w:name="_Toc222348374" w:id="68"/>
       <w:r>
         <w:t>Nauwkeurigheid</w:t>
       </w:r>
@@ -13864,12 +13846,12 @@
       <w:tblPr>
         <w:tblW w:w="8789" w:type="dxa"/>
         <w:tblBorders>
-          <w:top w:val="double" w:sz="4" w:space="0" w:color="auto"/>
-          <w:left w:val="double" w:sz="4" w:space="0" w:color="auto"/>
-          <w:bottom w:val="double" w:sz="4" w:space="0" w:color="auto"/>
-          <w:right w:val="double" w:sz="4" w:space="0" w:color="auto"/>
-          <w:insideH w:val="double" w:sz="4" w:space="0" w:color="auto"/>
-          <w:insideV w:val="double" w:sz="4" w:space="0" w:color="auto"/>
+          <w:top w:val="double" w:color="auto" w:sz="4" w:space="0"/>
+          <w:left w:val="double" w:color="auto" w:sz="4" w:space="0"/>
+          <w:bottom w:val="double" w:color="auto" w:sz="4" w:space="0"/>
+          <w:right w:val="double" w:color="auto" w:sz="4" w:space="0"/>
+          <w:insideH w:val="double" w:color="auto" w:sz="4" w:space="0"/>
+          <w:insideV w:val="double" w:color="auto" w:sz="4" w:space="0"/>
         </w:tblBorders>
         <w:tblLook w:val="01E0" w:firstRow="1" w:lastRow="1" w:firstColumn="1" w:lastColumn="1" w:noHBand="0" w:noVBand="0"/>
       </w:tblPr>
@@ -13879,7 +13861,7 @@
       </w:tblGrid>
       <w:tr>
         <w:trPr>
-          <w:trHeight w:hRule="exact" w:val="284"/>
+          <w:trHeight w:val="284" w:hRule="exact"/>
         </w:trPr>
         <w:tc>
           <w:tcPr>
@@ -13887,8 +13869,8 @@
             <w:tcBorders>
               <w:top w:val="nil"/>
               <w:left w:val="nil"/>
-              <w:bottom w:val="double" w:sz="4" w:space="0" w:color="auto"/>
-              <w:right w:val="double" w:sz="4" w:space="0" w:color="auto"/>
+              <w:bottom w:val="double" w:color="auto" w:sz="4" w:space="0"/>
+              <w:right w:val="double" w:color="auto" w:sz="4" w:space="0"/>
             </w:tcBorders>
           </w:tcPr>
           <w:p>
@@ -13901,10 +13883,10 @@
           <w:tcPr>
             <w:tcW w:w="5387" w:type="dxa"/>
             <w:tcBorders>
-              <w:top w:val="double" w:sz="4" w:space="0" w:color="auto"/>
-              <w:left w:val="double" w:sz="4" w:space="0" w:color="auto"/>
-              <w:bottom w:val="double" w:sz="4" w:space="0" w:color="auto"/>
-              <w:right w:val="double" w:sz="4" w:space="0" w:color="auto"/>
+              <w:top w:val="double" w:color="auto" w:sz="4" w:space="0"/>
+              <w:left w:val="double" w:color="auto" w:sz="4" w:space="0"/>
+              <w:bottom w:val="double" w:color="auto" w:sz="4" w:space="0"/>
+              <w:right w:val="double" w:color="auto" w:sz="4" w:space="0"/>
             </w:tcBorders>
           </w:tcPr>
           <w:p>
@@ -13919,7 +13901,7 @@
       </w:tr>
       <w:tr>
         <w:trPr>
-          <w:trHeight w:hRule="exact" w:val="284"/>
+          <w:trHeight w:val="284" w:hRule="exact"/>
         </w:trPr>
         <w:tc>
           <w:tcPr>
@@ -13967,7 +13949,7 @@
       </w:tr>
       <w:tr>
         <w:trPr>
-          <w:trHeight w:hRule="exact" w:val="284"/>
+          <w:trHeight w:val="284" w:hRule="exact"/>
         </w:trPr>
         <w:tc>
           <w:tcPr>
@@ -14015,7 +13997,7 @@
       </w:tr>
       <w:tr>
         <w:trPr>
-          <w:trHeight w:hRule="exact" w:val="284"/>
+          <w:trHeight w:val="284" w:hRule="exact"/>
         </w:trPr>
         <w:tc>
           <w:tcPr>
@@ -14063,7 +14045,7 @@
       </w:tr>
       <w:tr>
         <w:trPr>
-          <w:trHeight w:hRule="exact" w:val="284"/>
+          <w:trHeight w:val="284" w:hRule="exact"/>
         </w:trPr>
         <w:tc>
           <w:tcPr>
@@ -14219,7 +14201,6 @@
       </w:pPr>
       <w:proofErr w:type="spellStart"/>
       <w:r>
-        <w:lastRenderedPageBreak/>
         <w:t>Kantweg</w:t>
       </w:r>
       <w:proofErr w:type="spellEnd"/>
@@ -14456,7 +14437,7 @@
       <w:pPr>
         <w:pStyle w:val="Kop2"/>
       </w:pPr>
-      <w:bookmarkStart w:id="69" w:name="_Toc222348375"/>
+      <w:bookmarkStart w:name="_Toc222348375" w:id="69"/>
       <w:r>
         <w:t>Puntdichtheid rechte lijnvormen</w:t>
       </w:r>
@@ -14481,57 +14462,91 @@
     </w:p>
     <w:p>
       <w:r>
+        <w:rPr/>
         <w:t>Bij rechte lijnvormen dient een juiste puntdichtheid</w:t>
       </w:r>
       <w:r>
+        <w:rPr/>
         <w:t xml:space="preserve"> aangehouden te worden</w:t>
       </w:r>
       <w:r>
+        <w:rPr/>
         <w:t xml:space="preserve">. </w:t>
       </w:r>
       <w:r>
+        <w:rPr/>
         <w:t xml:space="preserve">De afstand tussen </w:t>
       </w:r>
       <w:r>
+        <w:rPr/>
         <w:t>twee</w:t>
       </w:r>
       <w:r>
+        <w:rPr/>
         <w:t xml:space="preserve"> opeenvolgende punten van een lijn of vlak mag niet kleiner zijn dan </w:t>
       </w:r>
       <w:r>
+        <w:rPr/>
         <w:t>drie</w:t>
       </w:r>
       <w:r>
+        <w:rPr/>
         <w:t xml:space="preserve"> </w:t>
       </w:r>
       <w:r>
+        <w:rPr/>
         <w:t>millimeter</w:t>
       </w:r>
       <w:r>
+        <w:rPr/>
         <w:t xml:space="preserve">. </w:t>
       </w:r>
       <w:r>
+        <w:rPr/>
         <w:t xml:space="preserve">Indien de projectie van een gemeten punt van een lijn of vlak op de denkbeeldige lijn, gevormd door het voorgaande en het volgende punt van dezelfde lijn of hetzelfde vlak, kleiner dan of gelijk is aan </w:t>
       </w:r>
       <w:r>
+        <w:rPr/>
         <w:t>vijf</w:t>
       </w:r>
       <w:r>
+        <w:rPr/>
         <w:t xml:space="preserve"> c</w:t>
       </w:r>
       <w:r>
+        <w:rPr/>
         <w:t>entimeter</w:t>
       </w:r>
       <w:r>
+        <w:rPr/>
         <w:t>, wordt dit punt in verband met een te hoge puntdichtheid niet</w:t>
       </w:r>
       <w:r>
-        <w:t xml:space="preserve">. </w:t>
-      </w:r>
-      <w:r>
+        <w:rPr/>
+        <w:t xml:space="preserve"> </w:t>
+      </w:r>
+      <w:r>
+        <w:rPr/>
+        <w:t xml:space="preserve">als </w:t>
+      </w:r>
+      <w:r>
+        <w:rPr/>
+        <w:t>vertex opgenomen</w:t>
+      </w:r>
+      <w:r>
+        <w:rPr/>
+        <w:t>.</w:t>
+      </w:r>
+      <w:r>
+        <w:rPr/>
+        <w:t xml:space="preserve"> </w:t>
+      </w:r>
+      <w:r>
+        <w:rPr/>
         <w:t>Dit geldt niet wanneer door het verwijderen van dit punt niet meer wordt voldaan aan één van de overige puntdichtheidseisen of wanneer het te verwijderen punt een knooppunt betreft</w:t>
       </w:r>
       <w:r>
+        <w:rPr/>
         <w:t>.</w:t>
       </w:r>
     </w:p>
@@ -14640,7 +14655,6 @@
           <w:noProof/>
           <w:lang w:val="de-AT"/>
         </w:rPr>
-        <w:lastRenderedPageBreak/>
         <w:drawing>
           <wp:inline distT="0" distB="0" distL="0" distR="0" wp14:anchorId="257F7882" wp14:editId="263EC727">
             <wp:extent cx="3109865" cy="1100523"/>
@@ -14734,7 +14748,7 @@
       <w:pPr>
         <w:pStyle w:val="Kop2"/>
       </w:pPr>
-      <w:bookmarkStart w:id="70" w:name="_Toc222348376"/>
+      <w:bookmarkStart w:name="_Toc222348376" w:id="70"/>
       <w:r>
         <w:t>Puntdichtheid bij gebogen lijnvormen</w:t>
       </w:r>
@@ -15031,7 +15045,7 @@
       <w:pPr>
         <w:pStyle w:val="Kop2"/>
       </w:pPr>
-      <w:bookmarkStart w:id="71" w:name="_Toc222348377"/>
+      <w:bookmarkStart w:name="_Toc222348377" w:id="71"/>
       <w:r>
         <w:t>Attributen</w:t>
       </w:r>
@@ -15058,7 +15072,6 @@
         <w:t xml:space="preserve">Bestaande objecten in Areaaldata vormen daarom geen maatstaf voor correcte attribuutregistratie. </w:t>
       </w:r>
       <w:r>
-        <w:lastRenderedPageBreak/>
         <w:t>Indien bestaande objecten worden gemuteerd, corrigeert de dataleverancier de bijbehorende attributen wanneer deze gegevens bekend zijn naar aanleiding van de uitgevoerde werkzaamheden.</w:t>
       </w:r>
     </w:p>
@@ -15066,7 +15079,7 @@
       <w:pPr>
         <w:pStyle w:val="Kop2"/>
       </w:pPr>
-      <w:bookmarkStart w:id="72" w:name="_Toc222348378"/>
+      <w:bookmarkStart w:name="_Toc222348378" w:id="72"/>
       <w:r>
         <w:t>Volledigheid</w:t>
       </w:r>
@@ -15128,7 +15141,7 @@
       <w:pPr>
         <w:pStyle w:val="Kop2"/>
       </w:pPr>
-      <w:bookmarkStart w:id="73" w:name="_Toc222348379"/>
+      <w:bookmarkStart w:name="_Toc222348379" w:id="73"/>
       <w:r>
         <w:t>Aansluiting van gegevens</w:t>
       </w:r>
@@ -15169,11 +15182,11 @@
       <w:pPr>
         <w:pStyle w:val="Kop2"/>
       </w:pPr>
-      <w:bookmarkStart w:id="74" w:name="_Toc213939963"/>
-      <w:bookmarkStart w:id="75" w:name="_Toc222348380"/>
-      <w:bookmarkStart w:id="76" w:name="_Toc94491011"/>
-      <w:bookmarkStart w:id="77" w:name="_Toc95539435"/>
-      <w:bookmarkStart w:id="78" w:name="_Toc136940291"/>
+      <w:bookmarkStart w:name="_Toc213939963" w:id="74"/>
+      <w:bookmarkStart w:name="_Toc222348380" w:id="75"/>
+      <w:bookmarkStart w:name="_Toc94491011" w:id="76"/>
+      <w:bookmarkStart w:name="_Toc95539435" w:id="77"/>
+      <w:bookmarkStart w:name="_Toc136940291" w:id="78"/>
       <w:r>
         <w:t>Meetgebied</w:t>
       </w:r>
@@ -15226,7 +15239,7 @@
       <w:pPr>
         <w:pStyle w:val="Kop2"/>
       </w:pPr>
-      <w:bookmarkStart w:id="79" w:name="_Toc222348381"/>
+      <w:bookmarkStart w:name="_Toc222348381" w:id="79"/>
       <w:r>
         <w:t>AVG</w:t>
       </w:r>
@@ -15275,7 +15288,6 @@
         <w:t xml:space="preserve">leveringen geldt dat persoonsgegevens en gegevens die direct of indirect tot personen herleidbaar zijn, zoals </w:t>
       </w:r>
       <w:r>
-        <w:lastRenderedPageBreak/>
         <w:t>namen, kentekens en scheepsnamen, niet worden aangeleverd. Indien dergelijke gegevens onvermijdelijk voorkomen, worden deze onherkenbaar gemaakt. Waarden in velden zoals Dataleverancier en Inspecteur worden geregistreerd op bedrijfsnaam.</w:t>
       </w:r>
     </w:p>
@@ -15299,15 +15311,15 @@
       <w:pPr>
         <w:pStyle w:val="Kop2"/>
       </w:pPr>
-      <w:bookmarkStart w:id="80" w:name="_Toc273971154"/>
-      <w:bookmarkStart w:id="81" w:name="_Toc273971155"/>
-      <w:bookmarkStart w:id="82" w:name="_Toc273971157"/>
-      <w:bookmarkStart w:id="83" w:name="_Toc270324342"/>
-      <w:bookmarkStart w:id="84" w:name="_Toc273971158"/>
-      <w:bookmarkStart w:id="85" w:name="_Toc222348382"/>
-      <w:bookmarkStart w:id="86" w:name="_Toc117166858"/>
-      <w:bookmarkStart w:id="87" w:name="_Toc117168073"/>
-      <w:bookmarkStart w:id="88" w:name="_Toc120080838"/>
+      <w:bookmarkStart w:name="_Toc273971154" w:id="80"/>
+      <w:bookmarkStart w:name="_Toc273971155" w:id="81"/>
+      <w:bookmarkStart w:name="_Toc273971157" w:id="82"/>
+      <w:bookmarkStart w:name="_Toc270324342" w:id="83"/>
+      <w:bookmarkStart w:name="_Toc273971158" w:id="84"/>
+      <w:bookmarkStart w:name="_Toc222348382" w:id="85"/>
+      <w:bookmarkStart w:name="_Toc117166858" w:id="86"/>
+      <w:bookmarkStart w:name="_Toc117168073" w:id="87"/>
+      <w:bookmarkStart w:name="_Toc120080838" w:id="88"/>
       <w:bookmarkEnd w:id="80"/>
       <w:bookmarkEnd w:id="81"/>
       <w:bookmarkEnd w:id="82"/>
@@ -15534,9 +15546,9 @@
         </w:rPr>
         <w:t xml:space="preserve"> en lijngoten vastgelegd als lijnobjecten langs de rand van het bijbehorende verhardingsobject. Het verhardingsvlak wordt daarbij zodanig ingetekend dat het deze lijnobjecten volledig omvat</w:t>
       </w:r>
-      <w:bookmarkStart w:id="89" w:name="_Toc117166862"/>
-      <w:bookmarkStart w:id="90" w:name="_Toc117168077"/>
-      <w:bookmarkStart w:id="91" w:name="_Toc120080842"/>
+      <w:bookmarkStart w:name="_Toc117166862" w:id="89"/>
+      <w:bookmarkStart w:name="_Toc117168077" w:id="90"/>
+      <w:bookmarkStart w:name="_Toc120080842" w:id="91"/>
       <w:r>
         <w:rPr>
           <w:rFonts w:asciiTheme="minorHAnsi" w:hAnsiTheme="minorHAnsi"/>
@@ -15571,7 +15583,7 @@
       </w:r>
       <w:r>
         <w:rPr>
-          <w:rFonts w:asciiTheme="minorHAnsi" w:hAnsiTheme="minorHAnsi" w:hint="eastAsia"/>
+          <w:rFonts w:hint="eastAsia" w:asciiTheme="minorHAnsi" w:hAnsiTheme="minorHAnsi"/>
           <w:sz w:val="24"/>
           <w:szCs w:val="24"/>
         </w:rPr>
@@ -15710,9 +15722,9 @@
         </w:rPr>
         <w:t>Nieuwe oeverzones mogen worden samengevoegd indien zij uniform zijn opgebouwd en de gezamenlijke lengte korter is dan 100 meter.</w:t>
       </w:r>
-      <w:bookmarkStart w:id="92" w:name="_Toc213939965"/>
-      <w:bookmarkStart w:id="93" w:name="_Toc94491013"/>
-      <w:bookmarkStart w:id="94" w:name="_Toc95539431"/>
+      <w:bookmarkStart w:name="_Toc213939965" w:id="92"/>
+      <w:bookmarkStart w:name="_Toc94491013" w:id="93"/>
+      <w:bookmarkStart w:name="_Toc95539431" w:id="94"/>
       <w:bookmarkEnd w:id="89"/>
       <w:bookmarkEnd w:id="90"/>
       <w:bookmarkEnd w:id="91"/>
@@ -15721,9 +15733,8 @@
       <w:pPr>
         <w:pStyle w:val="Kop1"/>
       </w:pPr>
-      <w:bookmarkStart w:id="95" w:name="_Toc222348383"/>
-      <w:r>
-        <w:lastRenderedPageBreak/>
+      <w:bookmarkStart w:name="_Toc222348383" w:id="95"/>
+      <w:r>
         <w:t>Aanleverproces</w:t>
       </w:r>
       <w:bookmarkEnd w:id="95"/>
@@ -15849,8 +15860,8 @@
       <w:pPr>
         <w:pStyle w:val="Kop2"/>
       </w:pPr>
-      <w:bookmarkStart w:id="96" w:name="_Toc213939966"/>
-      <w:bookmarkStart w:id="97" w:name="_Toc222348384"/>
+      <w:bookmarkStart w:name="_Toc213939966" w:id="96"/>
+      <w:bookmarkStart w:name="_Toc222348384" w:id="97"/>
       <w:r>
         <w:t>Levering opdrachtgever</w:t>
       </w:r>
@@ -15878,7 +15889,7 @@
           <w:szCs w:val="24"/>
         </w:rPr>
       </w:pPr>
-      <w:bookmarkStart w:id="98" w:name="_Toc94490990"/>
+      <w:bookmarkStart w:name="_Toc94490990" w:id="98"/>
       <w:r>
         <w:rPr>
           <w:rFonts w:asciiTheme="minorHAnsi" w:hAnsiTheme="minorHAnsi"/>
@@ -15936,7 +15947,7 @@
         </w:rPr>
         <w:t xml:space="preserve">via de </w:t>
       </w:r>
-      <w:hyperlink r:id="rId28" w:history="1">
+      <w:hyperlink w:history="1" r:id="rId28">
         <w:r>
           <w:rPr>
             <w:rStyle w:val="Hyperlink"/>
@@ -15969,7 +15980,14 @@
           <w:szCs w:val="24"/>
         </w:rPr>
       </w:pPr>
-      <w:hyperlink r:id="rId29" w:history="1"/>
+      <w:hyperlink w:history="1" r:id="rId29">
+        <w:r>
+          <w:rPr>
+            <w:rStyle w:val="Hyperlink"/>
+          </w:rPr>
+          <w:t>https://github.com/provincieNH/Leveren_Geoinformatie</w:t>
+        </w:r>
+      </w:hyperlink>
       <w:r>
         <w:rPr>
           <w:rFonts w:asciiTheme="minorHAnsi" w:hAnsiTheme="minorHAnsi"/>
@@ -16230,7 +16248,6 @@
           <w:sz w:val="24"/>
           <w:szCs w:val="24"/>
         </w:rPr>
-        <w:lastRenderedPageBreak/>
         <w:t xml:space="preserve">Projectnaam en </w:t>
       </w:r>
       <w:r>
@@ -16432,8 +16449,8 @@
       <w:pPr>
         <w:pStyle w:val="Kop2"/>
       </w:pPr>
-      <w:bookmarkStart w:id="99" w:name="_Toc213939967"/>
-      <w:bookmarkStart w:id="100" w:name="_Toc222348385"/>
+      <w:bookmarkStart w:name="_Toc213939967" w:id="99"/>
+      <w:bookmarkStart w:name="_Toc222348385" w:id="100"/>
       <w:bookmarkEnd w:id="98"/>
       <w:r>
         <w:t>Levering opdrachtnemer</w:t>
@@ -16666,10 +16683,10 @@
           <w:b/>
         </w:rPr>
       </w:pPr>
-      <w:bookmarkStart w:id="101" w:name="_Toc94491015"/>
-      <w:bookmarkStart w:id="102" w:name="_Toc95539443"/>
-      <w:bookmarkStart w:id="103" w:name="_Toc136940303"/>
-      <w:bookmarkStart w:id="104" w:name="_Toc213939968"/>
+      <w:bookmarkStart w:name="_Toc94491015" w:id="101"/>
+      <w:bookmarkStart w:name="_Toc95539443" w:id="102"/>
+      <w:bookmarkStart w:name="_Toc136940303" w:id="103"/>
+      <w:bookmarkStart w:name="_Toc213939968" w:id="104"/>
       <w:r>
         <w:rPr>
           <w:b/>
@@ -16703,14 +16720,13 @@
     </w:p>
     <w:p>
       <w:r>
-        <w:lastRenderedPageBreak/>
         <w:t>De proeflevering wordt aangeleverd via het e</w:t>
       </w:r>
       <w:r>
         <w:noBreakHyphen/>
         <w:t>mailadres </w:t>
       </w:r>
-      <w:hyperlink r:id="rId31" w:history="1">
+      <w:hyperlink w:history="1" r:id="rId31">
         <w:r>
           <w:rPr>
             <w:rStyle w:val="Hyperlink"/>
@@ -16728,7 +16744,7 @@
           <w:b/>
         </w:rPr>
       </w:pPr>
-      <w:bookmarkStart w:id="105" w:name="_Toc213939969"/>
+      <w:bookmarkStart w:name="_Toc213939969" w:id="105"/>
       <w:r>
         <w:rPr>
           <w:b/>
@@ -16793,8 +16809,8 @@
           <w:b/>
         </w:rPr>
       </w:pPr>
-      <w:bookmarkStart w:id="106" w:name="_Toc136940304"/>
-      <w:bookmarkStart w:id="107" w:name="_Toc213939970"/>
+      <w:bookmarkStart w:name="_Toc136940304" w:id="106"/>
+      <w:bookmarkStart w:name="_Toc213939970" w:id="107"/>
       <w:r>
         <w:rPr>
           <w:b/>
@@ -16823,7 +16839,7 @@
       <w:r>
         <w:t xml:space="preserve">via VISI. Dit betekent dat de definitieve levering </w:t>
       </w:r>
-      <w:bookmarkStart w:id="108" w:name="_Toc136940305"/>
+      <w:bookmarkStart w:name="_Toc136940305" w:id="108"/>
       <w:r>
         <w:t xml:space="preserve">niet direct aan </w:t>
       </w:r>
@@ -16857,8 +16873,8 @@
       <w:pPr>
         <w:pStyle w:val="Kop2"/>
       </w:pPr>
-      <w:bookmarkStart w:id="109" w:name="_Toc213939972"/>
-      <w:bookmarkStart w:id="110" w:name="_Toc222348386"/>
+      <w:bookmarkStart w:name="_Toc213939972" w:id="109"/>
+      <w:bookmarkStart w:name="_Toc222348386" w:id="110"/>
       <w:r>
         <w:t>Toetsing</w:t>
       </w:r>
@@ -16874,7 +16890,7 @@
       <w:pPr>
         <w:pStyle w:val="Kop3"/>
       </w:pPr>
-      <w:bookmarkStart w:id="111" w:name="_Toc213939971"/>
+      <w:bookmarkStart w:name="_Toc213939971" w:id="111"/>
       <w:r>
         <w:t>Ingangsc</w:t>
       </w:r>
@@ -17147,7 +17163,6 @@
           <w:sz w:val="24"/>
           <w:szCs w:val="24"/>
         </w:rPr>
-        <w:lastRenderedPageBreak/>
         <w:t>Onjuist gebruik van identificaties.</w:t>
       </w:r>
     </w:p>
@@ -17169,11 +17184,11 @@
       <w:pPr>
         <w:pStyle w:val="Kop3"/>
       </w:pPr>
-      <w:bookmarkStart w:id="112" w:name="_Toc95539448"/>
-      <w:bookmarkStart w:id="113" w:name="_Toc117166882"/>
-      <w:bookmarkStart w:id="114" w:name="_Toc117168097"/>
-      <w:bookmarkStart w:id="115" w:name="_Toc120080862"/>
-      <w:bookmarkStart w:id="116" w:name="_Toc222348387"/>
+      <w:bookmarkStart w:name="_Toc95539448" w:id="112"/>
+      <w:bookmarkStart w:name="_Toc117166882" w:id="113"/>
+      <w:bookmarkStart w:name="_Toc117168097" w:id="114"/>
+      <w:bookmarkStart w:name="_Toc120080862" w:id="115"/>
+      <w:bookmarkStart w:name="_Toc222348387" w:id="116"/>
       <w:r>
         <w:t>Kwaliteitscontrole</w:t>
       </w:r>
@@ -17243,11 +17258,11 @@
       <w:pPr>
         <w:pStyle w:val="Kop3"/>
       </w:pPr>
-      <w:bookmarkStart w:id="117" w:name="_Toc95539449"/>
-      <w:bookmarkStart w:id="118" w:name="_Toc117166883"/>
-      <w:bookmarkStart w:id="119" w:name="_Toc117168098"/>
-      <w:bookmarkStart w:id="120" w:name="_Toc120080863"/>
-      <w:bookmarkStart w:id="121" w:name="_Toc222348388"/>
+      <w:bookmarkStart w:name="_Toc95539449" w:id="117"/>
+      <w:bookmarkStart w:name="_Toc117166883" w:id="118"/>
+      <w:bookmarkStart w:name="_Toc117168098" w:id="119"/>
+      <w:bookmarkStart w:name="_Toc120080863" w:id="120"/>
+      <w:bookmarkStart w:name="_Toc222348388" w:id="121"/>
       <w:r>
         <w:t>Acceptatie</w:t>
       </w:r>
@@ -17301,10 +17316,9 @@
       <w:pPr>
         <w:pStyle w:val="Kop2"/>
       </w:pPr>
-      <w:bookmarkStart w:id="122" w:name="_Toc222348389"/>
+      <w:bookmarkStart w:name="_Toc222348389" w:id="122"/>
       <w:bookmarkEnd w:id="108"/>
       <w:r>
-        <w:lastRenderedPageBreak/>
         <w:t>Kwaliteitsrapportage</w:t>
       </w:r>
       <w:bookmarkEnd w:id="92"/>
@@ -17496,6 +17510,13 @@
           <w:szCs w:val="24"/>
         </w:rPr>
         <w:br/>
+      </w:r>
+      <w:r>
+        <w:rPr>
+          <w:rFonts w:asciiTheme="minorHAnsi" w:hAnsiTheme="minorHAnsi"/>
+          <w:sz w:val="24"/>
+          <w:szCs w:val="24"/>
+        </w:rPr>
         <w:t>Daarbij worden in ieder geval vermeld:</w:t>
       </w:r>
     </w:p>
@@ -17979,7 +18000,7 @@
       <w:footerReference w:type="default" r:id="rId35"/>
       <w:headerReference w:type="first" r:id="rId36"/>
       <w:footerReference w:type="first" r:id="rId37"/>
-      <w:pgSz w:w="11906" w:h="16838"/>
+      <w:pgSz w:w="11906" w:h="16838" w:orient="portrait"/>
       <w:pgMar w:top="1417" w:right="1417" w:bottom="1417" w:left="1417" w:header="708" w:footer="708" w:gutter="0"/>
       <w:cols w:space="708"/>
       <w:titlePg/>
@@ -17991,7 +18012,7 @@
 
 <file path=word/comments.xml><?xml version="1.0" encoding="utf-8"?>
 <w:comments xmlns:wpc="http://schemas.microsoft.com/office/word/2010/wordprocessingCanvas" xmlns:cx="http://schemas.microsoft.com/office/drawing/2014/chartex" xmlns:cx1="http://schemas.microsoft.com/office/drawing/2015/9/8/chartex" xmlns:cx2="http://schemas.microsoft.com/office/drawing/2015/10/21/chartex" xmlns:cx3="http://schemas.microsoft.com/office/drawing/2016/5/9/chartex" xmlns:cx4="http://schemas.microsoft.com/office/drawing/2016/5/10/chartex" xmlns:cx5="http://schemas.microsoft.com/office/drawing/2016/5/11/chartex" xmlns:cx6="http://schemas.microsoft.com/office/drawing/2016/5/12/chartex" xmlns:cx7="http://schemas.microsoft.com/office/drawing/2016/5/13/chartex" xmlns:cx8="http://schemas.microsoft.com/office/drawing/2016/5/14/chartex" xmlns:mc="http://schemas.openxmlformats.org/markup-compatibility/2006" xmlns:aink="http://schemas.microsoft.com/office/drawing/2016/ink" xmlns:am3d="http://schemas.microsoft.com/office/drawing/2017/model3d" xmlns:o="urn:schemas-microsoft-com:office:office" xmlns:oel="http://schemas.microsoft.com/office/2019/extlst" xmlns:r="http://schemas.openxmlformats.org/officeDocument/2006/relationships" xmlns:m="http://schemas.openxmlformats.org/officeDocument/2006/math" xmlns:v="urn:schemas-microsoft-com:vml" xmlns:wp14="http://schemas.microsoft.com/office/word/2010/wordprocessingDrawing" xmlns:wp="http://schemas.openxmlformats.org/drawingml/2006/wordprocessingDrawing" xmlns:w10="urn:schemas-microsoft-com:office:word" xmlns:w="http://schemas.openxmlformats.org/wordprocessingml/2006/main" xmlns:w14="http://schemas.microsoft.com/office/word/2010/wordml" xmlns:w15="http://schemas.microsoft.com/office/word/2012/wordml" xmlns:w16cex="http://schemas.microsoft.com/office/word/2018/wordml/cex" xmlns:w16cid="http://schemas.microsoft.com/office/word/2016/wordml/cid" xmlns:w16="http://schemas.microsoft.com/office/word/2018/wordml" xmlns:w16du="http://schemas.microsoft.com/office/word/2023/wordml/word16du" xmlns:w16sdtdh="http://schemas.microsoft.com/office/word/2020/wordml/sdtdatahash" xmlns:w16sdtfl="http://schemas.microsoft.com/office/word/2024/wordml/sdtformatlock" xmlns:w16se="http://schemas.microsoft.com/office/word/2015/wordml/symex" xmlns:wpg="http://schemas.microsoft.com/office/word/2010/wordprocessingGroup" xmlns:wpi="http://schemas.microsoft.com/office/word/2010/wordprocessingInk" xmlns:wne="http://schemas.microsoft.com/office/word/2006/wordml" xmlns:wps="http://schemas.microsoft.com/office/word/2010/wordprocessingShape" mc:Ignorable="w14 w15 w16se w16cid w16 w16cex w16sdtdh w16sdtfl w16du wp14">
-  <w:comment w:id="50" w:author="Matthijs van Buren" w:date="2026-02-19T16:56:00Z" w:initials="MB">
+  <w:comment w:initials="MB" w:author="Matthijs van Buren" w:date="2026-02-19T16:56:00Z" w:id="50">
     <w:p>
       <w:pPr>
         <w:pStyle w:val="Tekstopmerking"/>
@@ -18143,7 +18164,7 @@
 </file>
 
 <file path=word/header2.xml><?xml version="1.0" encoding="utf-8"?>
-<w:hdr xmlns:wpc="http://schemas.microsoft.com/office/word/2010/wordprocessingCanvas" xmlns:cx="http://schemas.microsoft.com/office/drawing/2014/chartex" xmlns:cx1="http://schemas.microsoft.com/office/drawing/2015/9/8/chartex" xmlns:cx2="http://schemas.microsoft.com/office/drawing/2015/10/21/chartex" xmlns:cx3="http://schemas.microsoft.com/office/drawing/2016/5/9/chartex" xmlns:cx4="http://schemas.microsoft.com/office/drawing/2016/5/10/chartex" xmlns:cx5="http://schemas.microsoft.com/office/drawing/2016/5/11/chartex" xmlns:cx6="http://schemas.microsoft.com/office/drawing/2016/5/12/chartex" xmlns:cx7="http://schemas.microsoft.com/office/drawing/2016/5/13/chartex" xmlns:cx8="http://schemas.microsoft.com/office/drawing/2016/5/14/chartex" xmlns:mc="http://schemas.openxmlformats.org/markup-compatibility/2006" xmlns:aink="http://schemas.microsoft.com/office/drawing/2016/ink" xmlns:am3d="http://schemas.microsoft.com/office/drawing/2017/model3d" xmlns:o="urn:schemas-microsoft-com:office:office" xmlns:oel="http://schemas.microsoft.com/office/2019/extlst" xmlns:r="http://schemas.openxmlformats.org/officeDocument/2006/relationships" xmlns:m="http://schemas.openxmlformats.org/officeDocument/2006/math" xmlns:v="urn:schemas-microsoft-com:vml" xmlns:wp14="http://schemas.microsoft.com/office/word/2010/wordprocessingDrawing" xmlns:wp="http://schemas.openxmlformats.org/drawingml/2006/wordprocessingDrawing" xmlns:w10="urn:schemas-microsoft-com:office:word" xmlns:w="http://schemas.openxmlformats.org/wordprocessingml/2006/main" xmlns:w14="http://schemas.microsoft.com/office/word/2010/wordml" xmlns:w15="http://schemas.microsoft.com/office/word/2012/wordml" xmlns:w16cex="http://schemas.microsoft.com/office/word/2018/wordml/cex" xmlns:w16cid="http://schemas.microsoft.com/office/word/2016/wordml/cid" xmlns:w16="http://schemas.microsoft.com/office/word/2018/wordml" xmlns:w16du="http://schemas.microsoft.com/office/word/2023/wordml/word16du" xmlns:w16sdtdh="http://schemas.microsoft.com/office/word/2020/wordml/sdtdatahash" xmlns:w16sdtfl="http://schemas.microsoft.com/office/word/2024/wordml/sdtformatlock" xmlns:w16se="http://schemas.microsoft.com/office/word/2015/wordml/symex" xmlns:wpg="http://schemas.microsoft.com/office/word/2010/wordprocessingGroup" xmlns:wpi="http://schemas.microsoft.com/office/word/2010/wordprocessingInk" xmlns:wne="http://schemas.microsoft.com/office/word/2006/wordml" xmlns:wps="http://schemas.microsoft.com/office/word/2010/wordprocessingShape" mc:Ignorable="w14 w15 w16se w16cid w16 w16cex w16sdtdh w16sdtfl w16du wp14">
+<w:hdr xmlns:wpc="http://schemas.microsoft.com/office/word/2010/wordprocessingCanvas" xmlns:cx="http://schemas.microsoft.com/office/drawing/2014/chartex" xmlns:cx1="http://schemas.microsoft.com/office/drawing/2015/9/8/chartex" xmlns:cx2="http://schemas.microsoft.com/office/drawing/2015/10/21/chartex" xmlns:cx3="http://schemas.microsoft.com/office/drawing/2016/5/9/chartex" xmlns:cx4="http://schemas.microsoft.com/office/drawing/2016/5/10/chartex" xmlns:cx5="http://schemas.microsoft.com/office/drawing/2016/5/11/chartex" xmlns:cx6="http://schemas.microsoft.com/office/drawing/2016/5/12/chartex" xmlns:cx7="http://schemas.microsoft.com/office/drawing/2016/5/13/chartex" xmlns:cx8="http://schemas.microsoft.com/office/drawing/2016/5/14/chartex" xmlns:mc="http://schemas.openxmlformats.org/markup-compatibility/2006" xmlns:aink="http://schemas.microsoft.com/office/drawing/2016/ink" xmlns:am3d="http://schemas.microsoft.com/office/drawing/2017/model3d" xmlns:o="urn:schemas-microsoft-com:office:office" xmlns:oel="http://schemas.microsoft.com/office/2019/extlst" xmlns:r="http://schemas.openxmlformats.org/officeDocument/2006/relationships" xmlns:m="http://schemas.openxmlformats.org/officeDocument/2006/math" xmlns:v="urn:schemas-microsoft-com:vml" xmlns:wp14="http://schemas.microsoft.com/office/word/2010/wordprocessingDrawing" xmlns:wp="http://schemas.openxmlformats.org/drawingml/2006/wordprocessingDrawing" xmlns:w10="urn:schemas-microsoft-com:office:word" xmlns:w="http://schemas.openxmlformats.org/wordprocessingml/2006/main" xmlns:w14="http://schemas.microsoft.com/office/word/2010/wordml" xmlns:w15="http://schemas.microsoft.com/office/word/2012/wordml" xmlns:w16cex="http://schemas.microsoft.com/office/word/2018/wordml/cex" xmlns:w16cid="http://schemas.microsoft.com/office/word/2016/wordml/cid" xmlns:w16="http://schemas.microsoft.com/office/word/2018/wordml" xmlns:w16du="http://schemas.microsoft.com/office/word/2023/wordml/word16du" xmlns:w16sdtdh="http://schemas.microsoft.com/office/word/2020/wordml/sdtdatahash" xmlns:w16sdtfl="http://schemas.microsoft.com/office/word/2024/wordml/sdtformatlock" xmlns:w16se="http://schemas.microsoft.com/office/word/2015/wordml/symex" xmlns:wpg="http://schemas.microsoft.com/office/word/2010/wordprocessingGroup" xmlns:wpi="http://schemas.microsoft.com/office/word/2010/wordprocessingInk" xmlns:wne="http://schemas.microsoft.com/office/word/2006/wordml" xmlns:wps="http://schemas.microsoft.com/office/word/2010/wordprocessingShape" xmlns:a="http://schemas.openxmlformats.org/drawingml/2006/main" xmlns:a16="http://schemas.microsoft.com/office/drawing/2014/main" xmlns:pic="http://schemas.openxmlformats.org/drawingml/2006/picture" xmlns:a14="http://schemas.microsoft.com/office/drawing/2010/main" mc:Ignorable="w14 w15 w16se w16cid w16 w16cex w16sdtdh w16sdtfl w16du wp14">
   <w:p>
     <w:pPr>
       <w:pStyle w:val="Koptekst"/>
@@ -18241,7 +18262,7 @@
         <w:ind w:left="1080" w:hanging="360"/>
       </w:pPr>
       <w:rPr>
-        <w:rFonts w:ascii="Symbol" w:hAnsi="Symbol" w:hint="default"/>
+        <w:rFonts w:hint="default" w:ascii="Symbol" w:hAnsi="Symbol"/>
       </w:rPr>
     </w:lvl>
     <w:lvl w:ilvl="1" w:tplc="F3327A60" w:tentative="1">
@@ -18253,7 +18274,7 @@
         <w:ind w:left="1800" w:hanging="360"/>
       </w:pPr>
       <w:rPr>
-        <w:rFonts w:ascii="Courier New" w:hAnsi="Courier New" w:hint="default"/>
+        <w:rFonts w:hint="default" w:ascii="Courier New" w:hAnsi="Courier New"/>
       </w:rPr>
     </w:lvl>
     <w:lvl w:ilvl="2" w:tplc="2390BC90" w:tentative="1">
@@ -18265,7 +18286,7 @@
         <w:ind w:left="2520" w:hanging="360"/>
       </w:pPr>
       <w:rPr>
-        <w:rFonts w:ascii="Wingdings" w:hAnsi="Wingdings" w:hint="default"/>
+        <w:rFonts w:hint="default" w:ascii="Wingdings" w:hAnsi="Wingdings"/>
       </w:rPr>
     </w:lvl>
     <w:lvl w:ilvl="3" w:tplc="81AC1812" w:tentative="1">
@@ -18277,7 +18298,7 @@
         <w:ind w:left="3240" w:hanging="360"/>
       </w:pPr>
       <w:rPr>
-        <w:rFonts w:ascii="Symbol" w:hAnsi="Symbol" w:hint="default"/>
+        <w:rFonts w:hint="default" w:ascii="Symbol" w:hAnsi="Symbol"/>
       </w:rPr>
     </w:lvl>
     <w:lvl w:ilvl="4" w:tplc="B52869EA" w:tentative="1">
@@ -18289,7 +18310,7 @@
         <w:ind w:left="3960" w:hanging="360"/>
       </w:pPr>
       <w:rPr>
-        <w:rFonts w:ascii="Courier New" w:hAnsi="Courier New" w:hint="default"/>
+        <w:rFonts w:hint="default" w:ascii="Courier New" w:hAnsi="Courier New"/>
       </w:rPr>
     </w:lvl>
     <w:lvl w:ilvl="5" w:tplc="95066B8C" w:tentative="1">
@@ -18301,7 +18322,7 @@
         <w:ind w:left="4680" w:hanging="360"/>
       </w:pPr>
       <w:rPr>
-        <w:rFonts w:ascii="Wingdings" w:hAnsi="Wingdings" w:hint="default"/>
+        <w:rFonts w:hint="default" w:ascii="Wingdings" w:hAnsi="Wingdings"/>
       </w:rPr>
     </w:lvl>
     <w:lvl w:ilvl="6" w:tplc="72803C10" w:tentative="1">
@@ -18313,7 +18334,7 @@
         <w:ind w:left="5400" w:hanging="360"/>
       </w:pPr>
       <w:rPr>
-        <w:rFonts w:ascii="Symbol" w:hAnsi="Symbol" w:hint="default"/>
+        <w:rFonts w:hint="default" w:ascii="Symbol" w:hAnsi="Symbol"/>
       </w:rPr>
     </w:lvl>
     <w:lvl w:ilvl="7" w:tplc="9B6E3396" w:tentative="1">
@@ -18325,7 +18346,7 @@
         <w:ind w:left="6120" w:hanging="360"/>
       </w:pPr>
       <w:rPr>
-        <w:rFonts w:ascii="Courier New" w:hAnsi="Courier New" w:hint="default"/>
+        <w:rFonts w:hint="default" w:ascii="Courier New" w:hAnsi="Courier New"/>
       </w:rPr>
     </w:lvl>
     <w:lvl w:ilvl="8" w:tplc="5EF666C4" w:tentative="1">
@@ -18337,7 +18358,7 @@
         <w:ind w:left="6840" w:hanging="360"/>
       </w:pPr>
       <w:rPr>
-        <w:rFonts w:ascii="Wingdings" w:hAnsi="Wingdings" w:hint="default"/>
+        <w:rFonts w:hint="default" w:ascii="Wingdings" w:hAnsi="Wingdings"/>
       </w:rPr>
     </w:lvl>
   </w:abstractNum>
@@ -18357,7 +18378,7 @@
         <w:ind w:left="720" w:hanging="360"/>
       </w:pPr>
       <w:rPr>
-        <w:rFonts w:ascii="Symbol" w:hAnsi="Symbol" w:hint="default"/>
+        <w:rFonts w:hint="default" w:ascii="Symbol" w:hAnsi="Symbol"/>
         <w:color w:val="auto"/>
       </w:rPr>
     </w:lvl>
@@ -18370,7 +18391,7 @@
         <w:ind w:left="1080" w:hanging="360"/>
       </w:pPr>
       <w:rPr>
-        <w:rFonts w:ascii="Symbol" w:hAnsi="Symbol" w:hint="default"/>
+        <w:rFonts w:hint="default" w:ascii="Symbol" w:hAnsi="Symbol"/>
       </w:rPr>
     </w:lvl>
     <w:lvl w:ilvl="2">
@@ -18385,7 +18406,7 @@
         <w:ind w:left="1440" w:hanging="360"/>
       </w:pPr>
       <w:rPr>
-        <w:rFonts w:ascii="Palatino Linotype" w:hAnsi="Palatino Linotype" w:hint="default"/>
+        <w:rFonts w:hint="default" w:ascii="Palatino Linotype" w:hAnsi="Palatino Linotype"/>
       </w:rPr>
     </w:lvl>
     <w:lvl w:ilvl="3">
@@ -18400,7 +18421,7 @@
         <w:ind w:left="1800" w:hanging="360"/>
       </w:pPr>
       <w:rPr>
-        <w:rFonts w:ascii="Palatino Linotype" w:hAnsi="Palatino Linotype" w:hint="default"/>
+        <w:rFonts w:hint="default" w:ascii="Palatino Linotype" w:hAnsi="Palatino Linotype"/>
       </w:rPr>
     </w:lvl>
     <w:lvl w:ilvl="4">
@@ -18415,7 +18436,7 @@
         <w:ind w:left="2160" w:hanging="360"/>
       </w:pPr>
       <w:rPr>
-        <w:rFonts w:ascii="Palatino Linotype" w:hAnsi="Palatino Linotype" w:hint="default"/>
+        <w:rFonts w:hint="default" w:ascii="Palatino Linotype" w:hAnsi="Palatino Linotype"/>
       </w:rPr>
     </w:lvl>
     <w:lvl w:ilvl="5">
@@ -18430,7 +18451,7 @@
         <w:ind w:left="2520" w:hanging="360"/>
       </w:pPr>
       <w:rPr>
-        <w:rFonts w:ascii="Wingdings" w:hAnsi="Wingdings" w:hint="default"/>
+        <w:rFonts w:hint="default" w:ascii="Wingdings" w:hAnsi="Wingdings"/>
       </w:rPr>
     </w:lvl>
     <w:lvl w:ilvl="6">
@@ -18445,7 +18466,7 @@
         <w:ind w:left="2880" w:hanging="360"/>
       </w:pPr>
       <w:rPr>
-        <w:rFonts w:ascii="Wingdings" w:hAnsi="Wingdings" w:hint="default"/>
+        <w:rFonts w:hint="default" w:ascii="Wingdings" w:hAnsi="Wingdings"/>
       </w:rPr>
     </w:lvl>
     <w:lvl w:ilvl="7">
@@ -18460,7 +18481,7 @@
         <w:ind w:left="3240" w:hanging="360"/>
       </w:pPr>
       <w:rPr>
-        <w:rFonts w:ascii="Symbol" w:hAnsi="Symbol" w:hint="default"/>
+        <w:rFonts w:hint="default" w:ascii="Symbol" w:hAnsi="Symbol"/>
       </w:rPr>
     </w:lvl>
     <w:lvl w:ilvl="8">
@@ -18475,7 +18496,7 @@
         <w:ind w:left="3600" w:hanging="360"/>
       </w:pPr>
       <w:rPr>
-        <w:rFonts w:ascii="Symbol" w:hAnsi="Symbol" w:hint="default"/>
+        <w:rFonts w:hint="default" w:ascii="Symbol" w:hAnsi="Symbol"/>
       </w:rPr>
     </w:lvl>
   </w:abstractNum>
@@ -18492,7 +18513,7 @@
         <w:ind w:left="720" w:hanging="360"/>
       </w:pPr>
       <w:rPr>
-        <w:rFonts w:ascii="Symbol" w:hAnsi="Symbol" w:hint="default"/>
+        <w:rFonts w:hint="default" w:ascii="Symbol" w:hAnsi="Symbol"/>
       </w:rPr>
     </w:lvl>
     <w:lvl w:ilvl="1" w:tplc="47ECAD50">
@@ -18504,7 +18525,7 @@
         <w:ind w:left="1440" w:hanging="360"/>
       </w:pPr>
       <w:rPr>
-        <w:rFonts w:ascii="Courier New" w:hAnsi="Courier New" w:hint="default"/>
+        <w:rFonts w:hint="default" w:ascii="Courier New" w:hAnsi="Courier New"/>
       </w:rPr>
     </w:lvl>
     <w:lvl w:ilvl="2" w:tplc="57F4A78C" w:tentative="1">
@@ -18516,7 +18537,7 @@
         <w:ind w:left="2160" w:hanging="360"/>
       </w:pPr>
       <w:rPr>
-        <w:rFonts w:ascii="Wingdings" w:hAnsi="Wingdings" w:hint="default"/>
+        <w:rFonts w:hint="default" w:ascii="Wingdings" w:hAnsi="Wingdings"/>
       </w:rPr>
     </w:lvl>
     <w:lvl w:ilvl="3" w:tplc="21ECC260" w:tentative="1">
@@ -18528,7 +18549,7 @@
         <w:ind w:left="2880" w:hanging="360"/>
       </w:pPr>
       <w:rPr>
-        <w:rFonts w:ascii="Symbol" w:hAnsi="Symbol" w:hint="default"/>
+        <w:rFonts w:hint="default" w:ascii="Symbol" w:hAnsi="Symbol"/>
       </w:rPr>
     </w:lvl>
     <w:lvl w:ilvl="4" w:tplc="962EF8B4" w:tentative="1">
@@ -18540,7 +18561,7 @@
         <w:ind w:left="3600" w:hanging="360"/>
       </w:pPr>
       <w:rPr>
-        <w:rFonts w:ascii="Courier New" w:hAnsi="Courier New" w:hint="default"/>
+        <w:rFonts w:hint="default" w:ascii="Courier New" w:hAnsi="Courier New"/>
       </w:rPr>
     </w:lvl>
     <w:lvl w:ilvl="5" w:tplc="AE50CD86" w:tentative="1">
@@ -18552,7 +18573,7 @@
         <w:ind w:left="4320" w:hanging="360"/>
       </w:pPr>
       <w:rPr>
-        <w:rFonts w:ascii="Wingdings" w:hAnsi="Wingdings" w:hint="default"/>
+        <w:rFonts w:hint="default" w:ascii="Wingdings" w:hAnsi="Wingdings"/>
       </w:rPr>
     </w:lvl>
     <w:lvl w:ilvl="6" w:tplc="393E4F4C" w:tentative="1">
@@ -18564,7 +18585,7 @@
         <w:ind w:left="5040" w:hanging="360"/>
       </w:pPr>
       <w:rPr>
-        <w:rFonts w:ascii="Symbol" w:hAnsi="Symbol" w:hint="default"/>
+        <w:rFonts w:hint="default" w:ascii="Symbol" w:hAnsi="Symbol"/>
       </w:rPr>
     </w:lvl>
     <w:lvl w:ilvl="7" w:tplc="8BACBAF0" w:tentative="1">
@@ -18576,7 +18597,7 @@
         <w:ind w:left="5760" w:hanging="360"/>
       </w:pPr>
       <w:rPr>
-        <w:rFonts w:ascii="Courier New" w:hAnsi="Courier New" w:hint="default"/>
+        <w:rFonts w:hint="default" w:ascii="Courier New" w:hAnsi="Courier New"/>
       </w:rPr>
     </w:lvl>
     <w:lvl w:ilvl="8" w:tplc="207204EE" w:tentative="1">
@@ -18588,7 +18609,7 @@
         <w:ind w:left="6480" w:hanging="360"/>
       </w:pPr>
       <w:rPr>
-        <w:rFonts w:ascii="Wingdings" w:hAnsi="Wingdings" w:hint="default"/>
+        <w:rFonts w:hint="default" w:ascii="Wingdings" w:hAnsi="Wingdings"/>
       </w:rPr>
     </w:lvl>
   </w:abstractNum>
@@ -18605,7 +18626,7 @@
         <w:ind w:left="720" w:hanging="360"/>
       </w:pPr>
       <w:rPr>
-        <w:rFonts w:ascii="Symbol" w:hAnsi="Symbol" w:hint="default"/>
+        <w:rFonts w:hint="default" w:ascii="Symbol" w:hAnsi="Symbol"/>
       </w:rPr>
     </w:lvl>
     <w:lvl w:ilvl="1" w:tplc="5A107FF6" w:tentative="1">
@@ -18617,7 +18638,7 @@
         <w:ind w:left="1440" w:hanging="360"/>
       </w:pPr>
       <w:rPr>
-        <w:rFonts w:ascii="Courier New" w:hAnsi="Courier New" w:hint="default"/>
+        <w:rFonts w:hint="default" w:ascii="Courier New" w:hAnsi="Courier New"/>
       </w:rPr>
     </w:lvl>
     <w:lvl w:ilvl="2" w:tplc="5DEA5CC8" w:tentative="1">
@@ -18629,7 +18650,7 @@
         <w:ind w:left="2160" w:hanging="360"/>
       </w:pPr>
       <w:rPr>
-        <w:rFonts w:ascii="Wingdings" w:hAnsi="Wingdings" w:hint="default"/>
+        <w:rFonts w:hint="default" w:ascii="Wingdings" w:hAnsi="Wingdings"/>
       </w:rPr>
     </w:lvl>
     <w:lvl w:ilvl="3" w:tplc="E49AA6E0" w:tentative="1">
@@ -18641,7 +18662,7 @@
         <w:ind w:left="2880" w:hanging="360"/>
       </w:pPr>
       <w:rPr>
-        <w:rFonts w:ascii="Symbol" w:hAnsi="Symbol" w:hint="default"/>
+        <w:rFonts w:hint="default" w:ascii="Symbol" w:hAnsi="Symbol"/>
       </w:rPr>
     </w:lvl>
     <w:lvl w:ilvl="4" w:tplc="5302DB74" w:tentative="1">
@@ -18653,7 +18674,7 @@
         <w:ind w:left="3600" w:hanging="360"/>
       </w:pPr>
       <w:rPr>
-        <w:rFonts w:ascii="Courier New" w:hAnsi="Courier New" w:hint="default"/>
+        <w:rFonts w:hint="default" w:ascii="Courier New" w:hAnsi="Courier New"/>
       </w:rPr>
     </w:lvl>
     <w:lvl w:ilvl="5" w:tplc="9EB63116" w:tentative="1">
@@ -18665,7 +18686,7 @@
         <w:ind w:left="4320" w:hanging="360"/>
       </w:pPr>
       <w:rPr>
-        <w:rFonts w:ascii="Wingdings" w:hAnsi="Wingdings" w:hint="default"/>
+        <w:rFonts w:hint="default" w:ascii="Wingdings" w:hAnsi="Wingdings"/>
       </w:rPr>
     </w:lvl>
     <w:lvl w:ilvl="6" w:tplc="82625C06" w:tentative="1">
@@ -18677,7 +18698,7 @@
         <w:ind w:left="5040" w:hanging="360"/>
       </w:pPr>
       <w:rPr>
-        <w:rFonts w:ascii="Symbol" w:hAnsi="Symbol" w:hint="default"/>
+        <w:rFonts w:hint="default" w:ascii="Symbol" w:hAnsi="Symbol"/>
       </w:rPr>
     </w:lvl>
     <w:lvl w:ilvl="7" w:tplc="D2D020C2" w:tentative="1">
@@ -18689,7 +18710,7 @@
         <w:ind w:left="5760" w:hanging="360"/>
       </w:pPr>
       <w:rPr>
-        <w:rFonts w:ascii="Courier New" w:hAnsi="Courier New" w:hint="default"/>
+        <w:rFonts w:hint="default" w:ascii="Courier New" w:hAnsi="Courier New"/>
       </w:rPr>
     </w:lvl>
     <w:lvl w:ilvl="8" w:tplc="17427C5C" w:tentative="1">
@@ -18701,7 +18722,7 @@
         <w:ind w:left="6480" w:hanging="360"/>
       </w:pPr>
       <w:rPr>
-        <w:rFonts w:ascii="Wingdings" w:hAnsi="Wingdings" w:hint="default"/>
+        <w:rFonts w:hint="default" w:ascii="Wingdings" w:hAnsi="Wingdings"/>
       </w:rPr>
     </w:lvl>
   </w:abstractNum>
@@ -18718,7 +18739,7 @@
         <w:ind w:left="1068" w:hanging="360"/>
       </w:pPr>
       <w:rPr>
-        <w:rFonts w:ascii="Symbol" w:hAnsi="Symbol" w:hint="default"/>
+        <w:rFonts w:hint="default" w:ascii="Symbol" w:hAnsi="Symbol"/>
       </w:rPr>
     </w:lvl>
     <w:lvl w:ilvl="1" w:tplc="49FA86BE" w:tentative="1">
@@ -18730,7 +18751,7 @@
         <w:ind w:left="1788" w:hanging="360"/>
       </w:pPr>
       <w:rPr>
-        <w:rFonts w:ascii="Courier New" w:hAnsi="Courier New" w:hint="default"/>
+        <w:rFonts w:hint="default" w:ascii="Courier New" w:hAnsi="Courier New"/>
       </w:rPr>
     </w:lvl>
     <w:lvl w:ilvl="2" w:tplc="8A5C7EA8" w:tentative="1">
@@ -18742,7 +18763,7 @@
         <w:ind w:left="2508" w:hanging="360"/>
       </w:pPr>
       <w:rPr>
-        <w:rFonts w:ascii="Wingdings" w:hAnsi="Wingdings" w:hint="default"/>
+        <w:rFonts w:hint="default" w:ascii="Wingdings" w:hAnsi="Wingdings"/>
       </w:rPr>
     </w:lvl>
     <w:lvl w:ilvl="3" w:tplc="92FC5B36" w:tentative="1">
@@ -18754,7 +18775,7 @@
         <w:ind w:left="3228" w:hanging="360"/>
       </w:pPr>
       <w:rPr>
-        <w:rFonts w:ascii="Symbol" w:hAnsi="Symbol" w:hint="default"/>
+        <w:rFonts w:hint="default" w:ascii="Symbol" w:hAnsi="Symbol"/>
       </w:rPr>
     </w:lvl>
     <w:lvl w:ilvl="4" w:tplc="BD2E4918" w:tentative="1">
@@ -18766,7 +18787,7 @@
         <w:ind w:left="3948" w:hanging="360"/>
       </w:pPr>
       <w:rPr>
-        <w:rFonts w:ascii="Courier New" w:hAnsi="Courier New" w:hint="default"/>
+        <w:rFonts w:hint="default" w:ascii="Courier New" w:hAnsi="Courier New"/>
       </w:rPr>
     </w:lvl>
     <w:lvl w:ilvl="5" w:tplc="83CCB006" w:tentative="1">
@@ -18778,7 +18799,7 @@
         <w:ind w:left="4668" w:hanging="360"/>
       </w:pPr>
       <w:rPr>
-        <w:rFonts w:ascii="Wingdings" w:hAnsi="Wingdings" w:hint="default"/>
+        <w:rFonts w:hint="default" w:ascii="Wingdings" w:hAnsi="Wingdings"/>
       </w:rPr>
     </w:lvl>
     <w:lvl w:ilvl="6" w:tplc="5F56D9A0" w:tentative="1">
@@ -18790,7 +18811,7 @@
         <w:ind w:left="5388" w:hanging="360"/>
       </w:pPr>
       <w:rPr>
-        <w:rFonts w:ascii="Symbol" w:hAnsi="Symbol" w:hint="default"/>
+        <w:rFonts w:hint="default" w:ascii="Symbol" w:hAnsi="Symbol"/>
       </w:rPr>
     </w:lvl>
     <w:lvl w:ilvl="7" w:tplc="7C5E8FE6" w:tentative="1">
@@ -18802,7 +18823,7 @@
         <w:ind w:left="6108" w:hanging="360"/>
       </w:pPr>
       <w:rPr>
-        <w:rFonts w:ascii="Courier New" w:hAnsi="Courier New" w:hint="default"/>
+        <w:rFonts w:hint="default" w:ascii="Courier New" w:hAnsi="Courier New"/>
       </w:rPr>
     </w:lvl>
     <w:lvl w:ilvl="8" w:tplc="F1D06376" w:tentative="1">
@@ -18814,7 +18835,7 @@
         <w:ind w:left="6828" w:hanging="360"/>
       </w:pPr>
       <w:rPr>
-        <w:rFonts w:ascii="Wingdings" w:hAnsi="Wingdings" w:hint="default"/>
+        <w:rFonts w:hint="default" w:ascii="Wingdings" w:hAnsi="Wingdings"/>
       </w:rPr>
     </w:lvl>
   </w:abstractNum>
@@ -18831,7 +18852,7 @@
         <w:ind w:left="1068" w:hanging="360"/>
       </w:pPr>
       <w:rPr>
-        <w:rFonts w:ascii="Symbol" w:hAnsi="Symbol" w:hint="default"/>
+        <w:rFonts w:hint="default" w:ascii="Symbol" w:hAnsi="Symbol"/>
       </w:rPr>
     </w:lvl>
     <w:lvl w:ilvl="1" w:tplc="E804857E" w:tentative="1">
@@ -18843,7 +18864,7 @@
         <w:ind w:left="1788" w:hanging="360"/>
       </w:pPr>
       <w:rPr>
-        <w:rFonts w:ascii="Courier New" w:hAnsi="Courier New" w:hint="default"/>
+        <w:rFonts w:hint="default" w:ascii="Courier New" w:hAnsi="Courier New"/>
       </w:rPr>
     </w:lvl>
     <w:lvl w:ilvl="2" w:tplc="D80A999E" w:tentative="1">
@@ -18855,7 +18876,7 @@
         <w:ind w:left="2508" w:hanging="360"/>
       </w:pPr>
       <w:rPr>
-        <w:rFonts w:ascii="Wingdings" w:hAnsi="Wingdings" w:hint="default"/>
+        <w:rFonts w:hint="default" w:ascii="Wingdings" w:hAnsi="Wingdings"/>
       </w:rPr>
     </w:lvl>
     <w:lvl w:ilvl="3" w:tplc="C51A0C20" w:tentative="1">
@@ -18867,7 +18888,7 @@
         <w:ind w:left="3228" w:hanging="360"/>
       </w:pPr>
       <w:rPr>
-        <w:rFonts w:ascii="Symbol" w:hAnsi="Symbol" w:hint="default"/>
+        <w:rFonts w:hint="default" w:ascii="Symbol" w:hAnsi="Symbol"/>
       </w:rPr>
     </w:lvl>
     <w:lvl w:ilvl="4" w:tplc="8A1E1D02" w:tentative="1">
@@ -18879,7 +18900,7 @@
         <w:ind w:left="3948" w:hanging="360"/>
       </w:pPr>
       <w:rPr>
-        <w:rFonts w:ascii="Courier New" w:hAnsi="Courier New" w:hint="default"/>
+        <w:rFonts w:hint="default" w:ascii="Courier New" w:hAnsi="Courier New"/>
       </w:rPr>
     </w:lvl>
     <w:lvl w:ilvl="5" w:tplc="19D68566" w:tentative="1">
@@ -18891,7 +18912,7 @@
         <w:ind w:left="4668" w:hanging="360"/>
       </w:pPr>
       <w:rPr>
-        <w:rFonts w:ascii="Wingdings" w:hAnsi="Wingdings" w:hint="default"/>
+        <w:rFonts w:hint="default" w:ascii="Wingdings" w:hAnsi="Wingdings"/>
       </w:rPr>
     </w:lvl>
     <w:lvl w:ilvl="6" w:tplc="1C2C3E10" w:tentative="1">
@@ -18903,7 +18924,7 @@
         <w:ind w:left="5388" w:hanging="360"/>
       </w:pPr>
       <w:rPr>
-        <w:rFonts w:ascii="Symbol" w:hAnsi="Symbol" w:hint="default"/>
+        <w:rFonts w:hint="default" w:ascii="Symbol" w:hAnsi="Symbol"/>
       </w:rPr>
     </w:lvl>
     <w:lvl w:ilvl="7" w:tplc="66E6E5E6" w:tentative="1">
@@ -18915,7 +18936,7 @@
         <w:ind w:left="6108" w:hanging="360"/>
       </w:pPr>
       <w:rPr>
-        <w:rFonts w:ascii="Courier New" w:hAnsi="Courier New" w:hint="default"/>
+        <w:rFonts w:hint="default" w:ascii="Courier New" w:hAnsi="Courier New"/>
       </w:rPr>
     </w:lvl>
     <w:lvl w:ilvl="8" w:tplc="5B3C679E" w:tentative="1">
@@ -18927,7 +18948,7 @@
         <w:ind w:left="6828" w:hanging="360"/>
       </w:pPr>
       <w:rPr>
-        <w:rFonts w:ascii="Wingdings" w:hAnsi="Wingdings" w:hint="default"/>
+        <w:rFonts w:hint="default" w:ascii="Wingdings" w:hAnsi="Wingdings"/>
       </w:rPr>
     </w:lvl>
   </w:abstractNum>
@@ -19033,7 +19054,7 @@
         <w:ind w:left="720" w:hanging="360"/>
       </w:pPr>
       <w:rPr>
-        <w:rFonts w:ascii="Symbol" w:hAnsi="Symbol" w:hint="default"/>
+        <w:rFonts w:hint="default" w:ascii="Symbol" w:hAnsi="Symbol"/>
         <w:color w:val="auto"/>
       </w:rPr>
     </w:lvl>
@@ -19046,7 +19067,7 @@
         <w:ind w:left="1080" w:hanging="360"/>
       </w:pPr>
       <w:rPr>
-        <w:rFonts w:ascii="Symbol" w:hAnsi="Symbol" w:hint="default"/>
+        <w:rFonts w:hint="default" w:ascii="Symbol" w:hAnsi="Symbol"/>
       </w:rPr>
     </w:lvl>
     <w:lvl w:ilvl="2">
@@ -19061,7 +19082,7 @@
         <w:ind w:left="1440" w:hanging="360"/>
       </w:pPr>
       <w:rPr>
-        <w:rFonts w:ascii="Palatino Linotype" w:hAnsi="Palatino Linotype" w:hint="default"/>
+        <w:rFonts w:hint="default" w:ascii="Palatino Linotype" w:hAnsi="Palatino Linotype"/>
       </w:rPr>
     </w:lvl>
     <w:lvl w:ilvl="3">
@@ -19076,7 +19097,7 @@
         <w:ind w:left="1800" w:hanging="360"/>
       </w:pPr>
       <w:rPr>
-        <w:rFonts w:ascii="Palatino Linotype" w:hAnsi="Palatino Linotype" w:hint="default"/>
+        <w:rFonts w:hint="default" w:ascii="Palatino Linotype" w:hAnsi="Palatino Linotype"/>
       </w:rPr>
     </w:lvl>
     <w:lvl w:ilvl="4">
@@ -19091,7 +19112,7 @@
         <w:ind w:left="2160" w:hanging="360"/>
       </w:pPr>
       <w:rPr>
-        <w:rFonts w:ascii="Palatino Linotype" w:hAnsi="Palatino Linotype" w:hint="default"/>
+        <w:rFonts w:hint="default" w:ascii="Palatino Linotype" w:hAnsi="Palatino Linotype"/>
       </w:rPr>
     </w:lvl>
     <w:lvl w:ilvl="5">
@@ -19106,7 +19127,7 @@
         <w:ind w:left="2520" w:hanging="360"/>
       </w:pPr>
       <w:rPr>
-        <w:rFonts w:ascii="Wingdings" w:hAnsi="Wingdings" w:hint="default"/>
+        <w:rFonts w:hint="default" w:ascii="Wingdings" w:hAnsi="Wingdings"/>
       </w:rPr>
     </w:lvl>
     <w:lvl w:ilvl="6">
@@ -19121,7 +19142,7 @@
         <w:ind w:left="2880" w:hanging="360"/>
       </w:pPr>
       <w:rPr>
-        <w:rFonts w:ascii="Wingdings" w:hAnsi="Wingdings" w:hint="default"/>
+        <w:rFonts w:hint="default" w:ascii="Wingdings" w:hAnsi="Wingdings"/>
       </w:rPr>
     </w:lvl>
     <w:lvl w:ilvl="7">
@@ -19136,7 +19157,7 @@
         <w:ind w:left="3240" w:hanging="360"/>
       </w:pPr>
       <w:rPr>
-        <w:rFonts w:ascii="Symbol" w:hAnsi="Symbol" w:hint="default"/>
+        <w:rFonts w:hint="default" w:ascii="Symbol" w:hAnsi="Symbol"/>
       </w:rPr>
     </w:lvl>
     <w:lvl w:ilvl="8">
@@ -19151,7 +19172,7 @@
         <w:ind w:left="3600" w:hanging="360"/>
       </w:pPr>
       <w:rPr>
-        <w:rFonts w:ascii="Symbol" w:hAnsi="Symbol" w:hint="default"/>
+        <w:rFonts w:hint="default" w:ascii="Symbol" w:hAnsi="Symbol"/>
       </w:rPr>
     </w:lvl>
   </w:abstractNum>
@@ -19168,7 +19189,7 @@
         <w:ind w:left="720" w:hanging="360"/>
       </w:pPr>
       <w:rPr>
-        <w:rFonts w:ascii="Symbol" w:hAnsi="Symbol" w:hint="default"/>
+        <w:rFonts w:hint="default" w:ascii="Symbol" w:hAnsi="Symbol"/>
       </w:rPr>
     </w:lvl>
     <w:lvl w:ilvl="1" w:tplc="22488A22" w:tentative="1">
@@ -19180,7 +19201,7 @@
         <w:ind w:left="1440" w:hanging="360"/>
       </w:pPr>
       <w:rPr>
-        <w:rFonts w:ascii="Courier New" w:hAnsi="Courier New" w:hint="default"/>
+        <w:rFonts w:hint="default" w:ascii="Courier New" w:hAnsi="Courier New"/>
       </w:rPr>
     </w:lvl>
     <w:lvl w:ilvl="2" w:tplc="B7A6F04A" w:tentative="1">
@@ -19192,7 +19213,7 @@
         <w:ind w:left="2160" w:hanging="360"/>
       </w:pPr>
       <w:rPr>
-        <w:rFonts w:ascii="Wingdings" w:hAnsi="Wingdings" w:hint="default"/>
+        <w:rFonts w:hint="default" w:ascii="Wingdings" w:hAnsi="Wingdings"/>
       </w:rPr>
     </w:lvl>
     <w:lvl w:ilvl="3" w:tplc="01F0A010" w:tentative="1">
@@ -19204,7 +19225,7 @@
         <w:ind w:left="2880" w:hanging="360"/>
       </w:pPr>
       <w:rPr>
-        <w:rFonts w:ascii="Symbol" w:hAnsi="Symbol" w:hint="default"/>
+        <w:rFonts w:hint="default" w:ascii="Symbol" w:hAnsi="Symbol"/>
       </w:rPr>
     </w:lvl>
     <w:lvl w:ilvl="4" w:tplc="12FCC16A" w:tentative="1">
@@ -19216,7 +19237,7 @@
         <w:ind w:left="3600" w:hanging="360"/>
       </w:pPr>
       <w:rPr>
-        <w:rFonts w:ascii="Courier New" w:hAnsi="Courier New" w:hint="default"/>
+        <w:rFonts w:hint="default" w:ascii="Courier New" w:hAnsi="Courier New"/>
       </w:rPr>
     </w:lvl>
     <w:lvl w:ilvl="5" w:tplc="8FC62106" w:tentative="1">
@@ -19228,7 +19249,7 @@
         <w:ind w:left="4320" w:hanging="360"/>
       </w:pPr>
       <w:rPr>
-        <w:rFonts w:ascii="Wingdings" w:hAnsi="Wingdings" w:hint="default"/>
+        <w:rFonts w:hint="default" w:ascii="Wingdings" w:hAnsi="Wingdings"/>
       </w:rPr>
     </w:lvl>
     <w:lvl w:ilvl="6" w:tplc="3B245492" w:tentative="1">
@@ -19240,7 +19261,7 @@
         <w:ind w:left="5040" w:hanging="360"/>
       </w:pPr>
       <w:rPr>
-        <w:rFonts w:ascii="Symbol" w:hAnsi="Symbol" w:hint="default"/>
+        <w:rFonts w:hint="default" w:ascii="Symbol" w:hAnsi="Symbol"/>
       </w:rPr>
     </w:lvl>
     <w:lvl w:ilvl="7" w:tplc="BFA00582" w:tentative="1">
@@ -19252,7 +19273,7 @@
         <w:ind w:left="5760" w:hanging="360"/>
       </w:pPr>
       <w:rPr>
-        <w:rFonts w:ascii="Courier New" w:hAnsi="Courier New" w:hint="default"/>
+        <w:rFonts w:hint="default" w:ascii="Courier New" w:hAnsi="Courier New"/>
       </w:rPr>
     </w:lvl>
     <w:lvl w:ilvl="8" w:tplc="A08A735E" w:tentative="1">
@@ -19264,7 +19285,7 @@
         <w:ind w:left="6480" w:hanging="360"/>
       </w:pPr>
       <w:rPr>
-        <w:rFonts w:ascii="Wingdings" w:hAnsi="Wingdings" w:hint="default"/>
+        <w:rFonts w:hint="default" w:ascii="Wingdings" w:hAnsi="Wingdings"/>
       </w:rPr>
     </w:lvl>
   </w:abstractNum>
@@ -19284,7 +19305,7 @@
         <w:ind w:left="720" w:hanging="360"/>
       </w:pPr>
       <w:rPr>
-        <w:rFonts w:ascii="Symbol" w:hAnsi="Symbol" w:hint="default"/>
+        <w:rFonts w:hint="default" w:ascii="Symbol" w:hAnsi="Symbol"/>
         <w:sz w:val="20"/>
       </w:rPr>
     </w:lvl>
@@ -19300,7 +19321,7 @@
         <w:ind w:left="1440" w:hanging="360"/>
       </w:pPr>
       <w:rPr>
-        <w:rFonts w:ascii="Symbol" w:hAnsi="Symbol" w:hint="default"/>
+        <w:rFonts w:hint="default" w:ascii="Symbol" w:hAnsi="Symbol"/>
         <w:sz w:val="20"/>
       </w:rPr>
     </w:lvl>
@@ -19316,7 +19337,7 @@
         <w:ind w:left="2160" w:hanging="360"/>
       </w:pPr>
       <w:rPr>
-        <w:rFonts w:ascii="Symbol" w:hAnsi="Symbol" w:hint="default"/>
+        <w:rFonts w:hint="default" w:ascii="Symbol" w:hAnsi="Symbol"/>
         <w:sz w:val="20"/>
       </w:rPr>
     </w:lvl>
@@ -19332,7 +19353,7 @@
         <w:ind w:left="2880" w:hanging="360"/>
       </w:pPr>
       <w:rPr>
-        <w:rFonts w:ascii="Symbol" w:hAnsi="Symbol" w:hint="default"/>
+        <w:rFonts w:hint="default" w:ascii="Symbol" w:hAnsi="Symbol"/>
         <w:sz w:val="20"/>
       </w:rPr>
     </w:lvl>
@@ -19348,7 +19369,7 @@
         <w:ind w:left="3600" w:hanging="360"/>
       </w:pPr>
       <w:rPr>
-        <w:rFonts w:ascii="Symbol" w:hAnsi="Symbol" w:hint="default"/>
+        <w:rFonts w:hint="default" w:ascii="Symbol" w:hAnsi="Symbol"/>
         <w:sz w:val="20"/>
       </w:rPr>
     </w:lvl>
@@ -19364,7 +19385,7 @@
         <w:ind w:left="4320" w:hanging="360"/>
       </w:pPr>
       <w:rPr>
-        <w:rFonts w:ascii="Symbol" w:hAnsi="Symbol" w:hint="default"/>
+        <w:rFonts w:hint="default" w:ascii="Symbol" w:hAnsi="Symbol"/>
         <w:sz w:val="20"/>
       </w:rPr>
     </w:lvl>
@@ -19380,7 +19401,7 @@
         <w:ind w:left="5040" w:hanging="360"/>
       </w:pPr>
       <w:rPr>
-        <w:rFonts w:ascii="Symbol" w:hAnsi="Symbol" w:hint="default"/>
+        <w:rFonts w:hint="default" w:ascii="Symbol" w:hAnsi="Symbol"/>
         <w:sz w:val="20"/>
       </w:rPr>
     </w:lvl>
@@ -19396,7 +19417,7 @@
         <w:ind w:left="5760" w:hanging="360"/>
       </w:pPr>
       <w:rPr>
-        <w:rFonts w:ascii="Symbol" w:hAnsi="Symbol" w:hint="default"/>
+        <w:rFonts w:hint="default" w:ascii="Symbol" w:hAnsi="Symbol"/>
         <w:sz w:val="20"/>
       </w:rPr>
     </w:lvl>
@@ -19412,7 +19433,7 @@
         <w:ind w:left="6480" w:hanging="360"/>
       </w:pPr>
       <w:rPr>
-        <w:rFonts w:ascii="Symbol" w:hAnsi="Symbol" w:hint="default"/>
+        <w:rFonts w:hint="default" w:ascii="Symbol" w:hAnsi="Symbol"/>
         <w:sz w:val="20"/>
       </w:rPr>
     </w:lvl>
@@ -19429,7 +19450,7 @@
         <w:ind w:left="720" w:hanging="360"/>
       </w:pPr>
       <w:rPr>
-        <w:rFonts w:ascii="Lucida Sans" w:hAnsi="Lucida Sans" w:hint="default"/>
+        <w:rFonts w:hint="default" w:ascii="Lucida Sans" w:hAnsi="Lucida Sans"/>
       </w:rPr>
     </w:lvl>
     <w:lvl w:ilvl="1" w:tplc="4204EABE">
@@ -19441,7 +19462,7 @@
         <w:ind w:left="1440" w:hanging="360"/>
       </w:pPr>
       <w:rPr>
-        <w:rFonts w:ascii="Courier New" w:hAnsi="Courier New" w:hint="default"/>
+        <w:rFonts w:hint="default" w:ascii="Courier New" w:hAnsi="Courier New"/>
       </w:rPr>
     </w:lvl>
     <w:lvl w:ilvl="2" w:tplc="0F56B9A2" w:tentative="1">
@@ -19453,7 +19474,7 @@
         <w:ind w:left="2160" w:hanging="360"/>
       </w:pPr>
       <w:rPr>
-        <w:rFonts w:ascii="Wingdings" w:hAnsi="Wingdings" w:hint="default"/>
+        <w:rFonts w:hint="default" w:ascii="Wingdings" w:hAnsi="Wingdings"/>
       </w:rPr>
     </w:lvl>
     <w:lvl w:ilvl="3" w:tplc="03CAD998" w:tentative="1">
@@ -19465,7 +19486,7 @@
         <w:ind w:left="2880" w:hanging="360"/>
       </w:pPr>
       <w:rPr>
-        <w:rFonts w:ascii="Symbol" w:hAnsi="Symbol" w:hint="default"/>
+        <w:rFonts w:hint="default" w:ascii="Symbol" w:hAnsi="Symbol"/>
       </w:rPr>
     </w:lvl>
     <w:lvl w:ilvl="4" w:tplc="4C163A0A" w:tentative="1">
@@ -19477,7 +19498,7 @@
         <w:ind w:left="3600" w:hanging="360"/>
       </w:pPr>
       <w:rPr>
-        <w:rFonts w:ascii="Courier New" w:hAnsi="Courier New" w:hint="default"/>
+        <w:rFonts w:hint="default" w:ascii="Courier New" w:hAnsi="Courier New"/>
       </w:rPr>
     </w:lvl>
     <w:lvl w:ilvl="5" w:tplc="07E63B48" w:tentative="1">
@@ -19489,7 +19510,7 @@
         <w:ind w:left="4320" w:hanging="360"/>
       </w:pPr>
       <w:rPr>
-        <w:rFonts w:ascii="Wingdings" w:hAnsi="Wingdings" w:hint="default"/>
+        <w:rFonts w:hint="default" w:ascii="Wingdings" w:hAnsi="Wingdings"/>
       </w:rPr>
     </w:lvl>
     <w:lvl w:ilvl="6" w:tplc="888494DC" w:tentative="1">
@@ -19501,7 +19522,7 @@
         <w:ind w:left="5040" w:hanging="360"/>
       </w:pPr>
       <w:rPr>
-        <w:rFonts w:ascii="Symbol" w:hAnsi="Symbol" w:hint="default"/>
+        <w:rFonts w:hint="default" w:ascii="Symbol" w:hAnsi="Symbol"/>
       </w:rPr>
     </w:lvl>
     <w:lvl w:ilvl="7" w:tplc="6852827A" w:tentative="1">
@@ -19513,7 +19534,7 @@
         <w:ind w:left="5760" w:hanging="360"/>
       </w:pPr>
       <w:rPr>
-        <w:rFonts w:ascii="Courier New" w:hAnsi="Courier New" w:hint="default"/>
+        <w:rFonts w:hint="default" w:ascii="Courier New" w:hAnsi="Courier New"/>
       </w:rPr>
     </w:lvl>
     <w:lvl w:ilvl="8" w:tplc="108E6BB6" w:tentative="1">
@@ -19525,7 +19546,7 @@
         <w:ind w:left="6480" w:hanging="360"/>
       </w:pPr>
       <w:rPr>
-        <w:rFonts w:ascii="Wingdings" w:hAnsi="Wingdings" w:hint="default"/>
+        <w:rFonts w:hint="default" w:ascii="Wingdings" w:hAnsi="Wingdings"/>
       </w:rPr>
     </w:lvl>
   </w:abstractNum>
@@ -19542,7 +19563,7 @@
         <w:ind w:left="720" w:hanging="360"/>
       </w:pPr>
       <w:rPr>
-        <w:rFonts w:ascii="Symbol" w:hAnsi="Symbol" w:hint="default"/>
+        <w:rFonts w:hint="default" w:ascii="Symbol" w:hAnsi="Symbol"/>
       </w:rPr>
     </w:lvl>
     <w:lvl w:ilvl="1" w:tplc="60841780" w:tentative="1">
@@ -19554,7 +19575,7 @@
         <w:ind w:left="1440" w:hanging="360"/>
       </w:pPr>
       <w:rPr>
-        <w:rFonts w:ascii="Courier New" w:hAnsi="Courier New" w:hint="default"/>
+        <w:rFonts w:hint="default" w:ascii="Courier New" w:hAnsi="Courier New"/>
       </w:rPr>
     </w:lvl>
     <w:lvl w:ilvl="2" w:tplc="000E8288" w:tentative="1">
@@ -19566,7 +19587,7 @@
         <w:ind w:left="2160" w:hanging="360"/>
       </w:pPr>
       <w:rPr>
-        <w:rFonts w:ascii="Wingdings" w:hAnsi="Wingdings" w:hint="default"/>
+        <w:rFonts w:hint="default" w:ascii="Wingdings" w:hAnsi="Wingdings"/>
       </w:rPr>
     </w:lvl>
     <w:lvl w:ilvl="3" w:tplc="3AB801AC" w:tentative="1">
@@ -19578,7 +19599,7 @@
         <w:ind w:left="2880" w:hanging="360"/>
       </w:pPr>
       <w:rPr>
-        <w:rFonts w:ascii="Symbol" w:hAnsi="Symbol" w:hint="default"/>
+        <w:rFonts w:hint="default" w:ascii="Symbol" w:hAnsi="Symbol"/>
       </w:rPr>
     </w:lvl>
     <w:lvl w:ilvl="4" w:tplc="A1C6970A" w:tentative="1">
@@ -19590,7 +19611,7 @@
         <w:ind w:left="3600" w:hanging="360"/>
       </w:pPr>
       <w:rPr>
-        <w:rFonts w:ascii="Courier New" w:hAnsi="Courier New" w:hint="default"/>
+        <w:rFonts w:hint="default" w:ascii="Courier New" w:hAnsi="Courier New"/>
       </w:rPr>
     </w:lvl>
     <w:lvl w:ilvl="5" w:tplc="F304660E" w:tentative="1">
@@ -19602,7 +19623,7 @@
         <w:ind w:left="4320" w:hanging="360"/>
       </w:pPr>
       <w:rPr>
-        <w:rFonts w:ascii="Wingdings" w:hAnsi="Wingdings" w:hint="default"/>
+        <w:rFonts w:hint="default" w:ascii="Wingdings" w:hAnsi="Wingdings"/>
       </w:rPr>
     </w:lvl>
     <w:lvl w:ilvl="6" w:tplc="87A2EC08" w:tentative="1">
@@ -19614,7 +19635,7 @@
         <w:ind w:left="5040" w:hanging="360"/>
       </w:pPr>
       <w:rPr>
-        <w:rFonts w:ascii="Symbol" w:hAnsi="Symbol" w:hint="default"/>
+        <w:rFonts w:hint="default" w:ascii="Symbol" w:hAnsi="Symbol"/>
       </w:rPr>
     </w:lvl>
     <w:lvl w:ilvl="7" w:tplc="9A4CE00A" w:tentative="1">
@@ -19626,7 +19647,7 @@
         <w:ind w:left="5760" w:hanging="360"/>
       </w:pPr>
       <w:rPr>
-        <w:rFonts w:ascii="Courier New" w:hAnsi="Courier New" w:hint="default"/>
+        <w:rFonts w:hint="default" w:ascii="Courier New" w:hAnsi="Courier New"/>
       </w:rPr>
     </w:lvl>
     <w:lvl w:ilvl="8" w:tplc="905A5FB4" w:tentative="1">
@@ -19638,7 +19659,7 @@
         <w:ind w:left="6480" w:hanging="360"/>
       </w:pPr>
       <w:rPr>
-        <w:rFonts w:ascii="Wingdings" w:hAnsi="Wingdings" w:hint="default"/>
+        <w:rFonts w:hint="default" w:ascii="Wingdings" w:hAnsi="Wingdings"/>
       </w:rPr>
     </w:lvl>
   </w:abstractNum>
@@ -19658,7 +19679,7 @@
         <w:ind w:left="720" w:hanging="360"/>
       </w:pPr>
       <w:rPr>
-        <w:rFonts w:ascii="Symbol" w:hAnsi="Symbol" w:hint="default"/>
+        <w:rFonts w:hint="default" w:ascii="Symbol" w:hAnsi="Symbol"/>
         <w:color w:val="auto"/>
       </w:rPr>
     </w:lvl>
@@ -19671,7 +19692,7 @@
         <w:ind w:left="1080" w:hanging="360"/>
       </w:pPr>
       <w:rPr>
-        <w:rFonts w:ascii="Symbol" w:hAnsi="Symbol" w:hint="default"/>
+        <w:rFonts w:hint="default" w:ascii="Symbol" w:hAnsi="Symbol"/>
       </w:rPr>
     </w:lvl>
     <w:lvl w:ilvl="2">
@@ -19686,7 +19707,7 @@
         <w:ind w:left="1440" w:hanging="360"/>
       </w:pPr>
       <w:rPr>
-        <w:rFonts w:ascii="Palatino Linotype" w:hAnsi="Palatino Linotype" w:hint="default"/>
+        <w:rFonts w:hint="default" w:ascii="Palatino Linotype" w:hAnsi="Palatino Linotype"/>
       </w:rPr>
     </w:lvl>
     <w:lvl w:ilvl="3">
@@ -19701,7 +19722,7 @@
         <w:ind w:left="1800" w:hanging="360"/>
       </w:pPr>
       <w:rPr>
-        <w:rFonts w:ascii="Palatino Linotype" w:hAnsi="Palatino Linotype" w:hint="default"/>
+        <w:rFonts w:hint="default" w:ascii="Palatino Linotype" w:hAnsi="Palatino Linotype"/>
       </w:rPr>
     </w:lvl>
     <w:lvl w:ilvl="4">
@@ -19716,7 +19737,7 @@
         <w:ind w:left="2160" w:hanging="360"/>
       </w:pPr>
       <w:rPr>
-        <w:rFonts w:ascii="Palatino Linotype" w:hAnsi="Palatino Linotype" w:hint="default"/>
+        <w:rFonts w:hint="default" w:ascii="Palatino Linotype" w:hAnsi="Palatino Linotype"/>
       </w:rPr>
     </w:lvl>
     <w:lvl w:ilvl="5">
@@ -19731,7 +19752,7 @@
         <w:ind w:left="2520" w:hanging="360"/>
       </w:pPr>
       <w:rPr>
-        <w:rFonts w:ascii="Wingdings" w:hAnsi="Wingdings" w:hint="default"/>
+        <w:rFonts w:hint="default" w:ascii="Wingdings" w:hAnsi="Wingdings"/>
       </w:rPr>
     </w:lvl>
     <w:lvl w:ilvl="6">
@@ -19746,7 +19767,7 @@
         <w:ind w:left="2880" w:hanging="360"/>
       </w:pPr>
       <w:rPr>
-        <w:rFonts w:ascii="Wingdings" w:hAnsi="Wingdings" w:hint="default"/>
+        <w:rFonts w:hint="default" w:ascii="Wingdings" w:hAnsi="Wingdings"/>
       </w:rPr>
     </w:lvl>
     <w:lvl w:ilvl="7">
@@ -19761,7 +19782,7 @@
         <w:ind w:left="3240" w:hanging="360"/>
       </w:pPr>
       <w:rPr>
-        <w:rFonts w:ascii="Symbol" w:hAnsi="Symbol" w:hint="default"/>
+        <w:rFonts w:hint="default" w:ascii="Symbol" w:hAnsi="Symbol"/>
       </w:rPr>
     </w:lvl>
     <w:lvl w:ilvl="8">
@@ -19776,7 +19797,7 @@
         <w:ind w:left="3600" w:hanging="360"/>
       </w:pPr>
       <w:rPr>
-        <w:rFonts w:ascii="Symbol" w:hAnsi="Symbol" w:hint="default"/>
+        <w:rFonts w:hint="default" w:ascii="Symbol" w:hAnsi="Symbol"/>
       </w:rPr>
     </w:lvl>
   </w:abstractNum>
@@ -19793,7 +19814,7 @@
         <w:ind w:left="720" w:hanging="360"/>
       </w:pPr>
       <w:rPr>
-        <w:rFonts w:ascii="Symbol" w:hAnsi="Symbol" w:hint="default"/>
+        <w:rFonts w:hint="default" w:ascii="Symbol" w:hAnsi="Symbol"/>
       </w:rPr>
     </w:lvl>
     <w:lvl w:ilvl="1" w:tplc="64C0B71E" w:tentative="1">
@@ -19805,7 +19826,7 @@
         <w:ind w:left="1440" w:hanging="360"/>
       </w:pPr>
       <w:rPr>
-        <w:rFonts w:ascii="Courier New" w:hAnsi="Courier New" w:hint="default"/>
+        <w:rFonts w:hint="default" w:ascii="Courier New" w:hAnsi="Courier New"/>
       </w:rPr>
     </w:lvl>
     <w:lvl w:ilvl="2" w:tplc="735897D6" w:tentative="1">
@@ -19817,7 +19838,7 @@
         <w:ind w:left="2160" w:hanging="360"/>
       </w:pPr>
       <w:rPr>
-        <w:rFonts w:ascii="Wingdings" w:hAnsi="Wingdings" w:hint="default"/>
+        <w:rFonts w:hint="default" w:ascii="Wingdings" w:hAnsi="Wingdings"/>
       </w:rPr>
     </w:lvl>
     <w:lvl w:ilvl="3" w:tplc="833ADD7E" w:tentative="1">
@@ -19829,7 +19850,7 @@
         <w:ind w:left="2880" w:hanging="360"/>
       </w:pPr>
       <w:rPr>
-        <w:rFonts w:ascii="Symbol" w:hAnsi="Symbol" w:hint="default"/>
+        <w:rFonts w:hint="default" w:ascii="Symbol" w:hAnsi="Symbol"/>
       </w:rPr>
     </w:lvl>
     <w:lvl w:ilvl="4" w:tplc="E64CAD64" w:tentative="1">
@@ -19841,7 +19862,7 @@
         <w:ind w:left="3600" w:hanging="360"/>
       </w:pPr>
       <w:rPr>
-        <w:rFonts w:ascii="Courier New" w:hAnsi="Courier New" w:hint="default"/>
+        <w:rFonts w:hint="default" w:ascii="Courier New" w:hAnsi="Courier New"/>
       </w:rPr>
     </w:lvl>
     <w:lvl w:ilvl="5" w:tplc="3FD8986A" w:tentative="1">
@@ -19853,7 +19874,7 @@
         <w:ind w:left="4320" w:hanging="360"/>
       </w:pPr>
       <w:rPr>
-        <w:rFonts w:ascii="Wingdings" w:hAnsi="Wingdings" w:hint="default"/>
+        <w:rFonts w:hint="default" w:ascii="Wingdings" w:hAnsi="Wingdings"/>
       </w:rPr>
     </w:lvl>
     <w:lvl w:ilvl="6" w:tplc="AA784A8A" w:tentative="1">
@@ -19865,7 +19886,7 @@
         <w:ind w:left="5040" w:hanging="360"/>
       </w:pPr>
       <w:rPr>
-        <w:rFonts w:ascii="Symbol" w:hAnsi="Symbol" w:hint="default"/>
+        <w:rFonts w:hint="default" w:ascii="Symbol" w:hAnsi="Symbol"/>
       </w:rPr>
     </w:lvl>
     <w:lvl w:ilvl="7" w:tplc="13CE01FE" w:tentative="1">
@@ -19877,7 +19898,7 @@
         <w:ind w:left="5760" w:hanging="360"/>
       </w:pPr>
       <w:rPr>
-        <w:rFonts w:ascii="Courier New" w:hAnsi="Courier New" w:hint="default"/>
+        <w:rFonts w:hint="default" w:ascii="Courier New" w:hAnsi="Courier New"/>
       </w:rPr>
     </w:lvl>
     <w:lvl w:ilvl="8" w:tplc="CF08F11C" w:tentative="1">
@@ -19889,7 +19910,7 @@
         <w:ind w:left="6480" w:hanging="360"/>
       </w:pPr>
       <w:rPr>
-        <w:rFonts w:ascii="Wingdings" w:hAnsi="Wingdings" w:hint="default"/>
+        <w:rFonts w:hint="default" w:ascii="Wingdings" w:hAnsi="Wingdings"/>
       </w:rPr>
     </w:lvl>
   </w:abstractNum>
@@ -19906,7 +19927,7 @@
         <w:ind w:left="720" w:hanging="360"/>
       </w:pPr>
       <w:rPr>
-        <w:rFonts w:ascii="Symbol" w:hAnsi="Symbol" w:hint="default"/>
+        <w:rFonts w:hint="default" w:ascii="Symbol" w:hAnsi="Symbol"/>
       </w:rPr>
     </w:lvl>
     <w:lvl w:ilvl="1" w:tplc="1CBE204A">
@@ -19918,7 +19939,7 @@
         <w:ind w:left="1440" w:hanging="360"/>
       </w:pPr>
       <w:rPr>
-        <w:rFonts w:ascii="Courier New" w:hAnsi="Courier New" w:hint="default"/>
+        <w:rFonts w:hint="default" w:ascii="Courier New" w:hAnsi="Courier New"/>
       </w:rPr>
     </w:lvl>
     <w:lvl w:ilvl="2" w:tplc="4124839A">
@@ -19930,7 +19951,7 @@
         <w:ind w:left="2160" w:hanging="360"/>
       </w:pPr>
       <w:rPr>
-        <w:rFonts w:ascii="Wingdings" w:hAnsi="Wingdings" w:hint="default"/>
+        <w:rFonts w:hint="default" w:ascii="Wingdings" w:hAnsi="Wingdings"/>
       </w:rPr>
     </w:lvl>
     <w:lvl w:ilvl="3" w:tplc="10948340">
@@ -19942,7 +19963,7 @@
         <w:ind w:left="2880" w:hanging="360"/>
       </w:pPr>
       <w:rPr>
-        <w:rFonts w:ascii="Symbol" w:hAnsi="Symbol" w:hint="default"/>
+        <w:rFonts w:hint="default" w:ascii="Symbol" w:hAnsi="Symbol"/>
       </w:rPr>
     </w:lvl>
     <w:lvl w:ilvl="4" w:tplc="9D9E5E82">
@@ -19954,7 +19975,7 @@
         <w:ind w:left="3600" w:hanging="360"/>
       </w:pPr>
       <w:rPr>
-        <w:rFonts w:ascii="Courier New" w:hAnsi="Courier New" w:hint="default"/>
+        <w:rFonts w:hint="default" w:ascii="Courier New" w:hAnsi="Courier New"/>
       </w:rPr>
     </w:lvl>
     <w:lvl w:ilvl="5" w:tplc="2DD2519C">
@@ -19966,7 +19987,7 @@
         <w:ind w:left="4320" w:hanging="360"/>
       </w:pPr>
       <w:rPr>
-        <w:rFonts w:ascii="Wingdings" w:hAnsi="Wingdings" w:hint="default"/>
+        <w:rFonts w:hint="default" w:ascii="Wingdings" w:hAnsi="Wingdings"/>
       </w:rPr>
     </w:lvl>
     <w:lvl w:ilvl="6" w:tplc="42FE78C6">
@@ -19978,7 +19999,7 @@
         <w:ind w:left="5040" w:hanging="360"/>
       </w:pPr>
       <w:rPr>
-        <w:rFonts w:ascii="Symbol" w:hAnsi="Symbol" w:hint="default"/>
+        <w:rFonts w:hint="default" w:ascii="Symbol" w:hAnsi="Symbol"/>
       </w:rPr>
     </w:lvl>
     <w:lvl w:ilvl="7" w:tplc="B0E03780">
@@ -19990,7 +20011,7 @@
         <w:ind w:left="5760" w:hanging="360"/>
       </w:pPr>
       <w:rPr>
-        <w:rFonts w:ascii="Courier New" w:hAnsi="Courier New" w:hint="default"/>
+        <w:rFonts w:hint="default" w:ascii="Courier New" w:hAnsi="Courier New"/>
       </w:rPr>
     </w:lvl>
     <w:lvl w:ilvl="8" w:tplc="B59461BC">
@@ -20002,7 +20023,7 @@
         <w:ind w:left="6480" w:hanging="360"/>
       </w:pPr>
       <w:rPr>
-        <w:rFonts w:ascii="Wingdings" w:hAnsi="Wingdings" w:hint="default"/>
+        <w:rFonts w:hint="default" w:ascii="Wingdings" w:hAnsi="Wingdings"/>
       </w:rPr>
     </w:lvl>
   </w:abstractNum>
@@ -20019,7 +20040,7 @@
         <w:ind w:left="720" w:hanging="360"/>
       </w:pPr>
       <w:rPr>
-        <w:rFonts w:ascii="Symbol" w:hAnsi="Symbol" w:hint="default"/>
+        <w:rFonts w:hint="default" w:ascii="Symbol" w:hAnsi="Symbol"/>
       </w:rPr>
     </w:lvl>
     <w:lvl w:ilvl="1" w:tplc="5F7CA3E0" w:tentative="1">
@@ -20031,7 +20052,7 @@
         <w:ind w:left="1440" w:hanging="360"/>
       </w:pPr>
       <w:rPr>
-        <w:rFonts w:ascii="Courier New" w:hAnsi="Courier New" w:hint="default"/>
+        <w:rFonts w:hint="default" w:ascii="Courier New" w:hAnsi="Courier New"/>
       </w:rPr>
     </w:lvl>
     <w:lvl w:ilvl="2" w:tplc="632AE1EE" w:tentative="1">
@@ -20043,7 +20064,7 @@
         <w:ind w:left="2160" w:hanging="360"/>
       </w:pPr>
       <w:rPr>
-        <w:rFonts w:ascii="Wingdings" w:hAnsi="Wingdings" w:hint="default"/>
+        <w:rFonts w:hint="default" w:ascii="Wingdings" w:hAnsi="Wingdings"/>
       </w:rPr>
     </w:lvl>
     <w:lvl w:ilvl="3" w:tplc="F2BCBB68" w:tentative="1">
@@ -20055,7 +20076,7 @@
         <w:ind w:left="2880" w:hanging="360"/>
       </w:pPr>
       <w:rPr>
-        <w:rFonts w:ascii="Symbol" w:hAnsi="Symbol" w:hint="default"/>
+        <w:rFonts w:hint="default" w:ascii="Symbol" w:hAnsi="Symbol"/>
       </w:rPr>
     </w:lvl>
     <w:lvl w:ilvl="4" w:tplc="32F0A39E" w:tentative="1">
@@ -20067,7 +20088,7 @@
         <w:ind w:left="3600" w:hanging="360"/>
       </w:pPr>
       <w:rPr>
-        <w:rFonts w:ascii="Courier New" w:hAnsi="Courier New" w:hint="default"/>
+        <w:rFonts w:hint="default" w:ascii="Courier New" w:hAnsi="Courier New"/>
       </w:rPr>
     </w:lvl>
     <w:lvl w:ilvl="5" w:tplc="56021AF6" w:tentative="1">
@@ -20079,7 +20100,7 @@
         <w:ind w:left="4320" w:hanging="360"/>
       </w:pPr>
       <w:rPr>
-        <w:rFonts w:ascii="Wingdings" w:hAnsi="Wingdings" w:hint="default"/>
+        <w:rFonts w:hint="default" w:ascii="Wingdings" w:hAnsi="Wingdings"/>
       </w:rPr>
     </w:lvl>
     <w:lvl w:ilvl="6" w:tplc="B98CC67C" w:tentative="1">
@@ -20091,7 +20112,7 @@
         <w:ind w:left="5040" w:hanging="360"/>
       </w:pPr>
       <w:rPr>
-        <w:rFonts w:ascii="Symbol" w:hAnsi="Symbol" w:hint="default"/>
+        <w:rFonts w:hint="default" w:ascii="Symbol" w:hAnsi="Symbol"/>
       </w:rPr>
     </w:lvl>
     <w:lvl w:ilvl="7" w:tplc="3C141DC8" w:tentative="1">
@@ -20103,7 +20124,7 @@
         <w:ind w:left="5760" w:hanging="360"/>
       </w:pPr>
       <w:rPr>
-        <w:rFonts w:ascii="Courier New" w:hAnsi="Courier New" w:hint="default"/>
+        <w:rFonts w:hint="default" w:ascii="Courier New" w:hAnsi="Courier New"/>
       </w:rPr>
     </w:lvl>
     <w:lvl w:ilvl="8" w:tplc="DF80D2E8" w:tentative="1">
@@ -20115,7 +20136,7 @@
         <w:ind w:left="6480" w:hanging="360"/>
       </w:pPr>
       <w:rPr>
-        <w:rFonts w:ascii="Wingdings" w:hAnsi="Wingdings" w:hint="default"/>
+        <w:rFonts w:hint="default" w:ascii="Wingdings" w:hAnsi="Wingdings"/>
       </w:rPr>
     </w:lvl>
   </w:abstractNum>
@@ -20132,7 +20153,7 @@
         <w:ind w:left="720" w:hanging="360"/>
       </w:pPr>
       <w:rPr>
-        <w:rFonts w:ascii="Symbol" w:hAnsi="Symbol" w:hint="default"/>
+        <w:rFonts w:hint="default" w:ascii="Symbol" w:hAnsi="Symbol"/>
       </w:rPr>
     </w:lvl>
     <w:lvl w:ilvl="1" w:tplc="C8F27050" w:tentative="1">
@@ -20144,7 +20165,7 @@
         <w:ind w:left="1440" w:hanging="360"/>
       </w:pPr>
       <w:rPr>
-        <w:rFonts w:ascii="Courier New" w:hAnsi="Courier New" w:hint="default"/>
+        <w:rFonts w:hint="default" w:ascii="Courier New" w:hAnsi="Courier New"/>
       </w:rPr>
     </w:lvl>
     <w:lvl w:ilvl="2" w:tplc="351AA6EC" w:tentative="1">
@@ -20156,7 +20177,7 @@
         <w:ind w:left="2160" w:hanging="360"/>
       </w:pPr>
       <w:rPr>
-        <w:rFonts w:ascii="Wingdings" w:hAnsi="Wingdings" w:hint="default"/>
+        <w:rFonts w:hint="default" w:ascii="Wingdings" w:hAnsi="Wingdings"/>
       </w:rPr>
     </w:lvl>
     <w:lvl w:ilvl="3" w:tplc="2AC88D40" w:tentative="1">
@@ -20168,7 +20189,7 @@
         <w:ind w:left="2880" w:hanging="360"/>
       </w:pPr>
       <w:rPr>
-        <w:rFonts w:ascii="Symbol" w:hAnsi="Symbol" w:hint="default"/>
+        <w:rFonts w:hint="default" w:ascii="Symbol" w:hAnsi="Symbol"/>
       </w:rPr>
     </w:lvl>
     <w:lvl w:ilvl="4" w:tplc="6E30B95E" w:tentative="1">
@@ -20180,7 +20201,7 @@
         <w:ind w:left="3600" w:hanging="360"/>
       </w:pPr>
       <w:rPr>
-        <w:rFonts w:ascii="Courier New" w:hAnsi="Courier New" w:hint="default"/>
+        <w:rFonts w:hint="default" w:ascii="Courier New" w:hAnsi="Courier New"/>
       </w:rPr>
     </w:lvl>
     <w:lvl w:ilvl="5" w:tplc="D51E9C6A" w:tentative="1">
@@ -20192,7 +20213,7 @@
         <w:ind w:left="4320" w:hanging="360"/>
       </w:pPr>
       <w:rPr>
-        <w:rFonts w:ascii="Wingdings" w:hAnsi="Wingdings" w:hint="default"/>
+        <w:rFonts w:hint="default" w:ascii="Wingdings" w:hAnsi="Wingdings"/>
       </w:rPr>
     </w:lvl>
     <w:lvl w:ilvl="6" w:tplc="39F0FD10" w:tentative="1">
@@ -20204,7 +20225,7 @@
         <w:ind w:left="5040" w:hanging="360"/>
       </w:pPr>
       <w:rPr>
-        <w:rFonts w:ascii="Symbol" w:hAnsi="Symbol" w:hint="default"/>
+        <w:rFonts w:hint="default" w:ascii="Symbol" w:hAnsi="Symbol"/>
       </w:rPr>
     </w:lvl>
     <w:lvl w:ilvl="7" w:tplc="E5CA11F2" w:tentative="1">
@@ -20216,7 +20237,7 @@
         <w:ind w:left="5760" w:hanging="360"/>
       </w:pPr>
       <w:rPr>
-        <w:rFonts w:ascii="Courier New" w:hAnsi="Courier New" w:hint="default"/>
+        <w:rFonts w:hint="default" w:ascii="Courier New" w:hAnsi="Courier New"/>
       </w:rPr>
     </w:lvl>
     <w:lvl w:ilvl="8" w:tplc="F2DCAA38" w:tentative="1">
@@ -20228,7 +20249,7 @@
         <w:ind w:left="6480" w:hanging="360"/>
       </w:pPr>
       <w:rPr>
-        <w:rFonts w:ascii="Wingdings" w:hAnsi="Wingdings" w:hint="default"/>
+        <w:rFonts w:hint="default" w:ascii="Wingdings" w:hAnsi="Wingdings"/>
       </w:rPr>
     </w:lvl>
   </w:abstractNum>
@@ -20330,7 +20351,7 @@
         <w:ind w:left="720" w:hanging="360"/>
       </w:pPr>
       <w:rPr>
-        <w:rFonts w:ascii="Lucida Sans" w:hAnsi="Lucida Sans" w:hint="default"/>
+        <w:rFonts w:hint="default" w:ascii="Lucida Sans" w:hAnsi="Lucida Sans"/>
       </w:rPr>
     </w:lvl>
     <w:lvl w:ilvl="1" w:tplc="11A2BA8C" w:tentative="1">
@@ -20342,7 +20363,7 @@
         <w:ind w:left="1440" w:hanging="360"/>
       </w:pPr>
       <w:rPr>
-        <w:rFonts w:ascii="Courier New" w:hAnsi="Courier New" w:hint="default"/>
+        <w:rFonts w:hint="default" w:ascii="Courier New" w:hAnsi="Courier New"/>
       </w:rPr>
     </w:lvl>
     <w:lvl w:ilvl="2" w:tplc="2B76AA2C" w:tentative="1">
@@ -20354,7 +20375,7 @@
         <w:ind w:left="2160" w:hanging="360"/>
       </w:pPr>
       <w:rPr>
-        <w:rFonts w:ascii="Wingdings" w:hAnsi="Wingdings" w:hint="default"/>
+        <w:rFonts w:hint="default" w:ascii="Wingdings" w:hAnsi="Wingdings"/>
       </w:rPr>
     </w:lvl>
     <w:lvl w:ilvl="3" w:tplc="C6F07C16" w:tentative="1">
@@ -20366,7 +20387,7 @@
         <w:ind w:left="2880" w:hanging="360"/>
       </w:pPr>
       <w:rPr>
-        <w:rFonts w:ascii="Symbol" w:hAnsi="Symbol" w:hint="default"/>
+        <w:rFonts w:hint="default" w:ascii="Symbol" w:hAnsi="Symbol"/>
       </w:rPr>
     </w:lvl>
     <w:lvl w:ilvl="4" w:tplc="CF16F3E8" w:tentative="1">
@@ -20378,7 +20399,7 @@
         <w:ind w:left="3600" w:hanging="360"/>
       </w:pPr>
       <w:rPr>
-        <w:rFonts w:ascii="Courier New" w:hAnsi="Courier New" w:hint="default"/>
+        <w:rFonts w:hint="default" w:ascii="Courier New" w:hAnsi="Courier New"/>
       </w:rPr>
     </w:lvl>
     <w:lvl w:ilvl="5" w:tplc="8F9CF164" w:tentative="1">
@@ -20390,7 +20411,7 @@
         <w:ind w:left="4320" w:hanging="360"/>
       </w:pPr>
       <w:rPr>
-        <w:rFonts w:ascii="Wingdings" w:hAnsi="Wingdings" w:hint="default"/>
+        <w:rFonts w:hint="default" w:ascii="Wingdings" w:hAnsi="Wingdings"/>
       </w:rPr>
     </w:lvl>
     <w:lvl w:ilvl="6" w:tplc="0D668390" w:tentative="1">
@@ -20402,7 +20423,7 @@
         <w:ind w:left="5040" w:hanging="360"/>
       </w:pPr>
       <w:rPr>
-        <w:rFonts w:ascii="Symbol" w:hAnsi="Symbol" w:hint="default"/>
+        <w:rFonts w:hint="default" w:ascii="Symbol" w:hAnsi="Symbol"/>
       </w:rPr>
     </w:lvl>
     <w:lvl w:ilvl="7" w:tplc="B67AE0E2" w:tentative="1">
@@ -20414,7 +20435,7 @@
         <w:ind w:left="5760" w:hanging="360"/>
       </w:pPr>
       <w:rPr>
-        <w:rFonts w:ascii="Courier New" w:hAnsi="Courier New" w:hint="default"/>
+        <w:rFonts w:hint="default" w:ascii="Courier New" w:hAnsi="Courier New"/>
       </w:rPr>
     </w:lvl>
     <w:lvl w:ilvl="8" w:tplc="EBEEA12E" w:tentative="1">
@@ -20426,7 +20447,7 @@
         <w:ind w:left="6480" w:hanging="360"/>
       </w:pPr>
       <w:rPr>
-        <w:rFonts w:ascii="Wingdings" w:hAnsi="Wingdings" w:hint="default"/>
+        <w:rFonts w:hint="default" w:ascii="Wingdings" w:hAnsi="Wingdings"/>
       </w:rPr>
     </w:lvl>
   </w:abstractNum>
@@ -20446,7 +20467,7 @@
         <w:ind w:left="720" w:hanging="360"/>
       </w:pPr>
       <w:rPr>
-        <w:rFonts w:ascii="Symbol" w:hAnsi="Symbol" w:hint="default"/>
+        <w:rFonts w:hint="default" w:ascii="Symbol" w:hAnsi="Symbol"/>
         <w:sz w:val="20"/>
       </w:rPr>
     </w:lvl>
@@ -20462,7 +20483,7 @@
         <w:ind w:left="1440" w:hanging="360"/>
       </w:pPr>
       <w:rPr>
-        <w:rFonts w:ascii="Symbol" w:hAnsi="Symbol" w:hint="default"/>
+        <w:rFonts w:hint="default" w:ascii="Symbol" w:hAnsi="Symbol"/>
         <w:sz w:val="20"/>
       </w:rPr>
     </w:lvl>
@@ -20478,7 +20499,7 @@
         <w:ind w:left="2160" w:hanging="360"/>
       </w:pPr>
       <w:rPr>
-        <w:rFonts w:ascii="Symbol" w:hAnsi="Symbol" w:hint="default"/>
+        <w:rFonts w:hint="default" w:ascii="Symbol" w:hAnsi="Symbol"/>
         <w:sz w:val="20"/>
       </w:rPr>
     </w:lvl>
@@ -20494,7 +20515,7 @@
         <w:ind w:left="2880" w:hanging="360"/>
       </w:pPr>
       <w:rPr>
-        <w:rFonts w:ascii="Symbol" w:hAnsi="Symbol" w:hint="default"/>
+        <w:rFonts w:hint="default" w:ascii="Symbol" w:hAnsi="Symbol"/>
         <w:sz w:val="20"/>
       </w:rPr>
     </w:lvl>
@@ -20510,7 +20531,7 @@
         <w:ind w:left="3600" w:hanging="360"/>
       </w:pPr>
       <w:rPr>
-        <w:rFonts w:ascii="Symbol" w:hAnsi="Symbol" w:hint="default"/>
+        <w:rFonts w:hint="default" w:ascii="Symbol" w:hAnsi="Symbol"/>
         <w:sz w:val="20"/>
       </w:rPr>
     </w:lvl>
@@ -20526,7 +20547,7 @@
         <w:ind w:left="4320" w:hanging="360"/>
       </w:pPr>
       <w:rPr>
-        <w:rFonts w:ascii="Symbol" w:hAnsi="Symbol" w:hint="default"/>
+        <w:rFonts w:hint="default" w:ascii="Symbol" w:hAnsi="Symbol"/>
         <w:sz w:val="20"/>
       </w:rPr>
     </w:lvl>
@@ -20542,7 +20563,7 @@
         <w:ind w:left="5040" w:hanging="360"/>
       </w:pPr>
       <w:rPr>
-        <w:rFonts w:ascii="Symbol" w:hAnsi="Symbol" w:hint="default"/>
+        <w:rFonts w:hint="default" w:ascii="Symbol" w:hAnsi="Symbol"/>
         <w:sz w:val="20"/>
       </w:rPr>
     </w:lvl>
@@ -20558,7 +20579,7 @@
         <w:ind w:left="5760" w:hanging="360"/>
       </w:pPr>
       <w:rPr>
-        <w:rFonts w:ascii="Symbol" w:hAnsi="Symbol" w:hint="default"/>
+        <w:rFonts w:hint="default" w:ascii="Symbol" w:hAnsi="Symbol"/>
         <w:sz w:val="20"/>
       </w:rPr>
     </w:lvl>
@@ -20574,7 +20595,7 @@
         <w:ind w:left="6480" w:hanging="360"/>
       </w:pPr>
       <w:rPr>
-        <w:rFonts w:ascii="Symbol" w:hAnsi="Symbol" w:hint="default"/>
+        <w:rFonts w:hint="default" w:ascii="Symbol" w:hAnsi="Symbol"/>
         <w:sz w:val="20"/>
       </w:rPr>
     </w:lvl>
@@ -20595,7 +20616,7 @@
         <w:ind w:left="720" w:hanging="360"/>
       </w:pPr>
       <w:rPr>
-        <w:rFonts w:ascii="Symbol" w:hAnsi="Symbol" w:hint="default"/>
+        <w:rFonts w:hint="default" w:ascii="Symbol" w:hAnsi="Symbol"/>
         <w:sz w:val="20"/>
       </w:rPr>
     </w:lvl>
@@ -20611,7 +20632,7 @@
         <w:ind w:left="1440" w:hanging="360"/>
       </w:pPr>
       <w:rPr>
-        <w:rFonts w:ascii="Symbol" w:hAnsi="Symbol" w:hint="default"/>
+        <w:rFonts w:hint="default" w:ascii="Symbol" w:hAnsi="Symbol"/>
         <w:sz w:val="20"/>
       </w:rPr>
     </w:lvl>
@@ -20627,7 +20648,7 @@
         <w:ind w:left="2160" w:hanging="360"/>
       </w:pPr>
       <w:rPr>
-        <w:rFonts w:ascii="Symbol" w:hAnsi="Symbol" w:hint="default"/>
+        <w:rFonts w:hint="default" w:ascii="Symbol" w:hAnsi="Symbol"/>
         <w:sz w:val="20"/>
       </w:rPr>
     </w:lvl>
@@ -20643,7 +20664,7 @@
         <w:ind w:left="2880" w:hanging="360"/>
       </w:pPr>
       <w:rPr>
-        <w:rFonts w:ascii="Symbol" w:hAnsi="Symbol" w:hint="default"/>
+        <w:rFonts w:hint="default" w:ascii="Symbol" w:hAnsi="Symbol"/>
         <w:sz w:val="20"/>
       </w:rPr>
     </w:lvl>
@@ -20659,7 +20680,7 @@
         <w:ind w:left="3600" w:hanging="360"/>
       </w:pPr>
       <w:rPr>
-        <w:rFonts w:ascii="Symbol" w:hAnsi="Symbol" w:hint="default"/>
+        <w:rFonts w:hint="default" w:ascii="Symbol" w:hAnsi="Symbol"/>
         <w:sz w:val="20"/>
       </w:rPr>
     </w:lvl>
@@ -20675,7 +20696,7 @@
         <w:ind w:left="4320" w:hanging="360"/>
       </w:pPr>
       <w:rPr>
-        <w:rFonts w:ascii="Symbol" w:hAnsi="Symbol" w:hint="default"/>
+        <w:rFonts w:hint="default" w:ascii="Symbol" w:hAnsi="Symbol"/>
         <w:sz w:val="20"/>
       </w:rPr>
     </w:lvl>
@@ -20691,7 +20712,7 @@
         <w:ind w:left="5040" w:hanging="360"/>
       </w:pPr>
       <w:rPr>
-        <w:rFonts w:ascii="Symbol" w:hAnsi="Symbol" w:hint="default"/>
+        <w:rFonts w:hint="default" w:ascii="Symbol" w:hAnsi="Symbol"/>
         <w:sz w:val="20"/>
       </w:rPr>
     </w:lvl>
@@ -20707,7 +20728,7 @@
         <w:ind w:left="5760" w:hanging="360"/>
       </w:pPr>
       <w:rPr>
-        <w:rFonts w:ascii="Symbol" w:hAnsi="Symbol" w:hint="default"/>
+        <w:rFonts w:hint="default" w:ascii="Symbol" w:hAnsi="Symbol"/>
         <w:sz w:val="20"/>
       </w:rPr>
     </w:lvl>
@@ -20723,7 +20744,7 @@
         <w:ind w:left="6480" w:hanging="360"/>
       </w:pPr>
       <w:rPr>
-        <w:rFonts w:ascii="Symbol" w:hAnsi="Symbol" w:hint="default"/>
+        <w:rFonts w:hint="default" w:ascii="Symbol" w:hAnsi="Symbol"/>
         <w:sz w:val="20"/>
       </w:rPr>
     </w:lvl>
@@ -20741,7 +20762,7 @@
         <w:ind w:left="720" w:hanging="360"/>
       </w:pPr>
       <w:rPr>
-        <w:rFonts w:ascii="Symbol" w:hAnsi="Symbol" w:hint="default"/>
+        <w:rFonts w:hint="default" w:ascii="Symbol" w:hAnsi="Symbol"/>
       </w:rPr>
     </w:lvl>
     <w:lvl w:ilvl="1" w:tplc="1EB0C662" w:tentative="1">
@@ -20753,7 +20774,7 @@
         <w:ind w:left="1440" w:hanging="360"/>
       </w:pPr>
       <w:rPr>
-        <w:rFonts w:ascii="Courier New" w:hAnsi="Courier New" w:hint="default"/>
+        <w:rFonts w:hint="default" w:ascii="Courier New" w:hAnsi="Courier New"/>
       </w:rPr>
     </w:lvl>
     <w:lvl w:ilvl="2" w:tplc="5AC0D478" w:tentative="1">
@@ -20765,7 +20786,7 @@
         <w:ind w:left="2160" w:hanging="360"/>
       </w:pPr>
       <w:rPr>
-        <w:rFonts w:ascii="Wingdings" w:hAnsi="Wingdings" w:hint="default"/>
+        <w:rFonts w:hint="default" w:ascii="Wingdings" w:hAnsi="Wingdings"/>
       </w:rPr>
     </w:lvl>
     <w:lvl w:ilvl="3" w:tplc="9A80A356" w:tentative="1">
@@ -20777,7 +20798,7 @@
         <w:ind w:left="2880" w:hanging="360"/>
       </w:pPr>
       <w:rPr>
-        <w:rFonts w:ascii="Symbol" w:hAnsi="Symbol" w:hint="default"/>
+        <w:rFonts w:hint="default" w:ascii="Symbol" w:hAnsi="Symbol"/>
       </w:rPr>
     </w:lvl>
     <w:lvl w:ilvl="4" w:tplc="AFC8FA84" w:tentative="1">
@@ -20789,7 +20810,7 @@
         <w:ind w:left="3600" w:hanging="360"/>
       </w:pPr>
       <w:rPr>
-        <w:rFonts w:ascii="Courier New" w:hAnsi="Courier New" w:hint="default"/>
+        <w:rFonts w:hint="default" w:ascii="Courier New" w:hAnsi="Courier New"/>
       </w:rPr>
     </w:lvl>
     <w:lvl w:ilvl="5" w:tplc="2C4843C4" w:tentative="1">
@@ -20801,7 +20822,7 @@
         <w:ind w:left="4320" w:hanging="360"/>
       </w:pPr>
       <w:rPr>
-        <w:rFonts w:ascii="Wingdings" w:hAnsi="Wingdings" w:hint="default"/>
+        <w:rFonts w:hint="default" w:ascii="Wingdings" w:hAnsi="Wingdings"/>
       </w:rPr>
     </w:lvl>
     <w:lvl w:ilvl="6" w:tplc="395E1BA6" w:tentative="1">
@@ -20813,7 +20834,7 @@
         <w:ind w:left="5040" w:hanging="360"/>
       </w:pPr>
       <w:rPr>
-        <w:rFonts w:ascii="Symbol" w:hAnsi="Symbol" w:hint="default"/>
+        <w:rFonts w:hint="default" w:ascii="Symbol" w:hAnsi="Symbol"/>
       </w:rPr>
     </w:lvl>
     <w:lvl w:ilvl="7" w:tplc="2C74EAA6" w:tentative="1">
@@ -20825,7 +20846,7 @@
         <w:ind w:left="5760" w:hanging="360"/>
       </w:pPr>
       <w:rPr>
-        <w:rFonts w:ascii="Courier New" w:hAnsi="Courier New" w:hint="default"/>
+        <w:rFonts w:hint="default" w:ascii="Courier New" w:hAnsi="Courier New"/>
       </w:rPr>
     </w:lvl>
     <w:lvl w:ilvl="8" w:tplc="7F682B4E" w:tentative="1">
@@ -20837,7 +20858,7 @@
         <w:ind w:left="6480" w:hanging="360"/>
       </w:pPr>
       <w:rPr>
-        <w:rFonts w:ascii="Wingdings" w:hAnsi="Wingdings" w:hint="default"/>
+        <w:rFonts w:hint="default" w:ascii="Wingdings" w:hAnsi="Wingdings"/>
       </w:rPr>
     </w:lvl>
   </w:abstractNum>
@@ -21035,7 +21056,7 @@
         <w:ind w:left="720" w:hanging="360"/>
       </w:pPr>
       <w:rPr>
-        <w:rFonts w:ascii="Symbol" w:hAnsi="Symbol" w:hint="default"/>
+        <w:rFonts w:hint="default" w:ascii="Symbol" w:hAnsi="Symbol"/>
       </w:rPr>
     </w:lvl>
     <w:lvl w:ilvl="1" w:tplc="D0444C5A">
@@ -21047,7 +21068,7 @@
         <w:ind w:left="1440" w:hanging="360"/>
       </w:pPr>
       <w:rPr>
-        <w:rFonts w:ascii="Courier New" w:hAnsi="Courier New" w:hint="default"/>
+        <w:rFonts w:hint="default" w:ascii="Courier New" w:hAnsi="Courier New"/>
       </w:rPr>
     </w:lvl>
     <w:lvl w:ilvl="2" w:tplc="B222605C" w:tentative="1">
@@ -21059,7 +21080,7 @@
         <w:ind w:left="2160" w:hanging="360"/>
       </w:pPr>
       <w:rPr>
-        <w:rFonts w:ascii="Wingdings" w:hAnsi="Wingdings" w:hint="default"/>
+        <w:rFonts w:hint="default" w:ascii="Wingdings" w:hAnsi="Wingdings"/>
       </w:rPr>
     </w:lvl>
     <w:lvl w:ilvl="3" w:tplc="2BDAA930" w:tentative="1">
@@ -21071,7 +21092,7 @@
         <w:ind w:left="2880" w:hanging="360"/>
       </w:pPr>
       <w:rPr>
-        <w:rFonts w:ascii="Symbol" w:hAnsi="Symbol" w:hint="default"/>
+        <w:rFonts w:hint="default" w:ascii="Symbol" w:hAnsi="Symbol"/>
       </w:rPr>
     </w:lvl>
     <w:lvl w:ilvl="4" w:tplc="2A08E678" w:tentative="1">
@@ -21083,7 +21104,7 @@
         <w:ind w:left="3600" w:hanging="360"/>
       </w:pPr>
       <w:rPr>
-        <w:rFonts w:ascii="Courier New" w:hAnsi="Courier New" w:hint="default"/>
+        <w:rFonts w:hint="default" w:ascii="Courier New" w:hAnsi="Courier New"/>
       </w:rPr>
     </w:lvl>
     <w:lvl w:ilvl="5" w:tplc="35C88552" w:tentative="1">
@@ -21095,7 +21116,7 @@
         <w:ind w:left="4320" w:hanging="360"/>
       </w:pPr>
       <w:rPr>
-        <w:rFonts w:ascii="Wingdings" w:hAnsi="Wingdings" w:hint="default"/>
+        <w:rFonts w:hint="default" w:ascii="Wingdings" w:hAnsi="Wingdings"/>
       </w:rPr>
     </w:lvl>
     <w:lvl w:ilvl="6" w:tplc="07464974" w:tentative="1">
@@ -21107,7 +21128,7 @@
         <w:ind w:left="5040" w:hanging="360"/>
       </w:pPr>
       <w:rPr>
-        <w:rFonts w:ascii="Symbol" w:hAnsi="Symbol" w:hint="default"/>
+        <w:rFonts w:hint="default" w:ascii="Symbol" w:hAnsi="Symbol"/>
       </w:rPr>
     </w:lvl>
     <w:lvl w:ilvl="7" w:tplc="5D969DF2" w:tentative="1">
@@ -21119,7 +21140,7 @@
         <w:ind w:left="5760" w:hanging="360"/>
       </w:pPr>
       <w:rPr>
-        <w:rFonts w:ascii="Courier New" w:hAnsi="Courier New" w:hint="default"/>
+        <w:rFonts w:hint="default" w:ascii="Courier New" w:hAnsi="Courier New"/>
       </w:rPr>
     </w:lvl>
     <w:lvl w:ilvl="8" w:tplc="EC504A4A" w:tentative="1">
@@ -21131,7 +21152,7 @@
         <w:ind w:left="6480" w:hanging="360"/>
       </w:pPr>
       <w:rPr>
-        <w:rFonts w:ascii="Wingdings" w:hAnsi="Wingdings" w:hint="default"/>
+        <w:rFonts w:hint="default" w:ascii="Wingdings" w:hAnsi="Wingdings"/>
       </w:rPr>
     </w:lvl>
   </w:abstractNum>
@@ -21148,7 +21169,7 @@
         <w:ind w:left="720" w:hanging="360"/>
       </w:pPr>
       <w:rPr>
-        <w:rFonts w:ascii="Aptos" w:hAnsi="Aptos" w:hint="default"/>
+        <w:rFonts w:hint="default" w:ascii="Aptos" w:hAnsi="Aptos"/>
       </w:rPr>
     </w:lvl>
     <w:lvl w:ilvl="1" w:tplc="D7F69814" w:tentative="1">
@@ -21160,7 +21181,7 @@
         <w:ind w:left="1440" w:hanging="360"/>
       </w:pPr>
       <w:rPr>
-        <w:rFonts w:ascii="Courier New" w:hAnsi="Courier New" w:hint="default"/>
+        <w:rFonts w:hint="default" w:ascii="Courier New" w:hAnsi="Courier New"/>
       </w:rPr>
     </w:lvl>
     <w:lvl w:ilvl="2" w:tplc="A63A6B2E" w:tentative="1">
@@ -21172,7 +21193,7 @@
         <w:ind w:left="2160" w:hanging="360"/>
       </w:pPr>
       <w:rPr>
-        <w:rFonts w:ascii="Wingdings" w:hAnsi="Wingdings" w:hint="default"/>
+        <w:rFonts w:hint="default" w:ascii="Wingdings" w:hAnsi="Wingdings"/>
       </w:rPr>
     </w:lvl>
     <w:lvl w:ilvl="3" w:tplc="4E800966" w:tentative="1">
@@ -21184,7 +21205,7 @@
         <w:ind w:left="2880" w:hanging="360"/>
       </w:pPr>
       <w:rPr>
-        <w:rFonts w:ascii="Symbol" w:hAnsi="Symbol" w:hint="default"/>
+        <w:rFonts w:hint="default" w:ascii="Symbol" w:hAnsi="Symbol"/>
       </w:rPr>
     </w:lvl>
     <w:lvl w:ilvl="4" w:tplc="DB3E88D0" w:tentative="1">
@@ -21196,7 +21217,7 @@
         <w:ind w:left="3600" w:hanging="360"/>
       </w:pPr>
       <w:rPr>
-        <w:rFonts w:ascii="Courier New" w:hAnsi="Courier New" w:hint="default"/>
+        <w:rFonts w:hint="default" w:ascii="Courier New" w:hAnsi="Courier New"/>
       </w:rPr>
     </w:lvl>
     <w:lvl w:ilvl="5" w:tplc="F56CE234" w:tentative="1">
@@ -21208,7 +21229,7 @@
         <w:ind w:left="4320" w:hanging="360"/>
       </w:pPr>
       <w:rPr>
-        <w:rFonts w:ascii="Wingdings" w:hAnsi="Wingdings" w:hint="default"/>
+        <w:rFonts w:hint="default" w:ascii="Wingdings" w:hAnsi="Wingdings"/>
       </w:rPr>
     </w:lvl>
     <w:lvl w:ilvl="6" w:tplc="69BE38B6" w:tentative="1">
@@ -21220,7 +21241,7 @@
         <w:ind w:left="5040" w:hanging="360"/>
       </w:pPr>
       <w:rPr>
-        <w:rFonts w:ascii="Symbol" w:hAnsi="Symbol" w:hint="default"/>
+        <w:rFonts w:hint="default" w:ascii="Symbol" w:hAnsi="Symbol"/>
       </w:rPr>
     </w:lvl>
     <w:lvl w:ilvl="7" w:tplc="EC94895C" w:tentative="1">
@@ -21232,7 +21253,7 @@
         <w:ind w:left="5760" w:hanging="360"/>
       </w:pPr>
       <w:rPr>
-        <w:rFonts w:ascii="Courier New" w:hAnsi="Courier New" w:hint="default"/>
+        <w:rFonts w:hint="default" w:ascii="Courier New" w:hAnsi="Courier New"/>
       </w:rPr>
     </w:lvl>
     <w:lvl w:ilvl="8" w:tplc="FB1625C6" w:tentative="1">
@@ -21244,7 +21265,7 @@
         <w:ind w:left="6480" w:hanging="360"/>
       </w:pPr>
       <w:rPr>
-        <w:rFonts w:ascii="Wingdings" w:hAnsi="Wingdings" w:hint="default"/>
+        <w:rFonts w:hint="default" w:ascii="Wingdings" w:hAnsi="Wingdings"/>
       </w:rPr>
     </w:lvl>
   </w:abstractNum>
@@ -21261,7 +21282,7 @@
         <w:ind w:left="720" w:hanging="360"/>
       </w:pPr>
       <w:rPr>
-        <w:rFonts w:ascii="Symbol" w:hAnsi="Symbol" w:hint="default"/>
+        <w:rFonts w:hint="default" w:ascii="Symbol" w:hAnsi="Symbol"/>
       </w:rPr>
     </w:lvl>
     <w:lvl w:ilvl="1" w:tplc="04130003" w:tentative="1">
@@ -21273,7 +21294,7 @@
         <w:ind w:left="1440" w:hanging="360"/>
       </w:pPr>
       <w:rPr>
-        <w:rFonts w:ascii="Courier New" w:hAnsi="Courier New" w:cs="Courier New" w:hint="default"/>
+        <w:rFonts w:hint="default" w:ascii="Courier New" w:hAnsi="Courier New" w:cs="Courier New"/>
       </w:rPr>
     </w:lvl>
     <w:lvl w:ilvl="2" w:tplc="04130005" w:tentative="1">
@@ -21285,7 +21306,7 @@
         <w:ind w:left="2160" w:hanging="360"/>
       </w:pPr>
       <w:rPr>
-        <w:rFonts w:ascii="Wingdings" w:hAnsi="Wingdings" w:hint="default"/>
+        <w:rFonts w:hint="default" w:ascii="Wingdings" w:hAnsi="Wingdings"/>
       </w:rPr>
     </w:lvl>
     <w:lvl w:ilvl="3" w:tplc="04130001" w:tentative="1">
@@ -21297,7 +21318,7 @@
         <w:ind w:left="2880" w:hanging="360"/>
       </w:pPr>
       <w:rPr>
-        <w:rFonts w:ascii="Symbol" w:hAnsi="Symbol" w:hint="default"/>
+        <w:rFonts w:hint="default" w:ascii="Symbol" w:hAnsi="Symbol"/>
       </w:rPr>
     </w:lvl>
     <w:lvl w:ilvl="4" w:tplc="04130003" w:tentative="1">
@@ -21309,7 +21330,7 @@
         <w:ind w:left="3600" w:hanging="360"/>
       </w:pPr>
       <w:rPr>
-        <w:rFonts w:ascii="Courier New" w:hAnsi="Courier New" w:cs="Courier New" w:hint="default"/>
+        <w:rFonts w:hint="default" w:ascii="Courier New" w:hAnsi="Courier New" w:cs="Courier New"/>
       </w:rPr>
     </w:lvl>
     <w:lvl w:ilvl="5" w:tplc="04130005" w:tentative="1">
@@ -21321,7 +21342,7 @@
         <w:ind w:left="4320" w:hanging="360"/>
       </w:pPr>
       <w:rPr>
-        <w:rFonts w:ascii="Wingdings" w:hAnsi="Wingdings" w:hint="default"/>
+        <w:rFonts w:hint="default" w:ascii="Wingdings" w:hAnsi="Wingdings"/>
       </w:rPr>
     </w:lvl>
     <w:lvl w:ilvl="6" w:tplc="04130001" w:tentative="1">
@@ -21333,7 +21354,7 @@
         <w:ind w:left="5040" w:hanging="360"/>
       </w:pPr>
       <w:rPr>
-        <w:rFonts w:ascii="Symbol" w:hAnsi="Symbol" w:hint="default"/>
+        <w:rFonts w:hint="default" w:ascii="Symbol" w:hAnsi="Symbol"/>
       </w:rPr>
     </w:lvl>
     <w:lvl w:ilvl="7" w:tplc="04130003" w:tentative="1">
@@ -21345,7 +21366,7 @@
         <w:ind w:left="5760" w:hanging="360"/>
       </w:pPr>
       <w:rPr>
-        <w:rFonts w:ascii="Courier New" w:hAnsi="Courier New" w:cs="Courier New" w:hint="default"/>
+        <w:rFonts w:hint="default" w:ascii="Courier New" w:hAnsi="Courier New" w:cs="Courier New"/>
       </w:rPr>
     </w:lvl>
     <w:lvl w:ilvl="8" w:tplc="04130005" w:tentative="1">
@@ -21357,7 +21378,7 @@
         <w:ind w:left="6480" w:hanging="360"/>
       </w:pPr>
       <w:rPr>
-        <w:rFonts w:ascii="Wingdings" w:hAnsi="Wingdings" w:hint="default"/>
+        <w:rFonts w:hint="default" w:ascii="Wingdings" w:hAnsi="Wingdings"/>
       </w:rPr>
     </w:lvl>
   </w:abstractNum>
@@ -21573,7 +21594,7 @@
         <w:ind w:left="720" w:hanging="360"/>
       </w:pPr>
       <w:rPr>
-        <w:rFonts w:ascii="Symbol" w:hAnsi="Symbol" w:hint="default"/>
+        <w:rFonts w:hint="default" w:ascii="Symbol" w:hAnsi="Symbol"/>
       </w:rPr>
     </w:lvl>
     <w:lvl w:ilvl="1" w:tplc="9EB4FE94" w:tentative="1">
@@ -21585,7 +21606,7 @@
         <w:ind w:left="1440" w:hanging="360"/>
       </w:pPr>
       <w:rPr>
-        <w:rFonts w:ascii="Courier New" w:hAnsi="Courier New" w:hint="default"/>
+        <w:rFonts w:hint="default" w:ascii="Courier New" w:hAnsi="Courier New"/>
       </w:rPr>
     </w:lvl>
     <w:lvl w:ilvl="2" w:tplc="12188B14" w:tentative="1">
@@ -21597,7 +21618,7 @@
         <w:ind w:left="2160" w:hanging="360"/>
       </w:pPr>
       <w:rPr>
-        <w:rFonts w:ascii="Wingdings" w:hAnsi="Wingdings" w:hint="default"/>
+        <w:rFonts w:hint="default" w:ascii="Wingdings" w:hAnsi="Wingdings"/>
       </w:rPr>
     </w:lvl>
     <w:lvl w:ilvl="3" w:tplc="1C38E8DE" w:tentative="1">
@@ -21609,7 +21630,7 @@
         <w:ind w:left="2880" w:hanging="360"/>
       </w:pPr>
       <w:rPr>
-        <w:rFonts w:ascii="Symbol" w:hAnsi="Symbol" w:hint="default"/>
+        <w:rFonts w:hint="default" w:ascii="Symbol" w:hAnsi="Symbol"/>
       </w:rPr>
     </w:lvl>
     <w:lvl w:ilvl="4" w:tplc="27125670" w:tentative="1">
@@ -21621,7 +21642,7 @@
         <w:ind w:left="3600" w:hanging="360"/>
       </w:pPr>
       <w:rPr>
-        <w:rFonts w:ascii="Courier New" w:hAnsi="Courier New" w:hint="default"/>
+        <w:rFonts w:hint="default" w:ascii="Courier New" w:hAnsi="Courier New"/>
       </w:rPr>
     </w:lvl>
     <w:lvl w:ilvl="5" w:tplc="61902FBC" w:tentative="1">
@@ -21633,7 +21654,7 @@
         <w:ind w:left="4320" w:hanging="360"/>
       </w:pPr>
       <w:rPr>
-        <w:rFonts w:ascii="Wingdings" w:hAnsi="Wingdings" w:hint="default"/>
+        <w:rFonts w:hint="default" w:ascii="Wingdings" w:hAnsi="Wingdings"/>
       </w:rPr>
     </w:lvl>
     <w:lvl w:ilvl="6" w:tplc="C78AAE0E" w:tentative="1">
@@ -21645,7 +21666,7 @@
         <w:ind w:left="5040" w:hanging="360"/>
       </w:pPr>
       <w:rPr>
-        <w:rFonts w:ascii="Symbol" w:hAnsi="Symbol" w:hint="default"/>
+        <w:rFonts w:hint="default" w:ascii="Symbol" w:hAnsi="Symbol"/>
       </w:rPr>
     </w:lvl>
     <w:lvl w:ilvl="7" w:tplc="D37253F8" w:tentative="1">
@@ -21657,7 +21678,7 @@
         <w:ind w:left="5760" w:hanging="360"/>
       </w:pPr>
       <w:rPr>
-        <w:rFonts w:ascii="Courier New" w:hAnsi="Courier New" w:hint="default"/>
+        <w:rFonts w:hint="default" w:ascii="Courier New" w:hAnsi="Courier New"/>
       </w:rPr>
     </w:lvl>
     <w:lvl w:ilvl="8" w:tplc="E71E1DC4" w:tentative="1">
@@ -21669,7 +21690,7 @@
         <w:ind w:left="6480" w:hanging="360"/>
       </w:pPr>
       <w:rPr>
-        <w:rFonts w:ascii="Wingdings" w:hAnsi="Wingdings" w:hint="default"/>
+        <w:rFonts w:hint="default" w:ascii="Wingdings" w:hAnsi="Wingdings"/>
       </w:rPr>
     </w:lvl>
   </w:abstractNum>
@@ -21689,7 +21710,7 @@
         <w:ind w:left="720" w:hanging="360"/>
       </w:pPr>
       <w:rPr>
-        <w:rFonts w:ascii="Symbol" w:hAnsi="Symbol" w:hint="default"/>
+        <w:rFonts w:hint="default" w:ascii="Symbol" w:hAnsi="Symbol"/>
         <w:sz w:val="20"/>
       </w:rPr>
     </w:lvl>
@@ -21705,7 +21726,7 @@
         <w:ind w:left="1440" w:hanging="360"/>
       </w:pPr>
       <w:rPr>
-        <w:rFonts w:ascii="Symbol" w:hAnsi="Symbol" w:hint="default"/>
+        <w:rFonts w:hint="default" w:ascii="Symbol" w:hAnsi="Symbol"/>
         <w:sz w:val="20"/>
       </w:rPr>
     </w:lvl>
@@ -21721,7 +21742,7 @@
         <w:ind w:left="2160" w:hanging="360"/>
       </w:pPr>
       <w:rPr>
-        <w:rFonts w:ascii="Symbol" w:hAnsi="Symbol" w:hint="default"/>
+        <w:rFonts w:hint="default" w:ascii="Symbol" w:hAnsi="Symbol"/>
         <w:sz w:val="20"/>
       </w:rPr>
     </w:lvl>
@@ -21737,7 +21758,7 @@
         <w:ind w:left="2880" w:hanging="360"/>
       </w:pPr>
       <w:rPr>
-        <w:rFonts w:ascii="Symbol" w:hAnsi="Symbol" w:hint="default"/>
+        <w:rFonts w:hint="default" w:ascii="Symbol" w:hAnsi="Symbol"/>
         <w:sz w:val="20"/>
       </w:rPr>
     </w:lvl>
@@ -21753,7 +21774,7 @@
         <w:ind w:left="3600" w:hanging="360"/>
       </w:pPr>
       <w:rPr>
-        <w:rFonts w:ascii="Symbol" w:hAnsi="Symbol" w:hint="default"/>
+        <w:rFonts w:hint="default" w:ascii="Symbol" w:hAnsi="Symbol"/>
         <w:sz w:val="20"/>
       </w:rPr>
     </w:lvl>
@@ -21769,7 +21790,7 @@
         <w:ind w:left="4320" w:hanging="360"/>
       </w:pPr>
       <w:rPr>
-        <w:rFonts w:ascii="Symbol" w:hAnsi="Symbol" w:hint="default"/>
+        <w:rFonts w:hint="default" w:ascii="Symbol" w:hAnsi="Symbol"/>
         <w:sz w:val="20"/>
       </w:rPr>
     </w:lvl>
@@ -21785,7 +21806,7 @@
         <w:ind w:left="5040" w:hanging="360"/>
       </w:pPr>
       <w:rPr>
-        <w:rFonts w:ascii="Symbol" w:hAnsi="Symbol" w:hint="default"/>
+        <w:rFonts w:hint="default" w:ascii="Symbol" w:hAnsi="Symbol"/>
         <w:sz w:val="20"/>
       </w:rPr>
     </w:lvl>
@@ -21801,7 +21822,7 @@
         <w:ind w:left="5760" w:hanging="360"/>
       </w:pPr>
       <w:rPr>
-        <w:rFonts w:ascii="Symbol" w:hAnsi="Symbol" w:hint="default"/>
+        <w:rFonts w:hint="default" w:ascii="Symbol" w:hAnsi="Symbol"/>
         <w:sz w:val="20"/>
       </w:rPr>
     </w:lvl>
@@ -21817,7 +21838,7 @@
         <w:ind w:left="6480" w:hanging="360"/>
       </w:pPr>
       <w:rPr>
-        <w:rFonts w:ascii="Symbol" w:hAnsi="Symbol" w:hint="default"/>
+        <w:rFonts w:hint="default" w:ascii="Symbol" w:hAnsi="Symbol"/>
         <w:sz w:val="20"/>
       </w:rPr>
     </w:lvl>
@@ -21835,7 +21856,7 @@
         <w:ind w:left="720" w:hanging="360"/>
       </w:pPr>
       <w:rPr>
-        <w:rFonts w:ascii="Symbol" w:hAnsi="Symbol" w:hint="default"/>
+        <w:rFonts w:hint="default" w:ascii="Symbol" w:hAnsi="Symbol"/>
       </w:rPr>
     </w:lvl>
     <w:lvl w:ilvl="1" w:tplc="27B6D29E" w:tentative="1">
@@ -21847,7 +21868,7 @@
         <w:ind w:left="1440" w:hanging="360"/>
       </w:pPr>
       <w:rPr>
-        <w:rFonts w:ascii="Courier New" w:hAnsi="Courier New" w:hint="default"/>
+        <w:rFonts w:hint="default" w:ascii="Courier New" w:hAnsi="Courier New"/>
       </w:rPr>
     </w:lvl>
     <w:lvl w:ilvl="2" w:tplc="91B67C08" w:tentative="1">
@@ -21859,7 +21880,7 @@
         <w:ind w:left="2160" w:hanging="360"/>
       </w:pPr>
       <w:rPr>
-        <w:rFonts w:ascii="Wingdings" w:hAnsi="Wingdings" w:hint="default"/>
+        <w:rFonts w:hint="default" w:ascii="Wingdings" w:hAnsi="Wingdings"/>
       </w:rPr>
     </w:lvl>
     <w:lvl w:ilvl="3" w:tplc="CDD62F40" w:tentative="1">
@@ -21871,7 +21892,7 @@
         <w:ind w:left="2880" w:hanging="360"/>
       </w:pPr>
       <w:rPr>
-        <w:rFonts w:ascii="Symbol" w:hAnsi="Symbol" w:hint="default"/>
+        <w:rFonts w:hint="default" w:ascii="Symbol" w:hAnsi="Symbol"/>
       </w:rPr>
     </w:lvl>
     <w:lvl w:ilvl="4" w:tplc="31DA05A6" w:tentative="1">
@@ -21883,7 +21904,7 @@
         <w:ind w:left="3600" w:hanging="360"/>
       </w:pPr>
       <w:rPr>
-        <w:rFonts w:ascii="Courier New" w:hAnsi="Courier New" w:hint="default"/>
+        <w:rFonts w:hint="default" w:ascii="Courier New" w:hAnsi="Courier New"/>
       </w:rPr>
     </w:lvl>
     <w:lvl w:ilvl="5" w:tplc="FF8A0150" w:tentative="1">
@@ -21895,7 +21916,7 @@
         <w:ind w:left="4320" w:hanging="360"/>
       </w:pPr>
       <w:rPr>
-        <w:rFonts w:ascii="Wingdings" w:hAnsi="Wingdings" w:hint="default"/>
+        <w:rFonts w:hint="default" w:ascii="Wingdings" w:hAnsi="Wingdings"/>
       </w:rPr>
     </w:lvl>
     <w:lvl w:ilvl="6" w:tplc="A4A61ABE" w:tentative="1">
@@ -21907,7 +21928,7 @@
         <w:ind w:left="5040" w:hanging="360"/>
       </w:pPr>
       <w:rPr>
-        <w:rFonts w:ascii="Symbol" w:hAnsi="Symbol" w:hint="default"/>
+        <w:rFonts w:hint="default" w:ascii="Symbol" w:hAnsi="Symbol"/>
       </w:rPr>
     </w:lvl>
     <w:lvl w:ilvl="7" w:tplc="5CA8240A" w:tentative="1">
@@ -21919,7 +21940,7 @@
         <w:ind w:left="5760" w:hanging="360"/>
       </w:pPr>
       <w:rPr>
-        <w:rFonts w:ascii="Courier New" w:hAnsi="Courier New" w:hint="default"/>
+        <w:rFonts w:hint="default" w:ascii="Courier New" w:hAnsi="Courier New"/>
       </w:rPr>
     </w:lvl>
     <w:lvl w:ilvl="8" w:tplc="EF9601BA" w:tentative="1">
@@ -21931,7 +21952,7 @@
         <w:ind w:left="6480" w:hanging="360"/>
       </w:pPr>
       <w:rPr>
-        <w:rFonts w:ascii="Wingdings" w:hAnsi="Wingdings" w:hint="default"/>
+        <w:rFonts w:hint="default" w:ascii="Wingdings" w:hAnsi="Wingdings"/>
       </w:rPr>
     </w:lvl>
   </w:abstractNum>
@@ -22346,7 +22367,7 @@
         <w:ind w:left="720" w:hanging="360"/>
       </w:pPr>
       <w:rPr>
-        <w:rFonts w:ascii="Symbol" w:hAnsi="Symbol" w:hint="default"/>
+        <w:rFonts w:hint="default" w:ascii="Symbol" w:hAnsi="Symbol"/>
       </w:rPr>
     </w:lvl>
     <w:lvl w:ilvl="1" w:tplc="D34CA574">
@@ -22358,7 +22379,7 @@
         <w:ind w:left="1440" w:hanging="360"/>
       </w:pPr>
       <w:rPr>
-        <w:rFonts w:ascii="Courier New" w:hAnsi="Courier New" w:hint="default"/>
+        <w:rFonts w:hint="default" w:ascii="Courier New" w:hAnsi="Courier New"/>
       </w:rPr>
     </w:lvl>
     <w:lvl w:ilvl="2" w:tplc="D3DC4626" w:tentative="1">
@@ -22370,7 +22391,7 @@
         <w:ind w:left="2160" w:hanging="360"/>
       </w:pPr>
       <w:rPr>
-        <w:rFonts w:ascii="Wingdings" w:hAnsi="Wingdings" w:hint="default"/>
+        <w:rFonts w:hint="default" w:ascii="Wingdings" w:hAnsi="Wingdings"/>
       </w:rPr>
     </w:lvl>
     <w:lvl w:ilvl="3" w:tplc="9FAE8288" w:tentative="1">
@@ -22382,7 +22403,7 @@
         <w:ind w:left="2880" w:hanging="360"/>
       </w:pPr>
       <w:rPr>
-        <w:rFonts w:ascii="Symbol" w:hAnsi="Symbol" w:hint="default"/>
+        <w:rFonts w:hint="default" w:ascii="Symbol" w:hAnsi="Symbol"/>
       </w:rPr>
     </w:lvl>
     <w:lvl w:ilvl="4" w:tplc="1E948C72" w:tentative="1">
@@ -22394,7 +22415,7 @@
         <w:ind w:left="3600" w:hanging="360"/>
       </w:pPr>
       <w:rPr>
-        <w:rFonts w:ascii="Courier New" w:hAnsi="Courier New" w:hint="default"/>
+        <w:rFonts w:hint="default" w:ascii="Courier New" w:hAnsi="Courier New"/>
       </w:rPr>
     </w:lvl>
     <w:lvl w:ilvl="5" w:tplc="9E22287A" w:tentative="1">
@@ -22406,7 +22427,7 @@
         <w:ind w:left="4320" w:hanging="360"/>
       </w:pPr>
       <w:rPr>
-        <w:rFonts w:ascii="Wingdings" w:hAnsi="Wingdings" w:hint="default"/>
+        <w:rFonts w:hint="default" w:ascii="Wingdings" w:hAnsi="Wingdings"/>
       </w:rPr>
     </w:lvl>
     <w:lvl w:ilvl="6" w:tplc="20942B9A" w:tentative="1">
@@ -22418,7 +22439,7 @@
         <w:ind w:left="5040" w:hanging="360"/>
       </w:pPr>
       <w:rPr>
-        <w:rFonts w:ascii="Symbol" w:hAnsi="Symbol" w:hint="default"/>
+        <w:rFonts w:hint="default" w:ascii="Symbol" w:hAnsi="Symbol"/>
       </w:rPr>
     </w:lvl>
     <w:lvl w:ilvl="7" w:tplc="32D201E6" w:tentative="1">
@@ -22430,7 +22451,7 @@
         <w:ind w:left="5760" w:hanging="360"/>
       </w:pPr>
       <w:rPr>
-        <w:rFonts w:ascii="Courier New" w:hAnsi="Courier New" w:hint="default"/>
+        <w:rFonts w:hint="default" w:ascii="Courier New" w:hAnsi="Courier New"/>
       </w:rPr>
     </w:lvl>
     <w:lvl w:ilvl="8" w:tplc="42AE878A" w:tentative="1">
@@ -22442,7 +22463,7 @@
         <w:ind w:left="6480" w:hanging="360"/>
       </w:pPr>
       <w:rPr>
-        <w:rFonts w:ascii="Wingdings" w:hAnsi="Wingdings" w:hint="default"/>
+        <w:rFonts w:hint="default" w:ascii="Wingdings" w:hAnsi="Wingdings"/>
       </w:rPr>
     </w:lvl>
   </w:abstractNum>
@@ -22572,7 +22593,7 @@
         <w:ind w:left="720" w:hanging="360"/>
       </w:pPr>
       <w:rPr>
-        <w:rFonts w:ascii="Symbol" w:hAnsi="Symbol" w:hint="default"/>
+        <w:rFonts w:hint="default" w:ascii="Symbol" w:hAnsi="Symbol"/>
       </w:rPr>
     </w:lvl>
     <w:lvl w:ilvl="1" w:tplc="EF96E760" w:tentative="1">
@@ -22584,7 +22605,7 @@
         <w:ind w:left="1440" w:hanging="360"/>
       </w:pPr>
       <w:rPr>
-        <w:rFonts w:ascii="Courier New" w:hAnsi="Courier New" w:hint="default"/>
+        <w:rFonts w:hint="default" w:ascii="Courier New" w:hAnsi="Courier New"/>
       </w:rPr>
     </w:lvl>
     <w:lvl w:ilvl="2" w:tplc="D66214AA" w:tentative="1">
@@ -22596,7 +22617,7 @@
         <w:ind w:left="2160" w:hanging="360"/>
       </w:pPr>
       <w:rPr>
-        <w:rFonts w:ascii="Wingdings" w:hAnsi="Wingdings" w:hint="default"/>
+        <w:rFonts w:hint="default" w:ascii="Wingdings" w:hAnsi="Wingdings"/>
       </w:rPr>
     </w:lvl>
     <w:lvl w:ilvl="3" w:tplc="08D65448" w:tentative="1">
@@ -22608,7 +22629,7 @@
         <w:ind w:left="2880" w:hanging="360"/>
       </w:pPr>
       <w:rPr>
-        <w:rFonts w:ascii="Symbol" w:hAnsi="Symbol" w:hint="default"/>
+        <w:rFonts w:hint="default" w:ascii="Symbol" w:hAnsi="Symbol"/>
       </w:rPr>
     </w:lvl>
     <w:lvl w:ilvl="4" w:tplc="AA482914" w:tentative="1">
@@ -22620,7 +22641,7 @@
         <w:ind w:left="3600" w:hanging="360"/>
       </w:pPr>
       <w:rPr>
-        <w:rFonts w:ascii="Courier New" w:hAnsi="Courier New" w:hint="default"/>
+        <w:rFonts w:hint="default" w:ascii="Courier New" w:hAnsi="Courier New"/>
       </w:rPr>
     </w:lvl>
     <w:lvl w:ilvl="5" w:tplc="4ABEE39C" w:tentative="1">
@@ -22632,7 +22653,7 @@
         <w:ind w:left="4320" w:hanging="360"/>
       </w:pPr>
       <w:rPr>
-        <w:rFonts w:ascii="Wingdings" w:hAnsi="Wingdings" w:hint="default"/>
+        <w:rFonts w:hint="default" w:ascii="Wingdings" w:hAnsi="Wingdings"/>
       </w:rPr>
     </w:lvl>
     <w:lvl w:ilvl="6" w:tplc="5260BA20" w:tentative="1">
@@ -22644,7 +22665,7 @@
         <w:ind w:left="5040" w:hanging="360"/>
       </w:pPr>
       <w:rPr>
-        <w:rFonts w:ascii="Symbol" w:hAnsi="Symbol" w:hint="default"/>
+        <w:rFonts w:hint="default" w:ascii="Symbol" w:hAnsi="Symbol"/>
       </w:rPr>
     </w:lvl>
     <w:lvl w:ilvl="7" w:tplc="DBAAA00A" w:tentative="1">
@@ -22656,7 +22677,7 @@
         <w:ind w:left="5760" w:hanging="360"/>
       </w:pPr>
       <w:rPr>
-        <w:rFonts w:ascii="Courier New" w:hAnsi="Courier New" w:hint="default"/>
+        <w:rFonts w:hint="default" w:ascii="Courier New" w:hAnsi="Courier New"/>
       </w:rPr>
     </w:lvl>
     <w:lvl w:ilvl="8" w:tplc="15EECF4A" w:tentative="1">
@@ -22668,7 +22689,7 @@
         <w:ind w:left="6480" w:hanging="360"/>
       </w:pPr>
       <w:rPr>
-        <w:rFonts w:ascii="Wingdings" w:hAnsi="Wingdings" w:hint="default"/>
+        <w:rFonts w:hint="default" w:ascii="Wingdings" w:hAnsi="Wingdings"/>
       </w:rPr>
     </w:lvl>
   </w:abstractNum>
@@ -22688,7 +22709,7 @@
         <w:ind w:left="4609" w:hanging="360"/>
       </w:pPr>
       <w:rPr>
-        <w:rFonts w:ascii="Symbol" w:hAnsi="Symbol" w:hint="default"/>
+        <w:rFonts w:hint="default" w:ascii="Symbol" w:hAnsi="Symbol"/>
         <w:color w:val="auto"/>
       </w:rPr>
     </w:lvl>
@@ -22704,7 +22725,7 @@
         <w:ind w:left="4969" w:hanging="360"/>
       </w:pPr>
       <w:rPr>
-        <w:rFonts w:ascii="Palatino Linotype" w:hAnsi="Palatino Linotype" w:hint="default"/>
+        <w:rFonts w:hint="default" w:ascii="Palatino Linotype" w:hAnsi="Palatino Linotype"/>
       </w:rPr>
     </w:lvl>
     <w:lvl w:ilvl="2">
@@ -22719,7 +22740,7 @@
         <w:ind w:left="5329" w:hanging="360"/>
       </w:pPr>
       <w:rPr>
-        <w:rFonts w:ascii="Palatino Linotype" w:hAnsi="Palatino Linotype" w:hint="default"/>
+        <w:rFonts w:hint="default" w:ascii="Palatino Linotype" w:hAnsi="Palatino Linotype"/>
       </w:rPr>
     </w:lvl>
     <w:lvl w:ilvl="3">
@@ -22734,7 +22755,7 @@
         <w:ind w:left="5689" w:hanging="360"/>
       </w:pPr>
       <w:rPr>
-        <w:rFonts w:ascii="Palatino Linotype" w:hAnsi="Palatino Linotype" w:hint="default"/>
+        <w:rFonts w:hint="default" w:ascii="Palatino Linotype" w:hAnsi="Palatino Linotype"/>
       </w:rPr>
     </w:lvl>
     <w:lvl w:ilvl="4">
@@ -22749,7 +22770,7 @@
         <w:ind w:left="6049" w:hanging="360"/>
       </w:pPr>
       <w:rPr>
-        <w:rFonts w:ascii="Palatino Linotype" w:hAnsi="Palatino Linotype" w:hint="default"/>
+        <w:rFonts w:hint="default" w:ascii="Palatino Linotype" w:hAnsi="Palatino Linotype"/>
       </w:rPr>
     </w:lvl>
     <w:lvl w:ilvl="5">
@@ -22764,7 +22785,7 @@
         <w:ind w:left="6409" w:hanging="360"/>
       </w:pPr>
       <w:rPr>
-        <w:rFonts w:ascii="Wingdings" w:hAnsi="Wingdings" w:hint="default"/>
+        <w:rFonts w:hint="default" w:ascii="Wingdings" w:hAnsi="Wingdings"/>
       </w:rPr>
     </w:lvl>
     <w:lvl w:ilvl="6">
@@ -22779,7 +22800,7 @@
         <w:ind w:left="6769" w:hanging="360"/>
       </w:pPr>
       <w:rPr>
-        <w:rFonts w:ascii="Wingdings" w:hAnsi="Wingdings" w:hint="default"/>
+        <w:rFonts w:hint="default" w:ascii="Wingdings" w:hAnsi="Wingdings"/>
       </w:rPr>
     </w:lvl>
     <w:lvl w:ilvl="7">
@@ -22794,7 +22815,7 @@
         <w:ind w:left="7129" w:hanging="360"/>
       </w:pPr>
       <w:rPr>
-        <w:rFonts w:ascii="Symbol" w:hAnsi="Symbol" w:hint="default"/>
+        <w:rFonts w:hint="default" w:ascii="Symbol" w:hAnsi="Symbol"/>
       </w:rPr>
     </w:lvl>
     <w:lvl w:ilvl="8">
@@ -22809,7 +22830,7 @@
         <w:ind w:left="7489" w:hanging="360"/>
       </w:pPr>
       <w:rPr>
-        <w:rFonts w:ascii="Symbol" w:hAnsi="Symbol" w:hint="default"/>
+        <w:rFonts w:hint="default" w:ascii="Symbol" w:hAnsi="Symbol"/>
       </w:rPr>
     </w:lvl>
   </w:abstractNum>
@@ -22829,7 +22850,7 @@
         <w:ind w:left="720" w:hanging="360"/>
       </w:pPr>
       <w:rPr>
-        <w:rFonts w:ascii="Symbol" w:hAnsi="Symbol" w:hint="default"/>
+        <w:rFonts w:hint="default" w:ascii="Symbol" w:hAnsi="Symbol"/>
         <w:sz w:val="20"/>
       </w:rPr>
     </w:lvl>
@@ -22845,7 +22866,7 @@
         <w:ind w:left="1440" w:hanging="360"/>
       </w:pPr>
       <w:rPr>
-        <w:rFonts w:ascii="Symbol" w:hAnsi="Symbol" w:hint="default"/>
+        <w:rFonts w:hint="default" w:ascii="Symbol" w:hAnsi="Symbol"/>
         <w:sz w:val="20"/>
       </w:rPr>
     </w:lvl>
@@ -22861,7 +22882,7 @@
         <w:ind w:left="2160" w:hanging="360"/>
       </w:pPr>
       <w:rPr>
-        <w:rFonts w:ascii="Symbol" w:hAnsi="Symbol" w:hint="default"/>
+        <w:rFonts w:hint="default" w:ascii="Symbol" w:hAnsi="Symbol"/>
         <w:sz w:val="20"/>
       </w:rPr>
     </w:lvl>
@@ -22877,7 +22898,7 @@
         <w:ind w:left="2880" w:hanging="360"/>
       </w:pPr>
       <w:rPr>
-        <w:rFonts w:ascii="Symbol" w:hAnsi="Symbol" w:hint="default"/>
+        <w:rFonts w:hint="default" w:ascii="Symbol" w:hAnsi="Symbol"/>
         <w:sz w:val="20"/>
       </w:rPr>
     </w:lvl>
@@ -22893,7 +22914,7 @@
         <w:ind w:left="3600" w:hanging="360"/>
       </w:pPr>
       <w:rPr>
-        <w:rFonts w:ascii="Symbol" w:hAnsi="Symbol" w:hint="default"/>
+        <w:rFonts w:hint="default" w:ascii="Symbol" w:hAnsi="Symbol"/>
         <w:sz w:val="20"/>
       </w:rPr>
     </w:lvl>
@@ -22909,7 +22930,7 @@
         <w:ind w:left="4320" w:hanging="360"/>
       </w:pPr>
       <w:rPr>
-        <w:rFonts w:ascii="Symbol" w:hAnsi="Symbol" w:hint="default"/>
+        <w:rFonts w:hint="default" w:ascii="Symbol" w:hAnsi="Symbol"/>
         <w:sz w:val="20"/>
       </w:rPr>
     </w:lvl>
@@ -22925,7 +22946,7 @@
         <w:ind w:left="5040" w:hanging="360"/>
       </w:pPr>
       <w:rPr>
-        <w:rFonts w:ascii="Symbol" w:hAnsi="Symbol" w:hint="default"/>
+        <w:rFonts w:hint="default" w:ascii="Symbol" w:hAnsi="Symbol"/>
         <w:sz w:val="20"/>
       </w:rPr>
     </w:lvl>
@@ -22941,7 +22962,7 @@
         <w:ind w:left="5760" w:hanging="360"/>
       </w:pPr>
       <w:rPr>
-        <w:rFonts w:ascii="Symbol" w:hAnsi="Symbol" w:hint="default"/>
+        <w:rFonts w:hint="default" w:ascii="Symbol" w:hAnsi="Symbol"/>
         <w:sz w:val="20"/>
       </w:rPr>
     </w:lvl>
@@ -22957,7 +22978,7 @@
         <w:ind w:left="6480" w:hanging="360"/>
       </w:pPr>
       <w:rPr>
-        <w:rFonts w:ascii="Symbol" w:hAnsi="Symbol" w:hint="default"/>
+        <w:rFonts w:hint="default" w:ascii="Symbol" w:hAnsi="Symbol"/>
         <w:sz w:val="20"/>
       </w:rPr>
     </w:lvl>
@@ -22975,7 +22996,7 @@
         <w:ind w:left="720" w:hanging="360"/>
       </w:pPr>
       <w:rPr>
-        <w:rFonts w:ascii="Symbol" w:hAnsi="Symbol" w:hint="default"/>
+        <w:rFonts w:hint="default" w:ascii="Symbol" w:hAnsi="Symbol"/>
       </w:rPr>
     </w:lvl>
     <w:lvl w:ilvl="1" w:tplc="91C6C614">
@@ -22987,7 +23008,7 @@
         <w:ind w:left="1440" w:hanging="360"/>
       </w:pPr>
       <w:rPr>
-        <w:rFonts w:ascii="Courier New" w:hAnsi="Courier New" w:hint="default"/>
+        <w:rFonts w:hint="default" w:ascii="Courier New" w:hAnsi="Courier New"/>
       </w:rPr>
     </w:lvl>
     <w:lvl w:ilvl="2" w:tplc="888AB3B6" w:tentative="1">
@@ -22999,7 +23020,7 @@
         <w:ind w:left="2160" w:hanging="360"/>
       </w:pPr>
       <w:rPr>
-        <w:rFonts w:ascii="Wingdings" w:hAnsi="Wingdings" w:hint="default"/>
+        <w:rFonts w:hint="default" w:ascii="Wingdings" w:hAnsi="Wingdings"/>
       </w:rPr>
     </w:lvl>
     <w:lvl w:ilvl="3" w:tplc="DB1C405C" w:tentative="1">
@@ -23011,7 +23032,7 @@
         <w:ind w:left="2880" w:hanging="360"/>
       </w:pPr>
       <w:rPr>
-        <w:rFonts w:ascii="Symbol" w:hAnsi="Symbol" w:hint="default"/>
+        <w:rFonts w:hint="default" w:ascii="Symbol" w:hAnsi="Symbol"/>
       </w:rPr>
     </w:lvl>
     <w:lvl w:ilvl="4" w:tplc="7AB2A592" w:tentative="1">
@@ -23023,7 +23044,7 @@
         <w:ind w:left="3600" w:hanging="360"/>
       </w:pPr>
       <w:rPr>
-        <w:rFonts w:ascii="Courier New" w:hAnsi="Courier New" w:hint="default"/>
+        <w:rFonts w:hint="default" w:ascii="Courier New" w:hAnsi="Courier New"/>
       </w:rPr>
     </w:lvl>
     <w:lvl w:ilvl="5" w:tplc="7284C3FE" w:tentative="1">
@@ -23035,7 +23056,7 @@
         <w:ind w:left="4320" w:hanging="360"/>
       </w:pPr>
       <w:rPr>
-        <w:rFonts w:ascii="Wingdings" w:hAnsi="Wingdings" w:hint="default"/>
+        <w:rFonts w:hint="default" w:ascii="Wingdings" w:hAnsi="Wingdings"/>
       </w:rPr>
     </w:lvl>
     <w:lvl w:ilvl="6" w:tplc="7504772C" w:tentative="1">
@@ -23047,7 +23068,7 @@
         <w:ind w:left="5040" w:hanging="360"/>
       </w:pPr>
       <w:rPr>
-        <w:rFonts w:ascii="Symbol" w:hAnsi="Symbol" w:hint="default"/>
+        <w:rFonts w:hint="default" w:ascii="Symbol" w:hAnsi="Symbol"/>
       </w:rPr>
     </w:lvl>
     <w:lvl w:ilvl="7" w:tplc="58004A50" w:tentative="1">
@@ -23059,7 +23080,7 @@
         <w:ind w:left="5760" w:hanging="360"/>
       </w:pPr>
       <w:rPr>
-        <w:rFonts w:ascii="Courier New" w:hAnsi="Courier New" w:hint="default"/>
+        <w:rFonts w:hint="default" w:ascii="Courier New" w:hAnsi="Courier New"/>
       </w:rPr>
     </w:lvl>
     <w:lvl w:ilvl="8" w:tplc="5E00BE50" w:tentative="1">
@@ -23071,7 +23092,7 @@
         <w:ind w:left="6480" w:hanging="360"/>
       </w:pPr>
       <w:rPr>
-        <w:rFonts w:ascii="Wingdings" w:hAnsi="Wingdings" w:hint="default"/>
+        <w:rFonts w:hint="default" w:ascii="Wingdings" w:hAnsi="Wingdings"/>
       </w:rPr>
     </w:lvl>
   </w:abstractNum>
@@ -23091,7 +23112,7 @@
         <w:ind w:left="720" w:hanging="360"/>
       </w:pPr>
       <w:rPr>
-        <w:rFonts w:ascii="Symbol" w:hAnsi="Symbol" w:hint="default"/>
+        <w:rFonts w:hint="default" w:ascii="Symbol" w:hAnsi="Symbol"/>
         <w:sz w:val="20"/>
       </w:rPr>
     </w:lvl>
@@ -23107,7 +23128,7 @@
         <w:ind w:left="1440" w:hanging="360"/>
       </w:pPr>
       <w:rPr>
-        <w:rFonts w:ascii="Symbol" w:hAnsi="Symbol" w:hint="default"/>
+        <w:rFonts w:hint="default" w:ascii="Symbol" w:hAnsi="Symbol"/>
         <w:sz w:val="20"/>
       </w:rPr>
     </w:lvl>
@@ -23123,7 +23144,7 @@
         <w:ind w:left="2160" w:hanging="360"/>
       </w:pPr>
       <w:rPr>
-        <w:rFonts w:ascii="Symbol" w:hAnsi="Symbol" w:hint="default"/>
+        <w:rFonts w:hint="default" w:ascii="Symbol" w:hAnsi="Symbol"/>
         <w:sz w:val="20"/>
       </w:rPr>
     </w:lvl>
@@ -23139,7 +23160,7 @@
         <w:ind w:left="2880" w:hanging="360"/>
       </w:pPr>
       <w:rPr>
-        <w:rFonts w:ascii="Symbol" w:hAnsi="Symbol" w:hint="default"/>
+        <w:rFonts w:hint="default" w:ascii="Symbol" w:hAnsi="Symbol"/>
         <w:sz w:val="20"/>
       </w:rPr>
     </w:lvl>
@@ -23155,7 +23176,7 @@
         <w:ind w:left="3600" w:hanging="360"/>
       </w:pPr>
       <w:rPr>
-        <w:rFonts w:ascii="Symbol" w:hAnsi="Symbol" w:hint="default"/>
+        <w:rFonts w:hint="default" w:ascii="Symbol" w:hAnsi="Symbol"/>
         <w:sz w:val="20"/>
       </w:rPr>
     </w:lvl>
@@ -23171,7 +23192,7 @@
         <w:ind w:left="4320" w:hanging="360"/>
       </w:pPr>
       <w:rPr>
-        <w:rFonts w:ascii="Symbol" w:hAnsi="Symbol" w:hint="default"/>
+        <w:rFonts w:hint="default" w:ascii="Symbol" w:hAnsi="Symbol"/>
         <w:sz w:val="20"/>
       </w:rPr>
     </w:lvl>
@@ -23187,7 +23208,7 @@
         <w:ind w:left="5040" w:hanging="360"/>
       </w:pPr>
       <w:rPr>
-        <w:rFonts w:ascii="Symbol" w:hAnsi="Symbol" w:hint="default"/>
+        <w:rFonts w:hint="default" w:ascii="Symbol" w:hAnsi="Symbol"/>
         <w:sz w:val="20"/>
       </w:rPr>
     </w:lvl>
@@ -23203,7 +23224,7 @@
         <w:ind w:left="5760" w:hanging="360"/>
       </w:pPr>
       <w:rPr>
-        <w:rFonts w:ascii="Symbol" w:hAnsi="Symbol" w:hint="default"/>
+        <w:rFonts w:hint="default" w:ascii="Symbol" w:hAnsi="Symbol"/>
         <w:sz w:val="20"/>
       </w:rPr>
     </w:lvl>
@@ -23219,7 +23240,7 @@
         <w:ind w:left="6480" w:hanging="360"/>
       </w:pPr>
       <w:rPr>
-        <w:rFonts w:ascii="Symbol" w:hAnsi="Symbol" w:hint="default"/>
+        <w:rFonts w:hint="default" w:ascii="Symbol" w:hAnsi="Symbol"/>
         <w:sz w:val="20"/>
       </w:rPr>
     </w:lvl>
@@ -23240,7 +23261,7 @@
         <w:ind w:left="720" w:hanging="360"/>
       </w:pPr>
       <w:rPr>
-        <w:rFonts w:ascii="Symbol" w:hAnsi="Symbol" w:hint="default"/>
+        <w:rFonts w:hint="default" w:ascii="Symbol" w:hAnsi="Symbol"/>
         <w:sz w:val="20"/>
       </w:rPr>
     </w:lvl>
@@ -23256,7 +23277,7 @@
         <w:ind w:left="1440" w:hanging="360"/>
       </w:pPr>
       <w:rPr>
-        <w:rFonts w:ascii="Symbol" w:hAnsi="Symbol" w:hint="default"/>
+        <w:rFonts w:hint="default" w:ascii="Symbol" w:hAnsi="Symbol"/>
         <w:sz w:val="20"/>
       </w:rPr>
     </w:lvl>
@@ -23272,7 +23293,7 @@
         <w:ind w:left="2160" w:hanging="360"/>
       </w:pPr>
       <w:rPr>
-        <w:rFonts w:ascii="Symbol" w:hAnsi="Symbol" w:hint="default"/>
+        <w:rFonts w:hint="default" w:ascii="Symbol" w:hAnsi="Symbol"/>
         <w:sz w:val="20"/>
       </w:rPr>
     </w:lvl>
@@ -23288,7 +23309,7 @@
         <w:ind w:left="2880" w:hanging="360"/>
       </w:pPr>
       <w:rPr>
-        <w:rFonts w:ascii="Symbol" w:hAnsi="Symbol" w:hint="default"/>
+        <w:rFonts w:hint="default" w:ascii="Symbol" w:hAnsi="Symbol"/>
         <w:sz w:val="20"/>
       </w:rPr>
     </w:lvl>
@@ -23304,7 +23325,7 @@
         <w:ind w:left="3600" w:hanging="360"/>
       </w:pPr>
       <w:rPr>
-        <w:rFonts w:ascii="Symbol" w:hAnsi="Symbol" w:hint="default"/>
+        <w:rFonts w:hint="default" w:ascii="Symbol" w:hAnsi="Symbol"/>
         <w:sz w:val="20"/>
       </w:rPr>
     </w:lvl>
@@ -23320,7 +23341,7 @@
         <w:ind w:left="4320" w:hanging="360"/>
       </w:pPr>
       <w:rPr>
-        <w:rFonts w:ascii="Symbol" w:hAnsi="Symbol" w:hint="default"/>
+        <w:rFonts w:hint="default" w:ascii="Symbol" w:hAnsi="Symbol"/>
         <w:sz w:val="20"/>
       </w:rPr>
     </w:lvl>
@@ -23336,7 +23357,7 @@
         <w:ind w:left="5040" w:hanging="360"/>
       </w:pPr>
       <w:rPr>
-        <w:rFonts w:ascii="Symbol" w:hAnsi="Symbol" w:hint="default"/>
+        <w:rFonts w:hint="default" w:ascii="Symbol" w:hAnsi="Symbol"/>
         <w:sz w:val="20"/>
       </w:rPr>
     </w:lvl>
@@ -23352,7 +23373,7 @@
         <w:ind w:left="5760" w:hanging="360"/>
       </w:pPr>
       <w:rPr>
-        <w:rFonts w:ascii="Symbol" w:hAnsi="Symbol" w:hint="default"/>
+        <w:rFonts w:hint="default" w:ascii="Symbol" w:hAnsi="Symbol"/>
         <w:sz w:val="20"/>
       </w:rPr>
     </w:lvl>
@@ -23368,7 +23389,7 @@
         <w:ind w:left="6480" w:hanging="360"/>
       </w:pPr>
       <w:rPr>
-        <w:rFonts w:ascii="Symbol" w:hAnsi="Symbol" w:hint="default"/>
+        <w:rFonts w:hint="default" w:ascii="Symbol" w:hAnsi="Symbol"/>
         <w:sz w:val="20"/>
       </w:rPr>
     </w:lvl>
@@ -23472,7 +23493,7 @@
         <w:ind w:left="720" w:hanging="360"/>
       </w:pPr>
       <w:rPr>
-        <w:rFonts w:ascii="Symbol" w:hAnsi="Symbol" w:hint="default"/>
+        <w:rFonts w:hint="default" w:ascii="Symbol" w:hAnsi="Symbol"/>
       </w:rPr>
     </w:lvl>
     <w:lvl w:ilvl="1" w:tplc="2C922626" w:tentative="1">
@@ -23484,7 +23505,7 @@
         <w:ind w:left="1440" w:hanging="360"/>
       </w:pPr>
       <w:rPr>
-        <w:rFonts w:ascii="Courier New" w:hAnsi="Courier New" w:hint="default"/>
+        <w:rFonts w:hint="default" w:ascii="Courier New" w:hAnsi="Courier New"/>
       </w:rPr>
     </w:lvl>
     <w:lvl w:ilvl="2" w:tplc="D7A0BEE2" w:tentative="1">
@@ -23496,7 +23517,7 @@
         <w:ind w:left="2160" w:hanging="360"/>
       </w:pPr>
       <w:rPr>
-        <w:rFonts w:ascii="Wingdings" w:hAnsi="Wingdings" w:hint="default"/>
+        <w:rFonts w:hint="default" w:ascii="Wingdings" w:hAnsi="Wingdings"/>
       </w:rPr>
     </w:lvl>
     <w:lvl w:ilvl="3" w:tplc="795AD4E8" w:tentative="1">
@@ -23508,7 +23529,7 @@
         <w:ind w:left="2880" w:hanging="360"/>
       </w:pPr>
       <w:rPr>
-        <w:rFonts w:ascii="Symbol" w:hAnsi="Symbol" w:hint="default"/>
+        <w:rFonts w:hint="default" w:ascii="Symbol" w:hAnsi="Symbol"/>
       </w:rPr>
     </w:lvl>
     <w:lvl w:ilvl="4" w:tplc="475879EA" w:tentative="1">
@@ -23520,7 +23541,7 @@
         <w:ind w:left="3600" w:hanging="360"/>
       </w:pPr>
       <w:rPr>
-        <w:rFonts w:ascii="Courier New" w:hAnsi="Courier New" w:hint="default"/>
+        <w:rFonts w:hint="default" w:ascii="Courier New" w:hAnsi="Courier New"/>
       </w:rPr>
     </w:lvl>
     <w:lvl w:ilvl="5" w:tplc="81729B68" w:tentative="1">
@@ -23532,7 +23553,7 @@
         <w:ind w:left="4320" w:hanging="360"/>
       </w:pPr>
       <w:rPr>
-        <w:rFonts w:ascii="Wingdings" w:hAnsi="Wingdings" w:hint="default"/>
+        <w:rFonts w:hint="default" w:ascii="Wingdings" w:hAnsi="Wingdings"/>
       </w:rPr>
     </w:lvl>
     <w:lvl w:ilvl="6" w:tplc="9350D6E2" w:tentative="1">
@@ -23544,7 +23565,7 @@
         <w:ind w:left="5040" w:hanging="360"/>
       </w:pPr>
       <w:rPr>
-        <w:rFonts w:ascii="Symbol" w:hAnsi="Symbol" w:hint="default"/>
+        <w:rFonts w:hint="default" w:ascii="Symbol" w:hAnsi="Symbol"/>
       </w:rPr>
     </w:lvl>
     <w:lvl w:ilvl="7" w:tplc="4782AF38" w:tentative="1">
@@ -23556,7 +23577,7 @@
         <w:ind w:left="5760" w:hanging="360"/>
       </w:pPr>
       <w:rPr>
-        <w:rFonts w:ascii="Courier New" w:hAnsi="Courier New" w:hint="default"/>
+        <w:rFonts w:hint="default" w:ascii="Courier New" w:hAnsi="Courier New"/>
       </w:rPr>
     </w:lvl>
     <w:lvl w:ilvl="8" w:tplc="726283C2" w:tentative="1">
@@ -23568,7 +23589,7 @@
         <w:ind w:left="6480" w:hanging="360"/>
       </w:pPr>
       <w:rPr>
-        <w:rFonts w:ascii="Wingdings" w:hAnsi="Wingdings" w:hint="default"/>
+        <w:rFonts w:hint="default" w:ascii="Wingdings" w:hAnsi="Wingdings"/>
       </w:rPr>
     </w:lvl>
   </w:abstractNum>
@@ -23585,7 +23606,7 @@
         <w:ind w:left="720" w:hanging="360"/>
       </w:pPr>
       <w:rPr>
-        <w:rFonts w:ascii="Symbol" w:hAnsi="Symbol" w:hint="default"/>
+        <w:rFonts w:hint="default" w:ascii="Symbol" w:hAnsi="Symbol"/>
       </w:rPr>
     </w:lvl>
     <w:lvl w:ilvl="1" w:tplc="9844FD84">
@@ -23597,7 +23618,7 @@
         <w:ind w:left="1440" w:hanging="360"/>
       </w:pPr>
       <w:rPr>
-        <w:rFonts w:ascii="Courier New" w:hAnsi="Courier New" w:hint="default"/>
+        <w:rFonts w:hint="default" w:ascii="Courier New" w:hAnsi="Courier New"/>
       </w:rPr>
     </w:lvl>
     <w:lvl w:ilvl="2" w:tplc="609A5AF0">
@@ -23609,7 +23630,7 @@
         <w:ind w:left="2160" w:hanging="360"/>
       </w:pPr>
       <w:rPr>
-        <w:rFonts w:ascii="Wingdings" w:hAnsi="Wingdings" w:hint="default"/>
+        <w:rFonts w:hint="default" w:ascii="Wingdings" w:hAnsi="Wingdings"/>
       </w:rPr>
     </w:lvl>
     <w:lvl w:ilvl="3" w:tplc="33F0FB9E">
@@ -23621,7 +23642,7 @@
         <w:ind w:left="2880" w:hanging="360"/>
       </w:pPr>
       <w:rPr>
-        <w:rFonts w:ascii="Symbol" w:hAnsi="Symbol" w:hint="default"/>
+        <w:rFonts w:hint="default" w:ascii="Symbol" w:hAnsi="Symbol"/>
       </w:rPr>
     </w:lvl>
     <w:lvl w:ilvl="4" w:tplc="A9EE9B68">
@@ -23633,7 +23654,7 @@
         <w:ind w:left="3600" w:hanging="360"/>
       </w:pPr>
       <w:rPr>
-        <w:rFonts w:ascii="Courier New" w:hAnsi="Courier New" w:hint="default"/>
+        <w:rFonts w:hint="default" w:ascii="Courier New" w:hAnsi="Courier New"/>
       </w:rPr>
     </w:lvl>
     <w:lvl w:ilvl="5" w:tplc="94D2A2F8">
@@ -23645,7 +23666,7 @@
         <w:ind w:left="4320" w:hanging="360"/>
       </w:pPr>
       <w:rPr>
-        <w:rFonts w:ascii="Wingdings" w:hAnsi="Wingdings" w:hint="default"/>
+        <w:rFonts w:hint="default" w:ascii="Wingdings" w:hAnsi="Wingdings"/>
       </w:rPr>
     </w:lvl>
     <w:lvl w:ilvl="6" w:tplc="785835C2">
@@ -23657,7 +23678,7 @@
         <w:ind w:left="5040" w:hanging="360"/>
       </w:pPr>
       <w:rPr>
-        <w:rFonts w:ascii="Symbol" w:hAnsi="Symbol" w:hint="default"/>
+        <w:rFonts w:hint="default" w:ascii="Symbol" w:hAnsi="Symbol"/>
       </w:rPr>
     </w:lvl>
     <w:lvl w:ilvl="7" w:tplc="AB823FF0">
@@ -23669,7 +23690,7 @@
         <w:ind w:left="5760" w:hanging="360"/>
       </w:pPr>
       <w:rPr>
-        <w:rFonts w:ascii="Courier New" w:hAnsi="Courier New" w:hint="default"/>
+        <w:rFonts w:hint="default" w:ascii="Courier New" w:hAnsi="Courier New"/>
       </w:rPr>
     </w:lvl>
     <w:lvl w:ilvl="8" w:tplc="6E9A99F6">
@@ -23681,7 +23702,7 @@
         <w:ind w:left="6480" w:hanging="360"/>
       </w:pPr>
       <w:rPr>
-        <w:rFonts w:ascii="Wingdings" w:hAnsi="Wingdings" w:hint="default"/>
+        <w:rFonts w:hint="default" w:ascii="Wingdings" w:hAnsi="Wingdings"/>
       </w:rPr>
     </w:lvl>
   </w:abstractNum>
@@ -23701,7 +23722,7 @@
         <w:ind w:left="720" w:hanging="360"/>
       </w:pPr>
       <w:rPr>
-        <w:rFonts w:ascii="Symbol" w:hAnsi="Symbol" w:hint="default"/>
+        <w:rFonts w:hint="default" w:ascii="Symbol" w:hAnsi="Symbol"/>
         <w:color w:val="auto"/>
       </w:rPr>
     </w:lvl>
@@ -23714,7 +23735,7 @@
         <w:ind w:left="1080" w:hanging="360"/>
       </w:pPr>
       <w:rPr>
-        <w:rFonts w:ascii="Symbol" w:hAnsi="Symbol" w:hint="default"/>
+        <w:rFonts w:hint="default" w:ascii="Symbol" w:hAnsi="Symbol"/>
       </w:rPr>
     </w:lvl>
     <w:lvl w:ilvl="2">
@@ -23729,7 +23750,7 @@
         <w:ind w:left="1440" w:hanging="360"/>
       </w:pPr>
       <w:rPr>
-        <w:rFonts w:ascii="Palatino Linotype" w:hAnsi="Palatino Linotype" w:hint="default"/>
+        <w:rFonts w:hint="default" w:ascii="Palatino Linotype" w:hAnsi="Palatino Linotype"/>
       </w:rPr>
     </w:lvl>
     <w:lvl w:ilvl="3">
@@ -23744,7 +23765,7 @@
         <w:ind w:left="1800" w:hanging="360"/>
       </w:pPr>
       <w:rPr>
-        <w:rFonts w:ascii="Palatino Linotype" w:hAnsi="Palatino Linotype" w:hint="default"/>
+        <w:rFonts w:hint="default" w:ascii="Palatino Linotype" w:hAnsi="Palatino Linotype"/>
       </w:rPr>
     </w:lvl>
     <w:lvl w:ilvl="4">
@@ -23759,7 +23780,7 @@
         <w:ind w:left="2160" w:hanging="360"/>
       </w:pPr>
       <w:rPr>
-        <w:rFonts w:ascii="Palatino Linotype" w:hAnsi="Palatino Linotype" w:hint="default"/>
+        <w:rFonts w:hint="default" w:ascii="Palatino Linotype" w:hAnsi="Palatino Linotype"/>
       </w:rPr>
     </w:lvl>
     <w:lvl w:ilvl="5">
@@ -23774,7 +23795,7 @@
         <w:ind w:left="2520" w:hanging="360"/>
       </w:pPr>
       <w:rPr>
-        <w:rFonts w:ascii="Wingdings" w:hAnsi="Wingdings" w:hint="default"/>
+        <w:rFonts w:hint="default" w:ascii="Wingdings" w:hAnsi="Wingdings"/>
       </w:rPr>
     </w:lvl>
     <w:lvl w:ilvl="6">
@@ -23789,7 +23810,7 @@
         <w:ind w:left="2880" w:hanging="360"/>
       </w:pPr>
       <w:rPr>
-        <w:rFonts w:ascii="Wingdings" w:hAnsi="Wingdings" w:hint="default"/>
+        <w:rFonts w:hint="default" w:ascii="Wingdings" w:hAnsi="Wingdings"/>
       </w:rPr>
     </w:lvl>
     <w:lvl w:ilvl="7">
@@ -23804,7 +23825,7 @@
         <w:ind w:left="3240" w:hanging="360"/>
       </w:pPr>
       <w:rPr>
-        <w:rFonts w:ascii="Symbol" w:hAnsi="Symbol" w:hint="default"/>
+        <w:rFonts w:hint="default" w:ascii="Symbol" w:hAnsi="Symbol"/>
       </w:rPr>
     </w:lvl>
     <w:lvl w:ilvl="8">
@@ -23819,7 +23840,7 @@
         <w:ind w:left="3600" w:hanging="360"/>
       </w:pPr>
       <w:rPr>
-        <w:rFonts w:ascii="Symbol" w:hAnsi="Symbol" w:hint="default"/>
+        <w:rFonts w:hint="default" w:ascii="Symbol" w:hAnsi="Symbol"/>
       </w:rPr>
     </w:lvl>
   </w:abstractNum>
@@ -23836,7 +23857,7 @@
         <w:ind w:left="720" w:hanging="360"/>
       </w:pPr>
       <w:rPr>
-        <w:rFonts w:ascii="Symbol" w:hAnsi="Symbol" w:hint="default"/>
+        <w:rFonts w:hint="default" w:ascii="Symbol" w:hAnsi="Symbol"/>
       </w:rPr>
     </w:lvl>
     <w:lvl w:ilvl="1" w:tplc="69C06CD0">
@@ -23848,7 +23869,7 @@
         <w:ind w:left="1440" w:hanging="360"/>
       </w:pPr>
       <w:rPr>
-        <w:rFonts w:ascii="Courier New" w:hAnsi="Courier New" w:hint="default"/>
+        <w:rFonts w:hint="default" w:ascii="Courier New" w:hAnsi="Courier New"/>
       </w:rPr>
     </w:lvl>
     <w:lvl w:ilvl="2" w:tplc="F17E34AE">
@@ -23860,7 +23881,7 @@
         <w:ind w:left="2160" w:hanging="360"/>
       </w:pPr>
       <w:rPr>
-        <w:rFonts w:ascii="Wingdings" w:hAnsi="Wingdings" w:hint="default"/>
+        <w:rFonts w:hint="default" w:ascii="Wingdings" w:hAnsi="Wingdings"/>
       </w:rPr>
     </w:lvl>
     <w:lvl w:ilvl="3" w:tplc="7FA2F586">
@@ -23872,7 +23893,7 @@
         <w:ind w:left="2880" w:hanging="360"/>
       </w:pPr>
       <w:rPr>
-        <w:rFonts w:ascii="Symbol" w:hAnsi="Symbol" w:hint="default"/>
+        <w:rFonts w:hint="default" w:ascii="Symbol" w:hAnsi="Symbol"/>
       </w:rPr>
     </w:lvl>
     <w:lvl w:ilvl="4" w:tplc="A21A2CBA">
@@ -23884,7 +23905,7 @@
         <w:ind w:left="3600" w:hanging="360"/>
       </w:pPr>
       <w:rPr>
-        <w:rFonts w:ascii="Courier New" w:hAnsi="Courier New" w:hint="default"/>
+        <w:rFonts w:hint="default" w:ascii="Courier New" w:hAnsi="Courier New"/>
       </w:rPr>
     </w:lvl>
     <w:lvl w:ilvl="5" w:tplc="52D8A6D2">
@@ -23896,7 +23917,7 @@
         <w:ind w:left="4320" w:hanging="360"/>
       </w:pPr>
       <w:rPr>
-        <w:rFonts w:ascii="Wingdings" w:hAnsi="Wingdings" w:hint="default"/>
+        <w:rFonts w:hint="default" w:ascii="Wingdings" w:hAnsi="Wingdings"/>
       </w:rPr>
     </w:lvl>
     <w:lvl w:ilvl="6" w:tplc="3E56BC14">
@@ -23908,7 +23929,7 @@
         <w:ind w:left="5040" w:hanging="360"/>
       </w:pPr>
       <w:rPr>
-        <w:rFonts w:ascii="Symbol" w:hAnsi="Symbol" w:hint="default"/>
+        <w:rFonts w:hint="default" w:ascii="Symbol" w:hAnsi="Symbol"/>
       </w:rPr>
     </w:lvl>
     <w:lvl w:ilvl="7" w:tplc="04EE7682">
@@ -23920,7 +23941,7 @@
         <w:ind w:left="5760" w:hanging="360"/>
       </w:pPr>
       <w:rPr>
-        <w:rFonts w:ascii="Courier New" w:hAnsi="Courier New" w:hint="default"/>
+        <w:rFonts w:hint="default" w:ascii="Courier New" w:hAnsi="Courier New"/>
       </w:rPr>
     </w:lvl>
     <w:lvl w:ilvl="8" w:tplc="C6068B5E">
@@ -23932,7 +23953,7 @@
         <w:ind w:left="6480" w:hanging="360"/>
       </w:pPr>
       <w:rPr>
-        <w:rFonts w:ascii="Wingdings" w:hAnsi="Wingdings" w:hint="default"/>
+        <w:rFonts w:hint="default" w:ascii="Wingdings" w:hAnsi="Wingdings"/>
       </w:rPr>
     </w:lvl>
   </w:abstractNum>
@@ -23949,7 +23970,7 @@
         <w:ind w:left="720" w:hanging="360"/>
       </w:pPr>
       <w:rPr>
-        <w:rFonts w:ascii="Symbol" w:hAnsi="Symbol" w:hint="default"/>
+        <w:rFonts w:hint="default" w:ascii="Symbol" w:hAnsi="Symbol"/>
       </w:rPr>
     </w:lvl>
     <w:lvl w:ilvl="1" w:tplc="AF365C2A" w:tentative="1">
@@ -23961,7 +23982,7 @@
         <w:ind w:left="1440" w:hanging="360"/>
       </w:pPr>
       <w:rPr>
-        <w:rFonts w:ascii="Courier New" w:hAnsi="Courier New" w:hint="default"/>
+        <w:rFonts w:hint="default" w:ascii="Courier New" w:hAnsi="Courier New"/>
       </w:rPr>
     </w:lvl>
     <w:lvl w:ilvl="2" w:tplc="41A6E47A" w:tentative="1">
@@ -23973,7 +23994,7 @@
         <w:ind w:left="2160" w:hanging="360"/>
       </w:pPr>
       <w:rPr>
-        <w:rFonts w:ascii="Wingdings" w:hAnsi="Wingdings" w:hint="default"/>
+        <w:rFonts w:hint="default" w:ascii="Wingdings" w:hAnsi="Wingdings"/>
       </w:rPr>
     </w:lvl>
     <w:lvl w:ilvl="3" w:tplc="B1F6DC22" w:tentative="1">
@@ -23985,7 +24006,7 @@
         <w:ind w:left="2880" w:hanging="360"/>
       </w:pPr>
       <w:rPr>
-        <w:rFonts w:ascii="Symbol" w:hAnsi="Symbol" w:hint="default"/>
+        <w:rFonts w:hint="default" w:ascii="Symbol" w:hAnsi="Symbol"/>
       </w:rPr>
     </w:lvl>
     <w:lvl w:ilvl="4" w:tplc="7E4EFD7C" w:tentative="1">
@@ -23997,7 +24018,7 @@
         <w:ind w:left="3600" w:hanging="360"/>
       </w:pPr>
       <w:rPr>
-        <w:rFonts w:ascii="Courier New" w:hAnsi="Courier New" w:hint="default"/>
+        <w:rFonts w:hint="default" w:ascii="Courier New" w:hAnsi="Courier New"/>
       </w:rPr>
     </w:lvl>
     <w:lvl w:ilvl="5" w:tplc="458C5E16" w:tentative="1">
@@ -24009,7 +24030,7 @@
         <w:ind w:left="4320" w:hanging="360"/>
       </w:pPr>
       <w:rPr>
-        <w:rFonts w:ascii="Wingdings" w:hAnsi="Wingdings" w:hint="default"/>
+        <w:rFonts w:hint="default" w:ascii="Wingdings" w:hAnsi="Wingdings"/>
       </w:rPr>
     </w:lvl>
     <w:lvl w:ilvl="6" w:tplc="D6A61FC6" w:tentative="1">
@@ -24021,7 +24042,7 @@
         <w:ind w:left="5040" w:hanging="360"/>
       </w:pPr>
       <w:rPr>
-        <w:rFonts w:ascii="Symbol" w:hAnsi="Symbol" w:hint="default"/>
+        <w:rFonts w:hint="default" w:ascii="Symbol" w:hAnsi="Symbol"/>
       </w:rPr>
     </w:lvl>
     <w:lvl w:ilvl="7" w:tplc="3ED4D5F4" w:tentative="1">
@@ -24033,7 +24054,7 @@
         <w:ind w:left="5760" w:hanging="360"/>
       </w:pPr>
       <w:rPr>
-        <w:rFonts w:ascii="Courier New" w:hAnsi="Courier New" w:hint="default"/>
+        <w:rFonts w:hint="default" w:ascii="Courier New" w:hAnsi="Courier New"/>
       </w:rPr>
     </w:lvl>
     <w:lvl w:ilvl="8" w:tplc="AB86B1E8" w:tentative="1">
@@ -24045,7 +24066,7 @@
         <w:ind w:left="6480" w:hanging="360"/>
       </w:pPr>
       <w:rPr>
-        <w:rFonts w:ascii="Wingdings" w:hAnsi="Wingdings" w:hint="default"/>
+        <w:rFonts w:hint="default" w:ascii="Wingdings" w:hAnsi="Wingdings"/>
       </w:rPr>
     </w:lvl>
   </w:abstractNum>
@@ -24062,7 +24083,7 @@
         <w:ind w:left="720" w:hanging="360"/>
       </w:pPr>
       <w:rPr>
-        <w:rFonts w:ascii="Symbol" w:hAnsi="Symbol" w:hint="default"/>
+        <w:rFonts w:hint="default" w:ascii="Symbol" w:hAnsi="Symbol"/>
       </w:rPr>
     </w:lvl>
     <w:lvl w:ilvl="1" w:tplc="087CC0DC" w:tentative="1">
@@ -24074,7 +24095,7 @@
         <w:ind w:left="1440" w:hanging="360"/>
       </w:pPr>
       <w:rPr>
-        <w:rFonts w:ascii="Courier New" w:hAnsi="Courier New" w:hint="default"/>
+        <w:rFonts w:hint="default" w:ascii="Courier New" w:hAnsi="Courier New"/>
       </w:rPr>
     </w:lvl>
     <w:lvl w:ilvl="2" w:tplc="3A5AF14C" w:tentative="1">
@@ -24086,7 +24107,7 @@
         <w:ind w:left="2160" w:hanging="360"/>
       </w:pPr>
       <w:rPr>
-        <w:rFonts w:ascii="Wingdings" w:hAnsi="Wingdings" w:hint="default"/>
+        <w:rFonts w:hint="default" w:ascii="Wingdings" w:hAnsi="Wingdings"/>
       </w:rPr>
     </w:lvl>
     <w:lvl w:ilvl="3" w:tplc="97C04438" w:tentative="1">
@@ -24098,7 +24119,7 @@
         <w:ind w:left="2880" w:hanging="360"/>
       </w:pPr>
       <w:rPr>
-        <w:rFonts w:ascii="Symbol" w:hAnsi="Symbol" w:hint="default"/>
+        <w:rFonts w:hint="default" w:ascii="Symbol" w:hAnsi="Symbol"/>
       </w:rPr>
     </w:lvl>
     <w:lvl w:ilvl="4" w:tplc="730289A4" w:tentative="1">
@@ -24110,7 +24131,7 @@
         <w:ind w:left="3600" w:hanging="360"/>
       </w:pPr>
       <w:rPr>
-        <w:rFonts w:ascii="Courier New" w:hAnsi="Courier New" w:hint="default"/>
+        <w:rFonts w:hint="default" w:ascii="Courier New" w:hAnsi="Courier New"/>
       </w:rPr>
     </w:lvl>
     <w:lvl w:ilvl="5" w:tplc="F9A253EC" w:tentative="1">
@@ -24122,7 +24143,7 @@
         <w:ind w:left="4320" w:hanging="360"/>
       </w:pPr>
       <w:rPr>
-        <w:rFonts w:ascii="Wingdings" w:hAnsi="Wingdings" w:hint="default"/>
+        <w:rFonts w:hint="default" w:ascii="Wingdings" w:hAnsi="Wingdings"/>
       </w:rPr>
     </w:lvl>
     <w:lvl w:ilvl="6" w:tplc="13AE4DB6" w:tentative="1">
@@ -24134,7 +24155,7 @@
         <w:ind w:left="5040" w:hanging="360"/>
       </w:pPr>
       <w:rPr>
-        <w:rFonts w:ascii="Symbol" w:hAnsi="Symbol" w:hint="default"/>
+        <w:rFonts w:hint="default" w:ascii="Symbol" w:hAnsi="Symbol"/>
       </w:rPr>
     </w:lvl>
     <w:lvl w:ilvl="7" w:tplc="CFF2221E" w:tentative="1">
@@ -24146,7 +24167,7 @@
         <w:ind w:left="5760" w:hanging="360"/>
       </w:pPr>
       <w:rPr>
-        <w:rFonts w:ascii="Courier New" w:hAnsi="Courier New" w:hint="default"/>
+        <w:rFonts w:hint="default" w:ascii="Courier New" w:hAnsi="Courier New"/>
       </w:rPr>
     </w:lvl>
     <w:lvl w:ilvl="8" w:tplc="5B5407E2" w:tentative="1">
@@ -24158,7 +24179,7 @@
         <w:ind w:left="6480" w:hanging="360"/>
       </w:pPr>
       <w:rPr>
-        <w:rFonts w:ascii="Wingdings" w:hAnsi="Wingdings" w:hint="default"/>
+        <w:rFonts w:hint="default" w:ascii="Wingdings" w:hAnsi="Wingdings"/>
       </w:rPr>
     </w:lvl>
   </w:abstractNum>
@@ -24175,7 +24196,7 @@
         <w:ind w:left="720" w:hanging="360"/>
       </w:pPr>
       <w:rPr>
-        <w:rFonts w:ascii="Symbol" w:hAnsi="Symbol" w:hint="default"/>
+        <w:rFonts w:hint="default" w:ascii="Symbol" w:hAnsi="Symbol"/>
       </w:rPr>
     </w:lvl>
     <w:lvl w:ilvl="1" w:tplc="067AF1B6" w:tentative="1">
@@ -24187,7 +24208,7 @@
         <w:ind w:left="1440" w:hanging="360"/>
       </w:pPr>
       <w:rPr>
-        <w:rFonts w:ascii="Courier New" w:hAnsi="Courier New" w:hint="default"/>
+        <w:rFonts w:hint="default" w:ascii="Courier New" w:hAnsi="Courier New"/>
       </w:rPr>
     </w:lvl>
     <w:lvl w:ilvl="2" w:tplc="7FBE2610" w:tentative="1">
@@ -24199,7 +24220,7 @@
         <w:ind w:left="2160" w:hanging="360"/>
       </w:pPr>
       <w:rPr>
-        <w:rFonts w:ascii="Wingdings" w:hAnsi="Wingdings" w:hint="default"/>
+        <w:rFonts w:hint="default" w:ascii="Wingdings" w:hAnsi="Wingdings"/>
       </w:rPr>
     </w:lvl>
     <w:lvl w:ilvl="3" w:tplc="85E65614" w:tentative="1">
@@ -24211,7 +24232,7 @@
         <w:ind w:left="2880" w:hanging="360"/>
       </w:pPr>
       <w:rPr>
-        <w:rFonts w:ascii="Symbol" w:hAnsi="Symbol" w:hint="default"/>
+        <w:rFonts w:hint="default" w:ascii="Symbol" w:hAnsi="Symbol"/>
       </w:rPr>
     </w:lvl>
     <w:lvl w:ilvl="4" w:tplc="C08AF01E" w:tentative="1">
@@ -24223,7 +24244,7 @@
         <w:ind w:left="3600" w:hanging="360"/>
       </w:pPr>
       <w:rPr>
-        <w:rFonts w:ascii="Courier New" w:hAnsi="Courier New" w:hint="default"/>
+        <w:rFonts w:hint="default" w:ascii="Courier New" w:hAnsi="Courier New"/>
       </w:rPr>
     </w:lvl>
     <w:lvl w:ilvl="5" w:tplc="3D264D4E" w:tentative="1">
@@ -24235,7 +24256,7 @@
         <w:ind w:left="4320" w:hanging="360"/>
       </w:pPr>
       <w:rPr>
-        <w:rFonts w:ascii="Wingdings" w:hAnsi="Wingdings" w:hint="default"/>
+        <w:rFonts w:hint="default" w:ascii="Wingdings" w:hAnsi="Wingdings"/>
       </w:rPr>
     </w:lvl>
     <w:lvl w:ilvl="6" w:tplc="3D565BB8" w:tentative="1">
@@ -24247,7 +24268,7 @@
         <w:ind w:left="5040" w:hanging="360"/>
       </w:pPr>
       <w:rPr>
-        <w:rFonts w:ascii="Symbol" w:hAnsi="Symbol" w:hint="default"/>
+        <w:rFonts w:hint="default" w:ascii="Symbol" w:hAnsi="Symbol"/>
       </w:rPr>
     </w:lvl>
     <w:lvl w:ilvl="7" w:tplc="F8E0330A" w:tentative="1">
@@ -24259,7 +24280,7 @@
         <w:ind w:left="5760" w:hanging="360"/>
       </w:pPr>
       <w:rPr>
-        <w:rFonts w:ascii="Courier New" w:hAnsi="Courier New" w:hint="default"/>
+        <w:rFonts w:hint="default" w:ascii="Courier New" w:hAnsi="Courier New"/>
       </w:rPr>
     </w:lvl>
     <w:lvl w:ilvl="8" w:tplc="65FE1910" w:tentative="1">
@@ -24271,7 +24292,7 @@
         <w:ind w:left="6480" w:hanging="360"/>
       </w:pPr>
       <w:rPr>
-        <w:rFonts w:ascii="Wingdings" w:hAnsi="Wingdings" w:hint="default"/>
+        <w:rFonts w:hint="default" w:ascii="Wingdings" w:hAnsi="Wingdings"/>
       </w:rPr>
     </w:lvl>
   </w:abstractNum>
@@ -24288,7 +24309,7 @@
         <w:ind w:left="720" w:hanging="360"/>
       </w:pPr>
       <w:rPr>
-        <w:rFonts w:ascii="Symbol" w:hAnsi="Symbol" w:hint="default"/>
+        <w:rFonts w:hint="default" w:ascii="Symbol" w:hAnsi="Symbol"/>
       </w:rPr>
     </w:lvl>
     <w:lvl w:ilvl="1" w:tplc="326A657A" w:tentative="1">
@@ -24300,7 +24321,7 @@
         <w:ind w:left="1440" w:hanging="360"/>
       </w:pPr>
       <w:rPr>
-        <w:rFonts w:ascii="Courier New" w:hAnsi="Courier New" w:hint="default"/>
+        <w:rFonts w:hint="default" w:ascii="Courier New" w:hAnsi="Courier New"/>
       </w:rPr>
     </w:lvl>
     <w:lvl w:ilvl="2" w:tplc="6E8C797A" w:tentative="1">
@@ -24312,7 +24333,7 @@
         <w:ind w:left="2160" w:hanging="360"/>
       </w:pPr>
       <w:rPr>
-        <w:rFonts w:ascii="Wingdings" w:hAnsi="Wingdings" w:hint="default"/>
+        <w:rFonts w:hint="default" w:ascii="Wingdings" w:hAnsi="Wingdings"/>
       </w:rPr>
     </w:lvl>
     <w:lvl w:ilvl="3" w:tplc="DA2C539E" w:tentative="1">
@@ -24324,7 +24345,7 @@
         <w:ind w:left="2880" w:hanging="360"/>
       </w:pPr>
       <w:rPr>
-        <w:rFonts w:ascii="Symbol" w:hAnsi="Symbol" w:hint="default"/>
+        <w:rFonts w:hint="default" w:ascii="Symbol" w:hAnsi="Symbol"/>
       </w:rPr>
     </w:lvl>
     <w:lvl w:ilvl="4" w:tplc="4948A0CA" w:tentative="1">
@@ -24336,7 +24357,7 @@
         <w:ind w:left="3600" w:hanging="360"/>
       </w:pPr>
       <w:rPr>
-        <w:rFonts w:ascii="Courier New" w:hAnsi="Courier New" w:hint="default"/>
+        <w:rFonts w:hint="default" w:ascii="Courier New" w:hAnsi="Courier New"/>
       </w:rPr>
     </w:lvl>
     <w:lvl w:ilvl="5" w:tplc="E026AA88" w:tentative="1">
@@ -24348,7 +24369,7 @@
         <w:ind w:left="4320" w:hanging="360"/>
       </w:pPr>
       <w:rPr>
-        <w:rFonts w:ascii="Wingdings" w:hAnsi="Wingdings" w:hint="default"/>
+        <w:rFonts w:hint="default" w:ascii="Wingdings" w:hAnsi="Wingdings"/>
       </w:rPr>
     </w:lvl>
     <w:lvl w:ilvl="6" w:tplc="C2B42892" w:tentative="1">
@@ -24360,7 +24381,7 @@
         <w:ind w:left="5040" w:hanging="360"/>
       </w:pPr>
       <w:rPr>
-        <w:rFonts w:ascii="Symbol" w:hAnsi="Symbol" w:hint="default"/>
+        <w:rFonts w:hint="default" w:ascii="Symbol" w:hAnsi="Symbol"/>
       </w:rPr>
     </w:lvl>
     <w:lvl w:ilvl="7" w:tplc="D6ECC08C" w:tentative="1">
@@ -24372,7 +24393,7 @@
         <w:ind w:left="5760" w:hanging="360"/>
       </w:pPr>
       <w:rPr>
-        <w:rFonts w:ascii="Courier New" w:hAnsi="Courier New" w:hint="default"/>
+        <w:rFonts w:hint="default" w:ascii="Courier New" w:hAnsi="Courier New"/>
       </w:rPr>
     </w:lvl>
     <w:lvl w:ilvl="8" w:tplc="2BB421DC" w:tentative="1">
@@ -24384,7 +24405,7 @@
         <w:ind w:left="6480" w:hanging="360"/>
       </w:pPr>
       <w:rPr>
-        <w:rFonts w:ascii="Wingdings" w:hAnsi="Wingdings" w:hint="default"/>
+        <w:rFonts w:hint="default" w:ascii="Wingdings" w:hAnsi="Wingdings"/>
       </w:rPr>
     </w:lvl>
   </w:abstractNum>
@@ -24401,7 +24422,7 @@
         <w:ind w:left="720" w:hanging="360"/>
       </w:pPr>
       <w:rPr>
-        <w:rFonts w:ascii="Symbol" w:hAnsi="Symbol" w:hint="default"/>
+        <w:rFonts w:hint="default" w:ascii="Symbol" w:hAnsi="Symbol"/>
       </w:rPr>
     </w:lvl>
     <w:lvl w:ilvl="1" w:tplc="680E733E" w:tentative="1">
@@ -24413,7 +24434,7 @@
         <w:ind w:left="1440" w:hanging="360"/>
       </w:pPr>
       <w:rPr>
-        <w:rFonts w:ascii="Courier New" w:hAnsi="Courier New" w:hint="default"/>
+        <w:rFonts w:hint="default" w:ascii="Courier New" w:hAnsi="Courier New"/>
       </w:rPr>
     </w:lvl>
     <w:lvl w:ilvl="2" w:tplc="81B68B56" w:tentative="1">
@@ -24425,7 +24446,7 @@
         <w:ind w:left="2160" w:hanging="360"/>
       </w:pPr>
       <w:rPr>
-        <w:rFonts w:ascii="Wingdings" w:hAnsi="Wingdings" w:hint="default"/>
+        <w:rFonts w:hint="default" w:ascii="Wingdings" w:hAnsi="Wingdings"/>
       </w:rPr>
     </w:lvl>
     <w:lvl w:ilvl="3" w:tplc="EB98A782" w:tentative="1">
@@ -24437,7 +24458,7 @@
         <w:ind w:left="2880" w:hanging="360"/>
       </w:pPr>
       <w:rPr>
-        <w:rFonts w:ascii="Symbol" w:hAnsi="Symbol" w:hint="default"/>
+        <w:rFonts w:hint="default" w:ascii="Symbol" w:hAnsi="Symbol"/>
       </w:rPr>
     </w:lvl>
     <w:lvl w:ilvl="4" w:tplc="9CCA9580" w:tentative="1">
@@ -24449,7 +24470,7 @@
         <w:ind w:left="3600" w:hanging="360"/>
       </w:pPr>
       <w:rPr>
-        <w:rFonts w:ascii="Courier New" w:hAnsi="Courier New" w:hint="default"/>
+        <w:rFonts w:hint="default" w:ascii="Courier New" w:hAnsi="Courier New"/>
       </w:rPr>
     </w:lvl>
     <w:lvl w:ilvl="5" w:tplc="BB58B9C6" w:tentative="1">
@@ -24461,7 +24482,7 @@
         <w:ind w:left="4320" w:hanging="360"/>
       </w:pPr>
       <w:rPr>
-        <w:rFonts w:ascii="Wingdings" w:hAnsi="Wingdings" w:hint="default"/>
+        <w:rFonts w:hint="default" w:ascii="Wingdings" w:hAnsi="Wingdings"/>
       </w:rPr>
     </w:lvl>
     <w:lvl w:ilvl="6" w:tplc="9B6A9BCA" w:tentative="1">
@@ -24473,7 +24494,7 @@
         <w:ind w:left="5040" w:hanging="360"/>
       </w:pPr>
       <w:rPr>
-        <w:rFonts w:ascii="Symbol" w:hAnsi="Symbol" w:hint="default"/>
+        <w:rFonts w:hint="default" w:ascii="Symbol" w:hAnsi="Symbol"/>
       </w:rPr>
     </w:lvl>
     <w:lvl w:ilvl="7" w:tplc="0010B784" w:tentative="1">
@@ -24485,7 +24506,7 @@
         <w:ind w:left="5760" w:hanging="360"/>
       </w:pPr>
       <w:rPr>
-        <w:rFonts w:ascii="Courier New" w:hAnsi="Courier New" w:hint="default"/>
+        <w:rFonts w:hint="default" w:ascii="Courier New" w:hAnsi="Courier New"/>
       </w:rPr>
     </w:lvl>
     <w:lvl w:ilvl="8" w:tplc="CEAAEEFE" w:tentative="1">
@@ -24497,7 +24518,7 @@
         <w:ind w:left="6480" w:hanging="360"/>
       </w:pPr>
       <w:rPr>
-        <w:rFonts w:ascii="Wingdings" w:hAnsi="Wingdings" w:hint="default"/>
+        <w:rFonts w:hint="default" w:ascii="Wingdings" w:hAnsi="Wingdings"/>
       </w:rPr>
     </w:lvl>
   </w:abstractNum>
@@ -24514,7 +24535,7 @@
         <w:ind w:left="720" w:hanging="360"/>
       </w:pPr>
       <w:rPr>
-        <w:rFonts w:ascii="Symbol" w:hAnsi="Symbol" w:hint="default"/>
+        <w:rFonts w:hint="default" w:ascii="Symbol" w:hAnsi="Symbol"/>
       </w:rPr>
     </w:lvl>
     <w:lvl w:ilvl="1" w:tplc="499E80B6" w:tentative="1">
@@ -24526,7 +24547,7 @@
         <w:ind w:left="1440" w:hanging="360"/>
       </w:pPr>
       <w:rPr>
-        <w:rFonts w:ascii="Courier New" w:hAnsi="Courier New" w:hint="default"/>
+        <w:rFonts w:hint="default" w:ascii="Courier New" w:hAnsi="Courier New"/>
       </w:rPr>
     </w:lvl>
     <w:lvl w:ilvl="2" w:tplc="432EB764" w:tentative="1">
@@ -24538,7 +24559,7 @@
         <w:ind w:left="2160" w:hanging="360"/>
       </w:pPr>
       <w:rPr>
-        <w:rFonts w:ascii="Wingdings" w:hAnsi="Wingdings" w:hint="default"/>
+        <w:rFonts w:hint="default" w:ascii="Wingdings" w:hAnsi="Wingdings"/>
       </w:rPr>
     </w:lvl>
     <w:lvl w:ilvl="3" w:tplc="0A0A6FEA" w:tentative="1">
@@ -24550,7 +24571,7 @@
         <w:ind w:left="2880" w:hanging="360"/>
       </w:pPr>
       <w:rPr>
-        <w:rFonts w:ascii="Symbol" w:hAnsi="Symbol" w:hint="default"/>
+        <w:rFonts w:hint="default" w:ascii="Symbol" w:hAnsi="Symbol"/>
       </w:rPr>
     </w:lvl>
     <w:lvl w:ilvl="4" w:tplc="F9A4C590" w:tentative="1">
@@ -24562,7 +24583,7 @@
         <w:ind w:left="3600" w:hanging="360"/>
       </w:pPr>
       <w:rPr>
-        <w:rFonts w:ascii="Courier New" w:hAnsi="Courier New" w:hint="default"/>
+        <w:rFonts w:hint="default" w:ascii="Courier New" w:hAnsi="Courier New"/>
       </w:rPr>
     </w:lvl>
     <w:lvl w:ilvl="5" w:tplc="A6CEDE4A" w:tentative="1">
@@ -24574,7 +24595,7 @@
         <w:ind w:left="4320" w:hanging="360"/>
       </w:pPr>
       <w:rPr>
-        <w:rFonts w:ascii="Wingdings" w:hAnsi="Wingdings" w:hint="default"/>
+        <w:rFonts w:hint="default" w:ascii="Wingdings" w:hAnsi="Wingdings"/>
       </w:rPr>
     </w:lvl>
     <w:lvl w:ilvl="6" w:tplc="64C40AEC" w:tentative="1">
@@ -24586,7 +24607,7 @@
         <w:ind w:left="5040" w:hanging="360"/>
       </w:pPr>
       <w:rPr>
-        <w:rFonts w:ascii="Symbol" w:hAnsi="Symbol" w:hint="default"/>
+        <w:rFonts w:hint="default" w:ascii="Symbol" w:hAnsi="Symbol"/>
       </w:rPr>
     </w:lvl>
     <w:lvl w:ilvl="7" w:tplc="6C627C10" w:tentative="1">
@@ -24598,7 +24619,7 @@
         <w:ind w:left="5760" w:hanging="360"/>
       </w:pPr>
       <w:rPr>
-        <w:rFonts w:ascii="Courier New" w:hAnsi="Courier New" w:hint="default"/>
+        <w:rFonts w:hint="default" w:ascii="Courier New" w:hAnsi="Courier New"/>
       </w:rPr>
     </w:lvl>
     <w:lvl w:ilvl="8" w:tplc="F8E88002" w:tentative="1">
@@ -24610,7 +24631,7 @@
         <w:ind w:left="6480" w:hanging="360"/>
       </w:pPr>
       <w:rPr>
-        <w:rFonts w:ascii="Wingdings" w:hAnsi="Wingdings" w:hint="default"/>
+        <w:rFonts w:hint="default" w:ascii="Wingdings" w:hAnsi="Wingdings"/>
       </w:rPr>
     </w:lvl>
   </w:abstractNum>
@@ -24627,7 +24648,7 @@
         <w:ind w:left="720" w:hanging="360"/>
       </w:pPr>
       <w:rPr>
-        <w:rFonts w:ascii="Aptos" w:hAnsi="Aptos" w:hint="default"/>
+        <w:rFonts w:hint="default" w:ascii="Aptos" w:hAnsi="Aptos"/>
       </w:rPr>
     </w:lvl>
     <w:lvl w:ilvl="1" w:tplc="C23AA33A">
@@ -24639,7 +24660,7 @@
         <w:ind w:left="1440" w:hanging="360"/>
       </w:pPr>
       <w:rPr>
-        <w:rFonts w:ascii="Courier New" w:hAnsi="Courier New" w:hint="default"/>
+        <w:rFonts w:hint="default" w:ascii="Courier New" w:hAnsi="Courier New"/>
       </w:rPr>
     </w:lvl>
     <w:lvl w:ilvl="2" w:tplc="8B64EA3C">
@@ -24651,7 +24672,7 @@
         <w:ind w:left="2160" w:hanging="360"/>
       </w:pPr>
       <w:rPr>
-        <w:rFonts w:ascii="Wingdings" w:hAnsi="Wingdings" w:hint="default"/>
+        <w:rFonts w:hint="default" w:ascii="Wingdings" w:hAnsi="Wingdings"/>
       </w:rPr>
     </w:lvl>
     <w:lvl w:ilvl="3" w:tplc="7C820540">
@@ -24663,7 +24684,7 @@
         <w:ind w:left="2880" w:hanging="360"/>
       </w:pPr>
       <w:rPr>
-        <w:rFonts w:ascii="Symbol" w:hAnsi="Symbol" w:hint="default"/>
+        <w:rFonts w:hint="default" w:ascii="Symbol" w:hAnsi="Symbol"/>
       </w:rPr>
     </w:lvl>
     <w:lvl w:ilvl="4" w:tplc="ADA88946">
@@ -24675,7 +24696,7 @@
         <w:ind w:left="3600" w:hanging="360"/>
       </w:pPr>
       <w:rPr>
-        <w:rFonts w:ascii="Courier New" w:hAnsi="Courier New" w:hint="default"/>
+        <w:rFonts w:hint="default" w:ascii="Courier New" w:hAnsi="Courier New"/>
       </w:rPr>
     </w:lvl>
     <w:lvl w:ilvl="5" w:tplc="EDB85BD2">
@@ -24687,7 +24708,7 @@
         <w:ind w:left="4320" w:hanging="360"/>
       </w:pPr>
       <w:rPr>
-        <w:rFonts w:ascii="Wingdings" w:hAnsi="Wingdings" w:hint="default"/>
+        <w:rFonts w:hint="default" w:ascii="Wingdings" w:hAnsi="Wingdings"/>
       </w:rPr>
     </w:lvl>
     <w:lvl w:ilvl="6" w:tplc="18CA78E6">
@@ -24699,7 +24720,7 @@
         <w:ind w:left="5040" w:hanging="360"/>
       </w:pPr>
       <w:rPr>
-        <w:rFonts w:ascii="Symbol" w:hAnsi="Symbol" w:hint="default"/>
+        <w:rFonts w:hint="default" w:ascii="Symbol" w:hAnsi="Symbol"/>
       </w:rPr>
     </w:lvl>
     <w:lvl w:ilvl="7" w:tplc="7626F9F4">
@@ -24711,7 +24732,7 @@
         <w:ind w:left="5760" w:hanging="360"/>
       </w:pPr>
       <w:rPr>
-        <w:rFonts w:ascii="Courier New" w:hAnsi="Courier New" w:hint="default"/>
+        <w:rFonts w:hint="default" w:ascii="Courier New" w:hAnsi="Courier New"/>
       </w:rPr>
     </w:lvl>
     <w:lvl w:ilvl="8" w:tplc="D07EF940">
@@ -24723,7 +24744,7 @@
         <w:ind w:left="6480" w:hanging="360"/>
       </w:pPr>
       <w:rPr>
-        <w:rFonts w:ascii="Wingdings" w:hAnsi="Wingdings" w:hint="default"/>
+        <w:rFonts w:hint="default" w:ascii="Wingdings" w:hAnsi="Wingdings"/>
       </w:rPr>
     </w:lvl>
   </w:abstractNum>
@@ -24740,7 +24761,7 @@
         <w:ind w:left="720" w:hanging="360"/>
       </w:pPr>
       <w:rPr>
-        <w:rFonts w:ascii="Symbol" w:hAnsi="Symbol" w:hint="default"/>
+        <w:rFonts w:hint="default" w:ascii="Symbol" w:hAnsi="Symbol"/>
       </w:rPr>
     </w:lvl>
     <w:lvl w:ilvl="1" w:tplc="55C6E2B0" w:tentative="1">
@@ -24752,7 +24773,7 @@
         <w:ind w:left="1440" w:hanging="360"/>
       </w:pPr>
       <w:rPr>
-        <w:rFonts w:ascii="Courier New" w:hAnsi="Courier New" w:hint="default"/>
+        <w:rFonts w:hint="default" w:ascii="Courier New" w:hAnsi="Courier New"/>
       </w:rPr>
     </w:lvl>
     <w:lvl w:ilvl="2" w:tplc="10BC6872" w:tentative="1">
@@ -24764,7 +24785,7 @@
         <w:ind w:left="2160" w:hanging="360"/>
       </w:pPr>
       <w:rPr>
-        <w:rFonts w:ascii="Wingdings" w:hAnsi="Wingdings" w:hint="default"/>
+        <w:rFonts w:hint="default" w:ascii="Wingdings" w:hAnsi="Wingdings"/>
       </w:rPr>
     </w:lvl>
     <w:lvl w:ilvl="3" w:tplc="7D443368" w:tentative="1">
@@ -24776,7 +24797,7 @@
         <w:ind w:left="2880" w:hanging="360"/>
       </w:pPr>
       <w:rPr>
-        <w:rFonts w:ascii="Symbol" w:hAnsi="Symbol" w:hint="default"/>
+        <w:rFonts w:hint="default" w:ascii="Symbol" w:hAnsi="Symbol"/>
       </w:rPr>
     </w:lvl>
     <w:lvl w:ilvl="4" w:tplc="7374CBDA" w:tentative="1">
@@ -24788,7 +24809,7 @@
         <w:ind w:left="3600" w:hanging="360"/>
       </w:pPr>
       <w:rPr>
-        <w:rFonts w:ascii="Courier New" w:hAnsi="Courier New" w:hint="default"/>
+        <w:rFonts w:hint="default" w:ascii="Courier New" w:hAnsi="Courier New"/>
       </w:rPr>
     </w:lvl>
     <w:lvl w:ilvl="5" w:tplc="09683448" w:tentative="1">
@@ -24800,7 +24821,7 @@
         <w:ind w:left="4320" w:hanging="360"/>
       </w:pPr>
       <w:rPr>
-        <w:rFonts w:ascii="Wingdings" w:hAnsi="Wingdings" w:hint="default"/>
+        <w:rFonts w:hint="default" w:ascii="Wingdings" w:hAnsi="Wingdings"/>
       </w:rPr>
     </w:lvl>
     <w:lvl w:ilvl="6" w:tplc="295863EC" w:tentative="1">
@@ -24812,7 +24833,7 @@
         <w:ind w:left="5040" w:hanging="360"/>
       </w:pPr>
       <w:rPr>
-        <w:rFonts w:ascii="Symbol" w:hAnsi="Symbol" w:hint="default"/>
+        <w:rFonts w:hint="default" w:ascii="Symbol" w:hAnsi="Symbol"/>
       </w:rPr>
     </w:lvl>
     <w:lvl w:ilvl="7" w:tplc="AD866C00" w:tentative="1">
@@ -24824,7 +24845,7 @@
         <w:ind w:left="5760" w:hanging="360"/>
       </w:pPr>
       <w:rPr>
-        <w:rFonts w:ascii="Courier New" w:hAnsi="Courier New" w:hint="default"/>
+        <w:rFonts w:hint="default" w:ascii="Courier New" w:hAnsi="Courier New"/>
       </w:rPr>
     </w:lvl>
     <w:lvl w:ilvl="8" w:tplc="A7563C5E" w:tentative="1">
@@ -24836,7 +24857,7 @@
         <w:ind w:left="6480" w:hanging="360"/>
       </w:pPr>
       <w:rPr>
-        <w:rFonts w:ascii="Wingdings" w:hAnsi="Wingdings" w:hint="default"/>
+        <w:rFonts w:hint="default" w:ascii="Wingdings" w:hAnsi="Wingdings"/>
       </w:rPr>
     </w:lvl>
   </w:abstractNum>
@@ -24853,7 +24874,7 @@
         <w:ind w:left="720" w:hanging="360"/>
       </w:pPr>
       <w:rPr>
-        <w:rFonts w:ascii="Symbol" w:hAnsi="Symbol" w:hint="default"/>
+        <w:rFonts w:hint="default" w:ascii="Symbol" w:hAnsi="Symbol"/>
       </w:rPr>
     </w:lvl>
     <w:lvl w:ilvl="1" w:tplc="2E747FFA" w:tentative="1">
@@ -24865,7 +24886,7 @@
         <w:ind w:left="1440" w:hanging="360"/>
       </w:pPr>
       <w:rPr>
-        <w:rFonts w:ascii="Courier New" w:hAnsi="Courier New" w:hint="default"/>
+        <w:rFonts w:hint="default" w:ascii="Courier New" w:hAnsi="Courier New"/>
       </w:rPr>
     </w:lvl>
     <w:lvl w:ilvl="2" w:tplc="3690AAFA" w:tentative="1">
@@ -24877,7 +24898,7 @@
         <w:ind w:left="2160" w:hanging="360"/>
       </w:pPr>
       <w:rPr>
-        <w:rFonts w:ascii="Wingdings" w:hAnsi="Wingdings" w:hint="default"/>
+        <w:rFonts w:hint="default" w:ascii="Wingdings" w:hAnsi="Wingdings"/>
       </w:rPr>
     </w:lvl>
     <w:lvl w:ilvl="3" w:tplc="B1327F38" w:tentative="1">
@@ -24889,7 +24910,7 @@
         <w:ind w:left="2880" w:hanging="360"/>
       </w:pPr>
       <w:rPr>
-        <w:rFonts w:ascii="Symbol" w:hAnsi="Symbol" w:hint="default"/>
+        <w:rFonts w:hint="default" w:ascii="Symbol" w:hAnsi="Symbol"/>
       </w:rPr>
     </w:lvl>
     <w:lvl w:ilvl="4" w:tplc="F9C0E4AA" w:tentative="1">
@@ -24901,7 +24922,7 @@
         <w:ind w:left="3600" w:hanging="360"/>
       </w:pPr>
       <w:rPr>
-        <w:rFonts w:ascii="Courier New" w:hAnsi="Courier New" w:hint="default"/>
+        <w:rFonts w:hint="default" w:ascii="Courier New" w:hAnsi="Courier New"/>
       </w:rPr>
     </w:lvl>
     <w:lvl w:ilvl="5" w:tplc="F126E7FA" w:tentative="1">
@@ -24913,7 +24934,7 @@
         <w:ind w:left="4320" w:hanging="360"/>
       </w:pPr>
       <w:rPr>
-        <w:rFonts w:ascii="Wingdings" w:hAnsi="Wingdings" w:hint="default"/>
+        <w:rFonts w:hint="default" w:ascii="Wingdings" w:hAnsi="Wingdings"/>
       </w:rPr>
     </w:lvl>
     <w:lvl w:ilvl="6" w:tplc="EA7885DE" w:tentative="1">
@@ -24925,7 +24946,7 @@
         <w:ind w:left="5040" w:hanging="360"/>
       </w:pPr>
       <w:rPr>
-        <w:rFonts w:ascii="Symbol" w:hAnsi="Symbol" w:hint="default"/>
+        <w:rFonts w:hint="default" w:ascii="Symbol" w:hAnsi="Symbol"/>
       </w:rPr>
     </w:lvl>
     <w:lvl w:ilvl="7" w:tplc="10A6102E" w:tentative="1">
@@ -24937,7 +24958,7 @@
         <w:ind w:left="5760" w:hanging="360"/>
       </w:pPr>
       <w:rPr>
-        <w:rFonts w:ascii="Courier New" w:hAnsi="Courier New" w:hint="default"/>
+        <w:rFonts w:hint="default" w:ascii="Courier New" w:hAnsi="Courier New"/>
       </w:rPr>
     </w:lvl>
     <w:lvl w:ilvl="8" w:tplc="F40CFD62" w:tentative="1">
@@ -24949,7 +24970,7 @@
         <w:ind w:left="6480" w:hanging="360"/>
       </w:pPr>
       <w:rPr>
-        <w:rFonts w:ascii="Wingdings" w:hAnsi="Wingdings" w:hint="default"/>
+        <w:rFonts w:hint="default" w:ascii="Wingdings" w:hAnsi="Wingdings"/>
       </w:rPr>
     </w:lvl>
   </w:abstractNum>
@@ -24966,7 +24987,7 @@
         <w:ind w:left="720" w:hanging="360"/>
       </w:pPr>
       <w:rPr>
-        <w:rFonts w:ascii="Symbol" w:hAnsi="Symbol" w:hint="default"/>
+        <w:rFonts w:hint="default" w:ascii="Symbol" w:hAnsi="Symbol"/>
       </w:rPr>
     </w:lvl>
     <w:lvl w:ilvl="1" w:tplc="BF105776">
@@ -24978,7 +24999,7 @@
         <w:ind w:left="1440" w:hanging="360"/>
       </w:pPr>
       <w:rPr>
-        <w:rFonts w:ascii="Courier New" w:hAnsi="Courier New" w:hint="default"/>
+        <w:rFonts w:hint="default" w:ascii="Courier New" w:hAnsi="Courier New"/>
       </w:rPr>
     </w:lvl>
     <w:lvl w:ilvl="2" w:tplc="BF0016D6">
@@ -24990,7 +25011,7 @@
         <w:ind w:left="2160" w:hanging="360"/>
       </w:pPr>
       <w:rPr>
-        <w:rFonts w:ascii="Wingdings" w:hAnsi="Wingdings" w:hint="default"/>
+        <w:rFonts w:hint="default" w:ascii="Wingdings" w:hAnsi="Wingdings"/>
       </w:rPr>
     </w:lvl>
     <w:lvl w:ilvl="3" w:tplc="68AE73EE">
@@ -25002,7 +25023,7 @@
         <w:ind w:left="2880" w:hanging="360"/>
       </w:pPr>
       <w:rPr>
-        <w:rFonts w:ascii="Symbol" w:hAnsi="Symbol" w:hint="default"/>
+        <w:rFonts w:hint="default" w:ascii="Symbol" w:hAnsi="Symbol"/>
       </w:rPr>
     </w:lvl>
     <w:lvl w:ilvl="4" w:tplc="EF0060B4">
@@ -25014,7 +25035,7 @@
         <w:ind w:left="3600" w:hanging="360"/>
       </w:pPr>
       <w:rPr>
-        <w:rFonts w:ascii="Courier New" w:hAnsi="Courier New" w:hint="default"/>
+        <w:rFonts w:hint="default" w:ascii="Courier New" w:hAnsi="Courier New"/>
       </w:rPr>
     </w:lvl>
     <w:lvl w:ilvl="5" w:tplc="40AA402A">
@@ -25026,7 +25047,7 @@
         <w:ind w:left="4320" w:hanging="360"/>
       </w:pPr>
       <w:rPr>
-        <w:rFonts w:ascii="Wingdings" w:hAnsi="Wingdings" w:hint="default"/>
+        <w:rFonts w:hint="default" w:ascii="Wingdings" w:hAnsi="Wingdings"/>
       </w:rPr>
     </w:lvl>
     <w:lvl w:ilvl="6" w:tplc="DF6A6C9C">
@@ -25038,7 +25059,7 @@
         <w:ind w:left="5040" w:hanging="360"/>
       </w:pPr>
       <w:rPr>
-        <w:rFonts w:ascii="Symbol" w:hAnsi="Symbol" w:hint="default"/>
+        <w:rFonts w:hint="default" w:ascii="Symbol" w:hAnsi="Symbol"/>
       </w:rPr>
     </w:lvl>
     <w:lvl w:ilvl="7" w:tplc="039E358A">
@@ -25050,7 +25071,7 @@
         <w:ind w:left="5760" w:hanging="360"/>
       </w:pPr>
       <w:rPr>
-        <w:rFonts w:ascii="Courier New" w:hAnsi="Courier New" w:hint="default"/>
+        <w:rFonts w:hint="default" w:ascii="Courier New" w:hAnsi="Courier New"/>
       </w:rPr>
     </w:lvl>
     <w:lvl w:ilvl="8" w:tplc="675CAFD8">
@@ -25062,7 +25083,7 @@
         <w:ind w:left="6480" w:hanging="360"/>
       </w:pPr>
       <w:rPr>
-        <w:rFonts w:ascii="Wingdings" w:hAnsi="Wingdings" w:hint="default"/>
+        <w:rFonts w:hint="default" w:ascii="Wingdings" w:hAnsi="Wingdings"/>
       </w:rPr>
     </w:lvl>
   </w:abstractNum>
@@ -25079,7 +25100,7 @@
         <w:ind w:left="720" w:hanging="360"/>
       </w:pPr>
       <w:rPr>
-        <w:rFonts w:ascii="Symbol" w:hAnsi="Symbol" w:hint="default"/>
+        <w:rFonts w:hint="default" w:ascii="Symbol" w:hAnsi="Symbol"/>
       </w:rPr>
     </w:lvl>
     <w:lvl w:ilvl="1" w:tplc="04130003" w:tentative="1">
@@ -25091,7 +25112,7 @@
         <w:ind w:left="1440" w:hanging="360"/>
       </w:pPr>
       <w:rPr>
-        <w:rFonts w:ascii="Courier New" w:hAnsi="Courier New" w:cs="Courier New" w:hint="default"/>
+        <w:rFonts w:hint="default" w:ascii="Courier New" w:hAnsi="Courier New" w:cs="Courier New"/>
       </w:rPr>
     </w:lvl>
     <w:lvl w:ilvl="2" w:tplc="04130005" w:tentative="1">
@@ -25103,7 +25124,7 @@
         <w:ind w:left="2160" w:hanging="360"/>
       </w:pPr>
       <w:rPr>
-        <w:rFonts w:ascii="Wingdings" w:hAnsi="Wingdings" w:hint="default"/>
+        <w:rFonts w:hint="default" w:ascii="Wingdings" w:hAnsi="Wingdings"/>
       </w:rPr>
     </w:lvl>
     <w:lvl w:ilvl="3" w:tplc="04130001" w:tentative="1">
@@ -25115,7 +25136,7 @@
         <w:ind w:left="2880" w:hanging="360"/>
       </w:pPr>
       <w:rPr>
-        <w:rFonts w:ascii="Symbol" w:hAnsi="Symbol" w:hint="default"/>
+        <w:rFonts w:hint="default" w:ascii="Symbol" w:hAnsi="Symbol"/>
       </w:rPr>
     </w:lvl>
     <w:lvl w:ilvl="4" w:tplc="04130003" w:tentative="1">
@@ -25127,7 +25148,7 @@
         <w:ind w:left="3600" w:hanging="360"/>
       </w:pPr>
       <w:rPr>
-        <w:rFonts w:ascii="Courier New" w:hAnsi="Courier New" w:cs="Courier New" w:hint="default"/>
+        <w:rFonts w:hint="default" w:ascii="Courier New" w:hAnsi="Courier New" w:cs="Courier New"/>
       </w:rPr>
     </w:lvl>
     <w:lvl w:ilvl="5" w:tplc="04130005" w:tentative="1">
@@ -25139,7 +25160,7 @@
         <w:ind w:left="4320" w:hanging="360"/>
       </w:pPr>
       <w:rPr>
-        <w:rFonts w:ascii="Wingdings" w:hAnsi="Wingdings" w:hint="default"/>
+        <w:rFonts w:hint="default" w:ascii="Wingdings" w:hAnsi="Wingdings"/>
       </w:rPr>
     </w:lvl>
     <w:lvl w:ilvl="6" w:tplc="04130001" w:tentative="1">
@@ -25151,7 +25172,7 @@
         <w:ind w:left="5040" w:hanging="360"/>
       </w:pPr>
       <w:rPr>
-        <w:rFonts w:ascii="Symbol" w:hAnsi="Symbol" w:hint="default"/>
+        <w:rFonts w:hint="default" w:ascii="Symbol" w:hAnsi="Symbol"/>
       </w:rPr>
     </w:lvl>
     <w:lvl w:ilvl="7" w:tplc="04130003" w:tentative="1">
@@ -25163,7 +25184,7 @@
         <w:ind w:left="5760" w:hanging="360"/>
       </w:pPr>
       <w:rPr>
-        <w:rFonts w:ascii="Courier New" w:hAnsi="Courier New" w:cs="Courier New" w:hint="default"/>
+        <w:rFonts w:hint="default" w:ascii="Courier New" w:hAnsi="Courier New" w:cs="Courier New"/>
       </w:rPr>
     </w:lvl>
     <w:lvl w:ilvl="8" w:tplc="04130005" w:tentative="1">
@@ -25175,7 +25196,7 @@
         <w:ind w:left="6480" w:hanging="360"/>
       </w:pPr>
       <w:rPr>
-        <w:rFonts w:ascii="Wingdings" w:hAnsi="Wingdings" w:hint="default"/>
+        <w:rFonts w:hint="default" w:ascii="Wingdings" w:hAnsi="Wingdings"/>
       </w:rPr>
     </w:lvl>
   </w:abstractNum>
@@ -25192,7 +25213,7 @@
         <w:ind w:left="720" w:hanging="360"/>
       </w:pPr>
       <w:rPr>
-        <w:rFonts w:ascii="Symbol" w:hAnsi="Symbol" w:hint="default"/>
+        <w:rFonts w:hint="default" w:ascii="Symbol" w:hAnsi="Symbol"/>
       </w:rPr>
     </w:lvl>
     <w:lvl w:ilvl="1" w:tplc="3F121A20" w:tentative="1">
@@ -25204,7 +25225,7 @@
         <w:ind w:left="1440" w:hanging="360"/>
       </w:pPr>
       <w:rPr>
-        <w:rFonts w:ascii="Courier New" w:hAnsi="Courier New" w:hint="default"/>
+        <w:rFonts w:hint="default" w:ascii="Courier New" w:hAnsi="Courier New"/>
       </w:rPr>
     </w:lvl>
     <w:lvl w:ilvl="2" w:tplc="A630327C" w:tentative="1">
@@ -25216,7 +25237,7 @@
         <w:ind w:left="2160" w:hanging="360"/>
       </w:pPr>
       <w:rPr>
-        <w:rFonts w:ascii="Wingdings" w:hAnsi="Wingdings" w:hint="default"/>
+        <w:rFonts w:hint="default" w:ascii="Wingdings" w:hAnsi="Wingdings"/>
       </w:rPr>
     </w:lvl>
     <w:lvl w:ilvl="3" w:tplc="2CA400DC" w:tentative="1">
@@ -25228,7 +25249,7 @@
         <w:ind w:left="2880" w:hanging="360"/>
       </w:pPr>
       <w:rPr>
-        <w:rFonts w:ascii="Symbol" w:hAnsi="Symbol" w:hint="default"/>
+        <w:rFonts w:hint="default" w:ascii="Symbol" w:hAnsi="Symbol"/>
       </w:rPr>
     </w:lvl>
     <w:lvl w:ilvl="4" w:tplc="4D9E01E8" w:tentative="1">
@@ -25240,7 +25261,7 @@
         <w:ind w:left="3600" w:hanging="360"/>
       </w:pPr>
       <w:rPr>
-        <w:rFonts w:ascii="Courier New" w:hAnsi="Courier New" w:hint="default"/>
+        <w:rFonts w:hint="default" w:ascii="Courier New" w:hAnsi="Courier New"/>
       </w:rPr>
     </w:lvl>
     <w:lvl w:ilvl="5" w:tplc="7B8ABBCC" w:tentative="1">
@@ -25252,7 +25273,7 @@
         <w:ind w:left="4320" w:hanging="360"/>
       </w:pPr>
       <w:rPr>
-        <w:rFonts w:ascii="Wingdings" w:hAnsi="Wingdings" w:hint="default"/>
+        <w:rFonts w:hint="default" w:ascii="Wingdings" w:hAnsi="Wingdings"/>
       </w:rPr>
     </w:lvl>
     <w:lvl w:ilvl="6" w:tplc="28DE1972" w:tentative="1">
@@ -25264,7 +25285,7 @@
         <w:ind w:left="5040" w:hanging="360"/>
       </w:pPr>
       <w:rPr>
-        <w:rFonts w:ascii="Symbol" w:hAnsi="Symbol" w:hint="default"/>
+        <w:rFonts w:hint="default" w:ascii="Symbol" w:hAnsi="Symbol"/>
       </w:rPr>
     </w:lvl>
     <w:lvl w:ilvl="7" w:tplc="8C6CB328" w:tentative="1">
@@ -25276,7 +25297,7 @@
         <w:ind w:left="5760" w:hanging="360"/>
       </w:pPr>
       <w:rPr>
-        <w:rFonts w:ascii="Courier New" w:hAnsi="Courier New" w:hint="default"/>
+        <w:rFonts w:hint="default" w:ascii="Courier New" w:hAnsi="Courier New"/>
       </w:rPr>
     </w:lvl>
     <w:lvl w:ilvl="8" w:tplc="852E9696" w:tentative="1">
@@ -25288,7 +25309,7 @@
         <w:ind w:left="6480" w:hanging="360"/>
       </w:pPr>
       <w:rPr>
-        <w:rFonts w:ascii="Wingdings" w:hAnsi="Wingdings" w:hint="default"/>
+        <w:rFonts w:hint="default" w:ascii="Wingdings" w:hAnsi="Wingdings"/>
       </w:rPr>
     </w:lvl>
   </w:abstractNum>
@@ -25308,7 +25329,7 @@
         <w:ind w:left="720" w:hanging="360"/>
       </w:pPr>
       <w:rPr>
-        <w:rFonts w:ascii="Symbol" w:hAnsi="Symbol" w:hint="default"/>
+        <w:rFonts w:hint="default" w:ascii="Symbol" w:hAnsi="Symbol"/>
         <w:sz w:val="20"/>
       </w:rPr>
     </w:lvl>
@@ -25324,7 +25345,7 @@
         <w:ind w:left="1440" w:hanging="360"/>
       </w:pPr>
       <w:rPr>
-        <w:rFonts w:ascii="Symbol" w:hAnsi="Symbol" w:hint="default"/>
+        <w:rFonts w:hint="default" w:ascii="Symbol" w:hAnsi="Symbol"/>
         <w:sz w:val="20"/>
       </w:rPr>
     </w:lvl>
@@ -25340,7 +25361,7 @@
         <w:ind w:left="2160" w:hanging="360"/>
       </w:pPr>
       <w:rPr>
-        <w:rFonts w:ascii="Symbol" w:hAnsi="Symbol" w:hint="default"/>
+        <w:rFonts w:hint="default" w:ascii="Symbol" w:hAnsi="Symbol"/>
         <w:sz w:val="20"/>
       </w:rPr>
     </w:lvl>
@@ -25356,7 +25377,7 @@
         <w:ind w:left="2880" w:hanging="360"/>
       </w:pPr>
       <w:rPr>
-        <w:rFonts w:ascii="Symbol" w:hAnsi="Symbol" w:hint="default"/>
+        <w:rFonts w:hint="default" w:ascii="Symbol" w:hAnsi="Symbol"/>
         <w:sz w:val="20"/>
       </w:rPr>
     </w:lvl>
@@ -25372,7 +25393,7 @@
         <w:ind w:left="3600" w:hanging="360"/>
       </w:pPr>
       <w:rPr>
-        <w:rFonts w:ascii="Symbol" w:hAnsi="Symbol" w:hint="default"/>
+        <w:rFonts w:hint="default" w:ascii="Symbol" w:hAnsi="Symbol"/>
         <w:sz w:val="20"/>
       </w:rPr>
     </w:lvl>
@@ -25388,7 +25409,7 @@
         <w:ind w:left="4320" w:hanging="360"/>
       </w:pPr>
       <w:rPr>
-        <w:rFonts w:ascii="Symbol" w:hAnsi="Symbol" w:hint="default"/>
+        <w:rFonts w:hint="default" w:ascii="Symbol" w:hAnsi="Symbol"/>
         <w:sz w:val="20"/>
       </w:rPr>
     </w:lvl>
@@ -25404,7 +25425,7 @@
         <w:ind w:left="5040" w:hanging="360"/>
       </w:pPr>
       <w:rPr>
-        <w:rFonts w:ascii="Symbol" w:hAnsi="Symbol" w:hint="default"/>
+        <w:rFonts w:hint="default" w:ascii="Symbol" w:hAnsi="Symbol"/>
         <w:sz w:val="20"/>
       </w:rPr>
     </w:lvl>
@@ -25420,7 +25441,7 @@
         <w:ind w:left="5760" w:hanging="360"/>
       </w:pPr>
       <w:rPr>
-        <w:rFonts w:ascii="Symbol" w:hAnsi="Symbol" w:hint="default"/>
+        <w:rFonts w:hint="default" w:ascii="Symbol" w:hAnsi="Symbol"/>
         <w:sz w:val="20"/>
       </w:rPr>
     </w:lvl>
@@ -25436,7 +25457,7 @@
         <w:ind w:left="6480" w:hanging="360"/>
       </w:pPr>
       <w:rPr>
-        <w:rFonts w:ascii="Symbol" w:hAnsi="Symbol" w:hint="default"/>
+        <w:rFonts w:hint="default" w:ascii="Symbol" w:hAnsi="Symbol"/>
         <w:sz w:val="20"/>
       </w:rPr>
     </w:lvl>
@@ -25454,7 +25475,7 @@
         <w:ind w:left="720" w:hanging="360"/>
       </w:pPr>
       <w:rPr>
-        <w:rFonts w:ascii="Symbol" w:hAnsi="Symbol" w:hint="default"/>
+        <w:rFonts w:hint="default" w:ascii="Symbol" w:hAnsi="Symbol"/>
       </w:rPr>
     </w:lvl>
     <w:lvl w:ilvl="1" w:tplc="80EC4254">
@@ -25466,7 +25487,7 @@
         <w:ind w:left="1440" w:hanging="360"/>
       </w:pPr>
       <w:rPr>
-        <w:rFonts w:ascii="Courier New" w:hAnsi="Courier New" w:hint="default"/>
+        <w:rFonts w:hint="default" w:ascii="Courier New" w:hAnsi="Courier New"/>
       </w:rPr>
     </w:lvl>
     <w:lvl w:ilvl="2" w:tplc="0562C456" w:tentative="1">
@@ -25478,7 +25499,7 @@
         <w:ind w:left="2160" w:hanging="360"/>
       </w:pPr>
       <w:rPr>
-        <w:rFonts w:ascii="Wingdings" w:hAnsi="Wingdings" w:hint="default"/>
+        <w:rFonts w:hint="default" w:ascii="Wingdings" w:hAnsi="Wingdings"/>
       </w:rPr>
     </w:lvl>
     <w:lvl w:ilvl="3" w:tplc="A650C442" w:tentative="1">
@@ -25490,7 +25511,7 @@
         <w:ind w:left="2880" w:hanging="360"/>
       </w:pPr>
       <w:rPr>
-        <w:rFonts w:ascii="Symbol" w:hAnsi="Symbol" w:hint="default"/>
+        <w:rFonts w:hint="default" w:ascii="Symbol" w:hAnsi="Symbol"/>
       </w:rPr>
     </w:lvl>
     <w:lvl w:ilvl="4" w:tplc="8C1ED3B2" w:tentative="1">
@@ -25502,7 +25523,7 @@
         <w:ind w:left="3600" w:hanging="360"/>
       </w:pPr>
       <w:rPr>
-        <w:rFonts w:ascii="Courier New" w:hAnsi="Courier New" w:hint="default"/>
+        <w:rFonts w:hint="default" w:ascii="Courier New" w:hAnsi="Courier New"/>
       </w:rPr>
     </w:lvl>
     <w:lvl w:ilvl="5" w:tplc="DED05E2A" w:tentative="1">
@@ -25514,7 +25535,7 @@
         <w:ind w:left="4320" w:hanging="360"/>
       </w:pPr>
       <w:rPr>
-        <w:rFonts w:ascii="Wingdings" w:hAnsi="Wingdings" w:hint="default"/>
+        <w:rFonts w:hint="default" w:ascii="Wingdings" w:hAnsi="Wingdings"/>
       </w:rPr>
     </w:lvl>
     <w:lvl w:ilvl="6" w:tplc="0F745BE4" w:tentative="1">
@@ -25526,7 +25547,7 @@
         <w:ind w:left="5040" w:hanging="360"/>
       </w:pPr>
       <w:rPr>
-        <w:rFonts w:ascii="Symbol" w:hAnsi="Symbol" w:hint="default"/>
+        <w:rFonts w:hint="default" w:ascii="Symbol" w:hAnsi="Symbol"/>
       </w:rPr>
     </w:lvl>
     <w:lvl w:ilvl="7" w:tplc="C72698A2" w:tentative="1">
@@ -25538,7 +25559,7 @@
         <w:ind w:left="5760" w:hanging="360"/>
       </w:pPr>
       <w:rPr>
-        <w:rFonts w:ascii="Courier New" w:hAnsi="Courier New" w:hint="default"/>
+        <w:rFonts w:hint="default" w:ascii="Courier New" w:hAnsi="Courier New"/>
       </w:rPr>
     </w:lvl>
     <w:lvl w:ilvl="8" w:tplc="2CD67254" w:tentative="1">
@@ -25550,7 +25571,7 @@
         <w:ind w:left="6480" w:hanging="360"/>
       </w:pPr>
       <w:rPr>
-        <w:rFonts w:ascii="Wingdings" w:hAnsi="Wingdings" w:hint="default"/>
+        <w:rFonts w:hint="default" w:ascii="Wingdings" w:hAnsi="Wingdings"/>
       </w:rPr>
     </w:lvl>
   </w:abstractNum>
@@ -25567,7 +25588,7 @@
         <w:ind w:left="720" w:hanging="360"/>
       </w:pPr>
       <w:rPr>
-        <w:rFonts w:ascii="Symbol" w:hAnsi="Symbol" w:hint="default"/>
+        <w:rFonts w:hint="default" w:ascii="Symbol" w:hAnsi="Symbol"/>
       </w:rPr>
     </w:lvl>
     <w:lvl w:ilvl="1" w:tplc="E312E37C">
@@ -25579,7 +25600,7 @@
         <w:ind w:left="1440" w:hanging="360"/>
       </w:pPr>
       <w:rPr>
-        <w:rFonts w:ascii="Courier New" w:hAnsi="Courier New" w:hint="default"/>
+        <w:rFonts w:hint="default" w:ascii="Courier New" w:hAnsi="Courier New"/>
       </w:rPr>
     </w:lvl>
     <w:lvl w:ilvl="2" w:tplc="917019AE">
@@ -25591,7 +25612,7 @@
         <w:ind w:left="2160" w:hanging="360"/>
       </w:pPr>
       <w:rPr>
-        <w:rFonts w:ascii="Wingdings" w:hAnsi="Wingdings" w:hint="default"/>
+        <w:rFonts w:hint="default" w:ascii="Wingdings" w:hAnsi="Wingdings"/>
       </w:rPr>
     </w:lvl>
     <w:lvl w:ilvl="3" w:tplc="AC248B2A">
@@ -25603,7 +25624,7 @@
         <w:ind w:left="2880" w:hanging="360"/>
       </w:pPr>
       <w:rPr>
-        <w:rFonts w:ascii="Symbol" w:hAnsi="Symbol" w:hint="default"/>
+        <w:rFonts w:hint="default" w:ascii="Symbol" w:hAnsi="Symbol"/>
       </w:rPr>
     </w:lvl>
     <w:lvl w:ilvl="4" w:tplc="3AECC5F8">
@@ -25615,7 +25636,7 @@
         <w:ind w:left="3600" w:hanging="360"/>
       </w:pPr>
       <w:rPr>
-        <w:rFonts w:ascii="Courier New" w:hAnsi="Courier New" w:hint="default"/>
+        <w:rFonts w:hint="default" w:ascii="Courier New" w:hAnsi="Courier New"/>
       </w:rPr>
     </w:lvl>
     <w:lvl w:ilvl="5" w:tplc="73EC8CF4">
@@ -25627,7 +25648,7 @@
         <w:ind w:left="4320" w:hanging="360"/>
       </w:pPr>
       <w:rPr>
-        <w:rFonts w:ascii="Wingdings" w:hAnsi="Wingdings" w:hint="default"/>
+        <w:rFonts w:hint="default" w:ascii="Wingdings" w:hAnsi="Wingdings"/>
       </w:rPr>
     </w:lvl>
     <w:lvl w:ilvl="6" w:tplc="F1D0543E">
@@ -25639,7 +25660,7 @@
         <w:ind w:left="5040" w:hanging="360"/>
       </w:pPr>
       <w:rPr>
-        <w:rFonts w:ascii="Symbol" w:hAnsi="Symbol" w:hint="default"/>
+        <w:rFonts w:hint="default" w:ascii="Symbol" w:hAnsi="Symbol"/>
       </w:rPr>
     </w:lvl>
     <w:lvl w:ilvl="7" w:tplc="49FCD7C4">
@@ -25651,7 +25672,7 @@
         <w:ind w:left="5760" w:hanging="360"/>
       </w:pPr>
       <w:rPr>
-        <w:rFonts w:ascii="Courier New" w:hAnsi="Courier New" w:hint="default"/>
+        <w:rFonts w:hint="default" w:ascii="Courier New" w:hAnsi="Courier New"/>
       </w:rPr>
     </w:lvl>
     <w:lvl w:ilvl="8" w:tplc="0E06680E">
@@ -25663,7 +25684,7 @@
         <w:ind w:left="6480" w:hanging="360"/>
       </w:pPr>
       <w:rPr>
-        <w:rFonts w:ascii="Wingdings" w:hAnsi="Wingdings" w:hint="default"/>
+        <w:rFonts w:hint="default" w:ascii="Wingdings" w:hAnsi="Wingdings"/>
       </w:rPr>
     </w:lvl>
   </w:abstractNum>
@@ -25680,7 +25701,7 @@
         <w:ind w:left="720" w:hanging="360"/>
       </w:pPr>
       <w:rPr>
-        <w:rFonts w:ascii="Symbol" w:hAnsi="Symbol" w:hint="default"/>
+        <w:rFonts w:hint="default" w:ascii="Symbol" w:hAnsi="Symbol"/>
       </w:rPr>
     </w:lvl>
     <w:lvl w:ilvl="1" w:tplc="835600E0">
@@ -25692,7 +25713,7 @@
         <w:ind w:left="1440" w:hanging="360"/>
       </w:pPr>
       <w:rPr>
-        <w:rFonts w:ascii="Courier New" w:hAnsi="Courier New" w:hint="default"/>
+        <w:rFonts w:hint="default" w:ascii="Courier New" w:hAnsi="Courier New"/>
       </w:rPr>
     </w:lvl>
     <w:lvl w:ilvl="2" w:tplc="FD984CCA">
@@ -25704,7 +25725,7 @@
         <w:ind w:left="2160" w:hanging="360"/>
       </w:pPr>
       <w:rPr>
-        <w:rFonts w:ascii="Wingdings" w:hAnsi="Wingdings" w:hint="default"/>
+        <w:rFonts w:hint="default" w:ascii="Wingdings" w:hAnsi="Wingdings"/>
       </w:rPr>
     </w:lvl>
     <w:lvl w:ilvl="3" w:tplc="3B0487C4">
@@ -25716,7 +25737,7 @@
         <w:ind w:left="2880" w:hanging="360"/>
       </w:pPr>
       <w:rPr>
-        <w:rFonts w:ascii="Symbol" w:hAnsi="Symbol" w:hint="default"/>
+        <w:rFonts w:hint="default" w:ascii="Symbol" w:hAnsi="Symbol"/>
       </w:rPr>
     </w:lvl>
     <w:lvl w:ilvl="4" w:tplc="D1566C94">
@@ -25728,7 +25749,7 @@
         <w:ind w:left="3600" w:hanging="360"/>
       </w:pPr>
       <w:rPr>
-        <w:rFonts w:ascii="Courier New" w:hAnsi="Courier New" w:hint="default"/>
+        <w:rFonts w:hint="default" w:ascii="Courier New" w:hAnsi="Courier New"/>
       </w:rPr>
     </w:lvl>
     <w:lvl w:ilvl="5" w:tplc="FD2E519A">
@@ -25740,7 +25761,7 @@
         <w:ind w:left="4320" w:hanging="360"/>
       </w:pPr>
       <w:rPr>
-        <w:rFonts w:ascii="Wingdings" w:hAnsi="Wingdings" w:hint="default"/>
+        <w:rFonts w:hint="default" w:ascii="Wingdings" w:hAnsi="Wingdings"/>
       </w:rPr>
     </w:lvl>
     <w:lvl w:ilvl="6" w:tplc="E324861A">
@@ -25752,7 +25773,7 @@
         <w:ind w:left="5040" w:hanging="360"/>
       </w:pPr>
       <w:rPr>
-        <w:rFonts w:ascii="Symbol" w:hAnsi="Symbol" w:hint="default"/>
+        <w:rFonts w:hint="default" w:ascii="Symbol" w:hAnsi="Symbol"/>
       </w:rPr>
     </w:lvl>
     <w:lvl w:ilvl="7" w:tplc="154EBE56">
@@ -25764,7 +25785,7 @@
         <w:ind w:left="5760" w:hanging="360"/>
       </w:pPr>
       <w:rPr>
-        <w:rFonts w:ascii="Courier New" w:hAnsi="Courier New" w:hint="default"/>
+        <w:rFonts w:hint="default" w:ascii="Courier New" w:hAnsi="Courier New"/>
       </w:rPr>
     </w:lvl>
     <w:lvl w:ilvl="8" w:tplc="8AD6C9C8">
@@ -25776,7 +25797,7 @@
         <w:ind w:left="6480" w:hanging="360"/>
       </w:pPr>
       <w:rPr>
-        <w:rFonts w:ascii="Wingdings" w:hAnsi="Wingdings" w:hint="default"/>
+        <w:rFonts w:hint="default" w:ascii="Wingdings" w:hAnsi="Wingdings"/>
       </w:rPr>
     </w:lvl>
   </w:abstractNum>
@@ -25793,7 +25814,7 @@
         <w:ind w:left="720" w:hanging="360"/>
       </w:pPr>
       <w:rPr>
-        <w:rFonts w:ascii="Symbol" w:hAnsi="Symbol" w:hint="default"/>
+        <w:rFonts w:hint="default" w:ascii="Symbol" w:hAnsi="Symbol"/>
       </w:rPr>
     </w:lvl>
     <w:lvl w:ilvl="1" w:tplc="83B07CFE">
@@ -25805,7 +25826,7 @@
         <w:ind w:left="1440" w:hanging="360"/>
       </w:pPr>
       <w:rPr>
-        <w:rFonts w:ascii="Courier New" w:hAnsi="Courier New" w:hint="default"/>
+        <w:rFonts w:hint="default" w:ascii="Courier New" w:hAnsi="Courier New"/>
       </w:rPr>
     </w:lvl>
     <w:lvl w:ilvl="2" w:tplc="9E54AAEA">
@@ -25817,7 +25838,7 @@
         <w:ind w:left="2160" w:hanging="360"/>
       </w:pPr>
       <w:rPr>
-        <w:rFonts w:ascii="Wingdings" w:hAnsi="Wingdings" w:hint="default"/>
+        <w:rFonts w:hint="default" w:ascii="Wingdings" w:hAnsi="Wingdings"/>
       </w:rPr>
     </w:lvl>
     <w:lvl w:ilvl="3" w:tplc="4E8EF444">
@@ -25829,7 +25850,7 @@
         <w:ind w:left="2880" w:hanging="360"/>
       </w:pPr>
       <w:rPr>
-        <w:rFonts w:ascii="Symbol" w:hAnsi="Symbol" w:hint="default"/>
+        <w:rFonts w:hint="default" w:ascii="Symbol" w:hAnsi="Symbol"/>
       </w:rPr>
     </w:lvl>
     <w:lvl w:ilvl="4" w:tplc="74DEDE24">
@@ -25841,7 +25862,7 @@
         <w:ind w:left="3600" w:hanging="360"/>
       </w:pPr>
       <w:rPr>
-        <w:rFonts w:ascii="Courier New" w:hAnsi="Courier New" w:hint="default"/>
+        <w:rFonts w:hint="default" w:ascii="Courier New" w:hAnsi="Courier New"/>
       </w:rPr>
     </w:lvl>
     <w:lvl w:ilvl="5" w:tplc="C396F712">
@@ -25853,7 +25874,7 @@
         <w:ind w:left="4320" w:hanging="360"/>
       </w:pPr>
       <w:rPr>
-        <w:rFonts w:ascii="Wingdings" w:hAnsi="Wingdings" w:hint="default"/>
+        <w:rFonts w:hint="default" w:ascii="Wingdings" w:hAnsi="Wingdings"/>
       </w:rPr>
     </w:lvl>
     <w:lvl w:ilvl="6" w:tplc="36B086B8">
@@ -25865,7 +25886,7 @@
         <w:ind w:left="5040" w:hanging="360"/>
       </w:pPr>
       <w:rPr>
-        <w:rFonts w:ascii="Symbol" w:hAnsi="Symbol" w:hint="default"/>
+        <w:rFonts w:hint="default" w:ascii="Symbol" w:hAnsi="Symbol"/>
       </w:rPr>
     </w:lvl>
     <w:lvl w:ilvl="7" w:tplc="AC3CE606">
@@ -25877,7 +25898,7 @@
         <w:ind w:left="5760" w:hanging="360"/>
       </w:pPr>
       <w:rPr>
-        <w:rFonts w:ascii="Courier New" w:hAnsi="Courier New" w:hint="default"/>
+        <w:rFonts w:hint="default" w:ascii="Courier New" w:hAnsi="Courier New"/>
       </w:rPr>
     </w:lvl>
     <w:lvl w:ilvl="8" w:tplc="1DD4AFB0">
@@ -25889,7 +25910,7 @@
         <w:ind w:left="6480" w:hanging="360"/>
       </w:pPr>
       <w:rPr>
-        <w:rFonts w:ascii="Wingdings" w:hAnsi="Wingdings" w:hint="default"/>
+        <w:rFonts w:hint="default" w:ascii="Wingdings" w:hAnsi="Wingdings"/>
       </w:rPr>
     </w:lvl>
   </w:abstractNum>
@@ -25906,7 +25927,7 @@
         <w:ind w:left="720" w:hanging="360"/>
       </w:pPr>
       <w:rPr>
-        <w:rFonts w:ascii="Symbol" w:hAnsi="Symbol" w:hint="default"/>
+        <w:rFonts w:hint="default" w:ascii="Symbol" w:hAnsi="Symbol"/>
       </w:rPr>
     </w:lvl>
     <w:lvl w:ilvl="1" w:tplc="1E5E4A44">
@@ -25918,7 +25939,7 @@
         <w:ind w:left="1440" w:hanging="360"/>
       </w:pPr>
       <w:rPr>
-        <w:rFonts w:ascii="Courier New" w:hAnsi="Courier New" w:hint="default"/>
+        <w:rFonts w:hint="default" w:ascii="Courier New" w:hAnsi="Courier New"/>
       </w:rPr>
     </w:lvl>
     <w:lvl w:ilvl="2" w:tplc="8ACE6A38">
@@ -25930,7 +25951,7 @@
         <w:ind w:left="2160" w:hanging="360"/>
       </w:pPr>
       <w:rPr>
-        <w:rFonts w:ascii="Wingdings" w:hAnsi="Wingdings" w:hint="default"/>
+        <w:rFonts w:hint="default" w:ascii="Wingdings" w:hAnsi="Wingdings"/>
       </w:rPr>
     </w:lvl>
     <w:lvl w:ilvl="3" w:tplc="72CEDDD2">
@@ -25942,7 +25963,7 @@
         <w:ind w:left="2880" w:hanging="360"/>
       </w:pPr>
       <w:rPr>
-        <w:rFonts w:ascii="Symbol" w:hAnsi="Symbol" w:hint="default"/>
+        <w:rFonts w:hint="default" w:ascii="Symbol" w:hAnsi="Symbol"/>
       </w:rPr>
     </w:lvl>
     <w:lvl w:ilvl="4" w:tplc="405C6682">
@@ -25954,7 +25975,7 @@
         <w:ind w:left="3600" w:hanging="360"/>
       </w:pPr>
       <w:rPr>
-        <w:rFonts w:ascii="Courier New" w:hAnsi="Courier New" w:hint="default"/>
+        <w:rFonts w:hint="default" w:ascii="Courier New" w:hAnsi="Courier New"/>
       </w:rPr>
     </w:lvl>
     <w:lvl w:ilvl="5" w:tplc="242C3898">
@@ -25966,7 +25987,7 @@
         <w:ind w:left="4320" w:hanging="360"/>
       </w:pPr>
       <w:rPr>
-        <w:rFonts w:ascii="Wingdings" w:hAnsi="Wingdings" w:hint="default"/>
+        <w:rFonts w:hint="default" w:ascii="Wingdings" w:hAnsi="Wingdings"/>
       </w:rPr>
     </w:lvl>
     <w:lvl w:ilvl="6" w:tplc="86BE9ADE">
@@ -25978,7 +25999,7 @@
         <w:ind w:left="5040" w:hanging="360"/>
       </w:pPr>
       <w:rPr>
-        <w:rFonts w:ascii="Symbol" w:hAnsi="Symbol" w:hint="default"/>
+        <w:rFonts w:hint="default" w:ascii="Symbol" w:hAnsi="Symbol"/>
       </w:rPr>
     </w:lvl>
     <w:lvl w:ilvl="7" w:tplc="DC2C322C">
@@ -25990,7 +26011,7 @@
         <w:ind w:left="5760" w:hanging="360"/>
       </w:pPr>
       <w:rPr>
-        <w:rFonts w:ascii="Courier New" w:hAnsi="Courier New" w:hint="default"/>
+        <w:rFonts w:hint="default" w:ascii="Courier New" w:hAnsi="Courier New"/>
       </w:rPr>
     </w:lvl>
     <w:lvl w:ilvl="8" w:tplc="161A394C">
@@ -26002,7 +26023,7 @@
         <w:ind w:left="6480" w:hanging="360"/>
       </w:pPr>
       <w:rPr>
-        <w:rFonts w:ascii="Wingdings" w:hAnsi="Wingdings" w:hint="default"/>
+        <w:rFonts w:hint="default" w:ascii="Wingdings" w:hAnsi="Wingdings"/>
       </w:rPr>
     </w:lvl>
   </w:abstractNum>
@@ -26019,7 +26040,7 @@
         <w:ind w:left="720" w:hanging="360"/>
       </w:pPr>
       <w:rPr>
-        <w:rFonts w:ascii="Symbol" w:hAnsi="Symbol" w:hint="default"/>
+        <w:rFonts w:hint="default" w:ascii="Symbol" w:hAnsi="Symbol"/>
       </w:rPr>
     </w:lvl>
     <w:lvl w:ilvl="1" w:tplc="D44E57A2">
@@ -26031,7 +26052,7 @@
         <w:ind w:left="1440" w:hanging="360"/>
       </w:pPr>
       <w:rPr>
-        <w:rFonts w:ascii="Courier New" w:hAnsi="Courier New" w:hint="default"/>
+        <w:rFonts w:hint="default" w:ascii="Courier New" w:hAnsi="Courier New"/>
       </w:rPr>
     </w:lvl>
     <w:lvl w:ilvl="2" w:tplc="54C0CD38">
@@ -26043,7 +26064,7 @@
         <w:ind w:left="2160" w:hanging="360"/>
       </w:pPr>
       <w:rPr>
-        <w:rFonts w:ascii="Wingdings" w:hAnsi="Wingdings" w:hint="default"/>
+        <w:rFonts w:hint="default" w:ascii="Wingdings" w:hAnsi="Wingdings"/>
       </w:rPr>
     </w:lvl>
     <w:lvl w:ilvl="3" w:tplc="9DAC3CF4">
@@ -26055,7 +26076,7 @@
         <w:ind w:left="2880" w:hanging="360"/>
       </w:pPr>
       <w:rPr>
-        <w:rFonts w:ascii="Symbol" w:hAnsi="Symbol" w:hint="default"/>
+        <w:rFonts w:hint="default" w:ascii="Symbol" w:hAnsi="Symbol"/>
       </w:rPr>
     </w:lvl>
     <w:lvl w:ilvl="4" w:tplc="C8FC28F4">
@@ -26067,7 +26088,7 @@
         <w:ind w:left="3600" w:hanging="360"/>
       </w:pPr>
       <w:rPr>
-        <w:rFonts w:ascii="Courier New" w:hAnsi="Courier New" w:hint="default"/>
+        <w:rFonts w:hint="default" w:ascii="Courier New" w:hAnsi="Courier New"/>
       </w:rPr>
     </w:lvl>
     <w:lvl w:ilvl="5" w:tplc="A3C8D3FC">
@@ -26079,7 +26100,7 @@
         <w:ind w:left="4320" w:hanging="360"/>
       </w:pPr>
       <w:rPr>
-        <w:rFonts w:ascii="Wingdings" w:hAnsi="Wingdings" w:hint="default"/>
+        <w:rFonts w:hint="default" w:ascii="Wingdings" w:hAnsi="Wingdings"/>
       </w:rPr>
     </w:lvl>
     <w:lvl w:ilvl="6" w:tplc="177EB5BA">
@@ -26091,7 +26112,7 @@
         <w:ind w:left="5040" w:hanging="360"/>
       </w:pPr>
       <w:rPr>
-        <w:rFonts w:ascii="Symbol" w:hAnsi="Symbol" w:hint="default"/>
+        <w:rFonts w:hint="default" w:ascii="Symbol" w:hAnsi="Symbol"/>
       </w:rPr>
     </w:lvl>
     <w:lvl w:ilvl="7" w:tplc="1B32A80A">
@@ -26103,7 +26124,7 @@
         <w:ind w:left="5760" w:hanging="360"/>
       </w:pPr>
       <w:rPr>
-        <w:rFonts w:ascii="Courier New" w:hAnsi="Courier New" w:hint="default"/>
+        <w:rFonts w:hint="default" w:ascii="Courier New" w:hAnsi="Courier New"/>
       </w:rPr>
     </w:lvl>
     <w:lvl w:ilvl="8" w:tplc="2D683F06">
@@ -26115,7 +26136,7 @@
         <w:ind w:left="6480" w:hanging="360"/>
       </w:pPr>
       <w:rPr>
-        <w:rFonts w:ascii="Wingdings" w:hAnsi="Wingdings" w:hint="default"/>
+        <w:rFonts w:hint="default" w:ascii="Wingdings" w:hAnsi="Wingdings"/>
       </w:rPr>
     </w:lvl>
   </w:abstractNum>
@@ -26135,7 +26156,7 @@
         <w:ind w:left="720" w:hanging="360"/>
       </w:pPr>
       <w:rPr>
-        <w:rFonts w:ascii="Symbol" w:hAnsi="Symbol" w:hint="default"/>
+        <w:rFonts w:hint="default" w:ascii="Symbol" w:hAnsi="Symbol"/>
         <w:sz w:val="20"/>
       </w:rPr>
     </w:lvl>
@@ -26151,7 +26172,7 @@
         <w:ind w:left="1440" w:hanging="360"/>
       </w:pPr>
       <w:rPr>
-        <w:rFonts w:ascii="Symbol" w:hAnsi="Symbol" w:hint="default"/>
+        <w:rFonts w:hint="default" w:ascii="Symbol" w:hAnsi="Symbol"/>
         <w:sz w:val="20"/>
       </w:rPr>
     </w:lvl>
@@ -26167,7 +26188,7 @@
         <w:ind w:left="2160" w:hanging="360"/>
       </w:pPr>
       <w:rPr>
-        <w:rFonts w:ascii="Symbol" w:hAnsi="Symbol" w:hint="default"/>
+        <w:rFonts w:hint="default" w:ascii="Symbol" w:hAnsi="Symbol"/>
         <w:sz w:val="20"/>
       </w:rPr>
     </w:lvl>
@@ -26183,7 +26204,7 @@
         <w:ind w:left="2880" w:hanging="360"/>
       </w:pPr>
       <w:rPr>
-        <w:rFonts w:ascii="Symbol" w:hAnsi="Symbol" w:hint="default"/>
+        <w:rFonts w:hint="default" w:ascii="Symbol" w:hAnsi="Symbol"/>
         <w:sz w:val="20"/>
       </w:rPr>
     </w:lvl>
@@ -26199,7 +26220,7 @@
         <w:ind w:left="3600" w:hanging="360"/>
       </w:pPr>
       <w:rPr>
-        <w:rFonts w:ascii="Symbol" w:hAnsi="Symbol" w:hint="default"/>
+        <w:rFonts w:hint="default" w:ascii="Symbol" w:hAnsi="Symbol"/>
         <w:sz w:val="20"/>
       </w:rPr>
     </w:lvl>
@@ -26215,7 +26236,7 @@
         <w:ind w:left="4320" w:hanging="360"/>
       </w:pPr>
       <w:rPr>
-        <w:rFonts w:ascii="Symbol" w:hAnsi="Symbol" w:hint="default"/>
+        <w:rFonts w:hint="default" w:ascii="Symbol" w:hAnsi="Symbol"/>
         <w:sz w:val="20"/>
       </w:rPr>
     </w:lvl>
@@ -26231,7 +26252,7 @@
         <w:ind w:left="5040" w:hanging="360"/>
       </w:pPr>
       <w:rPr>
-        <w:rFonts w:ascii="Symbol" w:hAnsi="Symbol" w:hint="default"/>
+        <w:rFonts w:hint="default" w:ascii="Symbol" w:hAnsi="Symbol"/>
         <w:sz w:val="20"/>
       </w:rPr>
     </w:lvl>
@@ -26247,7 +26268,7 @@
         <w:ind w:left="5760" w:hanging="360"/>
       </w:pPr>
       <w:rPr>
-        <w:rFonts w:ascii="Symbol" w:hAnsi="Symbol" w:hint="default"/>
+        <w:rFonts w:hint="default" w:ascii="Symbol" w:hAnsi="Symbol"/>
         <w:sz w:val="20"/>
       </w:rPr>
     </w:lvl>
@@ -26263,7 +26284,7 @@
         <w:ind w:left="6480" w:hanging="360"/>
       </w:pPr>
       <w:rPr>
-        <w:rFonts w:ascii="Symbol" w:hAnsi="Symbol" w:hint="default"/>
+        <w:rFonts w:hint="default" w:ascii="Symbol" w:hAnsi="Symbol"/>
         <w:sz w:val="20"/>
       </w:rPr>
     </w:lvl>
@@ -26281,7 +26302,7 @@
         <w:ind w:left="720" w:hanging="360"/>
       </w:pPr>
       <w:rPr>
-        <w:rFonts w:ascii="Symbol" w:hAnsi="Symbol" w:hint="default"/>
+        <w:rFonts w:hint="default" w:ascii="Symbol" w:hAnsi="Symbol"/>
       </w:rPr>
     </w:lvl>
     <w:lvl w:ilvl="1" w:tplc="D250E04E" w:tentative="1">
@@ -26293,7 +26314,7 @@
         <w:ind w:left="1440" w:hanging="360"/>
       </w:pPr>
       <w:rPr>
-        <w:rFonts w:ascii="Courier New" w:hAnsi="Courier New" w:hint="default"/>
+        <w:rFonts w:hint="default" w:ascii="Courier New" w:hAnsi="Courier New"/>
       </w:rPr>
     </w:lvl>
     <w:lvl w:ilvl="2" w:tplc="B6E627E6" w:tentative="1">
@@ -26305,7 +26326,7 @@
         <w:ind w:left="2160" w:hanging="360"/>
       </w:pPr>
       <w:rPr>
-        <w:rFonts w:ascii="Wingdings" w:hAnsi="Wingdings" w:hint="default"/>
+        <w:rFonts w:hint="default" w:ascii="Wingdings" w:hAnsi="Wingdings"/>
       </w:rPr>
     </w:lvl>
     <w:lvl w:ilvl="3" w:tplc="FC00347C" w:tentative="1">
@@ -26317,7 +26338,7 @@
         <w:ind w:left="2880" w:hanging="360"/>
       </w:pPr>
       <w:rPr>
-        <w:rFonts w:ascii="Symbol" w:hAnsi="Symbol" w:hint="default"/>
+        <w:rFonts w:hint="default" w:ascii="Symbol" w:hAnsi="Symbol"/>
       </w:rPr>
     </w:lvl>
     <w:lvl w:ilvl="4" w:tplc="E998024A" w:tentative="1">
@@ -26329,7 +26350,7 @@
         <w:ind w:left="3600" w:hanging="360"/>
       </w:pPr>
       <w:rPr>
-        <w:rFonts w:ascii="Courier New" w:hAnsi="Courier New" w:hint="default"/>
+        <w:rFonts w:hint="default" w:ascii="Courier New" w:hAnsi="Courier New"/>
       </w:rPr>
     </w:lvl>
     <w:lvl w:ilvl="5" w:tplc="098480C2" w:tentative="1">
@@ -26341,7 +26362,7 @@
         <w:ind w:left="4320" w:hanging="360"/>
       </w:pPr>
       <w:rPr>
-        <w:rFonts w:ascii="Wingdings" w:hAnsi="Wingdings" w:hint="default"/>
+        <w:rFonts w:hint="default" w:ascii="Wingdings" w:hAnsi="Wingdings"/>
       </w:rPr>
     </w:lvl>
     <w:lvl w:ilvl="6" w:tplc="3BD47F88" w:tentative="1">
@@ -26353,7 +26374,7 @@
         <w:ind w:left="5040" w:hanging="360"/>
       </w:pPr>
       <w:rPr>
-        <w:rFonts w:ascii="Symbol" w:hAnsi="Symbol" w:hint="default"/>
+        <w:rFonts w:hint="default" w:ascii="Symbol" w:hAnsi="Symbol"/>
       </w:rPr>
     </w:lvl>
     <w:lvl w:ilvl="7" w:tplc="EAEACB30" w:tentative="1">
@@ -26365,7 +26386,7 @@
         <w:ind w:left="5760" w:hanging="360"/>
       </w:pPr>
       <w:rPr>
-        <w:rFonts w:ascii="Courier New" w:hAnsi="Courier New" w:hint="default"/>
+        <w:rFonts w:hint="default" w:ascii="Courier New" w:hAnsi="Courier New"/>
       </w:rPr>
     </w:lvl>
     <w:lvl w:ilvl="8" w:tplc="A6A0BA66" w:tentative="1">
@@ -26377,7 +26398,7 @@
         <w:ind w:left="6480" w:hanging="360"/>
       </w:pPr>
       <w:rPr>
-        <w:rFonts w:ascii="Wingdings" w:hAnsi="Wingdings" w:hint="default"/>
+        <w:rFonts w:hint="default" w:ascii="Wingdings" w:hAnsi="Wingdings"/>
       </w:rPr>
     </w:lvl>
   </w:abstractNum>
@@ -26480,7 +26501,7 @@
         <w:ind w:left="720" w:hanging="360"/>
       </w:pPr>
       <w:rPr>
-        <w:rFonts w:ascii="Symbol" w:hAnsi="Symbol" w:hint="default"/>
+        <w:rFonts w:hint="default" w:ascii="Symbol" w:hAnsi="Symbol"/>
       </w:rPr>
     </w:lvl>
     <w:lvl w:ilvl="1" w:tplc="8C04EE32" w:tentative="1">
@@ -26492,7 +26513,7 @@
         <w:ind w:left="1440" w:hanging="360"/>
       </w:pPr>
       <w:rPr>
-        <w:rFonts w:ascii="Courier New" w:hAnsi="Courier New" w:hint="default"/>
+        <w:rFonts w:hint="default" w:ascii="Courier New" w:hAnsi="Courier New"/>
       </w:rPr>
     </w:lvl>
     <w:lvl w:ilvl="2" w:tplc="84648DA2" w:tentative="1">
@@ -26504,7 +26525,7 @@
         <w:ind w:left="2160" w:hanging="360"/>
       </w:pPr>
       <w:rPr>
-        <w:rFonts w:ascii="Wingdings" w:hAnsi="Wingdings" w:hint="default"/>
+        <w:rFonts w:hint="default" w:ascii="Wingdings" w:hAnsi="Wingdings"/>
       </w:rPr>
     </w:lvl>
     <w:lvl w:ilvl="3" w:tplc="1C5A24B2" w:tentative="1">
@@ -26516,7 +26537,7 @@
         <w:ind w:left="2880" w:hanging="360"/>
       </w:pPr>
       <w:rPr>
-        <w:rFonts w:ascii="Symbol" w:hAnsi="Symbol" w:hint="default"/>
+        <w:rFonts w:hint="default" w:ascii="Symbol" w:hAnsi="Symbol"/>
       </w:rPr>
     </w:lvl>
     <w:lvl w:ilvl="4" w:tplc="46EA07F2" w:tentative="1">
@@ -26528,7 +26549,7 @@
         <w:ind w:left="3600" w:hanging="360"/>
       </w:pPr>
       <w:rPr>
-        <w:rFonts w:ascii="Courier New" w:hAnsi="Courier New" w:hint="default"/>
+        <w:rFonts w:hint="default" w:ascii="Courier New" w:hAnsi="Courier New"/>
       </w:rPr>
     </w:lvl>
     <w:lvl w:ilvl="5" w:tplc="0FA447D6" w:tentative="1">
@@ -26540,7 +26561,7 @@
         <w:ind w:left="4320" w:hanging="360"/>
       </w:pPr>
       <w:rPr>
-        <w:rFonts w:ascii="Wingdings" w:hAnsi="Wingdings" w:hint="default"/>
+        <w:rFonts w:hint="default" w:ascii="Wingdings" w:hAnsi="Wingdings"/>
       </w:rPr>
     </w:lvl>
     <w:lvl w:ilvl="6" w:tplc="69C66202" w:tentative="1">
@@ -26552,7 +26573,7 @@
         <w:ind w:left="5040" w:hanging="360"/>
       </w:pPr>
       <w:rPr>
-        <w:rFonts w:ascii="Symbol" w:hAnsi="Symbol" w:hint="default"/>
+        <w:rFonts w:hint="default" w:ascii="Symbol" w:hAnsi="Symbol"/>
       </w:rPr>
     </w:lvl>
     <w:lvl w:ilvl="7" w:tplc="7FE4DD98" w:tentative="1">
@@ -26564,7 +26585,7 @@
         <w:ind w:left="5760" w:hanging="360"/>
       </w:pPr>
       <w:rPr>
-        <w:rFonts w:ascii="Courier New" w:hAnsi="Courier New" w:hint="default"/>
+        <w:rFonts w:hint="default" w:ascii="Courier New" w:hAnsi="Courier New"/>
       </w:rPr>
     </w:lvl>
     <w:lvl w:ilvl="8" w:tplc="C1126D74" w:tentative="1">
@@ -26576,7 +26597,7 @@
         <w:ind w:left="6480" w:hanging="360"/>
       </w:pPr>
       <w:rPr>
-        <w:rFonts w:ascii="Wingdings" w:hAnsi="Wingdings" w:hint="default"/>
+        <w:rFonts w:hint="default" w:ascii="Wingdings" w:hAnsi="Wingdings"/>
       </w:rPr>
     </w:lvl>
   </w:abstractNum>
@@ -26596,7 +26617,7 @@
         <w:ind w:left="720" w:hanging="360"/>
       </w:pPr>
       <w:rPr>
-        <w:rFonts w:ascii="Symbol" w:hAnsi="Symbol" w:hint="default"/>
+        <w:rFonts w:hint="default" w:ascii="Symbol" w:hAnsi="Symbol"/>
         <w:sz w:val="20"/>
       </w:rPr>
     </w:lvl>
@@ -26612,7 +26633,7 @@
         <w:ind w:left="1440" w:hanging="360"/>
       </w:pPr>
       <w:rPr>
-        <w:rFonts w:ascii="Symbol" w:hAnsi="Symbol" w:hint="default"/>
+        <w:rFonts w:hint="default" w:ascii="Symbol" w:hAnsi="Symbol"/>
         <w:sz w:val="20"/>
       </w:rPr>
     </w:lvl>
@@ -26628,7 +26649,7 @@
         <w:ind w:left="2160" w:hanging="360"/>
       </w:pPr>
       <w:rPr>
-        <w:rFonts w:ascii="Symbol" w:hAnsi="Symbol" w:hint="default"/>
+        <w:rFonts w:hint="default" w:ascii="Symbol" w:hAnsi="Symbol"/>
         <w:sz w:val="20"/>
       </w:rPr>
     </w:lvl>
@@ -26644,7 +26665,7 @@
         <w:ind w:left="2880" w:hanging="360"/>
       </w:pPr>
       <w:rPr>
-        <w:rFonts w:ascii="Symbol" w:hAnsi="Symbol" w:hint="default"/>
+        <w:rFonts w:hint="default" w:ascii="Symbol" w:hAnsi="Symbol"/>
         <w:sz w:val="20"/>
       </w:rPr>
     </w:lvl>
@@ -26660,7 +26681,7 @@
         <w:ind w:left="3600" w:hanging="360"/>
       </w:pPr>
       <w:rPr>
-        <w:rFonts w:ascii="Symbol" w:hAnsi="Symbol" w:hint="default"/>
+        <w:rFonts w:hint="default" w:ascii="Symbol" w:hAnsi="Symbol"/>
         <w:sz w:val="20"/>
       </w:rPr>
     </w:lvl>
@@ -26676,7 +26697,7 @@
         <w:ind w:left="4320" w:hanging="360"/>
       </w:pPr>
       <w:rPr>
-        <w:rFonts w:ascii="Symbol" w:hAnsi="Symbol" w:hint="default"/>
+        <w:rFonts w:hint="default" w:ascii="Symbol" w:hAnsi="Symbol"/>
         <w:sz w:val="20"/>
       </w:rPr>
     </w:lvl>
@@ -26692,7 +26713,7 @@
         <w:ind w:left="5040" w:hanging="360"/>
       </w:pPr>
       <w:rPr>
-        <w:rFonts w:ascii="Symbol" w:hAnsi="Symbol" w:hint="default"/>
+        <w:rFonts w:hint="default" w:ascii="Symbol" w:hAnsi="Symbol"/>
         <w:sz w:val="20"/>
       </w:rPr>
     </w:lvl>
@@ -26708,7 +26729,7 @@
         <w:ind w:left="5760" w:hanging="360"/>
       </w:pPr>
       <w:rPr>
-        <w:rFonts w:ascii="Symbol" w:hAnsi="Symbol" w:hint="default"/>
+        <w:rFonts w:hint="default" w:ascii="Symbol" w:hAnsi="Symbol"/>
         <w:sz w:val="20"/>
       </w:rPr>
     </w:lvl>
@@ -26724,7 +26745,7 @@
         <w:ind w:left="6480" w:hanging="360"/>
       </w:pPr>
       <w:rPr>
-        <w:rFonts w:ascii="Symbol" w:hAnsi="Symbol" w:hint="default"/>
+        <w:rFonts w:hint="default" w:ascii="Symbol" w:hAnsi="Symbol"/>
         <w:sz w:val="20"/>
       </w:rPr>
     </w:lvl>
@@ -26741,7 +26762,7 @@
         <w:ind w:left="720" w:hanging="360"/>
       </w:pPr>
       <w:rPr>
-        <w:rFonts w:ascii="Lucida Sans" w:hAnsi="Lucida Sans" w:hint="default"/>
+        <w:rFonts w:hint="default" w:ascii="Lucida Sans" w:hAnsi="Lucida Sans"/>
       </w:rPr>
     </w:lvl>
     <w:lvl w:ilvl="1" w:tplc="0D9EC51E" w:tentative="1">
@@ -26753,7 +26774,7 @@
         <w:ind w:left="1440" w:hanging="360"/>
       </w:pPr>
       <w:rPr>
-        <w:rFonts w:ascii="Courier New" w:hAnsi="Courier New" w:hint="default"/>
+        <w:rFonts w:hint="default" w:ascii="Courier New" w:hAnsi="Courier New"/>
       </w:rPr>
     </w:lvl>
     <w:lvl w:ilvl="2" w:tplc="86D63F14" w:tentative="1">
@@ -26765,7 +26786,7 @@
         <w:ind w:left="2160" w:hanging="360"/>
       </w:pPr>
       <w:rPr>
-        <w:rFonts w:ascii="Wingdings" w:hAnsi="Wingdings" w:hint="default"/>
+        <w:rFonts w:hint="default" w:ascii="Wingdings" w:hAnsi="Wingdings"/>
       </w:rPr>
     </w:lvl>
     <w:lvl w:ilvl="3" w:tplc="56241230" w:tentative="1">
@@ -26777,7 +26798,7 @@
         <w:ind w:left="2880" w:hanging="360"/>
       </w:pPr>
       <w:rPr>
-        <w:rFonts w:ascii="Symbol" w:hAnsi="Symbol" w:hint="default"/>
+        <w:rFonts w:hint="default" w:ascii="Symbol" w:hAnsi="Symbol"/>
       </w:rPr>
     </w:lvl>
     <w:lvl w:ilvl="4" w:tplc="18B2DF5A" w:tentative="1">
@@ -26789,7 +26810,7 @@
         <w:ind w:left="3600" w:hanging="360"/>
       </w:pPr>
       <w:rPr>
-        <w:rFonts w:ascii="Courier New" w:hAnsi="Courier New" w:hint="default"/>
+        <w:rFonts w:hint="default" w:ascii="Courier New" w:hAnsi="Courier New"/>
       </w:rPr>
     </w:lvl>
     <w:lvl w:ilvl="5" w:tplc="3C8ADBDE" w:tentative="1">
@@ -26801,7 +26822,7 @@
         <w:ind w:left="4320" w:hanging="360"/>
       </w:pPr>
       <w:rPr>
-        <w:rFonts w:ascii="Wingdings" w:hAnsi="Wingdings" w:hint="default"/>
+        <w:rFonts w:hint="default" w:ascii="Wingdings" w:hAnsi="Wingdings"/>
       </w:rPr>
     </w:lvl>
     <w:lvl w:ilvl="6" w:tplc="7E04FA50" w:tentative="1">
@@ -26813,7 +26834,7 @@
         <w:ind w:left="5040" w:hanging="360"/>
       </w:pPr>
       <w:rPr>
-        <w:rFonts w:ascii="Symbol" w:hAnsi="Symbol" w:hint="default"/>
+        <w:rFonts w:hint="default" w:ascii="Symbol" w:hAnsi="Symbol"/>
       </w:rPr>
     </w:lvl>
     <w:lvl w:ilvl="7" w:tplc="884E9B3C" w:tentative="1">
@@ -26825,7 +26846,7 @@
         <w:ind w:left="5760" w:hanging="360"/>
       </w:pPr>
       <w:rPr>
-        <w:rFonts w:ascii="Courier New" w:hAnsi="Courier New" w:hint="default"/>
+        <w:rFonts w:hint="default" w:ascii="Courier New" w:hAnsi="Courier New"/>
       </w:rPr>
     </w:lvl>
     <w:lvl w:ilvl="8" w:tplc="F26494EE" w:tentative="1">
@@ -26837,7 +26858,7 @@
         <w:ind w:left="6480" w:hanging="360"/>
       </w:pPr>
       <w:rPr>
-        <w:rFonts w:ascii="Wingdings" w:hAnsi="Wingdings" w:hint="default"/>
+        <w:rFonts w:hint="default" w:ascii="Wingdings" w:hAnsi="Wingdings"/>
       </w:rPr>
     </w:lvl>
   </w:abstractNum>
@@ -27076,11 +27097,11 @@
 </file>
 
 <file path=word/styles.xml><?xml version="1.0" encoding="utf-8"?>
-<w:styles xmlns:mc="http://schemas.openxmlformats.org/markup-compatibility/2006" xmlns:r="http://schemas.openxmlformats.org/officeDocument/2006/relationships" xmlns:w="http://schemas.openxmlformats.org/wordprocessingml/2006/main" xmlns:w14="http://schemas.microsoft.com/office/word/2010/wordml" xmlns:w15="http://schemas.microsoft.com/office/word/2012/wordml" xmlns:w16cex="http://schemas.microsoft.com/office/word/2018/wordml/cex" xmlns:w16cid="http://schemas.microsoft.com/office/word/2016/wordml/cid" xmlns:w16="http://schemas.microsoft.com/office/word/2018/wordml" xmlns:w16du="http://schemas.microsoft.com/office/word/2023/wordml/word16du" xmlns:w16sdtdh="http://schemas.microsoft.com/office/word/2020/wordml/sdtdatahash" xmlns:w16sdtfl="http://schemas.microsoft.com/office/word/2024/wordml/sdtformatlock" xmlns:w16se="http://schemas.microsoft.com/office/word/2015/wordml/symex" mc:Ignorable="w14 w15 w16se w16cid w16 w16cex w16sdtdh w16sdtfl w16du">
+<w:styles xmlns:wp14="http://schemas.microsoft.com/office/word/2010/wordprocessingDrawing" xmlns:mc="http://schemas.openxmlformats.org/markup-compatibility/2006" xmlns:r="http://schemas.openxmlformats.org/officeDocument/2006/relationships" xmlns:w="http://schemas.openxmlformats.org/wordprocessingml/2006/main" xmlns:w14="http://schemas.microsoft.com/office/word/2010/wordml" xmlns:w15="http://schemas.microsoft.com/office/word/2012/wordml" xmlns:w16cex="http://schemas.microsoft.com/office/word/2018/wordml/cex" xmlns:w16cid="http://schemas.microsoft.com/office/word/2016/wordml/cid" xmlns:w16="http://schemas.microsoft.com/office/word/2018/wordml" xmlns:w16du="http://schemas.microsoft.com/office/word/2023/wordml/word16du" xmlns:w16sdtdh="http://schemas.microsoft.com/office/word/2020/wordml/sdtdatahash" xmlns:w16sdtfl="http://schemas.microsoft.com/office/word/2024/wordml/sdtformatlock" xmlns:w16se="http://schemas.microsoft.com/office/word/2015/wordml/symex" mc:Ignorable="w14 w15 w16se w16cid w16 w16cex w16sdtdh w16sdtfl w16du wp14">
   <w:docDefaults>
     <w:rPrDefault>
       <w:rPr>
-        <w:rFonts w:asciiTheme="minorHAnsi" w:eastAsiaTheme="minorHAnsi" w:hAnsiTheme="minorHAnsi" w:cstheme="minorBidi"/>
+        <w:rFonts w:asciiTheme="minorHAnsi" w:hAnsiTheme="minorHAnsi" w:eastAsiaTheme="minorHAnsi" w:cstheme="minorBidi"/>
         <w:sz w:val="24"/>
         <w:szCs w:val="24"/>
         <w:lang w:val="nl-NL" w:eastAsia="en-US" w:bidi="ar-SA"/>
@@ -27095,14 +27116,14 @@
   <w:latentStyles w:defLockedState="0" w:defUIPriority="99" w:defSemiHidden="0" w:defUnhideWhenUsed="0" w:defQFormat="0" w:count="376">
     <w:lsdException w:name="Normal" w:uiPriority="0" w:qFormat="1"/>
     <w:lsdException w:name="heading 1" w:uiPriority="9" w:qFormat="1"/>
-    <w:lsdException w:name="heading 2" w:semiHidden="1" w:uiPriority="9" w:unhideWhenUsed="1" w:qFormat="1"/>
-    <w:lsdException w:name="heading 3" w:semiHidden="1" w:uiPriority="9" w:unhideWhenUsed="1" w:qFormat="1"/>
-    <w:lsdException w:name="heading 4" w:semiHidden="1" w:uiPriority="9" w:unhideWhenUsed="1" w:qFormat="1"/>
-    <w:lsdException w:name="heading 5" w:semiHidden="1" w:uiPriority="9" w:unhideWhenUsed="1" w:qFormat="1"/>
-    <w:lsdException w:name="heading 6" w:semiHidden="1" w:uiPriority="9" w:unhideWhenUsed="1" w:qFormat="1"/>
-    <w:lsdException w:name="heading 7" w:semiHidden="1" w:uiPriority="9" w:unhideWhenUsed="1" w:qFormat="1"/>
-    <w:lsdException w:name="heading 8" w:semiHidden="1" w:uiPriority="9" w:unhideWhenUsed="1" w:qFormat="1"/>
-    <w:lsdException w:name="heading 9" w:semiHidden="1" w:uiPriority="9" w:unhideWhenUsed="1" w:qFormat="1"/>
+    <w:lsdException w:name="heading 2" w:uiPriority="9" w:semiHidden="1" w:unhideWhenUsed="1" w:qFormat="1"/>
+    <w:lsdException w:name="heading 3" w:uiPriority="9" w:semiHidden="1" w:unhideWhenUsed="1" w:qFormat="1"/>
+    <w:lsdException w:name="heading 4" w:uiPriority="9" w:semiHidden="1" w:unhideWhenUsed="1" w:qFormat="1"/>
+    <w:lsdException w:name="heading 5" w:uiPriority="9" w:semiHidden="1" w:unhideWhenUsed="1" w:qFormat="1"/>
+    <w:lsdException w:name="heading 6" w:uiPriority="9" w:semiHidden="1" w:unhideWhenUsed="1" w:qFormat="1"/>
+    <w:lsdException w:name="heading 7" w:uiPriority="9" w:semiHidden="1" w:unhideWhenUsed="1" w:qFormat="1"/>
+    <w:lsdException w:name="heading 8" w:uiPriority="9" w:semiHidden="1" w:unhideWhenUsed="1" w:qFormat="1"/>
+    <w:lsdException w:name="heading 9" w:uiPriority="9" w:semiHidden="1" w:unhideWhenUsed="1" w:qFormat="1"/>
     <w:lsdException w:name="index 1" w:semiHidden="1" w:unhideWhenUsed="1"/>
     <w:lsdException w:name="index 2" w:semiHidden="1" w:unhideWhenUsed="1"/>
     <w:lsdException w:name="index 3" w:semiHidden="1" w:unhideWhenUsed="1"/>
@@ -27112,27 +27133,27 @@
     <w:lsdException w:name="index 7" w:semiHidden="1" w:unhideWhenUsed="1"/>
     <w:lsdException w:name="index 8" w:semiHidden="1" w:unhideWhenUsed="1"/>
     <w:lsdException w:name="index 9" w:semiHidden="1" w:unhideWhenUsed="1"/>
-    <w:lsdException w:name="toc 1" w:semiHidden="1" w:uiPriority="39" w:unhideWhenUsed="1"/>
-    <w:lsdException w:name="toc 2" w:semiHidden="1" w:uiPriority="39" w:unhideWhenUsed="1"/>
-    <w:lsdException w:name="toc 3" w:semiHidden="1" w:uiPriority="39" w:unhideWhenUsed="1"/>
-    <w:lsdException w:name="toc 4" w:semiHidden="1" w:uiPriority="39" w:unhideWhenUsed="1"/>
-    <w:lsdException w:name="toc 5" w:semiHidden="1" w:uiPriority="39" w:unhideWhenUsed="1"/>
-    <w:lsdException w:name="toc 6" w:semiHidden="1" w:uiPriority="39" w:unhideWhenUsed="1"/>
-    <w:lsdException w:name="toc 7" w:semiHidden="1" w:uiPriority="39" w:unhideWhenUsed="1"/>
-    <w:lsdException w:name="toc 8" w:semiHidden="1" w:uiPriority="39" w:unhideWhenUsed="1"/>
-    <w:lsdException w:name="toc 9" w:semiHidden="1" w:uiPriority="39" w:unhideWhenUsed="1"/>
+    <w:lsdException w:name="toc 1" w:uiPriority="39" w:semiHidden="1" w:unhideWhenUsed="1"/>
+    <w:lsdException w:name="toc 2" w:uiPriority="39" w:semiHidden="1" w:unhideWhenUsed="1"/>
+    <w:lsdException w:name="toc 3" w:uiPriority="39" w:semiHidden="1" w:unhideWhenUsed="1"/>
+    <w:lsdException w:name="toc 4" w:uiPriority="39" w:semiHidden="1" w:unhideWhenUsed="1"/>
+    <w:lsdException w:name="toc 5" w:uiPriority="39" w:semiHidden="1" w:unhideWhenUsed="1"/>
+    <w:lsdException w:name="toc 6" w:uiPriority="39" w:semiHidden="1" w:unhideWhenUsed="1"/>
+    <w:lsdException w:name="toc 7" w:uiPriority="39" w:semiHidden="1" w:unhideWhenUsed="1"/>
+    <w:lsdException w:name="toc 8" w:uiPriority="39" w:semiHidden="1" w:unhideWhenUsed="1"/>
+    <w:lsdException w:name="toc 9" w:uiPriority="39" w:semiHidden="1" w:unhideWhenUsed="1"/>
     <w:lsdException w:name="Normal Indent" w:semiHidden="1" w:unhideWhenUsed="1"/>
     <w:lsdException w:name="footnote text" w:semiHidden="1" w:unhideWhenUsed="1"/>
     <w:lsdException w:name="annotation text" w:semiHidden="1" w:unhideWhenUsed="1"/>
     <w:lsdException w:name="header" w:semiHidden="1" w:unhideWhenUsed="1"/>
     <w:lsdException w:name="footer" w:semiHidden="1" w:unhideWhenUsed="1"/>
     <w:lsdException w:name="index heading" w:semiHidden="1" w:unhideWhenUsed="1"/>
-    <w:lsdException w:name="caption" w:semiHidden="1" w:uiPriority="35" w:unhideWhenUsed="1" w:qFormat="1"/>
+    <w:lsdException w:name="caption" w:uiPriority="35" w:semiHidden="1" w:unhideWhenUsed="1" w:qFormat="1"/>
     <w:lsdException w:name="table of figures" w:semiHidden="1" w:unhideWhenUsed="1"/>
     <w:lsdException w:name="envelope address" w:semiHidden="1" w:unhideWhenUsed="1"/>
     <w:lsdException w:name="envelope return" w:semiHidden="1" w:unhideWhenUsed="1"/>
     <w:lsdException w:name="footnote reference" w:semiHidden="1" w:unhideWhenUsed="1"/>
-    <w:lsdException w:name="annotation reference" w:semiHidden="1" w:uiPriority="0" w:unhideWhenUsed="1"/>
+    <w:lsdException w:name="annotation reference" w:uiPriority="0" w:semiHidden="1" w:unhideWhenUsed="1"/>
     <w:lsdException w:name="line number" w:semiHidden="1" w:unhideWhenUsed="1"/>
     <w:lsdException w:name="page number" w:semiHidden="1" w:unhideWhenUsed="1"/>
     <w:lsdException w:name="endnote reference" w:semiHidden="1" w:unhideWhenUsed="1"/>
@@ -27158,7 +27179,7 @@
     <w:lsdException w:name="Title" w:uiPriority="10" w:qFormat="1"/>
     <w:lsdException w:name="Closing" w:semiHidden="1" w:unhideWhenUsed="1"/>
     <w:lsdException w:name="Signature" w:semiHidden="1" w:unhideWhenUsed="1"/>
-    <w:lsdException w:name="Default Paragraph Font" w:semiHidden="1" w:uiPriority="1" w:unhideWhenUsed="1"/>
+    <w:lsdException w:name="Default Paragraph Font" w:uiPriority="1" w:semiHidden="1" w:unhideWhenUsed="1"/>
     <w:lsdException w:name="Body Text" w:semiHidden="1" w:unhideWhenUsed="1"/>
     <w:lsdException w:name="Body Text Indent" w:semiHidden="1" w:unhideWhenUsed="1"/>
     <w:lsdException w:name="List Continue" w:semiHidden="1" w:unhideWhenUsed="1"/>
@@ -27358,8 +27379,8 @@
     <w:lsdException w:name="Subtle Reference" w:uiPriority="31" w:qFormat="1"/>
     <w:lsdException w:name="Intense Reference" w:uiPriority="32" w:qFormat="1"/>
     <w:lsdException w:name="Book Title" w:uiPriority="33" w:qFormat="1"/>
-    <w:lsdException w:name="Bibliography" w:semiHidden="1" w:uiPriority="37" w:unhideWhenUsed="1"/>
-    <w:lsdException w:name="TOC Heading" w:semiHidden="1" w:uiPriority="39" w:unhideWhenUsed="1" w:qFormat="1"/>
+    <w:lsdException w:name="Bibliography" w:uiPriority="37" w:semiHidden="1" w:unhideWhenUsed="1"/>
+    <w:lsdException w:name="TOC Heading" w:uiPriority="39" w:semiHidden="1" w:unhideWhenUsed="1" w:qFormat="1"/>
     <w:lsdException w:name="Plain Table 1" w:uiPriority="41"/>
     <w:lsdException w:name="Plain Table 2" w:uiPriority="42"/>
     <w:lsdException w:name="Plain Table 3" w:uiPriority="43"/>
@@ -27470,7 +27491,7 @@
     <w:lsdException w:name="Unresolved Mention" w:semiHidden="1" w:unhideWhenUsed="1"/>
     <w:lsdException w:name="Smart Link" w:semiHidden="1" w:unhideWhenUsed="1"/>
   </w:latentStyles>
-  <w:style w:type="paragraph" w:default="1" w:styleId="Standaard">
+  <w:style w:type="paragraph" w:styleId="Standaard" w:default="1">
     <w:name w:val="Normal"/>
     <w:qFormat/>
   </w:style>
@@ -27493,7 +27514,7 @@
       <w:outlineLvl w:val="0"/>
     </w:pPr>
     <w:rPr>
-      <w:rFonts w:ascii="Lucida Sans" w:eastAsiaTheme="majorEastAsia" w:hAnsi="Lucida Sans" w:cstheme="majorBidi"/>
+      <w:rFonts w:ascii="Lucida Sans" w:hAnsi="Lucida Sans" w:eastAsiaTheme="majorEastAsia" w:cstheme="majorBidi"/>
       <w:b/>
       <w:bCs/>
       <w:color w:val="2891E1"/>
@@ -27524,7 +27545,7 @@
       <w:outlineLvl w:val="1"/>
     </w:pPr>
     <w:rPr>
-      <w:rFonts w:ascii="Lucida Sans" w:eastAsiaTheme="majorEastAsia" w:hAnsi="Lucida Sans" w:cstheme="majorBidi"/>
+      <w:rFonts w:ascii="Lucida Sans" w:hAnsi="Lucida Sans" w:eastAsiaTheme="majorEastAsia" w:cstheme="majorBidi"/>
       <w:b/>
       <w:bCs/>
       <w:color w:val="2891E1"/>
@@ -27555,7 +27576,7 @@
       <w:outlineLvl w:val="2"/>
     </w:pPr>
     <w:rPr>
-      <w:rFonts w:ascii="Lucida Sans" w:eastAsiaTheme="majorEastAsia" w:hAnsi="Lucida Sans" w:cstheme="majorBidi"/>
+      <w:rFonts w:ascii="Lucida Sans" w:hAnsi="Lucida Sans" w:eastAsiaTheme="majorEastAsia" w:cstheme="majorBidi"/>
       <w:b/>
       <w:bCs/>
       <w:kern w:val="2"/>
@@ -27584,7 +27605,7 @@
       <w:outlineLvl w:val="3"/>
     </w:pPr>
     <w:rPr>
-      <w:rFonts w:ascii="Lucida Sans" w:eastAsiaTheme="majorEastAsia" w:hAnsi="Lucida Sans" w:cstheme="majorBidi"/>
+      <w:rFonts w:ascii="Lucida Sans" w:hAnsi="Lucida Sans" w:eastAsiaTheme="majorEastAsia" w:cstheme="majorBidi"/>
       <w:b/>
       <w:bCs/>
       <w:i/>
@@ -27617,7 +27638,7 @@
       <w:outlineLvl w:val="4"/>
     </w:pPr>
     <w:rPr>
-      <w:rFonts w:asciiTheme="majorHAnsi" w:eastAsiaTheme="majorEastAsia" w:hAnsiTheme="majorHAnsi" w:cstheme="majorBidi"/>
+      <w:rFonts w:asciiTheme="majorHAnsi" w:hAnsiTheme="majorHAnsi" w:eastAsiaTheme="majorEastAsia" w:cstheme="majorBidi"/>
       <w:color w:val="0F4761" w:themeColor="accent1" w:themeShade="BF"/>
       <w:kern w:val="2"/>
       <w:sz w:val="19"/>
@@ -27646,7 +27667,7 @@
       <w:outlineLvl w:val="5"/>
     </w:pPr>
     <w:rPr>
-      <w:rFonts w:asciiTheme="majorHAnsi" w:eastAsiaTheme="majorEastAsia" w:hAnsiTheme="majorHAnsi" w:cstheme="majorBidi"/>
+      <w:rFonts w:asciiTheme="majorHAnsi" w:hAnsiTheme="majorHAnsi" w:eastAsiaTheme="majorEastAsia" w:cstheme="majorBidi"/>
       <w:color w:val="0A2F40" w:themeColor="accent1" w:themeShade="7F"/>
       <w:kern w:val="2"/>
       <w:sz w:val="19"/>
@@ -27675,7 +27696,7 @@
       <w:outlineLvl w:val="6"/>
     </w:pPr>
     <w:rPr>
-      <w:rFonts w:asciiTheme="majorHAnsi" w:eastAsiaTheme="majorEastAsia" w:hAnsiTheme="majorHAnsi" w:cstheme="majorBidi"/>
+      <w:rFonts w:asciiTheme="majorHAnsi" w:hAnsiTheme="majorHAnsi" w:eastAsiaTheme="majorEastAsia" w:cstheme="majorBidi"/>
       <w:i/>
       <w:iCs/>
       <w:color w:val="0A2F40" w:themeColor="accent1" w:themeShade="7F"/>
@@ -27706,7 +27727,7 @@
       <w:outlineLvl w:val="7"/>
     </w:pPr>
     <w:rPr>
-      <w:rFonts w:asciiTheme="majorHAnsi" w:eastAsiaTheme="majorEastAsia" w:hAnsiTheme="majorHAnsi" w:cstheme="majorBidi"/>
+      <w:rFonts w:asciiTheme="majorHAnsi" w:hAnsiTheme="majorHAnsi" w:eastAsiaTheme="majorEastAsia" w:cstheme="majorBidi"/>
       <w:color w:val="272727" w:themeColor="text1" w:themeTint="D8"/>
       <w:kern w:val="2"/>
       <w:sz w:val="21"/>
@@ -27735,7 +27756,7 @@
       <w:outlineLvl w:val="8"/>
     </w:pPr>
     <w:rPr>
-      <w:rFonts w:asciiTheme="majorHAnsi" w:eastAsiaTheme="majorEastAsia" w:hAnsiTheme="majorHAnsi" w:cstheme="majorBidi"/>
+      <w:rFonts w:asciiTheme="majorHAnsi" w:hAnsiTheme="majorHAnsi" w:eastAsiaTheme="majorEastAsia" w:cstheme="majorBidi"/>
       <w:i/>
       <w:iCs/>
       <w:color w:val="272727" w:themeColor="text1" w:themeTint="D8"/>
@@ -27745,13 +27766,13 @@
       <w14:ligatures w14:val="standardContextual"/>
     </w:rPr>
   </w:style>
-  <w:style w:type="character" w:default="1" w:styleId="Standaardalinea-lettertype">
+  <w:style w:type="character" w:styleId="Standaardalinea-lettertype" w:default="1">
     <w:name w:val="Default Paragraph Font"/>
     <w:uiPriority w:val="1"/>
     <w:semiHidden/>
     <w:unhideWhenUsed/>
   </w:style>
-  <w:style w:type="table" w:default="1" w:styleId="Standaardtabel">
+  <w:style w:type="table" w:styleId="Standaardtabel" w:default="1">
     <w:name w:val="Normal Table"/>
     <w:uiPriority w:val="99"/>
     <w:semiHidden/>
@@ -27766,20 +27787,20 @@
       </w:tblCellMar>
     </w:tblPr>
   </w:style>
-  <w:style w:type="numbering" w:default="1" w:styleId="Geenlijst">
+  <w:style w:type="numbering" w:styleId="Geenlijst" w:default="1">
     <w:name w:val="No List"/>
     <w:uiPriority w:val="99"/>
     <w:semiHidden/>
     <w:unhideWhenUsed/>
   </w:style>
-  <w:style w:type="character" w:customStyle="1" w:styleId="Kop1Char">
+  <w:style w:type="character" w:styleId="Kop1Char" w:customStyle="1">
     <w:name w:val="Kop 1 Char"/>
     <w:basedOn w:val="Standaardalinea-lettertype"/>
     <w:link w:val="Kop1"/>
     <w:uiPriority w:val="9"/>
     <w:rsid w:val="004F5AE6"/>
     <w:rPr>
-      <w:rFonts w:ascii="Lucida Sans" w:eastAsiaTheme="majorEastAsia" w:hAnsi="Lucida Sans" w:cstheme="majorBidi"/>
+      <w:rFonts w:ascii="Lucida Sans" w:hAnsi="Lucida Sans" w:eastAsiaTheme="majorEastAsia" w:cstheme="majorBidi"/>
       <w:b/>
       <w:bCs/>
       <w:color w:val="2891E1"/>
@@ -27789,14 +27810,14 @@
       <w14:ligatures w14:val="standardContextual"/>
     </w:rPr>
   </w:style>
-  <w:style w:type="character" w:customStyle="1" w:styleId="Kop2Char">
+  <w:style w:type="character" w:styleId="Kop2Char" w:customStyle="1">
     <w:name w:val="Kop 2 Char"/>
     <w:basedOn w:val="Standaardalinea-lettertype"/>
     <w:link w:val="Kop2"/>
     <w:uiPriority w:val="9"/>
     <w:rsid w:val="00EB5288"/>
     <w:rPr>
-      <w:rFonts w:ascii="Lucida Sans" w:eastAsiaTheme="majorEastAsia" w:hAnsi="Lucida Sans" w:cstheme="majorBidi"/>
+      <w:rFonts w:ascii="Lucida Sans" w:hAnsi="Lucida Sans" w:eastAsiaTheme="majorEastAsia" w:cstheme="majorBidi"/>
       <w:b/>
       <w:bCs/>
       <w:color w:val="2891E1"/>
@@ -27806,14 +27827,14 @@
       <w14:ligatures w14:val="standardContextual"/>
     </w:rPr>
   </w:style>
-  <w:style w:type="character" w:customStyle="1" w:styleId="Kop3Char">
+  <w:style w:type="character" w:styleId="Kop3Char" w:customStyle="1">
     <w:name w:val="Kop 3 Char"/>
     <w:basedOn w:val="Standaardalinea-lettertype"/>
     <w:link w:val="Kop3"/>
     <w:uiPriority w:val="9"/>
     <w:rsid w:val="0030299C"/>
     <w:rPr>
-      <w:rFonts w:ascii="Lucida Sans" w:eastAsiaTheme="majorEastAsia" w:hAnsi="Lucida Sans" w:cstheme="majorBidi"/>
+      <w:rFonts w:ascii="Lucida Sans" w:hAnsi="Lucida Sans" w:eastAsiaTheme="majorEastAsia" w:cstheme="majorBidi"/>
       <w:b/>
       <w:bCs/>
       <w:kern w:val="2"/>
@@ -27822,14 +27843,14 @@
       <w14:ligatures w14:val="standardContextual"/>
     </w:rPr>
   </w:style>
-  <w:style w:type="character" w:customStyle="1" w:styleId="Kop4Char">
+  <w:style w:type="character" w:styleId="Kop4Char" w:customStyle="1">
     <w:name w:val="Kop 4 Char"/>
     <w:basedOn w:val="Standaardalinea-lettertype"/>
     <w:link w:val="Kop4"/>
     <w:uiPriority w:val="9"/>
     <w:rsid w:val="00EB5288"/>
     <w:rPr>
-      <w:rFonts w:ascii="Lucida Sans" w:eastAsiaTheme="majorEastAsia" w:hAnsi="Lucida Sans" w:cstheme="majorBidi"/>
+      <w:rFonts w:ascii="Lucida Sans" w:hAnsi="Lucida Sans" w:eastAsiaTheme="majorEastAsia" w:cstheme="majorBidi"/>
       <w:b/>
       <w:bCs/>
       <w:i/>
@@ -27841,7 +27862,7 @@
       <w14:ligatures w14:val="standardContextual"/>
     </w:rPr>
   </w:style>
-  <w:style w:type="character" w:customStyle="1" w:styleId="Kop5Char">
+  <w:style w:type="character" w:styleId="Kop5Char" w:customStyle="1">
     <w:name w:val="Kop 5 Char"/>
     <w:basedOn w:val="Standaardalinea-lettertype"/>
     <w:link w:val="Kop5"/>
@@ -27849,7 +27870,7 @@
     <w:semiHidden/>
     <w:rsid w:val="00EB5288"/>
     <w:rPr>
-      <w:rFonts w:asciiTheme="majorHAnsi" w:eastAsiaTheme="majorEastAsia" w:hAnsiTheme="majorHAnsi" w:cstheme="majorBidi"/>
+      <w:rFonts w:asciiTheme="majorHAnsi" w:hAnsiTheme="majorHAnsi" w:eastAsiaTheme="majorEastAsia" w:cstheme="majorBidi"/>
       <w:color w:val="0F4761" w:themeColor="accent1" w:themeShade="BF"/>
       <w:kern w:val="2"/>
       <w:sz w:val="19"/>
@@ -27857,7 +27878,7 @@
       <w14:ligatures w14:val="standardContextual"/>
     </w:rPr>
   </w:style>
-  <w:style w:type="character" w:customStyle="1" w:styleId="Kop6Char">
+  <w:style w:type="character" w:styleId="Kop6Char" w:customStyle="1">
     <w:name w:val="Kop 6 Char"/>
     <w:basedOn w:val="Standaardalinea-lettertype"/>
     <w:link w:val="Kop6"/>
@@ -27865,7 +27886,7 @@
     <w:semiHidden/>
     <w:rsid w:val="00EB5288"/>
     <w:rPr>
-      <w:rFonts w:asciiTheme="majorHAnsi" w:eastAsiaTheme="majorEastAsia" w:hAnsiTheme="majorHAnsi" w:cstheme="majorBidi"/>
+      <w:rFonts w:asciiTheme="majorHAnsi" w:hAnsiTheme="majorHAnsi" w:eastAsiaTheme="majorEastAsia" w:cstheme="majorBidi"/>
       <w:color w:val="0A2F40" w:themeColor="accent1" w:themeShade="7F"/>
       <w:kern w:val="2"/>
       <w:sz w:val="19"/>
@@ -27873,7 +27894,7 @@
       <w14:ligatures w14:val="standardContextual"/>
     </w:rPr>
   </w:style>
-  <w:style w:type="character" w:customStyle="1" w:styleId="Kop7Char">
+  <w:style w:type="character" w:styleId="Kop7Char" w:customStyle="1">
     <w:name w:val="Kop 7 Char"/>
     <w:basedOn w:val="Standaardalinea-lettertype"/>
     <w:link w:val="Kop7"/>
@@ -27881,7 +27902,7 @@
     <w:semiHidden/>
     <w:rsid w:val="00EB5288"/>
     <w:rPr>
-      <w:rFonts w:asciiTheme="majorHAnsi" w:eastAsiaTheme="majorEastAsia" w:hAnsiTheme="majorHAnsi" w:cstheme="majorBidi"/>
+      <w:rFonts w:asciiTheme="majorHAnsi" w:hAnsiTheme="majorHAnsi" w:eastAsiaTheme="majorEastAsia" w:cstheme="majorBidi"/>
       <w:i/>
       <w:iCs/>
       <w:color w:val="0A2F40" w:themeColor="accent1" w:themeShade="7F"/>
@@ -27891,7 +27912,7 @@
       <w14:ligatures w14:val="standardContextual"/>
     </w:rPr>
   </w:style>
-  <w:style w:type="character" w:customStyle="1" w:styleId="Kop8Char">
+  <w:style w:type="character" w:styleId="Kop8Char" w:customStyle="1">
     <w:name w:val="Kop 8 Char"/>
     <w:basedOn w:val="Standaardalinea-lettertype"/>
     <w:link w:val="Kop8"/>
@@ -27899,7 +27920,7 @@
     <w:semiHidden/>
     <w:rsid w:val="00EB5288"/>
     <w:rPr>
-      <w:rFonts w:asciiTheme="majorHAnsi" w:eastAsiaTheme="majorEastAsia" w:hAnsiTheme="majorHAnsi" w:cstheme="majorBidi"/>
+      <w:rFonts w:asciiTheme="majorHAnsi" w:hAnsiTheme="majorHAnsi" w:eastAsiaTheme="majorEastAsia" w:cstheme="majorBidi"/>
       <w:color w:val="272727" w:themeColor="text1" w:themeTint="D8"/>
       <w:kern w:val="2"/>
       <w:sz w:val="21"/>
@@ -27907,7 +27928,7 @@
       <w14:ligatures w14:val="standardContextual"/>
     </w:rPr>
   </w:style>
-  <w:style w:type="character" w:customStyle="1" w:styleId="Kop9Char">
+  <w:style w:type="character" w:styleId="Kop9Char" w:customStyle="1">
     <w:name w:val="Kop 9 Char"/>
     <w:basedOn w:val="Standaardalinea-lettertype"/>
     <w:link w:val="Kop9"/>
@@ -27915,7 +27936,7 @@
     <w:semiHidden/>
     <w:rsid w:val="00EB5288"/>
     <w:rPr>
-      <w:rFonts w:asciiTheme="majorHAnsi" w:eastAsiaTheme="majorEastAsia" w:hAnsiTheme="majorHAnsi" w:cstheme="majorBidi"/>
+      <w:rFonts w:asciiTheme="majorHAnsi" w:hAnsiTheme="majorHAnsi" w:eastAsiaTheme="majorEastAsia" w:cstheme="majorBidi"/>
       <w:i/>
       <w:iCs/>
       <w:color w:val="272727" w:themeColor="text1" w:themeTint="D8"/>
@@ -27944,7 +27965,7 @@
       <w14:ligatures w14:val="standardContextual"/>
     </w:rPr>
   </w:style>
-  <w:style w:type="character" w:customStyle="1" w:styleId="BallontekstChar">
+  <w:style w:type="character" w:styleId="BallontekstChar" w:customStyle="1">
     <w:name w:val="Ballontekst Char"/>
     <w:basedOn w:val="Standaardalinea-lettertype"/>
     <w:link w:val="Ballontekst"/>
@@ -27981,7 +28002,7 @@
       <w14:ligatures w14:val="standardContextual"/>
     </w:rPr>
   </w:style>
-  <w:style w:type="character" w:customStyle="1" w:styleId="CitaatChar">
+  <w:style w:type="character" w:styleId="CitaatChar" w:customStyle="1">
     <w:name w:val="Citaat Char"/>
     <w:basedOn w:val="Standaardalinea-lettertype"/>
     <w:link w:val="Citaat"/>
@@ -28008,7 +28029,7 @@
     <w:rsid w:val="00EB5288"/>
     <w:pPr>
       <w:pBdr>
-        <w:bottom w:val="single" w:sz="4" w:space="4" w:color="156082" w:themeColor="accent1"/>
+        <w:bottom w:val="single" w:color="156082" w:themeColor="accent1" w:sz="4" w:space="4"/>
       </w:pBdr>
       <w:spacing w:before="200" w:after="280" w:line="240" w:lineRule="auto"/>
       <w:ind w:left="936" w:right="936"/>
@@ -28026,7 +28047,7 @@
       <w14:ligatures w14:val="standardContextual"/>
     </w:rPr>
   </w:style>
-  <w:style w:type="character" w:customStyle="1" w:styleId="DuidelijkcitaatChar">
+  <w:style w:type="character" w:styleId="DuidelijkcitaatChar" w:customStyle="1">
     <w:name w:val="Duidelijk citaat Char"/>
     <w:basedOn w:val="Standaardalinea-lettertype"/>
     <w:link w:val="Duidelijkcitaat"/>
@@ -28141,7 +28162,7 @@
       <w:spacing w:after="280" w:line="240" w:lineRule="auto"/>
     </w:pPr>
     <w:rPr>
-      <w:rFonts w:ascii="Lucida Sans" w:eastAsiaTheme="majorEastAsia" w:hAnsi="Lucida Sans" w:cstheme="majorBidi"/>
+      <w:rFonts w:ascii="Lucida Sans" w:hAnsi="Lucida Sans" w:eastAsiaTheme="majorEastAsia" w:cstheme="majorBidi"/>
       <w:i/>
       <w:iCs/>
       <w:color w:val="2891E1"/>
@@ -28151,14 +28172,14 @@
       <w14:ligatures w14:val="standardContextual"/>
     </w:rPr>
   </w:style>
-  <w:style w:type="character" w:customStyle="1" w:styleId="OndertitelChar">
+  <w:style w:type="character" w:styleId="OndertitelChar" w:customStyle="1">
     <w:name w:val="Ondertitel Char"/>
     <w:basedOn w:val="Standaardalinea-lettertype"/>
     <w:link w:val="Ondertitel"/>
     <w:uiPriority w:val="11"/>
     <w:rsid w:val="00EB5288"/>
     <w:rPr>
-      <w:rFonts w:ascii="Lucida Sans" w:eastAsiaTheme="majorEastAsia" w:hAnsi="Lucida Sans" w:cstheme="majorBidi"/>
+      <w:rFonts w:ascii="Lucida Sans" w:hAnsi="Lucida Sans" w:eastAsiaTheme="majorEastAsia" w:cstheme="majorBidi"/>
       <w:i/>
       <w:iCs/>
       <w:color w:val="2891E1"/>
@@ -28168,7 +28189,7 @@
       <w14:ligatures w14:val="standardContextual"/>
     </w:rPr>
   </w:style>
-  <w:style w:type="paragraph" w:customStyle="1" w:styleId="PNH6pt">
+  <w:style w:type="paragraph" w:styleId="PNH6pt" w:customStyle="1">
     <w:name w:val="PNH 6 pt"/>
     <w:basedOn w:val="Standaard"/>
     <w:next w:val="Standaard"/>
@@ -28184,7 +28205,7 @@
       <w14:ligatures w14:val="standardContextual"/>
     </w:rPr>
   </w:style>
-  <w:style w:type="paragraph" w:customStyle="1" w:styleId="PNH8pt">
+  <w:style w:type="paragraph" w:styleId="PNH8pt" w:customStyle="1">
     <w:name w:val="PNH 8 pt"/>
     <w:basedOn w:val="Standaard"/>
     <w:next w:val="Standaard"/>
@@ -28200,7 +28221,7 @@
       <w14:ligatures w14:val="standardContextual"/>
     </w:rPr>
   </w:style>
-  <w:style w:type="paragraph" w:customStyle="1" w:styleId="PNH8ptvet">
+  <w:style w:type="paragraph" w:styleId="PNH8ptvet" w:customStyle="1">
     <w:name w:val="PNH 8 pt vet"/>
     <w:basedOn w:val="Standaard"/>
     <w:next w:val="Standaard"/>
@@ -28255,13 +28276,13 @@
     <w:rsid w:val="00EB5288"/>
     <w:pPr>
       <w:pBdr>
-        <w:bottom w:val="single" w:sz="8" w:space="4" w:color="156082" w:themeColor="accent1"/>
+        <w:bottom w:val="single" w:color="156082" w:themeColor="accent1" w:sz="8" w:space="4"/>
       </w:pBdr>
       <w:spacing w:after="300" w:line="240" w:lineRule="auto"/>
       <w:contextualSpacing/>
     </w:pPr>
     <w:rPr>
-      <w:rFonts w:ascii="Lucida Sans" w:eastAsiaTheme="majorEastAsia" w:hAnsi="Lucida Sans" w:cstheme="majorBidi"/>
+      <w:rFonts w:ascii="Lucida Sans" w:hAnsi="Lucida Sans" w:eastAsiaTheme="majorEastAsia" w:cstheme="majorBidi"/>
       <w:color w:val="2891E1"/>
       <w:spacing w:val="5"/>
       <w:kern w:val="28"/>
@@ -28270,14 +28291,14 @@
       <w14:ligatures w14:val="standardContextual"/>
     </w:rPr>
   </w:style>
-  <w:style w:type="character" w:customStyle="1" w:styleId="TitelChar">
+  <w:style w:type="character" w:styleId="TitelChar" w:customStyle="1">
     <w:name w:val="Titel Char"/>
     <w:basedOn w:val="Standaardalinea-lettertype"/>
     <w:link w:val="Titel"/>
     <w:uiPriority w:val="10"/>
     <w:rsid w:val="00EB5288"/>
     <w:rPr>
-      <w:rFonts w:ascii="Lucida Sans" w:eastAsiaTheme="majorEastAsia" w:hAnsi="Lucida Sans" w:cstheme="majorBidi"/>
+      <w:rFonts w:ascii="Lucida Sans" w:hAnsi="Lucida Sans" w:eastAsiaTheme="majorEastAsia" w:cstheme="majorBidi"/>
       <w:color w:val="2891E1"/>
       <w:spacing w:val="5"/>
       <w:kern w:val="28"/>
@@ -28328,7 +28349,7 @@
       <w:outlineLvl w:val="9"/>
     </w:pPr>
     <w:rPr>
-      <w:rFonts w:ascii="Cambria" w:eastAsia="Times New Roman" w:hAnsi="Cambria" w:cs="Times New Roman"/>
+      <w:rFonts w:ascii="Cambria" w:hAnsi="Cambria" w:eastAsia="Times New Roman" w:cs="Times New Roman"/>
       <w:color w:val="365F91"/>
       <w:lang w:eastAsia="nl-NL"/>
     </w:rPr>
@@ -28381,7 +28402,7 @@
       <w:spacing w:after="0" w:line="240" w:lineRule="auto"/>
     </w:pPr>
   </w:style>
-  <w:style w:type="character" w:customStyle="1" w:styleId="KoptekstChar">
+  <w:style w:type="character" w:styleId="KoptekstChar" w:customStyle="1">
     <w:name w:val="Koptekst Char"/>
     <w:basedOn w:val="Standaardalinea-lettertype"/>
     <w:link w:val="Koptekst"/>
@@ -28403,7 +28424,7 @@
       <w:spacing w:after="0" w:line="240" w:lineRule="auto"/>
     </w:pPr>
   </w:style>
-  <w:style w:type="character" w:customStyle="1" w:styleId="VoettekstChar">
+  <w:style w:type="character" w:styleId="VoettekstChar" w:customStyle="1">
     <w:name w:val="Voettekst Char"/>
     <w:basedOn w:val="Standaardalinea-lettertype"/>
     <w:link w:val="Voettekst"/>
@@ -28428,7 +28449,7 @@
       <w14:ligatures w14:val="standardContextual"/>
     </w:rPr>
   </w:style>
-  <w:style w:type="character" w:customStyle="1" w:styleId="TekstopmerkingChar">
+  <w:style w:type="character" w:styleId="TekstopmerkingChar" w:customStyle="1">
     <w:name w:val="Tekst opmerking Char"/>
     <w:basedOn w:val="Standaardalinea-lettertype"/>
     <w:link w:val="Tekstopmerking"/>
@@ -28496,7 +28517,7 @@
       <w:bCs/>
     </w:rPr>
   </w:style>
-  <w:style w:type="character" w:customStyle="1" w:styleId="OnderwerpvanopmerkingChar">
+  <w:style w:type="character" w:styleId="OnderwerpvanopmerkingChar" w:customStyle="1">
     <w:name w:val="Onderwerp van opmerking Char"/>
     <w:basedOn w:val="TekstopmerkingChar"/>
     <w:link w:val="Onderwerpvanopmerking"/>
@@ -28525,12 +28546,12 @@
       <w:tblStyleRowBandSize w:val="1"/>
       <w:tblStyleColBandSize w:val="1"/>
       <w:tblBorders>
-        <w:top w:val="single" w:sz="4" w:space="0" w:color="BFBFBF" w:themeColor="background1" w:themeShade="BF"/>
-        <w:left w:val="single" w:sz="4" w:space="0" w:color="BFBFBF" w:themeColor="background1" w:themeShade="BF"/>
-        <w:bottom w:val="single" w:sz="4" w:space="0" w:color="BFBFBF" w:themeColor="background1" w:themeShade="BF"/>
-        <w:right w:val="single" w:sz="4" w:space="0" w:color="BFBFBF" w:themeColor="background1" w:themeShade="BF"/>
-        <w:insideH w:val="single" w:sz="4" w:space="0" w:color="BFBFBF" w:themeColor="background1" w:themeShade="BF"/>
-        <w:insideV w:val="single" w:sz="4" w:space="0" w:color="BFBFBF" w:themeColor="background1" w:themeShade="BF"/>
+        <w:top w:val="single" w:color="BFBFBF" w:themeColor="background1" w:themeShade="BF" w:sz="4" w:space="0"/>
+        <w:left w:val="single" w:color="BFBFBF" w:themeColor="background1" w:themeShade="BF" w:sz="4" w:space="0"/>
+        <w:bottom w:val="single" w:color="BFBFBF" w:themeColor="background1" w:themeShade="BF" w:sz="4" w:space="0"/>
+        <w:right w:val="single" w:color="BFBFBF" w:themeColor="background1" w:themeShade="BF" w:sz="4" w:space="0"/>
+        <w:insideH w:val="single" w:color="BFBFBF" w:themeColor="background1" w:themeShade="BF" w:sz="4" w:space="0"/>
+        <w:insideV w:val="single" w:color="BFBFBF" w:themeColor="background1" w:themeShade="BF" w:sz="4" w:space="0"/>
       </w:tblBorders>
     </w:tblPr>
     <w:tblStylePr w:type="firstRow">
@@ -28547,7 +28568,7 @@
       <w:tblPr/>
       <w:tcPr>
         <w:tcBorders>
-          <w:top w:val="double" w:sz="4" w:space="0" w:color="BFBFBF" w:themeColor="background1" w:themeShade="BF"/>
+          <w:top w:val="double" w:color="BFBFBF" w:themeColor="background1" w:themeShade="BF" w:sz="4" w:space="0"/>
         </w:tcBorders>
       </w:tcPr>
     </w:tblStylePr>
@@ -28637,12 +28658,12 @@
     </w:rPr>
     <w:tblPr>
       <w:tblBorders>
-        <w:top w:val="single" w:sz="4" w:space="0" w:color="auto"/>
-        <w:left w:val="single" w:sz="4" w:space="0" w:color="auto"/>
-        <w:bottom w:val="single" w:sz="4" w:space="0" w:color="auto"/>
-        <w:right w:val="single" w:sz="4" w:space="0" w:color="auto"/>
-        <w:insideH w:val="single" w:sz="4" w:space="0" w:color="auto"/>
-        <w:insideV w:val="single" w:sz="4" w:space="0" w:color="auto"/>
+        <w:top w:val="single" w:color="auto" w:sz="4" w:space="0"/>
+        <w:left w:val="single" w:color="auto" w:sz="4" w:space="0"/>
+        <w:bottom w:val="single" w:color="auto" w:sz="4" w:space="0"/>
+        <w:right w:val="single" w:color="auto" w:sz="4" w:space="0"/>
+        <w:insideH w:val="single" w:color="auto" w:sz="4" w:space="0"/>
+        <w:insideV w:val="single" w:color="auto" w:sz="4" w:space="0"/>
       </w:tblBorders>
     </w:tblPr>
   </w:style>
@@ -28691,7 +28712,7 @@
       <w:u w:val="single"/>
     </w:rPr>
   </w:style>
-  <w:style w:type="paragraph" w:customStyle="1" w:styleId="pf0">
+  <w:style w:type="paragraph" w:styleId="pf0" w:customStyle="1">
     <w:name w:val="pf0"/>
     <w:basedOn w:val="Standaard"/>
     <w:rsid w:val="002F6319"/>
@@ -28699,16 +28720,16 @@
       <w:spacing w:before="100" w:beforeAutospacing="1" w:after="100" w:afterAutospacing="1" w:line="240" w:lineRule="auto"/>
     </w:pPr>
     <w:rPr>
-      <w:rFonts w:ascii="Times New Roman" w:eastAsia="Times New Roman" w:hAnsi="Times New Roman" w:cs="Times New Roman"/>
+      <w:rFonts w:ascii="Times New Roman" w:hAnsi="Times New Roman" w:eastAsia="Times New Roman" w:cs="Times New Roman"/>
       <w:lang w:eastAsia="nl-NL"/>
     </w:rPr>
   </w:style>
-  <w:style w:type="character" w:customStyle="1" w:styleId="cf01">
+  <w:style w:type="character" w:styleId="cf01" w:customStyle="1">
     <w:name w:val="cf01"/>
     <w:basedOn w:val="Standaardalinea-lettertype"/>
     <w:rsid w:val="002F6319"/>
     <w:rPr>
-      <w:rFonts w:ascii="Segoe UI" w:hAnsi="Segoe UI" w:cs="Segoe UI" w:hint="default"/>
+      <w:rFonts w:hint="default" w:ascii="Segoe UI" w:hAnsi="Segoe UI" w:cs="Segoe UI"/>
       <w:sz w:val="18"/>
       <w:szCs w:val="18"/>
     </w:rPr>
@@ -28717,7 +28738,7 @@
 </file>
 
 <file path=word/theme/theme1.xml><?xml version="1.0" encoding="utf-8"?>
-<a:theme xmlns:a="http://schemas.openxmlformats.org/drawingml/2006/main" name="Office Theme">
+<a:theme xmlns:a="http://schemas.openxmlformats.org/drawingml/2006/main" xmlns:thm15="http://schemas.microsoft.com/office/thememl/2012/main" name="Office Theme">
   <a:themeElements>
     <a:clrScheme name="Office">
       <a:dk1>
@@ -29028,8 +29049,8 @@
 </file>
 
 <file path=customXml/item2.xml><?xml version="1.0" encoding="utf-8"?>
-<ct:contentTypeSchema xmlns:ct="http://schemas.microsoft.com/office/2006/metadata/contentType" xmlns:ma="http://schemas.microsoft.com/office/2006/metadata/properties/metaAttributes" ct:_="" ma:_="" ma:contentTypeName="Word bestand" ma:contentTypeID="0x0101006261D5E71047644AB60DEC2636D6DD7300FFC26B448E746B41B5A8C8BE8BEA6F77" ma:contentTypeVersion="444" ma:contentTypeDescription="" ma:contentTypeScope="" ma:versionID="46b2013a712e8fd4c2a9cdd5480355fc">
-  <xsd:schema xmlns:xsd="http://www.w3.org/2001/XMLSchema" xmlns:xs="http://www.w3.org/2001/XMLSchema" xmlns:p="http://schemas.microsoft.com/office/2006/metadata/properties" xmlns:ns1="http://schemas.microsoft.com/sharepoint/v3" xmlns:ns2="b651a5c8-18d1-4676-949b-b33c2c763b6d" xmlns:ns3="c82b6fc5-cb4b-49ce-9392-588340e87e0a" xmlns:ns4="6daa60e2-bd58-4dcb-97ac-d16bd0a0cc7d" xmlns:ns5="d7a187d9-a854-4467-9103-8adc49ee9a7f" targetNamespace="http://schemas.microsoft.com/office/2006/metadata/properties" ma:root="true" ma:fieldsID="3eeec292888eeed2a19761a4edbfa4c9" ns1:_="" ns2:_="" ns3:_="" ns4:_="" ns5:_="">
+<ct:contentTypeSchema xmlns:ct="http://schemas.microsoft.com/office/2006/metadata/contentType" xmlns:ma="http://schemas.microsoft.com/office/2006/metadata/properties/metaAttributes" ct:_="" ma:_="" ma:contentTypeName="Word bestand" ma:contentTypeID="0x0101006261D5E71047644AB60DEC2636D6DD7300FFC26B448E746B41B5A8C8BE8BEA6F77" ma:contentTypeVersion="456" ma:contentTypeDescription="" ma:contentTypeScope="" ma:versionID="589959bff1bee3c7aba9249234dcdba8">
+  <xsd:schema xmlns:xsd="http://www.w3.org/2001/XMLSchema" xmlns:xs="http://www.w3.org/2001/XMLSchema" xmlns:p="http://schemas.microsoft.com/office/2006/metadata/properties" xmlns:ns1="http://schemas.microsoft.com/sharepoint/v3" xmlns:ns2="b651a5c8-18d1-4676-949b-b33c2c763b6d" xmlns:ns3="c82b6fc5-cb4b-49ce-9392-588340e87e0a" xmlns:ns4="6daa60e2-bd58-4dcb-97ac-d16bd0a0cc7d" xmlns:ns5="d7a187d9-a854-4467-9103-8adc49ee9a7f" targetNamespace="http://schemas.microsoft.com/office/2006/metadata/properties" ma:root="true" ma:fieldsID="d0337edc4bd348af5cf77764dfa625e9" ns1:_="" ns2:_="" ns3:_="" ns4:_="" ns5:_="">
     <xsd:import namespace="http://schemas.microsoft.com/sharepoint/v3"/>
     <xsd:import namespace="b651a5c8-18d1-4676-949b-b33c2c763b6d"/>
     <xsd:import namespace="c82b6fc5-cb4b-49ce-9392-588340e87e0a"/>
@@ -29079,12 +29100,6 @@
                 <xsd:element ref="ns2:cacfb565f8424c199369c1c3170d561c" minOccurs="0"/>
                 <xsd:element ref="ns2:TaxCatchAll" minOccurs="0"/>
                 <xsd:element ref="ns2:TaxCatchAllLabel" minOccurs="0"/>
-                <xsd:element ref="ns3:Subcategorie" minOccurs="0"/>
-                <xsd:element ref="ns3:lcf76f155ced4ddcb4097134ff3c332f" minOccurs="0"/>
-                <xsd:element ref="ns3:MediaServiceObjectDetectorVersions" minOccurs="0"/>
-                <xsd:element ref="ns3:MediaServiceEventHashCode" minOccurs="0"/>
-                <xsd:element ref="ns3:Assetgroep" minOccurs="0"/>
-                <xsd:element ref="ns3:MediaServiceGenerationTime" minOccurs="0"/>
                 <xsd:element ref="ns1:TagEventDate" minOccurs="0"/>
                 <xsd:element ref="ns3:Categorie" minOccurs="0"/>
                 <xsd:element ref="ns3:Subassetgroep" minOccurs="0"/>
@@ -29097,6 +29112,12 @@
                 <xsd:element ref="ns3:MediaServiceSearchProperties" minOccurs="0"/>
                 <xsd:element ref="ns3:MediaServiceMetadata" minOccurs="0"/>
                 <xsd:element ref="ns3:MediaServiceFastMetadata" minOccurs="0"/>
+                <xsd:element ref="ns3:lcf76f155ced4ddcb4097134ff3c332f" minOccurs="0"/>
+                <xsd:element ref="ns3:MediaServiceObjectDetectorVersions" minOccurs="0"/>
+                <xsd:element ref="ns3:Subcategorie" minOccurs="0"/>
+                <xsd:element ref="ns3:Assetgroep" minOccurs="0"/>
+                <xsd:element ref="ns3:MediaServiceGenerationTime" minOccurs="0"/>
+                <xsd:element ref="ns3:MediaServiceEventHashCode" minOccurs="0"/>
                 <xsd:element ref="ns5:_dlc_DocId" minOccurs="0"/>
                 <xsd:element ref="ns5:_dlc_DocIdUrl" minOccurs="0"/>
                 <xsd:element ref="ns5:_dlc_DocIdPersistId" minOccurs="0"/>
@@ -29110,7 +29131,7 @@
   <xsd:schema xmlns:xsd="http://www.w3.org/2001/XMLSchema" xmlns:xs="http://www.w3.org/2001/XMLSchema" xmlns:dms="http://schemas.microsoft.com/office/2006/documentManagement/types" xmlns:pc="http://schemas.microsoft.com/office/infopath/2007/PartnerControls" targetNamespace="http://schemas.microsoft.com/sharepoint/v3" elementFormDefault="qualified">
     <xsd:import namespace="http://schemas.microsoft.com/office/2006/documentManagement/types"/>
     <xsd:import namespace="http://schemas.microsoft.com/office/infopath/2007/PartnerControls"/>
-    <xsd:element name="TagEventDate" ma:index="62" nillable="true" ma:displayName="Label Datum van gebeurtenis" ma:hidden="true" ma:internalName="TagEventDate" ma:readOnly="true">
+    <xsd:element name="TagEventDate" ma:index="56" nillable="true" ma:displayName="Label Datum van gebeurtenis" ma:hidden="true" ma:internalName="TagEventDate" ma:readOnly="true">
       <xsd:simpleType>
         <xsd:restriction base="dms:DateTime"/>
       </xsd:simpleType>
@@ -29375,7 +29396,124 @@
   <xsd:schema xmlns:xsd="http://www.w3.org/2001/XMLSchema" xmlns:xs="http://www.w3.org/2001/XMLSchema" xmlns:dms="http://schemas.microsoft.com/office/2006/documentManagement/types" xmlns:pc="http://schemas.microsoft.com/office/infopath/2007/PartnerControls" targetNamespace="c82b6fc5-cb4b-49ce-9392-588340e87e0a" elementFormDefault="qualified">
     <xsd:import namespace="http://schemas.microsoft.com/office/2006/documentManagement/types"/>
     <xsd:import namespace="http://schemas.microsoft.com/office/infopath/2007/PartnerControls"/>
-    <xsd:element name="Subcategorie" ma:index="56" nillable="true" ma:displayName="Sub categorie" ma:format="Dropdown" ma:internalName="Subcategorie">
+    <xsd:element name="Categorie" ma:index="58" nillable="true" ma:displayName="Categorie" ma:format="Dropdown" ma:internalName="Categorie">
+      <xsd:complexType>
+        <xsd:complexContent>
+          <xsd:extension base="dms:MultiChoice">
+            <xsd:sequence>
+              <xsd:element name="Value" maxOccurs="unbounded" minOccurs="0" nillable="true">
+                <xsd:simpleType>
+                  <xsd:restriction base="dms:Choice">
+                    <xsd:enumeration value="Project Gisib LTAP wegen"/>
+                    <xsd:enumeration value="Project AD5"/>
+                    <xsd:enumeration value="Projectorganisatie"/>
+                    <xsd:enumeration value="Areaallijst"/>
+                  </xsd:restriction>
+                </xsd:simpleType>
+              </xsd:element>
+            </xsd:sequence>
+          </xsd:extension>
+        </xsd:complexContent>
+      </xsd:complexType>
+    </xsd:element>
+    <xsd:element name="Subassetgroep" ma:index="59" nillable="true" ma:displayName="Sub assetgroep" ma:format="Dropdown" ma:internalName="Subassetgroep">
+      <xsd:complexType>
+        <xsd:complexContent>
+          <xsd:extension base="dms:MultiChoice">
+            <xsd:sequence>
+              <xsd:element name="Value" maxOccurs="unbounded" minOccurs="0" nillable="true">
+                <xsd:simpleType>
+                  <xsd:restriction base="dms:Choice">
+                    <xsd:enumeration value="Wegen"/>
+                    <xsd:enumeration value="Kunstwerken vast"/>
+                    <xsd:enumeration value="Kunstwerken beweegbaar"/>
+                    <xsd:enumeration value="VRI"/>
+                    <xsd:enumeration value="OVL"/>
+                    <xsd:enumeration value="Vaarwegen"/>
+                    <xsd:enumeration value="Bodem"/>
+                    <xsd:enumeration value="Groen vlakken"/>
+                    <xsd:enumeration value="bomen"/>
+                    <xsd:enumeration value="Verkeersvoorzieningen"/>
+                    <xsd:enumeration value="Ecologie"/>
+                    <xsd:enumeration value="Integraal"/>
+                  </xsd:restriction>
+                </xsd:simpleType>
+              </xsd:element>
+            </xsd:sequence>
+          </xsd:extension>
+        </xsd:complexContent>
+      </xsd:complexType>
+    </xsd:element>
+    <xsd:element name="Projectonderdeel" ma:index="60" nillable="true" ma:displayName="Project onderdeel" ma:format="Dropdown" ma:internalName="Projectonderdeel">
+      <xsd:complexType>
+        <xsd:complexContent>
+          <xsd:extension base="dms:MultiChoice">
+            <xsd:sequence>
+              <xsd:element name="Value" maxOccurs="unbounded" minOccurs="0" nillable="true">
+                <xsd:simpleType>
+                  <xsd:restriction base="dms:Choice">
+                    <xsd:enumeration value="Informatiebehoefte"/>
+                    <xsd:enumeration value="AD5"/>
+                    <xsd:enumeration value="Gisib"/>
+                    <xsd:enumeration value="Proces en onragnisatie"/>
+                  </xsd:restriction>
+                </xsd:simpleType>
+              </xsd:element>
+            </xsd:sequence>
+          </xsd:extension>
+        </xsd:complexContent>
+      </xsd:complexType>
+    </xsd:element>
+    <xsd:element name="Stadium" ma:index="62" nillable="true" ma:displayName="Stadium" ma:default="Nieuw" ma:description="Fase in het ontwikkelproces" ma:format="RadioButtons" ma:internalName="Stadium">
+      <xsd:simpleType>
+        <xsd:restriction base="dms:Choice">
+          <xsd:enumeration value="Nieuw"/>
+          <xsd:enumeration value="Te behandelen"/>
+          <xsd:enumeration value="In opbouw"/>
+          <xsd:enumeration value="Toetsing"/>
+          <xsd:enumeration value="Akkoord"/>
+          <xsd:enumeration value="Afgehandeld"/>
+        </xsd:restriction>
+      </xsd:simpleType>
+    </xsd:element>
+    <xsd:element name="MediaServiceDateTaken" ma:index="63" nillable="true" ma:displayName="MediaServiceDateTaken" ma:hidden="true" ma:indexed="true" ma:internalName="MediaServiceDateTaken" ma:readOnly="true">
+      <xsd:simpleType>
+        <xsd:restriction base="dms:Text"/>
+      </xsd:simpleType>
+    </xsd:element>
+    <xsd:element name="MediaLengthInSeconds" ma:index="64" nillable="true" ma:displayName="MediaLengthInSeconds" ma:hidden="true" ma:internalName="MediaLengthInSeconds" ma:readOnly="true">
+      <xsd:simpleType>
+        <xsd:restriction base="dms:Unknown"/>
+      </xsd:simpleType>
+    </xsd:element>
+    <xsd:element name="MediaServiceSearchProperties" ma:index="66" nillable="true" ma:displayName="MediaServiceSearchProperties" ma:hidden="true" ma:internalName="MediaServiceSearchProperties" ma:readOnly="true">
+      <xsd:simpleType>
+        <xsd:restriction base="dms:Note"/>
+      </xsd:simpleType>
+    </xsd:element>
+    <xsd:element name="MediaServiceMetadata" ma:index="67" nillable="true" ma:displayName="MediaServiceMetadata" ma:hidden="true" ma:internalName="MediaServiceMetadata" ma:readOnly="true">
+      <xsd:simpleType>
+        <xsd:restriction base="dms:Note"/>
+      </xsd:simpleType>
+    </xsd:element>
+    <xsd:element name="MediaServiceFastMetadata" ma:index="68" nillable="true" ma:displayName="MediaServiceFastMetadata" ma:hidden="true" ma:internalName="MediaServiceFastMetadata" ma:readOnly="true">
+      <xsd:simpleType>
+        <xsd:restriction base="dms:Note"/>
+      </xsd:simpleType>
+    </xsd:element>
+    <xsd:element name="lcf76f155ced4ddcb4097134ff3c332f" ma:index="69" nillable="true" ma:taxonomy="true" ma:internalName="lcf76f155ced4ddcb4097134ff3c332f" ma:taxonomyFieldName="MediaServiceImageTags" ma:displayName="Afbeeldingtags" ma:readOnly="false" ma:fieldId="{5cf76f15-5ced-4ddc-b409-7134ff3c332f}" ma:taxonomyMulti="true" ma:sspId="2137f917-9df2-4fce-b447-1341bd3a5c8c" ma:termSetId="09814cd3-568e-fe90-9814-8d621ff8fb84" ma:anchorId="fba54fb3-c3e1-fe81-a776-ca4b69148c4d" ma:open="true" ma:isKeyword="false">
+      <xsd:complexType>
+        <xsd:sequence>
+          <xsd:element ref="pc:Terms" minOccurs="0" maxOccurs="1"/>
+        </xsd:sequence>
+      </xsd:complexType>
+    </xsd:element>
+    <xsd:element name="MediaServiceObjectDetectorVersions" ma:index="70" nillable="true" ma:displayName="MediaServiceObjectDetectorVersions" ma:hidden="true" ma:indexed="true" ma:internalName="MediaServiceObjectDetectorVersions" ma:readOnly="true">
+      <xsd:simpleType>
+        <xsd:restriction base="dms:Text"/>
+      </xsd:simpleType>
+    </xsd:element>
+    <xsd:element name="Subcategorie" ma:index="71" nillable="true" ma:displayName="Sub categorie" ma:format="Dropdown" ma:internalName="Subcategorie">
       <xsd:complexType>
         <xsd:complexContent>
           <xsd:extension base="dms:MultiChoice">
@@ -29407,24 +29545,7 @@
         </xsd:complexContent>
       </xsd:complexType>
     </xsd:element>
-    <xsd:element name="lcf76f155ced4ddcb4097134ff3c332f" ma:index="57" nillable="true" ma:taxonomy="true" ma:internalName="lcf76f155ced4ddcb4097134ff3c332f" ma:taxonomyFieldName="MediaServiceImageTags" ma:displayName="Afbeeldingtags" ma:readOnly="false" ma:fieldId="{5cf76f15-5ced-4ddc-b409-7134ff3c332f}" ma:taxonomyMulti="true" ma:sspId="2137f917-9df2-4fce-b447-1341bd3a5c8c" ma:termSetId="09814cd3-568e-fe90-9814-8d621ff8fb84" ma:anchorId="fba54fb3-c3e1-fe81-a776-ca4b69148c4d" ma:open="true" ma:isKeyword="false">
-      <xsd:complexType>
-        <xsd:sequence>
-          <xsd:element ref="pc:Terms" minOccurs="0" maxOccurs="1"/>
-        </xsd:sequence>
-      </xsd:complexType>
-    </xsd:element>
-    <xsd:element name="MediaServiceObjectDetectorVersions" ma:index="58" nillable="true" ma:displayName="MediaServiceObjectDetectorVersions" ma:hidden="true" ma:indexed="true" ma:internalName="MediaServiceObjectDetectorVersions" ma:readOnly="true">
-      <xsd:simpleType>
-        <xsd:restriction base="dms:Text"/>
-      </xsd:simpleType>
-    </xsd:element>
-    <xsd:element name="MediaServiceEventHashCode" ma:index="59" nillable="true" ma:displayName="MediaServiceEventHashCode" ma:hidden="true" ma:internalName="MediaServiceEventHashCode" ma:readOnly="true">
-      <xsd:simpleType>
-        <xsd:restriction base="dms:Text"/>
-      </xsd:simpleType>
-    </xsd:element>
-    <xsd:element name="Assetgroep" ma:index="60" nillable="true" ma:displayName="Assetgroep" ma:format="Dropdown" ma:internalName="Assetgroep" ma:readOnly="false">
+    <xsd:element name="Assetgroep" ma:index="72" nillable="true" ma:displayName="Assetgroep" ma:format="Dropdown" ma:internalName="Assetgroep" ma:readOnly="false">
       <xsd:complexType>
         <xsd:complexContent>
           <xsd:extension base="dms:MultiChoice">
@@ -29435,10 +29556,12 @@
                     <xsd:enumeration value="Wegen"/>
                     <xsd:enumeration value="Kunstwerken"/>
                     <xsd:enumeration value="Vaarwegen"/>
-                    <xsd:enumeration value="(vaar)wegkantsysteem"/>
-                    <xsd:enumeration value="Bodem"/>
                     <xsd:enumeration value="Groen"/>
                     <xsd:enumeration value="Integraal"/>
+                    <xsd:enumeration value="Inspecties"/>
+                    <xsd:enumeration value="Overig"/>
+                    <xsd:enumeration value="Algemeen"/>
+                    <xsd:enumeration value="Elektrotechniek"/>
                   </xsd:restriction>
                 </xsd:simpleType>
               </xsd:element>
@@ -29447,128 +29570,28 @@
         </xsd:complexContent>
       </xsd:complexType>
     </xsd:element>
-    <xsd:element name="MediaServiceGenerationTime" ma:index="61" nillable="true" ma:displayName="MediaServiceGenerationTime" ma:hidden="true" ma:internalName="MediaServiceGenerationTime" ma:readOnly="true">
+    <xsd:element name="MediaServiceGenerationTime" ma:index="73" nillable="true" ma:displayName="MediaServiceGenerationTime" ma:hidden="true" ma:internalName="MediaServiceGenerationTime" ma:readOnly="true">
       <xsd:simpleType>
         <xsd:restriction base="dms:Text"/>
       </xsd:simpleType>
     </xsd:element>
-    <xsd:element name="Categorie" ma:index="64" nillable="true" ma:displayName="Categorie" ma:format="Dropdown" ma:internalName="Categorie">
-      <xsd:complexType>
-        <xsd:complexContent>
-          <xsd:extension base="dms:MultiChoice">
-            <xsd:sequence>
-              <xsd:element name="Value" maxOccurs="unbounded" minOccurs="0" nillable="true">
-                <xsd:simpleType>
-                  <xsd:restriction base="dms:Choice">
-                    <xsd:enumeration value="Project Gisib LTAP wegen"/>
-                    <xsd:enumeration value="Project AD5"/>
-                    <xsd:enumeration value="Projectorganisatie"/>
-                    <xsd:enumeration value="Areaallijst"/>
-                  </xsd:restriction>
-                </xsd:simpleType>
-              </xsd:element>
-            </xsd:sequence>
-          </xsd:extension>
-        </xsd:complexContent>
-      </xsd:complexType>
-    </xsd:element>
-    <xsd:element name="Subassetgroep" ma:index="65" nillable="true" ma:displayName="Sub assetgroep" ma:format="Dropdown" ma:internalName="Subassetgroep">
-      <xsd:complexType>
-        <xsd:complexContent>
-          <xsd:extension base="dms:MultiChoice">
-            <xsd:sequence>
-              <xsd:element name="Value" maxOccurs="unbounded" minOccurs="0" nillable="true">
-                <xsd:simpleType>
-                  <xsd:restriction base="dms:Choice">
-                    <xsd:enumeration value="Wegen"/>
-                    <xsd:enumeration value="Kunstwerken vast"/>
-                    <xsd:enumeration value="Kunstwerken beweegbaar"/>
-                    <xsd:enumeration value="VRI"/>
-                    <xsd:enumeration value="OVL"/>
-                    <xsd:enumeration value="Vaarwegen"/>
-                    <xsd:enumeration value="Bodem"/>
-                    <xsd:enumeration value="Groen vlakken"/>
-                    <xsd:enumeration value="bomen"/>
-                    <xsd:enumeration value="Verkeersvoorzieningen"/>
-                    <xsd:enumeration value="Ecologie"/>
-                    <xsd:enumeration value="Integraal"/>
-                  </xsd:restriction>
-                </xsd:simpleType>
-              </xsd:element>
-            </xsd:sequence>
-          </xsd:extension>
-        </xsd:complexContent>
-      </xsd:complexType>
-    </xsd:element>
-    <xsd:element name="Projectonderdeel" ma:index="66" nillable="true" ma:displayName="Project onderdeel" ma:format="Dropdown" ma:internalName="Projectonderdeel">
-      <xsd:complexType>
-        <xsd:complexContent>
-          <xsd:extension base="dms:MultiChoice">
-            <xsd:sequence>
-              <xsd:element name="Value" maxOccurs="unbounded" minOccurs="0" nillable="true">
-                <xsd:simpleType>
-                  <xsd:restriction base="dms:Choice">
-                    <xsd:enumeration value="Informatiebehoefte"/>
-                    <xsd:enumeration value="AD5"/>
-                    <xsd:enumeration value="Gisib"/>
-                    <xsd:enumeration value="Proces en onragnisatie"/>
-                  </xsd:restriction>
-                </xsd:simpleType>
-              </xsd:element>
-            </xsd:sequence>
-          </xsd:extension>
-        </xsd:complexContent>
-      </xsd:complexType>
-    </xsd:element>
-    <xsd:element name="Stadium" ma:index="68" nillable="true" ma:displayName="Stadium" ma:default="Nieuw" ma:description="Fase in het ontwikkelproces" ma:format="RadioButtons" ma:internalName="Stadium">
-      <xsd:simpleType>
-        <xsd:restriction base="dms:Choice">
-          <xsd:enumeration value="Nieuw"/>
-          <xsd:enumeration value="Te behandelen"/>
-          <xsd:enumeration value="In opbouw"/>
-          <xsd:enumeration value="Toetsing"/>
-          <xsd:enumeration value="Akkoord"/>
-          <xsd:enumeration value="Afgehandeld"/>
-        </xsd:restriction>
-      </xsd:simpleType>
-    </xsd:element>
-    <xsd:element name="MediaServiceDateTaken" ma:index="69" nillable="true" ma:displayName="MediaServiceDateTaken" ma:hidden="true" ma:indexed="true" ma:internalName="MediaServiceDateTaken" ma:readOnly="true">
+    <xsd:element name="MediaServiceEventHashCode" ma:index="74" nillable="true" ma:displayName="MediaServiceEventHashCode" ma:hidden="true" ma:internalName="MediaServiceEventHashCode" ma:readOnly="true">
       <xsd:simpleType>
         <xsd:restriction base="dms:Text"/>
-      </xsd:simpleType>
-    </xsd:element>
-    <xsd:element name="MediaLengthInSeconds" ma:index="70" nillable="true" ma:displayName="MediaLengthInSeconds" ma:hidden="true" ma:internalName="MediaLengthInSeconds" ma:readOnly="true">
-      <xsd:simpleType>
-        <xsd:restriction base="dms:Unknown"/>
-      </xsd:simpleType>
-    </xsd:element>
-    <xsd:element name="MediaServiceSearchProperties" ma:index="72" nillable="true" ma:displayName="MediaServiceSearchProperties" ma:hidden="true" ma:internalName="MediaServiceSearchProperties" ma:readOnly="true">
-      <xsd:simpleType>
-        <xsd:restriction base="dms:Note"/>
-      </xsd:simpleType>
-    </xsd:element>
-    <xsd:element name="MediaServiceMetadata" ma:index="73" nillable="true" ma:displayName="MediaServiceMetadata" ma:hidden="true" ma:internalName="MediaServiceMetadata" ma:readOnly="true">
-      <xsd:simpleType>
-        <xsd:restriction base="dms:Note"/>
-      </xsd:simpleType>
-    </xsd:element>
-    <xsd:element name="MediaServiceFastMetadata" ma:index="74" nillable="true" ma:displayName="MediaServiceFastMetadata" ma:hidden="true" ma:internalName="MediaServiceFastMetadata" ma:readOnly="true">
-      <xsd:simpleType>
-        <xsd:restriction base="dms:Note"/>
       </xsd:simpleType>
     </xsd:element>
   </xsd:schema>
   <xsd:schema xmlns:xsd="http://www.w3.org/2001/XMLSchema" xmlns:xs="http://www.w3.org/2001/XMLSchema" xmlns:dms="http://schemas.microsoft.com/office/2006/documentManagement/types" xmlns:pc="http://schemas.microsoft.com/office/infopath/2007/PartnerControls" targetNamespace="6daa60e2-bd58-4dcb-97ac-d16bd0a0cc7d" elementFormDefault="qualified">
     <xsd:import namespace="http://schemas.microsoft.com/office/2006/documentManagement/types"/>
     <xsd:import namespace="http://schemas.microsoft.com/office/infopath/2007/PartnerControls"/>
-    <xsd:element name="SharedWithDetails" ma:index="67" nillable="true" ma:displayName="Gedeeld met details" ma:internalName="SharedWithDetails" ma:readOnly="true">
+    <xsd:element name="SharedWithDetails" ma:index="61" nillable="true" ma:displayName="Gedeeld met details" ma:internalName="SharedWithDetails" ma:readOnly="true">
       <xsd:simpleType>
         <xsd:restriction base="dms:Note">
           <xsd:maxLength value="255"/>
         </xsd:restriction>
       </xsd:simpleType>
     </xsd:element>
-    <xsd:element name="SharedWithUsers" ma:index="71" nillable="true" ma:displayName="Gedeeld met" ma:internalName="SharedWithUsers" ma:readOnly="true">
+    <xsd:element name="SharedWithUsers" ma:index="65" nillable="true" ma:displayName="Gedeeld met" ma:internalName="SharedWithUsers" ma:readOnly="true">
       <xsd:complexType>
         <xsd:complexContent>
           <xsd:extension base="dms:UserMulti">
@@ -29823,25 +29846,7 @@
 </file>
 
 <file path=customXml/itemProps2.xml><?xml version="1.0" encoding="utf-8"?>
-<ds:datastoreItem xmlns:ds="http://schemas.openxmlformats.org/officeDocument/2006/customXml" ds:itemID="{350BDE34-E752-4BFA-9D2F-726D6271ADD0}">
-  <ds:schemaRefs>
-    <ds:schemaRef ds:uri="http://schemas.microsoft.com/office/2006/metadata/contentType"/>
-    <ds:schemaRef ds:uri="http://schemas.microsoft.com/office/2006/metadata/properties/metaAttributes"/>
-    <ds:schemaRef ds:uri="http://www.w3.org/2001/XMLSchema"/>
-    <ds:schemaRef ds:uri="http://schemas.microsoft.com/office/2006/metadata/properties"/>
-    <ds:schemaRef ds:uri="http://schemas.microsoft.com/sharepoint/v3"/>
-    <ds:schemaRef ds:uri="b651a5c8-18d1-4676-949b-b33c2c763b6d"/>
-    <ds:schemaRef ds:uri="c82b6fc5-cb4b-49ce-9392-588340e87e0a"/>
-    <ds:schemaRef ds:uri="6daa60e2-bd58-4dcb-97ac-d16bd0a0cc7d"/>
-    <ds:schemaRef ds:uri="d7a187d9-a854-4467-9103-8adc49ee9a7f"/>
-    <ds:schemaRef ds:uri="http://schemas.microsoft.com/office/2006/documentManagement/types"/>
-    <ds:schemaRef ds:uri="http://schemas.microsoft.com/office/infopath/2007/PartnerControls"/>
-    <ds:schemaRef ds:uri="http://schemas.openxmlformats.org/package/2006/metadata/core-properties"/>
-    <ds:schemaRef ds:uri="http://purl.org/dc/elements/1.1/"/>
-    <ds:schemaRef ds:uri="http://purl.org/dc/terms/"/>
-    <ds:schemaRef ds:uri="http://schemas.microsoft.com/internal/obd"/>
-  </ds:schemaRefs>
-</ds:datastoreItem>
+<ds:datastoreItem xmlns:ds="http://schemas.openxmlformats.org/officeDocument/2006/customXml" ds:itemID="{5DF67DC0-B3D4-4F9B-AC2C-89D85933D3CC}"/>
 </file>
 
 <file path=customXml/itemProps3.xml><?xml version="1.0" encoding="utf-8"?>
